--- a/7-技术管理/运行记录类文件/TXHS-07-03-2025年度运维服务技术研发报告.docx
+++ b/7-技术管理/运行记录类文件/TXHS-07-03-2025年度运维服务技术研发报告.docx
@@ -1,10 +1,11 @@
 
 <file path=word/document.xml><?xml version="1.0" encoding="utf-8"?>
-<w:document xmlns:wpc="http://schemas.microsoft.com/office/word/2010/wordprocessingCanvas" xmlns:mc="http://schemas.openxmlformats.org/markup-compatibility/2006" xmlns:o="urn:schemas-microsoft-com:office:office" xmlns:r="http://schemas.openxmlformats.org/officeDocument/2006/relationships" xmlns:m="http://schemas.openxmlformats.org/officeDocument/2006/math" xmlns:v="urn:schemas-microsoft-com:vml" xmlns:wp14="http://schemas.microsoft.com/office/word/2010/wordprocessingDrawing" xmlns:wp="http://schemas.openxmlformats.org/drawingml/2006/wordprocessingDrawing" xmlns:w="http://schemas.openxmlformats.org/wordprocessingml/2006/main" xmlns:w14="http://schemas.microsoft.com/office/word/2010/wordml" xmlns:w10="urn:schemas-microsoft-com:office:word" xmlns:w15="http://schemas.microsoft.com/office/word/2012/wordml" xmlns:wpg="http://schemas.microsoft.com/office/word/2010/wordprocessingGroup" xmlns:wpi="http://schemas.microsoft.com/office/word/2010/wordprocessingInk" xmlns:wne="http://schemas.microsoft.com/office/word/2006/wordml" xmlns:wps="http://schemas.microsoft.com/office/word/2010/wordprocessingShape" xmlns:wpsCustomData="http://www.wps.cn/officeDocument/2013/wpsCustomData" mc:Ignorable="w14 w15 wp14">
+<w:document xmlns:wpc="http://schemas.microsoft.com/office/word/2010/wordprocessingCanvas" xmlns:mc="http://schemas.openxmlformats.org/markup-compatibility/2006" xmlns:o="urn:schemas-microsoft-com:office:office" xmlns:r="http://schemas.openxmlformats.org/officeDocument/2006/relationships" xmlns:m="http://schemas.openxmlformats.org/officeDocument/2006/math" xmlns:v="urn:schemas-microsoft-com:vml" xmlns:wp14="http://schemas.microsoft.com/office/word/2010/wordprocessingDrawing" xmlns:wp="http://schemas.openxmlformats.org/drawingml/2006/wordprocessingDrawing" xmlns:w10="urn:schemas-microsoft-com:office:word" xmlns:w="http://schemas.openxmlformats.org/wordprocessingml/2006/main" xmlns:w14="http://schemas.microsoft.com/office/word/2010/wordml" xmlns:w15="http://schemas.microsoft.com/office/word/2012/wordml" xmlns:wne="http://schemas.microsoft.com/office/word/2006/wordml" xmlns:wpg="http://schemas.microsoft.com/office/word/2010/wordprocessingGroup" xmlns:wpi="http://schemas.microsoft.com/office/word/2010/wordprocessingInk" xmlns:wps="http://schemas.microsoft.com/office/word/2010/wordprocessingShape" mc:Ignorable="w14 w15 wp14">
+  <!-- Generated by Aspose.Words for .NET 13.3.0.1 -->
   <w:body>
     <w:p>
       <w:pPr>
-        <w:pStyle w:val="24"/>
+        <w:pStyle w:val="a"/>
         <w:keepNext w:val="0"/>
         <w:keepLines w:val="0"/>
         <w:pageBreakBefore w:val="0"/>
@@ -24,7 +25,7 @@
       <w:bookmarkStart w:id="0" w:name="_Toc27660"/>
       <w:r>
         <w:drawing>
-          <wp:anchor distT="0" distB="0" distL="114300" distR="114300" simplePos="0" relativeHeight="251661312" behindDoc="1" locked="0" layoutInCell="1" allowOverlap="1">
+          <wp:anchor distT="0" distB="0" distL="114300" distR="114300" simplePos="0" relativeHeight="251660288" behindDoc="1" locked="0" layoutInCell="1" allowOverlap="1">
             <wp:simplePos x="0" y="0"/>
             <wp:positionH relativeFrom="column">
               <wp:posOffset>-19050</wp:posOffset>
@@ -49,7 +50,7 @@
                     </pic:cNvPicPr>
                   </pic:nvPicPr>
                   <pic:blipFill>
-                    <a:blip r:embed="rId7"/>
+                    <a:blip xmlns:r="http://schemas.openxmlformats.org/officeDocument/2006/relationships" r:embed="rId4"/>
                     <a:stretch>
                       <a:fillRect/>
                     </a:stretch>
@@ -75,7 +76,7 @@
       </w:r>
       <w:r>
         <w:drawing>
-          <wp:anchor distT="0" distB="0" distL="114300" distR="114300" simplePos="0" relativeHeight="251660288" behindDoc="1" locked="0" layoutInCell="1" allowOverlap="1">
+          <wp:anchor distT="0" distB="0" distL="114300" distR="114300" simplePos="0" relativeHeight="251659264" behindDoc="1" locked="0" layoutInCell="1" allowOverlap="1">
             <wp:simplePos x="0" y="0"/>
             <wp:positionH relativeFrom="column">
               <wp:posOffset>0</wp:posOffset>
@@ -100,7 +101,7 @@
                     </pic:cNvPicPr>
                   </pic:nvPicPr>
                   <pic:blipFill>
-                    <a:blip r:embed="rId8"/>
+                    <a:blip xmlns:r="http://schemas.openxmlformats.org/officeDocument/2006/relationships" r:embed="rId5"/>
                     <a:stretch>
                       <a:fillRect/>
                     </a:stretch>
@@ -130,7 +131,7 @@
           <w:lang w:val="en-US" w:eastAsia="zh-CN"/>
         </w:rPr>
         <w:drawing>
-          <wp:anchor distT="0" distB="0" distL="114300" distR="114300" simplePos="0" relativeHeight="251659264" behindDoc="1" locked="0" layoutInCell="1" allowOverlap="1">
+          <wp:anchor distT="0" distB="0" distL="114300" distR="114300" simplePos="0" relativeHeight="251658240" behindDoc="1" locked="0" layoutInCell="1" allowOverlap="1">
             <wp:simplePos x="0" y="0"/>
             <wp:positionH relativeFrom="column">
               <wp:posOffset>635</wp:posOffset>
@@ -155,7 +156,7 @@
                     </pic:cNvPicPr>
                   </pic:nvPicPr>
                   <pic:blipFill>
-                    <a:blip r:embed="rId9">
+                    <a:blip xmlns:r="http://schemas.openxmlformats.org/officeDocument/2006/relationships" r:embed="rId6">
                       <a:alphaModFix amt="58000"/>
                       <a:lum contrast="-52000"/>
                     </a:blip>
@@ -189,7 +190,7 @@
     </w:p>
     <w:p>
       <w:pPr>
-        <w:pStyle w:val="25"/>
+        <w:pStyle w:val="a0"/>
         <w:keepNext w:val="0"/>
         <w:keepLines w:val="0"/>
         <w:pageBreakBefore w:val="0"/>
@@ -236,11 +237,11 @@
         <w:adjustRightInd w:val="0"/>
         <w:snapToGrid w:val="0"/>
         <w:spacing w:after="624" w:afterLines="200" w:line="219" w:lineRule="auto"/>
-        <w:ind w:left="0" w:leftChars="0" w:right="0" w:rightChars="0" w:firstLine="0" w:firstLineChars="0"/>
+        <w:ind w:left="0" w:right="0" w:firstLine="0" w:leftChars="0" w:rightChars="0" w:firstLineChars="0"/>
         <w:jc w:val="center"/>
         <w:textAlignment w:val="baseline"/>
         <w:rPr>
-          <w:rFonts w:hint="eastAsia" w:ascii="宋体" w:hAnsi="宋体" w:eastAsia="宋体" w:cs="宋体"/>
+          <w:rFonts w:ascii="宋体" w:eastAsia="宋体" w:hAnsi="宋体" w:cs="宋体" w:hint="eastAsia"/>
           <w:sz w:val="24"/>
           <w:szCs w:val="24"/>
           <w:lang w:val="en-US" w:eastAsia="zh-CN"/>
@@ -248,7 +249,7 @@
       </w:pPr>
       <w:r>
         <w:rPr>
-          <w:rFonts w:ascii="宋体" w:hAnsi="宋体" w:eastAsia="宋体" w:cs="宋体"/>
+          <w:rFonts w:ascii="宋体" w:eastAsia="宋体" w:hAnsi="宋体" w:cs="宋体"/>
           <w:b/>
           <w:bCs/>
           <w:spacing w:val="-3"/>
@@ -259,7 +260,7 @@
       </w:r>
       <w:r>
         <w:rPr>
-          <w:rFonts w:hint="eastAsia" w:ascii="宋体" w:hAnsi="宋体" w:eastAsia="宋体" w:cs="宋体"/>
+          <w:rFonts w:ascii="宋体" w:eastAsia="宋体" w:hAnsi="宋体" w:cs="宋体" w:hint="eastAsia"/>
           <w:b/>
           <w:bCs/>
           <w:spacing w:val="-3"/>
@@ -271,7 +272,7 @@
       </w:r>
       <w:r>
         <w:rPr>
-          <w:rFonts w:ascii="宋体" w:hAnsi="宋体" w:eastAsia="宋体" w:cs="宋体"/>
+          <w:rFonts w:ascii="宋体" w:eastAsia="宋体" w:hAnsi="宋体" w:cs="宋体"/>
           <w:b/>
           <w:bCs/>
           <w:spacing w:val="-3"/>
@@ -282,7 +283,7 @@
       </w:r>
       <w:r>
         <w:rPr>
-          <w:rFonts w:hint="eastAsia" w:ascii="宋体" w:hAnsi="宋体" w:cs="宋体"/>
+          <w:rFonts w:ascii="宋体" w:hAnsi="宋体" w:cs="宋体" w:hint="eastAsia"/>
           <w:b/>
           <w:bCs/>
           <w:spacing w:val="-3"/>
@@ -294,7 +295,7 @@
       </w:r>
       <w:r>
         <w:rPr>
-          <w:rFonts w:ascii="宋体" w:hAnsi="宋体" w:eastAsia="宋体" w:cs="宋体"/>
+          <w:rFonts w:ascii="宋体" w:eastAsia="宋体" w:hAnsi="宋体" w:cs="宋体"/>
           <w:b/>
           <w:bCs/>
           <w:spacing w:val="-3"/>
@@ -305,7 +306,7 @@
       </w:r>
       <w:r>
         <w:rPr>
-          <w:rFonts w:hint="eastAsia" w:ascii="宋体" w:hAnsi="宋体" w:cs="宋体"/>
+          <w:rFonts w:ascii="宋体" w:hAnsi="宋体" w:cs="宋体" w:hint="eastAsia"/>
           <w:b/>
           <w:bCs/>
           <w:spacing w:val="-3"/>
@@ -318,18 +319,17 @@
     </w:p>
     <w:tbl>
       <w:tblPr>
-        <w:tblStyle w:val="21"/>
+        <w:tblStyle w:val="TableGrid"/>
         <w:tblW w:w="0" w:type="auto"/>
         <w:jc w:val="center"/>
         <w:tblBorders>
-          <w:top w:val="none" w:color="auto" w:sz="0" w:space="0"/>
-          <w:left w:val="none" w:color="auto" w:sz="0" w:space="0"/>
-          <w:bottom w:val="none" w:color="auto" w:sz="0" w:space="0"/>
-          <w:right w:val="none" w:color="auto" w:sz="0" w:space="0"/>
-          <w:insideH w:val="none" w:color="auto" w:sz="0" w:space="0"/>
-          <w:insideV w:val="none" w:color="auto" w:sz="0" w:space="0"/>
+          <w:top w:val="nil"/>
+          <w:left w:val="nil"/>
+          <w:bottom w:val="nil"/>
+          <w:right w:val="nil"/>
+          <w:insideH w:val="nil"/>
+          <w:insideV w:val="nil"/>
         </w:tblBorders>
-        <w:tblLayout w:type="autofit"/>
         <w:tblCellMar>
           <w:top w:w="0" w:type="dxa"/>
           <w:left w:w="108" w:type="dxa"/>
@@ -343,13 +343,15 @@
       </w:tblGrid>
       <w:tr>
         <w:tblPrEx>
+          <w:tblW w:w="0" w:type="auto"/>
+          <w:jc w:val="center"/>
           <w:tblBorders>
-            <w:top w:val="none" w:color="auto" w:sz="0" w:space="0"/>
-            <w:left w:val="none" w:color="auto" w:sz="0" w:space="0"/>
-            <w:bottom w:val="none" w:color="auto" w:sz="0" w:space="0"/>
-            <w:right w:val="none" w:color="auto" w:sz="0" w:space="0"/>
-            <w:insideH w:val="none" w:color="auto" w:sz="0" w:space="0"/>
-            <w:insideV w:val="none" w:color="auto" w:sz="0" w:space="0"/>
+            <w:top w:val="nil"/>
+            <w:left w:val="nil"/>
+            <w:bottom w:val="nil"/>
+            <w:right w:val="nil"/>
+            <w:insideH w:val="nil"/>
+            <w:insideV w:val="nil"/>
           </w:tblBorders>
           <w:tblCellMar>
             <w:top w:w="0" w:type="dxa"/>
@@ -359,7 +361,7 @@
           </w:tblCellMar>
         </w:tblPrEx>
         <w:trPr>
-          <w:trHeight w:val="810" w:hRule="atLeast"/>
+          <w:trHeight w:val="810"/>
           <w:jc w:val="center"/>
         </w:trPr>
         <w:tc>
@@ -398,7 +400,7 @@
             </w:r>
             <w:r>
               <w:rPr>
-                <w:rFonts w:hint="default" w:asciiTheme="minorAscii" w:hAnsiTheme="minorAscii" w:eastAsiaTheme="minorEastAsia"/>
+                <w:rFonts w:asciiTheme="minorAscii" w:eastAsiaTheme="minorEastAsia" w:hAnsiTheme="minorAscii" w:hint="default"/>
                 <w:spacing w:val="227"/>
                 <w:sz w:val="21"/>
                 <w:vertAlign w:val="baseline"/>
@@ -453,7 +455,7 @@
             </w:r>
             <w:r>
               <w:rPr>
-                <w:rFonts w:hint="eastAsia" w:asciiTheme="minorAscii" w:hAnsiTheme="minorAscii" w:eastAsiaTheme="minorEastAsia"/>
+                <w:rFonts w:asciiTheme="minorAscii" w:eastAsiaTheme="minorEastAsia" w:hAnsiTheme="minorAscii" w:hint="eastAsia"/>
                 <w:spacing w:val="227"/>
                 <w:sz w:val="21"/>
                 <w:vertAlign w:val="baseline"/>
@@ -475,14 +477,8 @@
       </w:tr>
       <w:tr>
         <w:tblPrEx>
-          <w:tblBorders>
-            <w:top w:val="none" w:color="auto" w:sz="0" w:space="0"/>
-            <w:left w:val="none" w:color="auto" w:sz="0" w:space="0"/>
-            <w:bottom w:val="none" w:color="auto" w:sz="0" w:space="0"/>
-            <w:right w:val="none" w:color="auto" w:sz="0" w:space="0"/>
-            <w:insideH w:val="none" w:color="auto" w:sz="0" w:space="0"/>
-            <w:insideV w:val="none" w:color="auto" w:sz="0" w:space="0"/>
-          </w:tblBorders>
+          <w:tblW w:w="0" w:type="auto"/>
+          <w:jc w:val="center"/>
           <w:tblCellMar>
             <w:top w:w="0" w:type="dxa"/>
             <w:left w:w="108" w:type="dxa"/>
@@ -491,7 +487,7 @@
           </w:tblCellMar>
         </w:tblPrEx>
         <w:trPr>
-          <w:trHeight w:val="810" w:hRule="atLeast"/>
+          <w:trHeight w:val="810"/>
           <w:jc w:val="center"/>
         </w:trPr>
         <w:tc>
@@ -516,7 +512,7 @@
               <w:snapToGrid w:val="0"/>
               <w:textAlignment w:val="baseline"/>
               <w:rPr>
-                <w:rFonts w:hint="default" w:ascii="Arial" w:hAnsi="Arial" w:eastAsia="Arial" w:cs="Arial"/>
+                <w:rFonts w:ascii="Arial" w:eastAsia="Arial" w:hAnsi="Arial" w:cs="Arial" w:hint="default"/>
                 <w:snapToGrid w:val="0"/>
                 <w:color w:val="000000"/>
                 <w:kern w:val="0"/>
@@ -548,7 +544,7 @@
             </w:r>
             <w:r>
               <w:rPr>
-                <w:rFonts w:hint="default" w:asciiTheme="minorAscii" w:hAnsiTheme="minorAscii" w:eastAsiaTheme="minorEastAsia"/>
+                <w:rFonts w:asciiTheme="minorAscii" w:eastAsiaTheme="minorEastAsia" w:hAnsiTheme="minorAscii" w:hint="default"/>
                 <w:spacing w:val="227"/>
                 <w:sz w:val="21"/>
                 <w:vertAlign w:val="baseline"/>
@@ -602,7 +598,7 @@
               <w:snapToGrid w:val="0"/>
               <w:textAlignment w:val="baseline"/>
               <w:rPr>
-                <w:rFonts w:hint="default" w:ascii="Arial" w:hAnsi="Arial" w:eastAsia="Arial" w:cs="Arial"/>
+                <w:rFonts w:ascii="Arial" w:eastAsia="Arial" w:hAnsi="Arial" w:cs="Arial" w:hint="default"/>
                 <w:snapToGrid w:val="0"/>
                 <w:color w:val="000000"/>
                 <w:kern w:val="0"/>
@@ -622,7 +618,7 @@
             </w:r>
             <w:r>
               <w:rPr>
-                <w:rFonts w:hint="eastAsia" w:asciiTheme="minorAscii" w:hAnsiTheme="minorAscii" w:eastAsiaTheme="minorEastAsia"/>
+                <w:rFonts w:asciiTheme="minorAscii" w:eastAsiaTheme="minorEastAsia" w:hAnsiTheme="minorAscii" w:hint="eastAsia"/>
                 <w:spacing w:val="227"/>
                 <w:sz w:val="21"/>
                 <w:vertAlign w:val="baseline"/>
@@ -644,14 +640,8 @@
       </w:tr>
       <w:tr>
         <w:tblPrEx>
-          <w:tblBorders>
-            <w:top w:val="none" w:color="auto" w:sz="0" w:space="0"/>
-            <w:left w:val="none" w:color="auto" w:sz="0" w:space="0"/>
-            <w:bottom w:val="none" w:color="auto" w:sz="0" w:space="0"/>
-            <w:right w:val="none" w:color="auto" w:sz="0" w:space="0"/>
-            <w:insideH w:val="none" w:color="auto" w:sz="0" w:space="0"/>
-            <w:insideV w:val="none" w:color="auto" w:sz="0" w:space="0"/>
-          </w:tblBorders>
+          <w:tblW w:w="0" w:type="auto"/>
+          <w:jc w:val="center"/>
           <w:tblCellMar>
             <w:top w:w="0" w:type="dxa"/>
             <w:left w:w="108" w:type="dxa"/>
@@ -660,7 +650,7 @@
           </w:tblCellMar>
         </w:tblPrEx>
         <w:trPr>
-          <w:trHeight w:val="635" w:hRule="atLeast"/>
+          <w:trHeight w:val="635"/>
           <w:jc w:val="center"/>
         </w:trPr>
         <w:tc>
@@ -711,7 +701,7 @@
             </w:r>
             <w:r>
               <w:rPr>
-                <w:rFonts w:hint="eastAsia" w:asciiTheme="minorAscii" w:hAnsiTheme="minorAscii" w:eastAsiaTheme="minorEastAsia"/>
+                <w:rFonts w:asciiTheme="minorAscii" w:eastAsiaTheme="minorEastAsia" w:hAnsiTheme="minorAscii" w:hint="eastAsia"/>
                 <w:spacing w:val="227"/>
                 <w:sz w:val="21"/>
                 <w:vertAlign w:val="baseline"/>
@@ -765,7 +755,7 @@
             </w:r>
             <w:r>
               <w:rPr>
-                <w:rFonts w:hint="eastAsia" w:asciiTheme="minorAscii" w:hAnsiTheme="minorAscii" w:eastAsiaTheme="minorEastAsia"/>
+                <w:rFonts w:asciiTheme="minorAscii" w:eastAsiaTheme="minorEastAsia" w:hAnsiTheme="minorAscii" w:hint="eastAsia"/>
                 <w:spacing w:val="227"/>
                 <w:sz w:val="21"/>
                 <w:vertAlign w:val="baseline"/>
@@ -826,14 +816,14 @@
         <w:ind w:left="3634"/>
         <w:textAlignment w:val="baseline"/>
         <w:rPr>
-          <w:rFonts w:ascii="宋体" w:hAnsi="宋体" w:eastAsia="宋体" w:cs="宋体"/>
+          <w:rFonts w:ascii="宋体" w:eastAsia="宋体" w:hAnsi="宋体" w:cs="宋体"/>
           <w:sz w:val="31"/>
           <w:szCs w:val="31"/>
         </w:rPr>
       </w:pPr>
       <w:r>
         <w:rPr>
-          <w:rFonts w:ascii="宋体" w:hAnsi="宋体" w:eastAsia="宋体" w:cs="宋体"/>
+          <w:rFonts w:ascii="宋体" w:eastAsia="宋体" w:hAnsi="宋体" w:cs="宋体"/>
           <w:b/>
           <w:bCs/>
           <w:spacing w:val="4"/>
@@ -845,16 +835,16 @@
     </w:p>
     <w:tbl>
       <w:tblPr>
-        <w:tblStyle w:val="26"/>
+        <w:tblStyle w:val="TableNormal0"/>
         <w:tblW w:w="8214" w:type="dxa"/>
         <w:jc w:val="center"/>
         <w:tblBorders>
-          <w:top w:val="single" w:color="000000" w:sz="2" w:space="0"/>
-          <w:left w:val="single" w:color="000000" w:sz="2" w:space="0"/>
-          <w:bottom w:val="single" w:color="000000" w:sz="2" w:space="0"/>
-          <w:right w:val="single" w:color="000000" w:sz="2" w:space="0"/>
-          <w:insideH w:val="single" w:color="000000" w:sz="2" w:space="0"/>
-          <w:insideV w:val="single" w:color="000000" w:sz="2" w:space="0"/>
+          <w:top w:val="single" w:sz="2" w:space="0" w:color="000000"/>
+          <w:left w:val="single" w:sz="2" w:space="0" w:color="000000"/>
+          <w:bottom w:val="single" w:sz="2" w:space="0" w:color="000000"/>
+          <w:right w:val="single" w:sz="2" w:space="0" w:color="000000"/>
+          <w:insideH w:val="single" w:sz="2" w:space="0" w:color="000000"/>
+          <w:insideV w:val="single" w:sz="2" w:space="0" w:color="000000"/>
         </w:tblBorders>
         <w:tblLayout w:type="fixed"/>
         <w:tblCellMar>
@@ -874,14 +864,17 @@
       </w:tblGrid>
       <w:tr>
         <w:tblPrEx>
+          <w:tblW w:w="8214" w:type="dxa"/>
+          <w:jc w:val="center"/>
           <w:tblBorders>
-            <w:top w:val="single" w:color="000000" w:sz="2" w:space="0"/>
-            <w:left w:val="single" w:color="000000" w:sz="2" w:space="0"/>
-            <w:bottom w:val="single" w:color="000000" w:sz="2" w:space="0"/>
-            <w:right w:val="single" w:color="000000" w:sz="2" w:space="0"/>
-            <w:insideH w:val="single" w:color="000000" w:sz="2" w:space="0"/>
-            <w:insideV w:val="single" w:color="000000" w:sz="2" w:space="0"/>
+            <w:top w:val="single" w:sz="2" w:space="0" w:color="000000"/>
+            <w:left w:val="single" w:sz="2" w:space="0" w:color="000000"/>
+            <w:bottom w:val="single" w:sz="2" w:space="0" w:color="000000"/>
+            <w:right w:val="single" w:sz="2" w:space="0" w:color="000000"/>
+            <w:insideH w:val="single" w:sz="2" w:space="0" w:color="000000"/>
+            <w:insideV w:val="single" w:sz="2" w:space="0" w:color="000000"/>
           </w:tblBorders>
+          <w:tblLayout w:type="fixed"/>
           <w:tblCellMar>
             <w:top w:w="0" w:type="dxa"/>
             <w:left w:w="0" w:type="dxa"/>
@@ -890,7 +883,7 @@
           </w:tblCellMar>
         </w:tblPrEx>
         <w:trPr>
-          <w:trHeight w:val="593" w:hRule="atLeast"/>
+          <w:trHeight w:val="593"/>
           <w:jc w:val="center"/>
         </w:trPr>
         <w:tc>
@@ -913,18 +906,18 @@
               <w:adjustRightInd w:val="0"/>
               <w:snapToGrid w:val="0"/>
               <w:spacing w:before="176" w:line="228" w:lineRule="auto"/>
-              <w:ind w:left="0" w:leftChars="0" w:right="0" w:rightChars="0" w:firstLine="0" w:firstLineChars="0"/>
+              <w:ind w:left="0" w:right="0" w:firstLine="0" w:leftChars="0" w:rightChars="0" w:firstLineChars="0"/>
               <w:jc w:val="center"/>
               <w:textAlignment w:val="baseline"/>
               <w:rPr>
-                <w:rFonts w:ascii="宋体" w:hAnsi="宋体" w:eastAsia="宋体" w:cs="宋体"/>
+                <w:rFonts w:ascii="宋体" w:eastAsia="宋体" w:hAnsi="宋体" w:cs="宋体"/>
                 <w:sz w:val="20"/>
                 <w:szCs w:val="20"/>
               </w:rPr>
             </w:pPr>
             <w:r>
               <w:rPr>
-                <w:rFonts w:hint="eastAsia" w:ascii="宋体" w:hAnsi="宋体" w:cs="宋体"/>
+                <w:rFonts w:ascii="宋体" w:hAnsi="宋体" w:cs="宋体" w:hint="eastAsia"/>
                 <w:spacing w:val="-14"/>
                 <w:sz w:val="20"/>
                 <w:szCs w:val="20"/>
@@ -934,7 +927,7 @@
             </w:r>
             <w:r>
               <w:rPr>
-                <w:rFonts w:ascii="宋体" w:hAnsi="宋体" w:eastAsia="宋体" w:cs="宋体"/>
+                <w:rFonts w:ascii="宋体" w:eastAsia="宋体" w:hAnsi="宋体" w:cs="宋体"/>
                 <w:spacing w:val="-14"/>
                 <w:sz w:val="20"/>
                 <w:szCs w:val="20"/>
@@ -963,18 +956,18 @@
               <w:adjustRightInd w:val="0"/>
               <w:snapToGrid w:val="0"/>
               <w:spacing w:before="175" w:line="227" w:lineRule="auto"/>
-              <w:ind w:left="0" w:leftChars="0" w:right="0" w:rightChars="0" w:firstLine="0" w:firstLineChars="0"/>
+              <w:ind w:left="0" w:right="0" w:firstLine="0" w:leftChars="0" w:rightChars="0" w:firstLineChars="0"/>
               <w:jc w:val="center"/>
               <w:textAlignment w:val="baseline"/>
               <w:rPr>
-                <w:rFonts w:ascii="宋体" w:hAnsi="宋体" w:eastAsia="宋体" w:cs="宋体"/>
+                <w:rFonts w:ascii="宋体" w:eastAsia="宋体" w:hAnsi="宋体" w:cs="宋体"/>
                 <w:sz w:val="20"/>
                 <w:szCs w:val="20"/>
               </w:rPr>
             </w:pPr>
             <w:r>
               <w:rPr>
-                <w:rFonts w:ascii="宋体" w:hAnsi="宋体" w:eastAsia="宋体" w:cs="宋体"/>
+                <w:rFonts w:ascii="宋体" w:eastAsia="宋体" w:hAnsi="宋体" w:cs="宋体"/>
                 <w:spacing w:val="4"/>
                 <w:sz w:val="20"/>
                 <w:szCs w:val="20"/>
@@ -1003,18 +996,18 @@
               <w:adjustRightInd w:val="0"/>
               <w:snapToGrid w:val="0"/>
               <w:spacing w:before="175" w:line="228" w:lineRule="auto"/>
-              <w:ind w:left="0" w:leftChars="0" w:right="0" w:rightChars="0" w:firstLine="0" w:firstLineChars="0"/>
+              <w:ind w:left="0" w:right="0" w:firstLine="0" w:leftChars="0" w:rightChars="0" w:firstLineChars="0"/>
               <w:jc w:val="center"/>
               <w:textAlignment w:val="baseline"/>
               <w:rPr>
-                <w:rFonts w:ascii="宋体" w:hAnsi="宋体" w:eastAsia="宋体" w:cs="宋体"/>
+                <w:rFonts w:ascii="宋体" w:eastAsia="宋体" w:hAnsi="宋体" w:cs="宋体"/>
                 <w:sz w:val="20"/>
                 <w:szCs w:val="20"/>
               </w:rPr>
             </w:pPr>
             <w:r>
               <w:rPr>
-                <w:rFonts w:ascii="宋体" w:hAnsi="宋体" w:eastAsia="宋体" w:cs="宋体"/>
+                <w:rFonts w:ascii="宋体" w:eastAsia="宋体" w:hAnsi="宋体" w:cs="宋体"/>
                 <w:spacing w:val="7"/>
                 <w:sz w:val="20"/>
                 <w:szCs w:val="20"/>
@@ -1043,11 +1036,11 @@
               <w:adjustRightInd w:val="0"/>
               <w:snapToGrid w:val="0"/>
               <w:spacing w:before="175" w:line="228" w:lineRule="auto"/>
-              <w:ind w:left="0" w:leftChars="0" w:right="0" w:rightChars="0" w:firstLine="0" w:firstLineChars="0"/>
+              <w:ind w:left="0" w:right="0" w:firstLine="0" w:leftChars="0" w:rightChars="0" w:firstLineChars="0"/>
               <w:jc w:val="center"/>
               <w:textAlignment w:val="baseline"/>
               <w:rPr>
-                <w:rFonts w:hint="eastAsia" w:ascii="宋体" w:hAnsi="宋体" w:eastAsia="宋体" w:cs="宋体"/>
+                <w:rFonts w:ascii="宋体" w:eastAsia="宋体" w:hAnsi="宋体" w:cs="宋体" w:hint="eastAsia"/>
                 <w:spacing w:val="7"/>
                 <w:sz w:val="20"/>
                 <w:szCs w:val="20"/>
@@ -1056,7 +1049,7 @@
             </w:pPr>
             <w:r>
               <w:rPr>
-                <w:rFonts w:hint="eastAsia" w:ascii="宋体" w:hAnsi="宋体" w:cs="宋体"/>
+                <w:rFonts w:ascii="宋体" w:hAnsi="宋体" w:cs="宋体" w:hint="eastAsia"/>
                 <w:spacing w:val="7"/>
                 <w:sz w:val="20"/>
                 <w:szCs w:val="20"/>
@@ -1086,11 +1079,11 @@
               <w:adjustRightInd w:val="0"/>
               <w:snapToGrid w:val="0"/>
               <w:spacing w:before="175" w:line="228" w:lineRule="auto"/>
-              <w:ind w:left="0" w:leftChars="0" w:right="0" w:rightChars="0" w:firstLine="0" w:firstLineChars="0"/>
+              <w:ind w:left="0" w:right="0" w:firstLine="0" w:leftChars="0" w:rightChars="0" w:firstLineChars="0"/>
               <w:jc w:val="center"/>
               <w:textAlignment w:val="baseline"/>
               <w:rPr>
-                <w:rFonts w:hint="default" w:ascii="宋体" w:hAnsi="宋体" w:cs="宋体"/>
+                <w:rFonts w:ascii="宋体" w:hAnsi="宋体" w:cs="宋体" w:hint="default"/>
                 <w:spacing w:val="7"/>
                 <w:sz w:val="20"/>
                 <w:szCs w:val="20"/>
@@ -1099,7 +1092,7 @@
             </w:pPr>
             <w:r>
               <w:rPr>
-                <w:rFonts w:hint="eastAsia" w:ascii="宋体" w:hAnsi="宋体" w:cs="宋体"/>
+                <w:rFonts w:ascii="宋体" w:hAnsi="宋体" w:cs="宋体" w:hint="eastAsia"/>
                 <w:spacing w:val="7"/>
                 <w:sz w:val="20"/>
                 <w:szCs w:val="20"/>
@@ -1129,18 +1122,18 @@
               <w:adjustRightInd w:val="0"/>
               <w:snapToGrid w:val="0"/>
               <w:spacing w:before="176" w:line="229" w:lineRule="auto"/>
-              <w:ind w:left="0" w:leftChars="0" w:right="0" w:rightChars="0" w:firstLine="0" w:firstLineChars="0"/>
+              <w:ind w:left="0" w:right="0" w:firstLine="0" w:leftChars="0" w:rightChars="0" w:firstLineChars="0"/>
               <w:jc w:val="center"/>
               <w:textAlignment w:val="baseline"/>
               <w:rPr>
-                <w:rFonts w:ascii="宋体" w:hAnsi="宋体" w:eastAsia="宋体" w:cs="宋体"/>
+                <w:rFonts w:ascii="宋体" w:eastAsia="宋体" w:hAnsi="宋体" w:cs="宋体"/>
                 <w:sz w:val="20"/>
                 <w:szCs w:val="20"/>
               </w:rPr>
             </w:pPr>
             <w:r>
               <w:rPr>
-                <w:rFonts w:ascii="宋体" w:hAnsi="宋体" w:eastAsia="宋体" w:cs="宋体"/>
+                <w:rFonts w:ascii="宋体" w:eastAsia="宋体" w:hAnsi="宋体" w:cs="宋体"/>
                 <w:spacing w:val="7"/>
                 <w:sz w:val="20"/>
                 <w:szCs w:val="20"/>
@@ -1152,14 +1145,9 @@
       </w:tr>
       <w:tr>
         <w:tblPrEx>
-          <w:tblBorders>
-            <w:top w:val="single" w:color="000000" w:sz="2" w:space="0"/>
-            <w:left w:val="single" w:color="000000" w:sz="2" w:space="0"/>
-            <w:bottom w:val="single" w:color="000000" w:sz="2" w:space="0"/>
-            <w:right w:val="single" w:color="000000" w:sz="2" w:space="0"/>
-            <w:insideH w:val="single" w:color="000000" w:sz="2" w:space="0"/>
-            <w:insideV w:val="single" w:color="000000" w:sz="2" w:space="0"/>
-          </w:tblBorders>
+          <w:tblW w:w="8214" w:type="dxa"/>
+          <w:jc w:val="center"/>
+          <w:tblLayout w:type="fixed"/>
           <w:tblCellMar>
             <w:top w:w="0" w:type="dxa"/>
             <w:left w:w="0" w:type="dxa"/>
@@ -1168,7 +1156,7 @@
           </w:tblCellMar>
         </w:tblPrEx>
         <w:trPr>
-          <w:trHeight w:val="516" w:hRule="atLeast"/>
+          <w:trHeight w:val="516"/>
           <w:jc w:val="center"/>
         </w:trPr>
         <w:tc>
@@ -1191,11 +1179,11 @@
               <w:adjustRightInd w:val="0"/>
               <w:snapToGrid w:val="0"/>
               <w:spacing w:before="173" w:line="267" w:lineRule="exact"/>
-              <w:ind w:left="0" w:leftChars="0" w:right="0" w:rightChars="0" w:firstLine="0" w:firstLineChars="0"/>
+              <w:ind w:left="0" w:right="0" w:firstLine="0" w:leftChars="0" w:rightChars="0" w:firstLineChars="0"/>
               <w:jc w:val="center"/>
               <w:textAlignment w:val="baseline"/>
               <w:rPr>
-                <w:rFonts w:hint="default" w:ascii="宋体" w:hAnsi="宋体" w:eastAsia="宋体" w:cs="宋体"/>
+                <w:rFonts w:ascii="宋体" w:eastAsia="宋体" w:hAnsi="宋体" w:cs="宋体" w:hint="default"/>
                 <w:sz w:val="20"/>
                 <w:szCs w:val="20"/>
                 <w:lang w:val="en-US"/>
@@ -1203,7 +1191,7 @@
             </w:pPr>
             <w:r>
               <w:rPr>
-                <w:rFonts w:ascii="宋体" w:hAnsi="宋体" w:eastAsia="宋体" w:cs="宋体"/>
+                <w:rFonts w:ascii="宋体" w:eastAsia="宋体" w:hAnsi="宋体" w:cs="宋体"/>
                 <w:spacing w:val="3"/>
                 <w:position w:val="1"/>
                 <w:sz w:val="20"/>
@@ -1213,7 +1201,7 @@
             </w:r>
             <w:r>
               <w:rPr>
-                <w:rFonts w:hint="eastAsia" w:ascii="宋体" w:hAnsi="宋体" w:cs="宋体"/>
+                <w:rFonts w:ascii="宋体" w:hAnsi="宋体" w:cs="宋体" w:hint="eastAsia"/>
                 <w:spacing w:val="3"/>
                 <w:position w:val="1"/>
                 <w:sz w:val="20"/>
@@ -1224,7 +1212,7 @@
             </w:r>
             <w:r>
               <w:rPr>
-                <w:rFonts w:ascii="宋体" w:hAnsi="宋体" w:eastAsia="宋体" w:cs="宋体"/>
+                <w:rFonts w:ascii="宋体" w:eastAsia="宋体" w:hAnsi="宋体" w:cs="宋体"/>
                 <w:spacing w:val="3"/>
                 <w:position w:val="1"/>
                 <w:sz w:val="20"/>
@@ -1234,7 +1222,7 @@
             </w:r>
             <w:r>
               <w:rPr>
-                <w:rFonts w:hint="eastAsia" w:ascii="宋体" w:hAnsi="宋体" w:cs="宋体"/>
+                <w:rFonts w:ascii="宋体" w:hAnsi="宋体" w:cs="宋体" w:hint="eastAsia"/>
                 <w:spacing w:val="3"/>
                 <w:position w:val="1"/>
                 <w:sz w:val="20"/>
@@ -1265,18 +1253,18 @@
               <w:adjustRightInd w:val="0"/>
               <w:snapToGrid w:val="0"/>
               <w:spacing w:before="173" w:line="267" w:lineRule="exact"/>
-              <w:ind w:left="0" w:leftChars="0" w:right="0" w:rightChars="0" w:firstLine="0" w:firstLineChars="0"/>
+              <w:ind w:left="0" w:right="0" w:firstLine="0" w:leftChars="0" w:rightChars="0" w:firstLineChars="0"/>
               <w:jc w:val="center"/>
               <w:textAlignment w:val="baseline"/>
               <w:rPr>
-                <w:rFonts w:ascii="宋体" w:hAnsi="宋体" w:eastAsia="宋体" w:cs="宋体"/>
+                <w:rFonts w:ascii="宋体" w:eastAsia="宋体" w:hAnsi="宋体" w:cs="宋体"/>
                 <w:sz w:val="20"/>
                 <w:szCs w:val="20"/>
               </w:rPr>
             </w:pPr>
             <w:r>
               <w:rPr>
-                <w:rFonts w:ascii="宋体" w:hAnsi="宋体" w:eastAsia="宋体" w:cs="宋体"/>
+                <w:rFonts w:ascii="宋体" w:eastAsia="宋体" w:hAnsi="宋体" w:cs="宋体"/>
                 <w:spacing w:val="4"/>
                 <w:position w:val="1"/>
                 <w:sz w:val="20"/>
@@ -1306,18 +1294,18 @@
               <w:adjustRightInd w:val="0"/>
               <w:snapToGrid w:val="0"/>
               <w:spacing w:before="172" w:line="228" w:lineRule="auto"/>
-              <w:ind w:left="0" w:leftChars="0" w:right="0" w:rightChars="0" w:firstLine="0" w:firstLineChars="0"/>
+              <w:ind w:left="0" w:right="0" w:firstLine="0" w:leftChars="0" w:rightChars="0" w:firstLineChars="0"/>
               <w:jc w:val="center"/>
               <w:textAlignment w:val="baseline"/>
               <w:rPr>
-                <w:rFonts w:ascii="宋体" w:hAnsi="宋体" w:eastAsia="宋体" w:cs="宋体"/>
+                <w:rFonts w:ascii="宋体" w:eastAsia="宋体" w:hAnsi="宋体" w:cs="宋体"/>
                 <w:sz w:val="20"/>
                 <w:szCs w:val="20"/>
               </w:rPr>
             </w:pPr>
             <w:r>
               <w:rPr>
-                <w:rFonts w:ascii="宋体" w:hAnsi="宋体" w:eastAsia="宋体" w:cs="宋体"/>
+                <w:rFonts w:ascii="宋体" w:eastAsia="宋体" w:hAnsi="宋体" w:cs="宋体"/>
                 <w:spacing w:val="200"/>
                 <w:kern w:val="0"/>
                 <w:sz w:val="20"/>
@@ -1327,7 +1315,7 @@
             </w:r>
             <w:r>
               <w:rPr>
-                <w:rFonts w:ascii="宋体" w:hAnsi="宋体" w:eastAsia="宋体" w:cs="宋体"/>
+                <w:rFonts w:ascii="宋体" w:eastAsia="宋体" w:hAnsi="宋体" w:cs="宋体"/>
                 <w:spacing w:val="0"/>
                 <w:kern w:val="0"/>
                 <w:sz w:val="20"/>
@@ -1357,11 +1345,11 @@
               <w:adjustRightInd w:val="0"/>
               <w:snapToGrid w:val="0"/>
               <w:spacing w:before="173" w:line="229" w:lineRule="auto"/>
-              <w:ind w:left="0" w:leftChars="0" w:right="0" w:rightChars="0" w:firstLine="0" w:firstLineChars="0"/>
+              <w:ind w:left="0" w:right="0" w:firstLine="0" w:leftChars="0" w:rightChars="0" w:firstLineChars="0"/>
               <w:jc w:val="center"/>
               <w:textAlignment w:val="baseline"/>
               <w:rPr>
-                <w:rFonts w:ascii="宋体" w:hAnsi="宋体" w:eastAsia="宋体" w:cs="宋体"/>
+                <w:rFonts w:ascii="宋体" w:eastAsia="宋体" w:hAnsi="宋体" w:cs="宋体"/>
                 <w:spacing w:val="200"/>
                 <w:kern w:val="0"/>
                 <w:sz w:val="20"/>
@@ -1370,14 +1358,14 @@
             </w:pPr>
             <w:r>
               <w:rPr>
-                <w:rFonts w:hint="eastAsia" w:asciiTheme="minorAscii" w:hAnsiTheme="minorAscii" w:eastAsiaTheme="minorEastAsia"/>
+                <w:rFonts w:asciiTheme="minorAscii" w:eastAsiaTheme="minorEastAsia" w:hAnsiTheme="minorAscii" w:hint="eastAsia"/>
                 <w:spacing w:val="0"/>
                 <w:kern w:val="0"/>
                 <w:sz w:val="21"/>
                 <w:vertAlign w:val="baseline"/>
                 <w:lang w:val="en-US" w:eastAsia="zh-CN"/>
               </w:rPr>
-              <w:t>吴桀</w:t>
+              <w:t>金天宇</w:t>
             </w:r>
           </w:p>
         </w:tc>
@@ -1401,11 +1389,11 @@
               <w:adjustRightInd w:val="0"/>
               <w:snapToGrid w:val="0"/>
               <w:spacing w:before="173" w:line="229" w:lineRule="auto"/>
-              <w:ind w:left="0" w:leftChars="0" w:right="0" w:rightChars="0" w:firstLine="0" w:firstLineChars="0"/>
+              <w:ind w:left="0" w:right="0" w:firstLine="0" w:leftChars="0" w:rightChars="0" w:firstLineChars="0"/>
               <w:jc w:val="center"/>
               <w:textAlignment w:val="baseline"/>
               <w:rPr>
-                <w:rFonts w:ascii="宋体" w:hAnsi="宋体" w:eastAsia="宋体" w:cs="宋体"/>
+                <w:rFonts w:ascii="宋体" w:eastAsia="宋体" w:hAnsi="宋体" w:cs="宋体"/>
                 <w:spacing w:val="200"/>
                 <w:kern w:val="0"/>
                 <w:sz w:val="20"/>
@@ -1414,14 +1402,14 @@
             </w:pPr>
             <w:r>
               <w:rPr>
-                <w:rFonts w:hint="eastAsia" w:asciiTheme="minorAscii" w:hAnsiTheme="minorAscii" w:eastAsiaTheme="minorEastAsia"/>
+                <w:rFonts w:asciiTheme="minorAscii" w:eastAsiaTheme="minorEastAsia" w:hAnsiTheme="minorAscii" w:hint="eastAsia"/>
                 <w:spacing w:val="0"/>
                 <w:kern w:val="0"/>
                 <w:sz w:val="21"/>
                 <w:vertAlign w:val="baseline"/>
                 <w:lang w:val="en-US" w:eastAsia="zh-CN"/>
               </w:rPr>
-              <w:t>茅建根</w:t>
+              <w:t>陈凯</w:t>
             </w:r>
           </w:p>
         </w:tc>
@@ -1445,18 +1433,18 @@
               <w:adjustRightInd w:val="0"/>
               <w:snapToGrid w:val="0"/>
               <w:spacing w:before="173" w:line="229" w:lineRule="auto"/>
-              <w:ind w:left="0" w:leftChars="0" w:right="0" w:rightChars="0" w:firstLine="0" w:firstLineChars="0"/>
+              <w:ind w:left="0" w:right="0" w:firstLine="0" w:leftChars="0" w:rightChars="0" w:firstLineChars="0"/>
               <w:jc w:val="center"/>
               <w:textAlignment w:val="baseline"/>
               <w:rPr>
-                <w:rFonts w:ascii="宋体" w:hAnsi="宋体" w:eastAsia="宋体" w:cs="宋体"/>
+                <w:rFonts w:ascii="宋体" w:eastAsia="宋体" w:hAnsi="宋体" w:cs="宋体"/>
                 <w:sz w:val="20"/>
                 <w:szCs w:val="20"/>
               </w:rPr>
             </w:pPr>
             <w:r>
               <w:rPr>
-                <w:rFonts w:hint="eastAsia" w:asciiTheme="minorAscii" w:hAnsiTheme="minorAscii" w:eastAsiaTheme="minorEastAsia"/>
+                <w:rFonts w:asciiTheme="minorAscii" w:eastAsiaTheme="minorEastAsia" w:hAnsiTheme="minorAscii" w:hint="eastAsia"/>
                 <w:spacing w:val="0"/>
                 <w:kern w:val="0"/>
                 <w:sz w:val="21"/>
@@ -1470,14 +1458,9 @@
       </w:tr>
       <w:tr>
         <w:tblPrEx>
-          <w:tblBorders>
-            <w:top w:val="single" w:color="000000" w:sz="2" w:space="0"/>
-            <w:left w:val="single" w:color="000000" w:sz="2" w:space="0"/>
-            <w:bottom w:val="single" w:color="000000" w:sz="2" w:space="0"/>
-            <w:right w:val="single" w:color="000000" w:sz="2" w:space="0"/>
-            <w:insideH w:val="single" w:color="000000" w:sz="2" w:space="0"/>
-            <w:insideV w:val="single" w:color="000000" w:sz="2" w:space="0"/>
-          </w:tblBorders>
+          <w:tblW w:w="8214" w:type="dxa"/>
+          <w:jc w:val="center"/>
+          <w:tblLayout w:type="fixed"/>
           <w:tblCellMar>
             <w:top w:w="0" w:type="dxa"/>
             <w:left w:w="0" w:type="dxa"/>
@@ -1486,7 +1469,7 @@
           </w:tblCellMar>
         </w:tblPrEx>
         <w:trPr>
-          <w:trHeight w:val="556" w:hRule="atLeast"/>
+          <w:trHeight w:val="556"/>
           <w:jc w:val="center"/>
         </w:trPr>
         <w:tc>
@@ -1495,7 +1478,7 @@
           </w:tcPr>
           <w:p>
             <w:pPr>
-              <w:pStyle w:val="27"/>
+              <w:pStyle w:val="TableText"/>
               <w:keepNext w:val="0"/>
               <w:keepLines w:val="0"/>
               <w:pageBreakBefore w:val="0"/>
@@ -1509,7 +1492,7 @@
               <w:bidi w:val="0"/>
               <w:adjustRightInd w:val="0"/>
               <w:snapToGrid w:val="0"/>
-              <w:ind w:left="0" w:leftChars="0" w:right="0" w:rightChars="0" w:firstLine="0" w:firstLineChars="0"/>
+              <w:ind w:left="0" w:right="0" w:firstLine="0" w:leftChars="0" w:rightChars="0" w:firstLineChars="0"/>
               <w:jc w:val="center"/>
               <w:textAlignment w:val="baseline"/>
             </w:pPr>
@@ -1521,7 +1504,7 @@
           </w:tcPr>
           <w:p>
             <w:pPr>
-              <w:pStyle w:val="27"/>
+              <w:pStyle w:val="TableText"/>
               <w:keepNext w:val="0"/>
               <w:keepLines w:val="0"/>
               <w:pageBreakBefore w:val="0"/>
@@ -1535,7 +1518,7 @@
               <w:bidi w:val="0"/>
               <w:adjustRightInd w:val="0"/>
               <w:snapToGrid w:val="0"/>
-              <w:ind w:left="0" w:leftChars="0" w:right="0" w:rightChars="0" w:firstLine="0" w:firstLineChars="0"/>
+              <w:ind w:left="0" w:right="0" w:firstLine="0" w:leftChars="0" w:rightChars="0" w:firstLineChars="0"/>
               <w:jc w:val="center"/>
               <w:textAlignment w:val="baseline"/>
             </w:pPr>
@@ -1547,7 +1530,7 @@
           </w:tcPr>
           <w:p>
             <w:pPr>
-              <w:pStyle w:val="27"/>
+              <w:pStyle w:val="TableText"/>
               <w:keepNext w:val="0"/>
               <w:keepLines w:val="0"/>
               <w:pageBreakBefore w:val="0"/>
@@ -1561,7 +1544,7 @@
               <w:bidi w:val="0"/>
               <w:adjustRightInd w:val="0"/>
               <w:snapToGrid w:val="0"/>
-              <w:ind w:left="0" w:leftChars="0" w:right="0" w:rightChars="0" w:firstLine="0" w:firstLineChars="0"/>
+              <w:ind w:left="0" w:right="0" w:firstLine="0" w:leftChars="0" w:rightChars="0" w:firstLineChars="0"/>
               <w:jc w:val="center"/>
               <w:textAlignment w:val="baseline"/>
             </w:pPr>
@@ -1573,7 +1556,7 @@
           </w:tcPr>
           <w:p>
             <w:pPr>
-              <w:pStyle w:val="27"/>
+              <w:pStyle w:val="TableText"/>
               <w:keepNext w:val="0"/>
               <w:keepLines w:val="0"/>
               <w:pageBreakBefore w:val="0"/>
@@ -1587,7 +1570,7 @@
               <w:bidi w:val="0"/>
               <w:adjustRightInd w:val="0"/>
               <w:snapToGrid w:val="0"/>
-              <w:ind w:left="0" w:leftChars="0" w:right="0" w:rightChars="0" w:firstLine="0" w:firstLineChars="0"/>
+              <w:ind w:left="0" w:right="0" w:firstLine="0" w:leftChars="0" w:rightChars="0" w:firstLineChars="0"/>
               <w:jc w:val="center"/>
               <w:textAlignment w:val="baseline"/>
             </w:pPr>
@@ -1599,7 +1582,7 @@
           </w:tcPr>
           <w:p>
             <w:pPr>
-              <w:pStyle w:val="27"/>
+              <w:pStyle w:val="TableText"/>
               <w:keepNext w:val="0"/>
               <w:keepLines w:val="0"/>
               <w:pageBreakBefore w:val="0"/>
@@ -1613,7 +1596,7 @@
               <w:bidi w:val="0"/>
               <w:adjustRightInd w:val="0"/>
               <w:snapToGrid w:val="0"/>
-              <w:ind w:left="0" w:leftChars="0" w:right="0" w:rightChars="0" w:firstLine="0" w:firstLineChars="0"/>
+              <w:ind w:left="0" w:right="0" w:firstLine="0" w:leftChars="0" w:rightChars="0" w:firstLineChars="0"/>
               <w:jc w:val="center"/>
               <w:textAlignment w:val="baseline"/>
             </w:pPr>
@@ -1625,7 +1608,7 @@
           </w:tcPr>
           <w:p>
             <w:pPr>
-              <w:pStyle w:val="27"/>
+              <w:pStyle w:val="TableText"/>
               <w:keepNext w:val="0"/>
               <w:keepLines w:val="0"/>
               <w:pageBreakBefore w:val="0"/>
@@ -1639,7 +1622,7 @@
               <w:bidi w:val="0"/>
               <w:adjustRightInd w:val="0"/>
               <w:snapToGrid w:val="0"/>
-              <w:ind w:left="0" w:leftChars="0" w:right="0" w:rightChars="0" w:firstLine="0" w:firstLineChars="0"/>
+              <w:ind w:left="0" w:right="0" w:firstLine="0" w:leftChars="0" w:rightChars="0" w:firstLineChars="0"/>
               <w:jc w:val="center"/>
               <w:textAlignment w:val="baseline"/>
             </w:pPr>
@@ -1648,14 +1631,9 @@
       </w:tr>
       <w:tr>
         <w:tblPrEx>
-          <w:tblBorders>
-            <w:top w:val="single" w:color="000000" w:sz="2" w:space="0"/>
-            <w:left w:val="single" w:color="000000" w:sz="2" w:space="0"/>
-            <w:bottom w:val="single" w:color="000000" w:sz="2" w:space="0"/>
-            <w:right w:val="single" w:color="000000" w:sz="2" w:space="0"/>
-            <w:insideH w:val="single" w:color="000000" w:sz="2" w:space="0"/>
-            <w:insideV w:val="single" w:color="000000" w:sz="2" w:space="0"/>
-          </w:tblBorders>
+          <w:tblW w:w="8214" w:type="dxa"/>
+          <w:jc w:val="center"/>
+          <w:tblLayout w:type="fixed"/>
           <w:tblCellMar>
             <w:top w:w="0" w:type="dxa"/>
             <w:left w:w="0" w:type="dxa"/>
@@ -1664,7 +1642,7 @@
           </w:tblCellMar>
         </w:tblPrEx>
         <w:trPr>
-          <w:trHeight w:val="556" w:hRule="atLeast"/>
+          <w:trHeight w:val="556"/>
           <w:jc w:val="center"/>
         </w:trPr>
         <w:tc>
@@ -1673,7 +1651,7 @@
           </w:tcPr>
           <w:p>
             <w:pPr>
-              <w:pStyle w:val="27"/>
+              <w:pStyle w:val="TableText"/>
               <w:keepNext w:val="0"/>
               <w:keepLines w:val="0"/>
               <w:pageBreakBefore w:val="0"/>
@@ -1687,7 +1665,7 @@
               <w:bidi w:val="0"/>
               <w:adjustRightInd w:val="0"/>
               <w:snapToGrid w:val="0"/>
-              <w:ind w:left="0" w:leftChars="0" w:right="0" w:rightChars="0" w:firstLine="0" w:firstLineChars="0"/>
+              <w:ind w:left="0" w:right="0" w:firstLine="0" w:leftChars="0" w:rightChars="0" w:firstLineChars="0"/>
               <w:jc w:val="center"/>
               <w:textAlignment w:val="baseline"/>
             </w:pPr>
@@ -1699,7 +1677,7 @@
           </w:tcPr>
           <w:p>
             <w:pPr>
-              <w:pStyle w:val="27"/>
+              <w:pStyle w:val="TableText"/>
               <w:keepNext w:val="0"/>
               <w:keepLines w:val="0"/>
               <w:pageBreakBefore w:val="0"/>
@@ -1713,7 +1691,7 @@
               <w:bidi w:val="0"/>
               <w:adjustRightInd w:val="0"/>
               <w:snapToGrid w:val="0"/>
-              <w:ind w:left="0" w:leftChars="0" w:right="0" w:rightChars="0" w:firstLine="0" w:firstLineChars="0"/>
+              <w:ind w:left="0" w:right="0" w:firstLine="0" w:leftChars="0" w:rightChars="0" w:firstLineChars="0"/>
               <w:jc w:val="center"/>
               <w:textAlignment w:val="baseline"/>
             </w:pPr>
@@ -1725,7 +1703,7 @@
           </w:tcPr>
           <w:p>
             <w:pPr>
-              <w:pStyle w:val="27"/>
+              <w:pStyle w:val="TableText"/>
               <w:keepNext w:val="0"/>
               <w:keepLines w:val="0"/>
               <w:pageBreakBefore w:val="0"/>
@@ -1739,7 +1717,7 @@
               <w:bidi w:val="0"/>
               <w:adjustRightInd w:val="0"/>
               <w:snapToGrid w:val="0"/>
-              <w:ind w:left="0" w:leftChars="0" w:right="0" w:rightChars="0" w:firstLine="0" w:firstLineChars="0"/>
+              <w:ind w:left="0" w:right="0" w:firstLine="0" w:leftChars="0" w:rightChars="0" w:firstLineChars="0"/>
               <w:jc w:val="center"/>
               <w:textAlignment w:val="baseline"/>
             </w:pPr>
@@ -1751,7 +1729,7 @@
           </w:tcPr>
           <w:p>
             <w:pPr>
-              <w:pStyle w:val="27"/>
+              <w:pStyle w:val="TableText"/>
               <w:keepNext w:val="0"/>
               <w:keepLines w:val="0"/>
               <w:pageBreakBefore w:val="0"/>
@@ -1765,7 +1743,7 @@
               <w:bidi w:val="0"/>
               <w:adjustRightInd w:val="0"/>
               <w:snapToGrid w:val="0"/>
-              <w:ind w:left="0" w:leftChars="0" w:right="0" w:rightChars="0" w:firstLine="0" w:firstLineChars="0"/>
+              <w:ind w:left="0" w:right="0" w:firstLine="0" w:leftChars="0" w:rightChars="0" w:firstLineChars="0"/>
               <w:jc w:val="center"/>
               <w:textAlignment w:val="baseline"/>
             </w:pPr>
@@ -1777,7 +1755,7 @@
           </w:tcPr>
           <w:p>
             <w:pPr>
-              <w:pStyle w:val="27"/>
+              <w:pStyle w:val="TableText"/>
               <w:keepNext w:val="0"/>
               <w:keepLines w:val="0"/>
               <w:pageBreakBefore w:val="0"/>
@@ -1791,7 +1769,7 @@
               <w:bidi w:val="0"/>
               <w:adjustRightInd w:val="0"/>
               <w:snapToGrid w:val="0"/>
-              <w:ind w:left="0" w:leftChars="0" w:right="0" w:rightChars="0" w:firstLine="0" w:firstLineChars="0"/>
+              <w:ind w:left="0" w:right="0" w:firstLine="0" w:leftChars="0" w:rightChars="0" w:firstLineChars="0"/>
               <w:jc w:val="center"/>
               <w:textAlignment w:val="baseline"/>
             </w:pPr>
@@ -1803,7 +1781,7 @@
           </w:tcPr>
           <w:p>
             <w:pPr>
-              <w:pStyle w:val="27"/>
+              <w:pStyle w:val="TableText"/>
               <w:keepNext w:val="0"/>
               <w:keepLines w:val="0"/>
               <w:pageBreakBefore w:val="0"/>
@@ -1817,7 +1795,7 @@
               <w:bidi w:val="0"/>
               <w:adjustRightInd w:val="0"/>
               <w:snapToGrid w:val="0"/>
-              <w:ind w:left="0" w:leftChars="0" w:right="0" w:rightChars="0" w:firstLine="0" w:firstLineChars="0"/>
+              <w:ind w:left="0" w:right="0" w:firstLine="0" w:leftChars="0" w:rightChars="0" w:firstLineChars="0"/>
               <w:jc w:val="center"/>
               <w:textAlignment w:val="baseline"/>
             </w:pPr>
@@ -1826,14 +1804,9 @@
       </w:tr>
       <w:tr>
         <w:tblPrEx>
-          <w:tblBorders>
-            <w:top w:val="single" w:color="000000" w:sz="2" w:space="0"/>
-            <w:left w:val="single" w:color="000000" w:sz="2" w:space="0"/>
-            <w:bottom w:val="single" w:color="000000" w:sz="2" w:space="0"/>
-            <w:right w:val="single" w:color="000000" w:sz="2" w:space="0"/>
-            <w:insideH w:val="single" w:color="000000" w:sz="2" w:space="0"/>
-            <w:insideV w:val="single" w:color="000000" w:sz="2" w:space="0"/>
-          </w:tblBorders>
+          <w:tblW w:w="8214" w:type="dxa"/>
+          <w:jc w:val="center"/>
+          <w:tblLayout w:type="fixed"/>
           <w:tblCellMar>
             <w:top w:w="0" w:type="dxa"/>
             <w:left w:w="0" w:type="dxa"/>
@@ -1842,7 +1815,7 @@
           </w:tblCellMar>
         </w:tblPrEx>
         <w:trPr>
-          <w:trHeight w:val="557" w:hRule="atLeast"/>
+          <w:trHeight w:val="557"/>
           <w:jc w:val="center"/>
         </w:trPr>
         <w:tc>
@@ -1851,7 +1824,7 @@
           </w:tcPr>
           <w:p>
             <w:pPr>
-              <w:pStyle w:val="27"/>
+              <w:pStyle w:val="TableText"/>
               <w:keepNext w:val="0"/>
               <w:keepLines w:val="0"/>
               <w:pageBreakBefore w:val="0"/>
@@ -1865,7 +1838,7 @@
               <w:bidi w:val="0"/>
               <w:adjustRightInd w:val="0"/>
               <w:snapToGrid w:val="0"/>
-              <w:ind w:left="0" w:leftChars="0" w:right="0" w:rightChars="0" w:firstLine="0" w:firstLineChars="0"/>
+              <w:ind w:left="0" w:right="0" w:firstLine="0" w:leftChars="0" w:rightChars="0" w:firstLineChars="0"/>
               <w:jc w:val="center"/>
               <w:textAlignment w:val="baseline"/>
             </w:pPr>
@@ -1877,7 +1850,7 @@
           </w:tcPr>
           <w:p>
             <w:pPr>
-              <w:pStyle w:val="27"/>
+              <w:pStyle w:val="TableText"/>
               <w:keepNext w:val="0"/>
               <w:keepLines w:val="0"/>
               <w:pageBreakBefore w:val="0"/>
@@ -1891,7 +1864,7 @@
               <w:bidi w:val="0"/>
               <w:adjustRightInd w:val="0"/>
               <w:snapToGrid w:val="0"/>
-              <w:ind w:left="0" w:leftChars="0" w:right="0" w:rightChars="0" w:firstLine="0" w:firstLineChars="0"/>
+              <w:ind w:left="0" w:right="0" w:firstLine="0" w:leftChars="0" w:rightChars="0" w:firstLineChars="0"/>
               <w:jc w:val="center"/>
               <w:textAlignment w:val="baseline"/>
             </w:pPr>
@@ -1903,7 +1876,7 @@
           </w:tcPr>
           <w:p>
             <w:pPr>
-              <w:pStyle w:val="27"/>
+              <w:pStyle w:val="TableText"/>
               <w:keepNext w:val="0"/>
               <w:keepLines w:val="0"/>
               <w:pageBreakBefore w:val="0"/>
@@ -1917,7 +1890,7 @@
               <w:bidi w:val="0"/>
               <w:adjustRightInd w:val="0"/>
               <w:snapToGrid w:val="0"/>
-              <w:ind w:left="0" w:leftChars="0" w:right="0" w:rightChars="0" w:firstLine="0" w:firstLineChars="0"/>
+              <w:ind w:left="0" w:right="0" w:firstLine="0" w:leftChars="0" w:rightChars="0" w:firstLineChars="0"/>
               <w:jc w:val="center"/>
               <w:textAlignment w:val="baseline"/>
             </w:pPr>
@@ -1929,7 +1902,7 @@
           </w:tcPr>
           <w:p>
             <w:pPr>
-              <w:pStyle w:val="27"/>
+              <w:pStyle w:val="TableText"/>
               <w:keepNext w:val="0"/>
               <w:keepLines w:val="0"/>
               <w:pageBreakBefore w:val="0"/>
@@ -1943,7 +1916,7 @@
               <w:bidi w:val="0"/>
               <w:adjustRightInd w:val="0"/>
               <w:snapToGrid w:val="0"/>
-              <w:ind w:left="0" w:leftChars="0" w:right="0" w:rightChars="0" w:firstLine="0" w:firstLineChars="0"/>
+              <w:ind w:left="0" w:right="0" w:firstLine="0" w:leftChars="0" w:rightChars="0" w:firstLineChars="0"/>
               <w:jc w:val="center"/>
               <w:textAlignment w:val="baseline"/>
             </w:pPr>
@@ -1955,7 +1928,7 @@
           </w:tcPr>
           <w:p>
             <w:pPr>
-              <w:pStyle w:val="27"/>
+              <w:pStyle w:val="TableText"/>
               <w:keepNext w:val="0"/>
               <w:keepLines w:val="0"/>
               <w:pageBreakBefore w:val="0"/>
@@ -1969,7 +1942,7 @@
               <w:bidi w:val="0"/>
               <w:adjustRightInd w:val="0"/>
               <w:snapToGrid w:val="0"/>
-              <w:ind w:left="0" w:leftChars="0" w:right="0" w:rightChars="0" w:firstLine="0" w:firstLineChars="0"/>
+              <w:ind w:left="0" w:right="0" w:firstLine="0" w:leftChars="0" w:rightChars="0" w:firstLineChars="0"/>
               <w:jc w:val="center"/>
               <w:textAlignment w:val="baseline"/>
             </w:pPr>
@@ -1981,7 +1954,7 @@
           </w:tcPr>
           <w:p>
             <w:pPr>
-              <w:pStyle w:val="27"/>
+              <w:pStyle w:val="TableText"/>
               <w:keepNext w:val="0"/>
               <w:keepLines w:val="0"/>
               <w:pageBreakBefore w:val="0"/>
@@ -1995,7 +1968,7 @@
               <w:bidi w:val="0"/>
               <w:adjustRightInd w:val="0"/>
               <w:snapToGrid w:val="0"/>
-              <w:ind w:left="0" w:leftChars="0" w:right="0" w:rightChars="0" w:firstLine="0" w:firstLineChars="0"/>
+              <w:ind w:left="0" w:right="0" w:firstLine="0" w:leftChars="0" w:rightChars="0" w:firstLineChars="0"/>
               <w:jc w:val="center"/>
               <w:textAlignment w:val="baseline"/>
             </w:pPr>
@@ -2027,7 +2000,7 @@
     <w:sdt>
       <w:sdtPr>
         <w:rPr>
-          <w:rFonts w:ascii="宋体" w:hAnsi="宋体" w:eastAsia="宋体" w:cs="Arial"/>
+          <w:rFonts w:ascii="宋体" w:eastAsia="宋体" w:hAnsi="宋体" w:cs="Arial"/>
           <w:snapToGrid w:val="0"/>
           <w:color w:val="000000"/>
           <w:kern w:val="0"/>
@@ -2043,7 +2016,7 @@
       </w:sdtPr>
       <w:sdtEndPr>
         <w:rPr>
-          <w:rFonts w:hint="eastAsia" w:ascii="宋体" w:hAnsi="宋体" w:eastAsia="宋体" w:cs="宋体"/>
+          <w:rFonts w:ascii="宋体" w:eastAsia="宋体" w:hAnsi="宋体" w:cs="宋体" w:hint="eastAsia"/>
           <w:snapToGrid w:val="0"/>
           <w:color w:val="000000"/>
           <w:kern w:val="0"/>
@@ -2069,18 +2042,18 @@
             <w:adjustRightInd w:val="0"/>
             <w:snapToGrid w:val="0"/>
             <w:spacing w:before="0" w:beforeLines="0" w:after="0" w:afterLines="0" w:line="240" w:lineRule="auto"/>
-            <w:ind w:left="0" w:leftChars="0" w:right="0" w:rightChars="0" w:firstLine="0" w:firstLineChars="0"/>
+            <w:ind w:left="0" w:right="0" w:firstLine="0" w:leftChars="0" w:rightChars="0" w:firstLineChars="0"/>
             <w:jc w:val="center"/>
             <w:textAlignment w:val="baseline"/>
             <w:rPr>
-              <w:rFonts w:hint="eastAsia" w:ascii="宋体" w:hAnsi="宋体" w:eastAsia="宋体" w:cs="宋体"/>
+              <w:rFonts w:ascii="宋体" w:eastAsia="宋体" w:hAnsi="宋体" w:cs="宋体" w:hint="eastAsia"/>
               <w:sz w:val="24"/>
               <w:szCs w:val="24"/>
             </w:rPr>
           </w:pPr>
           <w:r>
             <w:rPr>
-              <w:rFonts w:hint="eastAsia" w:ascii="宋体" w:hAnsi="宋体" w:eastAsia="宋体" w:cs="宋体"/>
+              <w:rFonts w:ascii="宋体" w:eastAsia="宋体" w:hAnsi="宋体" w:cs="宋体" w:hint="eastAsia"/>
               <w:sz w:val="24"/>
               <w:szCs w:val="24"/>
             </w:rPr>
@@ -2089,14 +2062,14 @@
         </w:p>
         <w:p>
           <w:pPr>
-            <w:pStyle w:val="16"/>
+            <w:pStyle w:val="TOC1"/>
             <w:tabs>
               <w:tab w:val="right" w:leader="dot" w:pos="8306"/>
             </w:tabs>
           </w:pPr>
           <w:r>
             <w:rPr>
-              <w:rFonts w:hint="eastAsia" w:ascii="宋体" w:hAnsi="宋体" w:eastAsia="宋体" w:cs="宋体"/>
+              <w:rFonts w:ascii="宋体" w:eastAsia="宋体" w:hAnsi="宋体" w:cs="宋体" w:hint="eastAsia"/>
               <w:sz w:val="24"/>
               <w:szCs w:val="24"/>
             </w:rPr>
@@ -2104,7 +2077,7 @@
           </w:r>
           <w:r>
             <w:rPr>
-              <w:rFonts w:hint="eastAsia" w:ascii="宋体" w:hAnsi="宋体" w:eastAsia="宋体" w:cs="宋体"/>
+              <w:rFonts w:ascii="宋体" w:eastAsia="宋体" w:hAnsi="宋体" w:cs="宋体" w:hint="eastAsia"/>
               <w:sz w:val="24"/>
               <w:szCs w:val="24"/>
             </w:rPr>
@@ -2112,7 +2085,7 @@
           </w:r>
           <w:r>
             <w:rPr>
-              <w:rFonts w:hint="eastAsia" w:ascii="宋体" w:hAnsi="宋体" w:eastAsia="宋体" w:cs="宋体"/>
+              <w:rFonts w:ascii="宋体" w:eastAsia="宋体" w:hAnsi="宋体" w:cs="宋体" w:hint="eastAsia"/>
               <w:sz w:val="24"/>
               <w:szCs w:val="24"/>
             </w:rPr>
@@ -2120,21 +2093,21 @@
           </w:r>
           <w:r>
             <w:rPr>
-              <w:rFonts w:hint="eastAsia" w:ascii="宋体" w:hAnsi="宋体" w:eastAsia="宋体" w:cs="宋体"/>
+              <w:rFonts w:ascii="宋体" w:eastAsia="宋体" w:hAnsi="宋体" w:cs="宋体" w:hint="eastAsia"/>
               <w:szCs w:val="24"/>
             </w:rPr>
             <w:fldChar w:fldCharType="begin"/>
           </w:r>
           <w:r>
             <w:rPr>
-              <w:rFonts w:hint="eastAsia" w:ascii="宋体" w:hAnsi="宋体" w:eastAsia="宋体" w:cs="宋体"/>
+              <w:rFonts w:ascii="宋体" w:eastAsia="宋体" w:hAnsi="宋体" w:cs="宋体" w:hint="eastAsia"/>
               <w:szCs w:val="24"/>
             </w:rPr>
             <w:instrText xml:space="preserve"> HYPERLINK \l _Toc27660 </w:instrText>
           </w:r>
           <w:r>
             <w:rPr>
-              <w:rFonts w:hint="eastAsia" w:ascii="宋体" w:hAnsi="宋体" w:eastAsia="宋体" w:cs="宋体"/>
+              <w:rFonts w:ascii="宋体" w:eastAsia="宋体" w:hAnsi="宋体" w:cs="宋体" w:hint="eastAsia"/>
               <w:szCs w:val="24"/>
             </w:rPr>
             <w:fldChar w:fldCharType="separate"/>
@@ -2166,7 +2139,7 @@
           </w:r>
           <w:r>
             <w:rPr>
-              <w:rFonts w:hint="eastAsia" w:ascii="宋体" w:hAnsi="宋体" w:eastAsia="宋体" w:cs="宋体"/>
+              <w:rFonts w:ascii="宋体" w:eastAsia="宋体" w:hAnsi="宋体" w:cs="宋体" w:hint="eastAsia"/>
               <w:szCs w:val="24"/>
             </w:rPr>
             <w:fldChar w:fldCharType="end"/>
@@ -2174,28 +2147,28 @@
         </w:p>
         <w:p>
           <w:pPr>
-            <w:pStyle w:val="16"/>
+            <w:pStyle w:val="TOC1"/>
             <w:tabs>
               <w:tab w:val="right" w:leader="dot" w:pos="8306"/>
             </w:tabs>
           </w:pPr>
           <w:r>
             <w:rPr>
-              <w:rFonts w:hint="eastAsia" w:ascii="宋体" w:hAnsi="宋体" w:eastAsia="宋体" w:cs="宋体"/>
+              <w:rFonts w:ascii="宋体" w:eastAsia="宋体" w:hAnsi="宋体" w:cs="宋体" w:hint="eastAsia"/>
               <w:szCs w:val="24"/>
             </w:rPr>
             <w:fldChar w:fldCharType="begin"/>
           </w:r>
           <w:r>
             <w:rPr>
-              <w:rFonts w:hint="eastAsia" w:ascii="宋体" w:hAnsi="宋体" w:eastAsia="宋体" w:cs="宋体"/>
+              <w:rFonts w:ascii="宋体" w:eastAsia="宋体" w:hAnsi="宋体" w:cs="宋体" w:hint="eastAsia"/>
               <w:szCs w:val="24"/>
             </w:rPr>
             <w:instrText xml:space="preserve"> HYPERLINK \l _Toc10424 </w:instrText>
           </w:r>
           <w:r>
             <w:rPr>
-              <w:rFonts w:hint="eastAsia" w:ascii="宋体" w:hAnsi="宋体" w:eastAsia="宋体" w:cs="宋体"/>
+              <w:rFonts w:ascii="宋体" w:eastAsia="宋体" w:hAnsi="宋体" w:cs="宋体" w:hint="eastAsia"/>
               <w:szCs w:val="24"/>
             </w:rPr>
             <w:fldChar w:fldCharType="separate"/>
@@ -2227,7 +2200,7 @@
           </w:r>
           <w:r>
             <w:rPr>
-              <w:rFonts w:hint="eastAsia" w:ascii="宋体" w:hAnsi="宋体" w:eastAsia="宋体" w:cs="宋体"/>
+              <w:rFonts w:ascii="宋体" w:eastAsia="宋体" w:hAnsi="宋体" w:cs="宋体" w:hint="eastAsia"/>
               <w:szCs w:val="24"/>
             </w:rPr>
             <w:fldChar w:fldCharType="end"/>
@@ -2235,28 +2208,28 @@
         </w:p>
         <w:p>
           <w:pPr>
-            <w:pStyle w:val="16"/>
+            <w:pStyle w:val="TOC1"/>
             <w:tabs>
               <w:tab w:val="right" w:leader="dot" w:pos="8306"/>
             </w:tabs>
           </w:pPr>
           <w:r>
             <w:rPr>
-              <w:rFonts w:hint="eastAsia" w:ascii="宋体" w:hAnsi="宋体" w:eastAsia="宋体" w:cs="宋体"/>
+              <w:rFonts w:ascii="宋体" w:eastAsia="宋体" w:hAnsi="宋体" w:cs="宋体" w:hint="eastAsia"/>
               <w:szCs w:val="24"/>
             </w:rPr>
             <w:fldChar w:fldCharType="begin"/>
           </w:r>
           <w:r>
             <w:rPr>
-              <w:rFonts w:hint="eastAsia" w:ascii="宋体" w:hAnsi="宋体" w:eastAsia="宋体" w:cs="宋体"/>
+              <w:rFonts w:ascii="宋体" w:eastAsia="宋体" w:hAnsi="宋体" w:cs="宋体" w:hint="eastAsia"/>
               <w:szCs w:val="24"/>
             </w:rPr>
             <w:instrText xml:space="preserve"> HYPERLINK \l _Toc17933 </w:instrText>
           </w:r>
           <w:r>
             <w:rPr>
-              <w:rFonts w:hint="eastAsia" w:ascii="宋体" w:hAnsi="宋体" w:eastAsia="宋体" w:cs="宋体"/>
+              <w:rFonts w:ascii="宋体" w:eastAsia="宋体" w:hAnsi="宋体" w:cs="宋体" w:hint="eastAsia"/>
               <w:szCs w:val="24"/>
             </w:rPr>
             <w:fldChar w:fldCharType="separate"/>
@@ -2288,7 +2261,7 @@
           </w:r>
           <w:r>
             <w:rPr>
-              <w:rFonts w:hint="eastAsia" w:ascii="宋体" w:hAnsi="宋体" w:eastAsia="宋体" w:cs="宋体"/>
+              <w:rFonts w:ascii="宋体" w:eastAsia="宋体" w:hAnsi="宋体" w:cs="宋体" w:hint="eastAsia"/>
               <w:szCs w:val="24"/>
             </w:rPr>
             <w:fldChar w:fldCharType="end"/>
@@ -2296,28 +2269,28 @@
         </w:p>
         <w:p>
           <w:pPr>
-            <w:pStyle w:val="16"/>
+            <w:pStyle w:val="TOC1"/>
             <w:tabs>
               <w:tab w:val="right" w:leader="dot" w:pos="8306"/>
             </w:tabs>
           </w:pPr>
           <w:r>
             <w:rPr>
-              <w:rFonts w:hint="eastAsia" w:ascii="宋体" w:hAnsi="宋体" w:eastAsia="宋体" w:cs="宋体"/>
+              <w:rFonts w:ascii="宋体" w:eastAsia="宋体" w:hAnsi="宋体" w:cs="宋体" w:hint="eastAsia"/>
               <w:szCs w:val="24"/>
             </w:rPr>
             <w:fldChar w:fldCharType="begin"/>
           </w:r>
           <w:r>
             <w:rPr>
-              <w:rFonts w:hint="eastAsia" w:ascii="宋体" w:hAnsi="宋体" w:eastAsia="宋体" w:cs="宋体"/>
+              <w:rFonts w:ascii="宋体" w:eastAsia="宋体" w:hAnsi="宋体" w:cs="宋体" w:hint="eastAsia"/>
               <w:szCs w:val="24"/>
             </w:rPr>
             <w:instrText xml:space="preserve"> HYPERLINK \l _Toc16179 </w:instrText>
           </w:r>
           <w:r>
             <w:rPr>
-              <w:rFonts w:hint="eastAsia" w:ascii="宋体" w:hAnsi="宋体" w:eastAsia="宋体" w:cs="宋体"/>
+              <w:rFonts w:ascii="宋体" w:eastAsia="宋体" w:hAnsi="宋体" w:cs="宋体" w:hint="eastAsia"/>
               <w:szCs w:val="24"/>
             </w:rPr>
             <w:fldChar w:fldCharType="separate"/>
@@ -2356,7 +2329,7 @@
           </w:r>
           <w:r>
             <w:rPr>
-              <w:rFonts w:hint="eastAsia" w:ascii="宋体" w:hAnsi="宋体" w:eastAsia="宋体" w:cs="宋体"/>
+              <w:rFonts w:ascii="宋体" w:eastAsia="宋体" w:hAnsi="宋体" w:cs="宋体" w:hint="eastAsia"/>
               <w:szCs w:val="24"/>
             </w:rPr>
             <w:fldChar w:fldCharType="end"/>
@@ -2364,28 +2337,28 @@
         </w:p>
         <w:p>
           <w:pPr>
-            <w:pStyle w:val="17"/>
+            <w:pStyle w:val="TOC2"/>
             <w:tabs>
               <w:tab w:val="right" w:leader="dot" w:pos="8306"/>
             </w:tabs>
           </w:pPr>
           <w:r>
             <w:rPr>
-              <w:rFonts w:hint="eastAsia" w:ascii="宋体" w:hAnsi="宋体" w:eastAsia="宋体" w:cs="宋体"/>
+              <w:rFonts w:ascii="宋体" w:eastAsia="宋体" w:hAnsi="宋体" w:cs="宋体" w:hint="eastAsia"/>
               <w:szCs w:val="24"/>
             </w:rPr>
             <w:fldChar w:fldCharType="begin"/>
           </w:r>
           <w:r>
             <w:rPr>
-              <w:rFonts w:hint="eastAsia" w:ascii="宋体" w:hAnsi="宋体" w:eastAsia="宋体" w:cs="宋体"/>
+              <w:rFonts w:ascii="宋体" w:eastAsia="宋体" w:hAnsi="宋体" w:cs="宋体" w:hint="eastAsia"/>
               <w:szCs w:val="24"/>
             </w:rPr>
             <w:instrText xml:space="preserve"> HYPERLINK \l _Toc16066 </w:instrText>
           </w:r>
           <w:r>
             <w:rPr>
-              <w:rFonts w:hint="eastAsia" w:ascii="宋体" w:hAnsi="宋体" w:eastAsia="宋体" w:cs="宋体"/>
+              <w:rFonts w:ascii="宋体" w:eastAsia="宋体" w:hAnsi="宋体" w:cs="宋体" w:hint="eastAsia"/>
               <w:szCs w:val="24"/>
             </w:rPr>
             <w:fldChar w:fldCharType="separate"/>
@@ -2424,7 +2397,7 @@
           </w:r>
           <w:r>
             <w:rPr>
-              <w:rFonts w:hint="eastAsia" w:ascii="宋体" w:hAnsi="宋体" w:eastAsia="宋体" w:cs="宋体"/>
+              <w:rFonts w:ascii="宋体" w:eastAsia="宋体" w:hAnsi="宋体" w:cs="宋体" w:hint="eastAsia"/>
               <w:szCs w:val="24"/>
             </w:rPr>
             <w:fldChar w:fldCharType="end"/>
@@ -2432,28 +2405,28 @@
         </w:p>
         <w:p>
           <w:pPr>
-            <w:pStyle w:val="13"/>
+            <w:pStyle w:val="TOC3"/>
             <w:tabs>
               <w:tab w:val="right" w:leader="dot" w:pos="8306"/>
             </w:tabs>
           </w:pPr>
           <w:r>
             <w:rPr>
-              <w:rFonts w:hint="eastAsia" w:ascii="宋体" w:hAnsi="宋体" w:eastAsia="宋体" w:cs="宋体"/>
+              <w:rFonts w:ascii="宋体" w:eastAsia="宋体" w:hAnsi="宋体" w:cs="宋体" w:hint="eastAsia"/>
               <w:szCs w:val="24"/>
             </w:rPr>
             <w:fldChar w:fldCharType="begin"/>
           </w:r>
           <w:r>
             <w:rPr>
-              <w:rFonts w:hint="eastAsia" w:ascii="宋体" w:hAnsi="宋体" w:eastAsia="宋体" w:cs="宋体"/>
+              <w:rFonts w:ascii="宋体" w:eastAsia="宋体" w:hAnsi="宋体" w:cs="宋体" w:hint="eastAsia"/>
               <w:szCs w:val="24"/>
             </w:rPr>
             <w:instrText xml:space="preserve"> HYPERLINK \l _Toc9152 </w:instrText>
           </w:r>
           <w:r>
             <w:rPr>
-              <w:rFonts w:hint="eastAsia" w:ascii="宋体" w:hAnsi="宋体" w:eastAsia="宋体" w:cs="宋体"/>
+              <w:rFonts w:ascii="宋体" w:eastAsia="宋体" w:hAnsi="宋体" w:cs="宋体" w:hint="eastAsia"/>
               <w:szCs w:val="24"/>
             </w:rPr>
             <w:fldChar w:fldCharType="separate"/>
@@ -2492,7 +2465,7 @@
           </w:r>
           <w:r>
             <w:rPr>
-              <w:rFonts w:hint="eastAsia" w:ascii="宋体" w:hAnsi="宋体" w:eastAsia="宋体" w:cs="宋体"/>
+              <w:rFonts w:ascii="宋体" w:eastAsia="宋体" w:hAnsi="宋体" w:cs="宋体" w:hint="eastAsia"/>
               <w:szCs w:val="24"/>
             </w:rPr>
             <w:fldChar w:fldCharType="end"/>
@@ -2500,28 +2473,28 @@
         </w:p>
         <w:p>
           <w:pPr>
-            <w:pStyle w:val="13"/>
+            <w:pStyle w:val="TOC3"/>
             <w:tabs>
               <w:tab w:val="right" w:leader="dot" w:pos="8306"/>
             </w:tabs>
           </w:pPr>
           <w:r>
             <w:rPr>
-              <w:rFonts w:hint="eastAsia" w:ascii="宋体" w:hAnsi="宋体" w:eastAsia="宋体" w:cs="宋体"/>
+              <w:rFonts w:ascii="宋体" w:eastAsia="宋体" w:hAnsi="宋体" w:cs="宋体" w:hint="eastAsia"/>
               <w:szCs w:val="24"/>
             </w:rPr>
             <w:fldChar w:fldCharType="begin"/>
           </w:r>
           <w:r>
             <w:rPr>
-              <w:rFonts w:hint="eastAsia" w:ascii="宋体" w:hAnsi="宋体" w:eastAsia="宋体" w:cs="宋体"/>
+              <w:rFonts w:ascii="宋体" w:eastAsia="宋体" w:hAnsi="宋体" w:cs="宋体" w:hint="eastAsia"/>
               <w:szCs w:val="24"/>
             </w:rPr>
             <w:instrText xml:space="preserve"> HYPERLINK \l _Toc7090 </w:instrText>
           </w:r>
           <w:r>
             <w:rPr>
-              <w:rFonts w:hint="eastAsia" w:ascii="宋体" w:hAnsi="宋体" w:eastAsia="宋体" w:cs="宋体"/>
+              <w:rFonts w:ascii="宋体" w:eastAsia="宋体" w:hAnsi="宋体" w:cs="宋体" w:hint="eastAsia"/>
               <w:szCs w:val="24"/>
             </w:rPr>
             <w:fldChar w:fldCharType="separate"/>
@@ -2560,7 +2533,7 @@
           </w:r>
           <w:r>
             <w:rPr>
-              <w:rFonts w:hint="eastAsia" w:ascii="宋体" w:hAnsi="宋体" w:eastAsia="宋体" w:cs="宋体"/>
+              <w:rFonts w:ascii="宋体" w:eastAsia="宋体" w:hAnsi="宋体" w:cs="宋体" w:hint="eastAsia"/>
               <w:szCs w:val="24"/>
             </w:rPr>
             <w:fldChar w:fldCharType="end"/>
@@ -2568,28 +2541,28 @@
         </w:p>
         <w:p>
           <w:pPr>
-            <w:pStyle w:val="13"/>
+            <w:pStyle w:val="TOC3"/>
             <w:tabs>
               <w:tab w:val="right" w:leader="dot" w:pos="8306"/>
             </w:tabs>
           </w:pPr>
           <w:r>
             <w:rPr>
-              <w:rFonts w:hint="eastAsia" w:ascii="宋体" w:hAnsi="宋体" w:eastAsia="宋体" w:cs="宋体"/>
+              <w:rFonts w:ascii="宋体" w:eastAsia="宋体" w:hAnsi="宋体" w:cs="宋体" w:hint="eastAsia"/>
               <w:szCs w:val="24"/>
             </w:rPr>
             <w:fldChar w:fldCharType="begin"/>
           </w:r>
           <w:r>
             <w:rPr>
-              <w:rFonts w:hint="eastAsia" w:ascii="宋体" w:hAnsi="宋体" w:eastAsia="宋体" w:cs="宋体"/>
+              <w:rFonts w:ascii="宋体" w:eastAsia="宋体" w:hAnsi="宋体" w:cs="宋体" w:hint="eastAsia"/>
               <w:szCs w:val="24"/>
             </w:rPr>
             <w:instrText xml:space="preserve"> HYPERLINK \l _Toc2375 </w:instrText>
           </w:r>
           <w:r>
             <w:rPr>
-              <w:rFonts w:hint="eastAsia" w:ascii="宋体" w:hAnsi="宋体" w:eastAsia="宋体" w:cs="宋体"/>
+              <w:rFonts w:ascii="宋体" w:eastAsia="宋体" w:hAnsi="宋体" w:cs="宋体" w:hint="eastAsia"/>
               <w:szCs w:val="24"/>
             </w:rPr>
             <w:fldChar w:fldCharType="separate"/>
@@ -2628,7 +2601,7 @@
           </w:r>
           <w:r>
             <w:rPr>
-              <w:rFonts w:hint="eastAsia" w:ascii="宋体" w:hAnsi="宋体" w:eastAsia="宋体" w:cs="宋体"/>
+              <w:rFonts w:ascii="宋体" w:eastAsia="宋体" w:hAnsi="宋体" w:cs="宋体" w:hint="eastAsia"/>
               <w:szCs w:val="24"/>
             </w:rPr>
             <w:fldChar w:fldCharType="end"/>
@@ -2636,28 +2609,28 @@
         </w:p>
         <w:p>
           <w:pPr>
-            <w:pStyle w:val="17"/>
+            <w:pStyle w:val="TOC2"/>
             <w:tabs>
               <w:tab w:val="right" w:leader="dot" w:pos="8306"/>
             </w:tabs>
           </w:pPr>
           <w:r>
             <w:rPr>
-              <w:rFonts w:hint="eastAsia" w:ascii="宋体" w:hAnsi="宋体" w:eastAsia="宋体" w:cs="宋体"/>
+              <w:rFonts w:ascii="宋体" w:eastAsia="宋体" w:hAnsi="宋体" w:cs="宋体" w:hint="eastAsia"/>
               <w:szCs w:val="24"/>
             </w:rPr>
             <w:fldChar w:fldCharType="begin"/>
           </w:r>
           <w:r>
             <w:rPr>
-              <w:rFonts w:hint="eastAsia" w:ascii="宋体" w:hAnsi="宋体" w:eastAsia="宋体" w:cs="宋体"/>
+              <w:rFonts w:ascii="宋体" w:eastAsia="宋体" w:hAnsi="宋体" w:cs="宋体" w:hint="eastAsia"/>
               <w:szCs w:val="24"/>
             </w:rPr>
             <w:instrText xml:space="preserve"> HYPERLINK \l _Toc8636 </w:instrText>
           </w:r>
           <w:r>
             <w:rPr>
-              <w:rFonts w:hint="eastAsia" w:ascii="宋体" w:hAnsi="宋体" w:eastAsia="宋体" w:cs="宋体"/>
+              <w:rFonts w:ascii="宋体" w:eastAsia="宋体" w:hAnsi="宋体" w:cs="宋体" w:hint="eastAsia"/>
               <w:szCs w:val="24"/>
             </w:rPr>
             <w:fldChar w:fldCharType="separate"/>
@@ -2696,7 +2669,7 @@
           </w:r>
           <w:r>
             <w:rPr>
-              <w:rFonts w:hint="eastAsia" w:ascii="宋体" w:hAnsi="宋体" w:eastAsia="宋体" w:cs="宋体"/>
+              <w:rFonts w:ascii="宋体" w:eastAsia="宋体" w:hAnsi="宋体" w:cs="宋体" w:hint="eastAsia"/>
               <w:szCs w:val="24"/>
             </w:rPr>
             <w:fldChar w:fldCharType="end"/>
@@ -2704,28 +2677,28 @@
         </w:p>
         <w:p>
           <w:pPr>
-            <w:pStyle w:val="13"/>
+            <w:pStyle w:val="TOC3"/>
             <w:tabs>
               <w:tab w:val="right" w:leader="dot" w:pos="8306"/>
             </w:tabs>
           </w:pPr>
           <w:r>
             <w:rPr>
-              <w:rFonts w:hint="eastAsia" w:ascii="宋体" w:hAnsi="宋体" w:eastAsia="宋体" w:cs="宋体"/>
+              <w:rFonts w:ascii="宋体" w:eastAsia="宋体" w:hAnsi="宋体" w:cs="宋体" w:hint="eastAsia"/>
               <w:szCs w:val="24"/>
             </w:rPr>
             <w:fldChar w:fldCharType="begin"/>
           </w:r>
           <w:r>
             <w:rPr>
-              <w:rFonts w:hint="eastAsia" w:ascii="宋体" w:hAnsi="宋体" w:eastAsia="宋体" w:cs="宋体"/>
+              <w:rFonts w:ascii="宋体" w:eastAsia="宋体" w:hAnsi="宋体" w:cs="宋体" w:hint="eastAsia"/>
               <w:szCs w:val="24"/>
             </w:rPr>
             <w:instrText xml:space="preserve"> HYPERLINK \l _Toc20594 </w:instrText>
           </w:r>
           <w:r>
             <w:rPr>
-              <w:rFonts w:hint="eastAsia" w:ascii="宋体" w:hAnsi="宋体" w:eastAsia="宋体" w:cs="宋体"/>
+              <w:rFonts w:ascii="宋体" w:eastAsia="宋体" w:hAnsi="宋体" w:cs="宋体" w:hint="eastAsia"/>
               <w:szCs w:val="24"/>
             </w:rPr>
             <w:fldChar w:fldCharType="separate"/>
@@ -2764,7 +2737,7 @@
           </w:r>
           <w:r>
             <w:rPr>
-              <w:rFonts w:hint="eastAsia" w:ascii="宋体" w:hAnsi="宋体" w:eastAsia="宋体" w:cs="宋体"/>
+              <w:rFonts w:ascii="宋体" w:eastAsia="宋体" w:hAnsi="宋体" w:cs="宋体" w:hint="eastAsia"/>
               <w:szCs w:val="24"/>
             </w:rPr>
             <w:fldChar w:fldCharType="end"/>
@@ -2772,28 +2745,28 @@
         </w:p>
         <w:p>
           <w:pPr>
-            <w:pStyle w:val="13"/>
+            <w:pStyle w:val="TOC3"/>
             <w:tabs>
               <w:tab w:val="right" w:leader="dot" w:pos="8306"/>
             </w:tabs>
           </w:pPr>
           <w:r>
             <w:rPr>
-              <w:rFonts w:hint="eastAsia" w:ascii="宋体" w:hAnsi="宋体" w:eastAsia="宋体" w:cs="宋体"/>
+              <w:rFonts w:ascii="宋体" w:eastAsia="宋体" w:hAnsi="宋体" w:cs="宋体" w:hint="eastAsia"/>
               <w:szCs w:val="24"/>
             </w:rPr>
             <w:fldChar w:fldCharType="begin"/>
           </w:r>
           <w:r>
             <w:rPr>
-              <w:rFonts w:hint="eastAsia" w:ascii="宋体" w:hAnsi="宋体" w:eastAsia="宋体" w:cs="宋体"/>
+              <w:rFonts w:ascii="宋体" w:eastAsia="宋体" w:hAnsi="宋体" w:cs="宋体" w:hint="eastAsia"/>
               <w:szCs w:val="24"/>
             </w:rPr>
             <w:instrText xml:space="preserve"> HYPERLINK \l _Toc18686 </w:instrText>
           </w:r>
           <w:r>
             <w:rPr>
-              <w:rFonts w:hint="eastAsia" w:ascii="宋体" w:hAnsi="宋体" w:eastAsia="宋体" w:cs="宋体"/>
+              <w:rFonts w:ascii="宋体" w:eastAsia="宋体" w:hAnsi="宋体" w:cs="宋体" w:hint="eastAsia"/>
               <w:szCs w:val="24"/>
             </w:rPr>
             <w:fldChar w:fldCharType="separate"/>
@@ -2832,7 +2805,7 @@
           </w:r>
           <w:r>
             <w:rPr>
-              <w:rFonts w:hint="eastAsia" w:ascii="宋体" w:hAnsi="宋体" w:eastAsia="宋体" w:cs="宋体"/>
+              <w:rFonts w:ascii="宋体" w:eastAsia="宋体" w:hAnsi="宋体" w:cs="宋体" w:hint="eastAsia"/>
               <w:szCs w:val="24"/>
             </w:rPr>
             <w:fldChar w:fldCharType="end"/>
@@ -2840,28 +2813,28 @@
         </w:p>
         <w:p>
           <w:pPr>
-            <w:pStyle w:val="13"/>
+            <w:pStyle w:val="TOC3"/>
             <w:tabs>
               <w:tab w:val="right" w:leader="dot" w:pos="8306"/>
             </w:tabs>
           </w:pPr>
           <w:r>
             <w:rPr>
-              <w:rFonts w:hint="eastAsia" w:ascii="宋体" w:hAnsi="宋体" w:eastAsia="宋体" w:cs="宋体"/>
+              <w:rFonts w:ascii="宋体" w:eastAsia="宋体" w:hAnsi="宋体" w:cs="宋体" w:hint="eastAsia"/>
               <w:szCs w:val="24"/>
             </w:rPr>
             <w:fldChar w:fldCharType="begin"/>
           </w:r>
           <w:r>
             <w:rPr>
-              <w:rFonts w:hint="eastAsia" w:ascii="宋体" w:hAnsi="宋体" w:eastAsia="宋体" w:cs="宋体"/>
+              <w:rFonts w:ascii="宋体" w:eastAsia="宋体" w:hAnsi="宋体" w:cs="宋体" w:hint="eastAsia"/>
               <w:szCs w:val="24"/>
             </w:rPr>
             <w:instrText xml:space="preserve"> HYPERLINK \l _Toc19075 </w:instrText>
           </w:r>
           <w:r>
             <w:rPr>
-              <w:rFonts w:hint="eastAsia" w:ascii="宋体" w:hAnsi="宋体" w:eastAsia="宋体" w:cs="宋体"/>
+              <w:rFonts w:ascii="宋体" w:eastAsia="宋体" w:hAnsi="宋体" w:cs="宋体" w:hint="eastAsia"/>
               <w:szCs w:val="24"/>
             </w:rPr>
             <w:fldChar w:fldCharType="separate"/>
@@ -2900,7 +2873,7 @@
           </w:r>
           <w:r>
             <w:rPr>
-              <w:rFonts w:hint="eastAsia" w:ascii="宋体" w:hAnsi="宋体" w:eastAsia="宋体" w:cs="宋体"/>
+              <w:rFonts w:ascii="宋体" w:eastAsia="宋体" w:hAnsi="宋体" w:cs="宋体" w:hint="eastAsia"/>
               <w:szCs w:val="24"/>
             </w:rPr>
             <w:fldChar w:fldCharType="end"/>
@@ -2908,28 +2881,28 @@
         </w:p>
         <w:p>
           <w:pPr>
-            <w:pStyle w:val="16"/>
+            <w:pStyle w:val="TOC1"/>
             <w:tabs>
               <w:tab w:val="right" w:leader="dot" w:pos="8306"/>
             </w:tabs>
           </w:pPr>
           <w:r>
             <w:rPr>
-              <w:rFonts w:hint="eastAsia" w:ascii="宋体" w:hAnsi="宋体" w:eastAsia="宋体" w:cs="宋体"/>
+              <w:rFonts w:ascii="宋体" w:eastAsia="宋体" w:hAnsi="宋体" w:cs="宋体" w:hint="eastAsia"/>
               <w:szCs w:val="24"/>
             </w:rPr>
             <w:fldChar w:fldCharType="begin"/>
           </w:r>
           <w:r>
             <w:rPr>
-              <w:rFonts w:hint="eastAsia" w:ascii="宋体" w:hAnsi="宋体" w:eastAsia="宋体" w:cs="宋体"/>
+              <w:rFonts w:ascii="宋体" w:eastAsia="宋体" w:hAnsi="宋体" w:cs="宋体" w:hint="eastAsia"/>
               <w:szCs w:val="24"/>
             </w:rPr>
             <w:instrText xml:space="preserve"> HYPERLINK \l _Toc22759 </w:instrText>
           </w:r>
           <w:r>
             <w:rPr>
-              <w:rFonts w:hint="eastAsia" w:ascii="宋体" w:hAnsi="宋体" w:eastAsia="宋体" w:cs="宋体"/>
+              <w:rFonts w:ascii="宋体" w:eastAsia="宋体" w:hAnsi="宋体" w:cs="宋体" w:hint="eastAsia"/>
               <w:szCs w:val="24"/>
             </w:rPr>
             <w:fldChar w:fldCharType="separate"/>
@@ -2961,7 +2934,7 @@
           </w:r>
           <w:r>
             <w:rPr>
-              <w:rFonts w:hint="eastAsia" w:ascii="宋体" w:hAnsi="宋体" w:eastAsia="宋体" w:cs="宋体"/>
+              <w:rFonts w:ascii="宋体" w:eastAsia="宋体" w:hAnsi="宋体" w:cs="宋体" w:hint="eastAsia"/>
               <w:szCs w:val="24"/>
             </w:rPr>
             <w:fldChar w:fldCharType="end"/>
@@ -2969,28 +2942,28 @@
         </w:p>
         <w:p>
           <w:pPr>
-            <w:pStyle w:val="16"/>
+            <w:pStyle w:val="TOC1"/>
             <w:tabs>
               <w:tab w:val="right" w:leader="dot" w:pos="8306"/>
             </w:tabs>
           </w:pPr>
           <w:r>
             <w:rPr>
-              <w:rFonts w:hint="eastAsia" w:ascii="宋体" w:hAnsi="宋体" w:eastAsia="宋体" w:cs="宋体"/>
+              <w:rFonts w:ascii="宋体" w:eastAsia="宋体" w:hAnsi="宋体" w:cs="宋体" w:hint="eastAsia"/>
               <w:szCs w:val="24"/>
             </w:rPr>
             <w:fldChar w:fldCharType="begin"/>
           </w:r>
           <w:r>
             <w:rPr>
-              <w:rFonts w:hint="eastAsia" w:ascii="宋体" w:hAnsi="宋体" w:eastAsia="宋体" w:cs="宋体"/>
+              <w:rFonts w:ascii="宋体" w:eastAsia="宋体" w:hAnsi="宋体" w:cs="宋体" w:hint="eastAsia"/>
               <w:szCs w:val="24"/>
             </w:rPr>
             <w:instrText xml:space="preserve"> HYPERLINK \l _Toc14232 </w:instrText>
           </w:r>
           <w:r>
             <w:rPr>
-              <w:rFonts w:hint="eastAsia" w:ascii="宋体" w:hAnsi="宋体" w:eastAsia="宋体" w:cs="宋体"/>
+              <w:rFonts w:ascii="宋体" w:eastAsia="宋体" w:hAnsi="宋体" w:cs="宋体" w:hint="eastAsia"/>
               <w:szCs w:val="24"/>
             </w:rPr>
             <w:fldChar w:fldCharType="separate"/>
@@ -3022,7 +2995,7 @@
           </w:r>
           <w:r>
             <w:rPr>
-              <w:rFonts w:hint="eastAsia" w:ascii="宋体" w:hAnsi="宋体" w:eastAsia="宋体" w:cs="宋体"/>
+              <w:rFonts w:ascii="宋体" w:eastAsia="宋体" w:hAnsi="宋体" w:cs="宋体" w:hint="eastAsia"/>
               <w:szCs w:val="24"/>
             </w:rPr>
             <w:fldChar w:fldCharType="end"/>
@@ -3030,28 +3003,28 @@
         </w:p>
         <w:p>
           <w:pPr>
-            <w:pStyle w:val="16"/>
+            <w:pStyle w:val="TOC1"/>
             <w:tabs>
               <w:tab w:val="right" w:leader="dot" w:pos="8306"/>
             </w:tabs>
           </w:pPr>
           <w:r>
             <w:rPr>
-              <w:rFonts w:hint="eastAsia" w:ascii="宋体" w:hAnsi="宋体" w:eastAsia="宋体" w:cs="宋体"/>
+              <w:rFonts w:ascii="宋体" w:eastAsia="宋体" w:hAnsi="宋体" w:cs="宋体" w:hint="eastAsia"/>
               <w:szCs w:val="24"/>
             </w:rPr>
             <w:fldChar w:fldCharType="begin"/>
           </w:r>
           <w:r>
             <w:rPr>
-              <w:rFonts w:hint="eastAsia" w:ascii="宋体" w:hAnsi="宋体" w:eastAsia="宋体" w:cs="宋体"/>
+              <w:rFonts w:ascii="宋体" w:eastAsia="宋体" w:hAnsi="宋体" w:cs="宋体" w:hint="eastAsia"/>
               <w:szCs w:val="24"/>
             </w:rPr>
             <w:instrText xml:space="preserve"> HYPERLINK \l _Toc30172 </w:instrText>
           </w:r>
           <w:r>
             <w:rPr>
-              <w:rFonts w:hint="eastAsia" w:ascii="宋体" w:hAnsi="宋体" w:eastAsia="宋体" w:cs="宋体"/>
+              <w:rFonts w:ascii="宋体" w:eastAsia="宋体" w:hAnsi="宋体" w:cs="宋体" w:hint="eastAsia"/>
               <w:szCs w:val="24"/>
             </w:rPr>
             <w:fldChar w:fldCharType="separate"/>
@@ -3083,7 +3056,7 @@
           </w:r>
           <w:r>
             <w:rPr>
-              <w:rFonts w:hint="eastAsia" w:ascii="宋体" w:hAnsi="宋体" w:eastAsia="宋体" w:cs="宋体"/>
+              <w:rFonts w:ascii="宋体" w:eastAsia="宋体" w:hAnsi="宋体" w:cs="宋体" w:hint="eastAsia"/>
               <w:szCs w:val="24"/>
             </w:rPr>
             <w:fldChar w:fldCharType="end"/>
@@ -3091,28 +3064,28 @@
         </w:p>
         <w:p>
           <w:pPr>
-            <w:pStyle w:val="16"/>
+            <w:pStyle w:val="TOC1"/>
             <w:tabs>
               <w:tab w:val="right" w:leader="dot" w:pos="8306"/>
             </w:tabs>
           </w:pPr>
           <w:r>
             <w:rPr>
-              <w:rFonts w:hint="eastAsia" w:ascii="宋体" w:hAnsi="宋体" w:eastAsia="宋体" w:cs="宋体"/>
+              <w:rFonts w:ascii="宋体" w:eastAsia="宋体" w:hAnsi="宋体" w:cs="宋体" w:hint="eastAsia"/>
               <w:szCs w:val="24"/>
             </w:rPr>
             <w:fldChar w:fldCharType="begin"/>
           </w:r>
           <w:r>
             <w:rPr>
-              <w:rFonts w:hint="eastAsia" w:ascii="宋体" w:hAnsi="宋体" w:eastAsia="宋体" w:cs="宋体"/>
+              <w:rFonts w:ascii="宋体" w:eastAsia="宋体" w:hAnsi="宋体" w:cs="宋体" w:hint="eastAsia"/>
               <w:szCs w:val="24"/>
             </w:rPr>
             <w:instrText xml:space="preserve"> HYPERLINK \l _Toc1078 </w:instrText>
           </w:r>
           <w:r>
             <w:rPr>
-              <w:rFonts w:hint="eastAsia" w:ascii="宋体" w:hAnsi="宋体" w:eastAsia="宋体" w:cs="宋体"/>
+              <w:rFonts w:ascii="宋体" w:eastAsia="宋体" w:hAnsi="宋体" w:cs="宋体" w:hint="eastAsia"/>
               <w:szCs w:val="24"/>
             </w:rPr>
             <w:fldChar w:fldCharType="separate"/>
@@ -3144,7 +3117,7 @@
           </w:r>
           <w:r>
             <w:rPr>
-              <w:rFonts w:hint="eastAsia" w:ascii="宋体" w:hAnsi="宋体" w:eastAsia="宋体" w:cs="宋体"/>
+              <w:rFonts w:ascii="宋体" w:eastAsia="宋体" w:hAnsi="宋体" w:cs="宋体" w:hint="eastAsia"/>
               <w:szCs w:val="24"/>
             </w:rPr>
             <w:fldChar w:fldCharType="end"/>
@@ -3167,7 +3140,7 @@
             <w:snapToGrid w:val="0"/>
             <w:textAlignment w:val="baseline"/>
             <w:rPr>
-              <w:rFonts w:hint="eastAsia" w:ascii="宋体" w:hAnsi="宋体" w:eastAsia="宋体" w:cs="宋体"/>
+              <w:rFonts w:ascii="宋体" w:eastAsia="宋体" w:hAnsi="宋体" w:cs="宋体" w:hint="eastAsia"/>
               <w:snapToGrid w:val="0"/>
               <w:color w:val="000000"/>
               <w:kern w:val="0"/>
@@ -3178,7 +3151,7 @@
           </w:pPr>
           <w:r>
             <w:rPr>
-              <w:rFonts w:hint="eastAsia" w:ascii="宋体" w:hAnsi="宋体" w:eastAsia="宋体" w:cs="宋体"/>
+              <w:rFonts w:ascii="宋体" w:eastAsia="宋体" w:hAnsi="宋体" w:cs="宋体" w:hint="eastAsia"/>
               <w:szCs w:val="24"/>
             </w:rPr>
             <w:fldChar w:fldCharType="end"/>
@@ -3203,7 +3176,7 @@
         <w:snapToGrid w:val="0"/>
         <w:textAlignment w:val="baseline"/>
         <w:rPr>
-          <w:rFonts w:ascii="Arial" w:hAnsi="Arial" w:eastAsia="Arial" w:cs="Arial"/>
+          <w:rFonts w:ascii="Arial" w:eastAsia="Arial" w:hAnsi="Arial" w:cs="Arial"/>
           <w:snapToGrid w:val="0"/>
           <w:color w:val="000000"/>
           <w:kern w:val="0"/>
@@ -3214,7 +3187,7 @@
       </w:pPr>
       <w:r>
         <w:rPr>
-          <w:rFonts w:ascii="Arial" w:hAnsi="Arial" w:eastAsia="Arial" w:cs="Arial"/>
+          <w:rFonts w:ascii="Arial" w:eastAsia="Arial" w:hAnsi="Arial" w:cs="Arial"/>
           <w:snapToGrid w:val="0"/>
           <w:color w:val="000000"/>
           <w:kern w:val="0"/>
@@ -3227,7 +3200,7 @@
     </w:p>
     <w:p>
       <w:pPr>
-        <w:pStyle w:val="28"/>
+        <w:pStyle w:val="1"/>
         <w:keepNext w:val="0"/>
         <w:keepLines w:val="0"/>
         <w:pageBreakBefore w:val="0"/>
@@ -3259,7 +3232,7 @@
     </w:p>
     <w:p>
       <w:pPr>
-        <w:pStyle w:val="29"/>
+        <w:pStyle w:val="a1"/>
         <w:keepNext w:val="0"/>
         <w:keepLines w:val="0"/>
         <w:pageBreakBefore w:val="0"/>
@@ -3289,7 +3262,7 @@
     </w:p>
     <w:p>
       <w:pPr>
-        <w:pStyle w:val="28"/>
+        <w:pStyle w:val="1"/>
         <w:bidi w:val="0"/>
         <w:rPr>
           <w:rFonts w:hint="default"/>
@@ -3308,7 +3281,7 @@
     </w:p>
     <w:p>
       <w:pPr>
-        <w:pStyle w:val="29"/>
+        <w:pStyle w:val="a1"/>
         <w:keepNext w:val="0"/>
         <w:keepLines w:val="0"/>
         <w:pageBreakBefore w:val="0"/>
@@ -3338,7 +3311,7 @@
     </w:p>
     <w:p>
       <w:pPr>
-        <w:pStyle w:val="29"/>
+        <w:pStyle w:val="a1"/>
         <w:keepNext w:val="0"/>
         <w:keepLines w:val="0"/>
         <w:pageBreakBefore w:val="0"/>
@@ -3368,19 +3341,18 @@
     </w:p>
     <w:tbl>
       <w:tblPr>
-        <w:tblStyle w:val="20"/>
+        <w:tblStyle w:val="TableNormal"/>
         <w:tblW w:w="8498" w:type="dxa"/>
         <w:jc w:val="center"/>
         <w:tblBorders>
-          <w:top w:val="none" w:color="auto" w:sz="0" w:space="0"/>
-          <w:left w:val="none" w:color="auto" w:sz="0" w:space="0"/>
-          <w:bottom w:val="none" w:color="auto" w:sz="0" w:space="0"/>
-          <w:right w:val="none" w:color="auto" w:sz="0" w:space="0"/>
-          <w:insideH w:val="none" w:color="auto" w:sz="0" w:space="0"/>
-          <w:insideV w:val="none" w:color="auto" w:sz="0" w:space="0"/>
+          <w:top w:val="nil"/>
+          <w:left w:val="nil"/>
+          <w:bottom w:val="nil"/>
+          <w:right w:val="nil"/>
+          <w:insideH w:val="nil"/>
+          <w:insideV w:val="nil"/>
         </w:tblBorders>
         <w:shd w:val="clear" w:color="auto" w:fill="auto"/>
-        <w:tblLayout w:type="autofit"/>
         <w:tblCellMar>
           <w:top w:w="15" w:type="dxa"/>
           <w:left w:w="15" w:type="dxa"/>
@@ -3394,13 +3366,15 @@
       </w:tblGrid>
       <w:tr>
         <w:tblPrEx>
+          <w:tblW w:w="8498" w:type="dxa"/>
+          <w:jc w:val="center"/>
           <w:tblBorders>
-            <w:top w:val="none" w:color="auto" w:sz="0" w:space="0"/>
-            <w:left w:val="none" w:color="auto" w:sz="0" w:space="0"/>
-            <w:bottom w:val="none" w:color="auto" w:sz="0" w:space="0"/>
-            <w:right w:val="none" w:color="auto" w:sz="0" w:space="0"/>
-            <w:insideH w:val="none" w:color="auto" w:sz="0" w:space="0"/>
-            <w:insideV w:val="none" w:color="auto" w:sz="0" w:space="0"/>
+            <w:top w:val="nil"/>
+            <w:left w:val="nil"/>
+            <w:bottom w:val="nil"/>
+            <w:right w:val="nil"/>
+            <w:insideH w:val="nil"/>
+            <w:insideV w:val="nil"/>
           </w:tblBorders>
           <w:shd w:val="clear" w:color="auto" w:fill="auto"/>
           <w:tblCellMar>
@@ -3411,7 +3385,7 @@
           </w:tblCellMar>
         </w:tblPrEx>
         <w:trPr>
-          <w:trHeight w:val="0" w:hRule="atLeast"/>
+          <w:trHeight w:val="0"/>
           <w:tblHeader/>
           <w:jc w:val="center"/>
         </w:trPr>
@@ -3419,10 +3393,10 @@
           <w:tcPr>
             <w:tcW w:w="2516" w:type="dxa"/>
             <w:tcBorders>
-              <w:top w:val="single" w:color="auto" w:sz="12" w:space="0"/>
-              <w:left w:val="single" w:color="auto" w:sz="12" w:space="0"/>
-              <w:bottom w:val="single" w:color="auto" w:sz="4" w:space="0"/>
-              <w:right w:val="single" w:color="auto" w:sz="4" w:space="0"/>
+              <w:top w:val="single" w:sz="12" w:space="0" w:color="auto"/>
+              <w:left w:val="single" w:sz="12" w:space="0" w:color="auto"/>
+              <w:bottom w:val="single" w:sz="4" w:space="0" w:color="auto"/>
+              <w:right w:val="single" w:sz="4" w:space="0" w:color="auto"/>
             </w:tcBorders>
             <w:shd w:val="clear" w:color="auto" w:fill="auto"/>
             <w:tcMar>
@@ -3441,10 +3415,10 @@
               <w:suppressLineNumbers w:val="0"/>
               <w:snapToGrid w:val="0"/>
               <w:spacing w:line="240" w:lineRule="auto"/>
-              <w:ind w:left="0" w:leftChars="0" w:right="0" w:rightChars="0" w:firstLine="0" w:firstLineChars="0"/>
+              <w:ind w:left="0" w:right="0" w:firstLine="0" w:leftChars="0" w:rightChars="0" w:firstLineChars="0"/>
               <w:jc w:val="center"/>
               <w:rPr>
-                <w:rFonts w:ascii="Segoe UI" w:hAnsi="Segoe UI" w:eastAsia="Segoe UI" w:cs="Segoe UI"/>
+                <w:rFonts w:ascii="Segoe UI" w:eastAsia="Segoe UI" w:hAnsi="Segoe UI" w:cs="Segoe UI"/>
                 <w:b/>
                 <w:i w:val="0"/>
                 <w:iCs w:val="0"/>
@@ -3457,7 +3431,7 @@
             </w:pPr>
             <w:r>
               <w:rPr>
-                <w:rFonts w:hint="default" w:ascii="Segoe UI" w:hAnsi="Segoe UI" w:eastAsia="Segoe UI" w:cs="Segoe UI"/>
+                <w:rFonts w:ascii="Segoe UI" w:eastAsia="Segoe UI" w:hAnsi="Segoe UI" w:cs="Segoe UI" w:hint="default"/>
                 <w:b/>
                 <w:i w:val="0"/>
                 <w:iCs w:val="0"/>
@@ -3478,10 +3452,10 @@
           <w:tcPr>
             <w:tcW w:w="5982" w:type="dxa"/>
             <w:tcBorders>
-              <w:top w:val="single" w:color="auto" w:sz="12" w:space="0"/>
-              <w:left w:val="single" w:color="auto" w:sz="4" w:space="0"/>
-              <w:bottom w:val="single" w:color="auto" w:sz="4" w:space="0"/>
-              <w:right w:val="single" w:color="auto" w:sz="12" w:space="0"/>
+              <w:top w:val="single" w:sz="12" w:space="0" w:color="auto"/>
+              <w:left w:val="single" w:sz="4" w:space="0" w:color="auto"/>
+              <w:bottom w:val="single" w:sz="4" w:space="0" w:color="auto"/>
+              <w:right w:val="single" w:sz="12" w:space="0" w:color="auto"/>
             </w:tcBorders>
             <w:shd w:val="clear" w:color="auto" w:fill="auto"/>
             <w:tcMar>
@@ -3500,10 +3474,10 @@
               <w:suppressLineNumbers w:val="0"/>
               <w:snapToGrid w:val="0"/>
               <w:spacing w:line="240" w:lineRule="auto"/>
-              <w:ind w:left="0" w:leftChars="0" w:right="0" w:rightChars="0" w:firstLine="0" w:firstLineChars="0"/>
+              <w:ind w:left="0" w:right="0" w:firstLine="0" w:leftChars="0" w:rightChars="0" w:firstLineChars="0"/>
               <w:jc w:val="center"/>
               <w:rPr>
-                <w:rFonts w:hint="default" w:ascii="Segoe UI" w:hAnsi="Segoe UI" w:eastAsia="Segoe UI" w:cs="Segoe UI"/>
+                <w:rFonts w:ascii="Segoe UI" w:eastAsia="Segoe UI" w:hAnsi="Segoe UI" w:cs="Segoe UI" w:hint="default"/>
                 <w:b/>
                 <w:i w:val="0"/>
                 <w:iCs w:val="0"/>
@@ -3516,7 +3490,7 @@
             </w:pPr>
             <w:r>
               <w:rPr>
-                <w:rFonts w:hint="default" w:ascii="Segoe UI" w:hAnsi="Segoe UI" w:eastAsia="Segoe UI" w:cs="Segoe UI"/>
+                <w:rFonts w:ascii="Segoe UI" w:eastAsia="Segoe UI" w:hAnsi="Segoe UI" w:cs="Segoe UI" w:hint="default"/>
                 <w:b/>
                 <w:i w:val="0"/>
                 <w:iCs w:val="0"/>
@@ -3536,14 +3510,8 @@
       </w:tr>
       <w:tr>
         <w:tblPrEx>
-          <w:tblBorders>
-            <w:top w:val="none" w:color="auto" w:sz="0" w:space="0"/>
-            <w:left w:val="none" w:color="auto" w:sz="0" w:space="0"/>
-            <w:bottom w:val="none" w:color="auto" w:sz="0" w:space="0"/>
-            <w:right w:val="none" w:color="auto" w:sz="0" w:space="0"/>
-            <w:insideH w:val="none" w:color="auto" w:sz="0" w:space="0"/>
-            <w:insideV w:val="none" w:color="auto" w:sz="0" w:space="0"/>
-          </w:tblBorders>
+          <w:tblW w:w="8498" w:type="dxa"/>
+          <w:jc w:val="center"/>
           <w:shd w:val="clear" w:color="auto" w:fill="auto"/>
           <w:tblCellMar>
             <w:top w:w="15" w:type="dxa"/>
@@ -3553,17 +3521,17 @@
           </w:tblCellMar>
         </w:tblPrEx>
         <w:trPr>
-          <w:trHeight w:val="0" w:hRule="atLeast"/>
+          <w:trHeight w:val="0"/>
           <w:jc w:val="center"/>
         </w:trPr>
         <w:tc>
           <w:tcPr>
             <w:tcW w:w="2516" w:type="dxa"/>
             <w:tcBorders>
-              <w:top w:val="single" w:color="auto" w:sz="4" w:space="0"/>
-              <w:left w:val="single" w:color="auto" w:sz="12" w:space="0"/>
-              <w:bottom w:val="single" w:color="auto" w:sz="4" w:space="0"/>
-              <w:right w:val="single" w:color="auto" w:sz="4" w:space="0"/>
+              <w:top w:val="single" w:sz="4" w:space="0" w:color="auto"/>
+              <w:left w:val="single" w:sz="12" w:space="0" w:color="auto"/>
+              <w:bottom w:val="single" w:sz="4" w:space="0" w:color="auto"/>
+              <w:right w:val="single" w:sz="4" w:space="0" w:color="auto"/>
             </w:tcBorders>
             <w:shd w:val="clear" w:color="auto" w:fill="auto"/>
             <w:tcMar>
@@ -3582,10 +3550,10 @@
               <w:suppressLineNumbers w:val="0"/>
               <w:snapToGrid w:val="0"/>
               <w:spacing w:line="240" w:lineRule="auto"/>
-              <w:ind w:left="0" w:leftChars="0" w:right="0" w:rightChars="0" w:firstLine="0" w:firstLineChars="0"/>
+              <w:ind w:left="0" w:right="0" w:firstLine="0" w:leftChars="0" w:rightChars="0" w:firstLineChars="0"/>
               <w:jc w:val="left"/>
               <w:rPr>
-                <w:rFonts w:hint="default" w:ascii="Segoe UI" w:hAnsi="Segoe UI" w:eastAsia="Segoe UI" w:cs="Segoe UI"/>
+                <w:rFonts w:ascii="Segoe UI" w:eastAsia="Segoe UI" w:hAnsi="Segoe UI" w:cs="Segoe UI" w:hint="default"/>
                 <w:i w:val="0"/>
                 <w:iCs w:val="0"/>
                 <w:caps w:val="0"/>
@@ -3597,8 +3565,8 @@
             </w:pPr>
             <w:r>
               <w:rPr>
-                <w:rStyle w:val="23"/>
-                <w:rFonts w:hint="default" w:ascii="Segoe UI" w:hAnsi="Segoe UI" w:eastAsia="Segoe UI" w:cs="Segoe UI"/>
+                <w:rStyle w:val="Strong"/>
+                <w:rFonts w:ascii="Segoe UI" w:eastAsia="Segoe UI" w:hAnsi="Segoe UI" w:cs="Segoe UI" w:hint="default"/>
                 <w:b/>
                 <w:bCs/>
                 <w:i w:val="0"/>
@@ -3620,10 +3588,10 @@
           <w:tcPr>
             <w:tcW w:w="5982" w:type="dxa"/>
             <w:tcBorders>
-              <w:top w:val="single" w:color="auto" w:sz="4" w:space="0"/>
-              <w:left w:val="single" w:color="auto" w:sz="4" w:space="0"/>
-              <w:bottom w:val="single" w:color="auto" w:sz="4" w:space="0"/>
-              <w:right w:val="single" w:color="auto" w:sz="12" w:space="0"/>
+              <w:top w:val="single" w:sz="4" w:space="0" w:color="auto"/>
+              <w:left w:val="single" w:sz="4" w:space="0" w:color="auto"/>
+              <w:bottom w:val="single" w:sz="4" w:space="0" w:color="auto"/>
+              <w:right w:val="single" w:sz="12" w:space="0" w:color="auto"/>
             </w:tcBorders>
             <w:shd w:val="clear" w:color="auto" w:fill="auto"/>
             <w:tcMar>
@@ -3642,10 +3610,10 @@
               <w:suppressLineNumbers w:val="0"/>
               <w:snapToGrid w:val="0"/>
               <w:spacing w:line="240" w:lineRule="auto"/>
-              <w:ind w:left="0" w:leftChars="0" w:right="0" w:rightChars="0" w:firstLine="0" w:firstLineChars="0"/>
+              <w:ind w:left="0" w:right="0" w:firstLine="0" w:leftChars="0" w:rightChars="0" w:firstLineChars="0"/>
               <w:jc w:val="left"/>
               <w:rPr>
-                <w:rFonts w:hint="default" w:ascii="Segoe UI" w:hAnsi="Segoe UI" w:eastAsia="Segoe UI" w:cs="Segoe UI"/>
+                <w:rFonts w:ascii="Segoe UI" w:eastAsia="Segoe UI" w:hAnsi="Segoe UI" w:cs="Segoe UI" w:hint="default"/>
                 <w:i w:val="0"/>
                 <w:iCs w:val="0"/>
                 <w:caps w:val="0"/>
@@ -3657,7 +3625,7 @@
             </w:pPr>
             <w:r>
               <w:rPr>
-                <w:rFonts w:hint="default" w:ascii="Segoe UI" w:hAnsi="Segoe UI" w:eastAsia="Segoe UI" w:cs="Segoe UI"/>
+                <w:rFonts w:ascii="Segoe UI" w:eastAsia="Segoe UI" w:hAnsi="Segoe UI" w:cs="Segoe UI" w:hint="default"/>
                 <w:i w:val="0"/>
                 <w:iCs w:val="0"/>
                 <w:caps w:val="0"/>
@@ -3676,14 +3644,9 @@
       </w:tr>
       <w:tr>
         <w:tblPrEx>
-          <w:tblBorders>
-            <w:top w:val="none" w:color="auto" w:sz="0" w:space="0"/>
-            <w:left w:val="none" w:color="auto" w:sz="0" w:space="0"/>
-            <w:bottom w:val="none" w:color="auto" w:sz="0" w:space="0"/>
-            <w:right w:val="none" w:color="auto" w:sz="0" w:space="0"/>
-            <w:insideH w:val="none" w:color="auto" w:sz="0" w:space="0"/>
-            <w:insideV w:val="none" w:color="auto" w:sz="0" w:space="0"/>
-          </w:tblBorders>
+          <w:tblW w:w="8498" w:type="dxa"/>
+          <w:jc w:val="center"/>
+          <w:shd w:val="clear" w:color="auto" w:fill="auto"/>
           <w:tblCellMar>
             <w:top w:w="15" w:type="dxa"/>
             <w:left w:w="15" w:type="dxa"/>
@@ -3692,17 +3655,17 @@
           </w:tblCellMar>
         </w:tblPrEx>
         <w:trPr>
-          <w:trHeight w:val="0" w:hRule="atLeast"/>
+          <w:trHeight w:val="0"/>
           <w:jc w:val="center"/>
         </w:trPr>
         <w:tc>
           <w:tcPr>
             <w:tcW w:w="2516" w:type="dxa"/>
             <w:tcBorders>
-              <w:top w:val="single" w:color="auto" w:sz="4" w:space="0"/>
-              <w:left w:val="single" w:color="auto" w:sz="12" w:space="0"/>
-              <w:bottom w:val="single" w:color="auto" w:sz="4" w:space="0"/>
-              <w:right w:val="single" w:color="auto" w:sz="4" w:space="0"/>
+              <w:top w:val="single" w:sz="4" w:space="0" w:color="auto"/>
+              <w:left w:val="single" w:sz="12" w:space="0" w:color="auto"/>
+              <w:bottom w:val="single" w:sz="4" w:space="0" w:color="auto"/>
+              <w:right w:val="single" w:sz="4" w:space="0" w:color="auto"/>
             </w:tcBorders>
             <w:shd w:val="clear" w:color="auto" w:fill="auto"/>
             <w:tcMar>
@@ -3721,10 +3684,10 @@
               <w:suppressLineNumbers w:val="0"/>
               <w:snapToGrid w:val="0"/>
               <w:spacing w:line="240" w:lineRule="auto"/>
-              <w:ind w:left="0" w:leftChars="0" w:right="0" w:rightChars="0" w:firstLine="0" w:firstLineChars="0"/>
+              <w:ind w:left="0" w:right="0" w:firstLine="0" w:leftChars="0" w:rightChars="0" w:firstLineChars="0"/>
               <w:jc w:val="left"/>
               <w:rPr>
-                <w:rFonts w:hint="default" w:ascii="Segoe UI" w:hAnsi="Segoe UI" w:eastAsia="Segoe UI" w:cs="Segoe UI"/>
+                <w:rFonts w:ascii="Segoe UI" w:eastAsia="Segoe UI" w:hAnsi="Segoe UI" w:cs="Segoe UI" w:hint="default"/>
                 <w:i w:val="0"/>
                 <w:iCs w:val="0"/>
                 <w:caps w:val="0"/>
@@ -3736,8 +3699,8 @@
             </w:pPr>
             <w:r>
               <w:rPr>
-                <w:rStyle w:val="23"/>
-                <w:rFonts w:hint="default" w:ascii="Segoe UI" w:hAnsi="Segoe UI" w:eastAsia="Segoe UI" w:cs="Segoe UI"/>
+                <w:rStyle w:val="Strong"/>
+                <w:rFonts w:ascii="Segoe UI" w:eastAsia="Segoe UI" w:hAnsi="Segoe UI" w:cs="Segoe UI" w:hint="default"/>
                 <w:b/>
                 <w:bCs/>
                 <w:i w:val="0"/>
@@ -3759,10 +3722,10 @@
           <w:tcPr>
             <w:tcW w:w="5982" w:type="dxa"/>
             <w:tcBorders>
-              <w:top w:val="single" w:color="auto" w:sz="4" w:space="0"/>
-              <w:left w:val="single" w:color="auto" w:sz="4" w:space="0"/>
-              <w:bottom w:val="single" w:color="auto" w:sz="4" w:space="0"/>
-              <w:right w:val="single" w:color="auto" w:sz="12" w:space="0"/>
+              <w:top w:val="single" w:sz="4" w:space="0" w:color="auto"/>
+              <w:left w:val="single" w:sz="4" w:space="0" w:color="auto"/>
+              <w:bottom w:val="single" w:sz="4" w:space="0" w:color="auto"/>
+              <w:right w:val="single" w:sz="12" w:space="0" w:color="auto"/>
             </w:tcBorders>
             <w:shd w:val="clear" w:color="auto" w:fill="auto"/>
             <w:tcMar>
@@ -3781,10 +3744,10 @@
               <w:suppressLineNumbers w:val="0"/>
               <w:snapToGrid w:val="0"/>
               <w:spacing w:line="240" w:lineRule="auto"/>
-              <w:ind w:left="0" w:leftChars="0" w:right="0" w:rightChars="0" w:firstLine="0" w:firstLineChars="0"/>
+              <w:ind w:left="0" w:right="0" w:firstLine="0" w:leftChars="0" w:rightChars="0" w:firstLineChars="0"/>
               <w:jc w:val="left"/>
               <w:rPr>
-                <w:rFonts w:hint="default" w:ascii="Segoe UI" w:hAnsi="Segoe UI" w:eastAsia="Segoe UI" w:cs="Segoe UI"/>
+                <w:rFonts w:ascii="Segoe UI" w:eastAsia="Segoe UI" w:hAnsi="Segoe UI" w:cs="Segoe UI" w:hint="default"/>
                 <w:i w:val="0"/>
                 <w:iCs w:val="0"/>
                 <w:caps w:val="0"/>
@@ -3796,7 +3759,7 @@
             </w:pPr>
             <w:r>
               <w:rPr>
-                <w:rFonts w:hint="default" w:ascii="Segoe UI" w:hAnsi="Segoe UI" w:eastAsia="Segoe UI" w:cs="Segoe UI"/>
+                <w:rFonts w:ascii="Segoe UI" w:eastAsia="Segoe UI" w:hAnsi="Segoe UI" w:cs="Segoe UI" w:hint="default"/>
                 <w:i w:val="0"/>
                 <w:iCs w:val="0"/>
                 <w:caps w:val="0"/>
@@ -3815,14 +3778,9 @@
       </w:tr>
       <w:tr>
         <w:tblPrEx>
-          <w:tblBorders>
-            <w:top w:val="none" w:color="auto" w:sz="0" w:space="0"/>
-            <w:left w:val="none" w:color="auto" w:sz="0" w:space="0"/>
-            <w:bottom w:val="none" w:color="auto" w:sz="0" w:space="0"/>
-            <w:right w:val="none" w:color="auto" w:sz="0" w:space="0"/>
-            <w:insideH w:val="none" w:color="auto" w:sz="0" w:space="0"/>
-            <w:insideV w:val="none" w:color="auto" w:sz="0" w:space="0"/>
-          </w:tblBorders>
+          <w:tblW w:w="8498" w:type="dxa"/>
+          <w:jc w:val="center"/>
+          <w:shd w:val="clear" w:color="auto" w:fill="auto"/>
           <w:tblCellMar>
             <w:top w:w="15" w:type="dxa"/>
             <w:left w:w="15" w:type="dxa"/>
@@ -3831,17 +3789,17 @@
           </w:tblCellMar>
         </w:tblPrEx>
         <w:trPr>
-          <w:trHeight w:val="0" w:hRule="atLeast"/>
+          <w:trHeight w:val="0"/>
           <w:jc w:val="center"/>
         </w:trPr>
         <w:tc>
           <w:tcPr>
             <w:tcW w:w="2516" w:type="dxa"/>
             <w:tcBorders>
-              <w:top w:val="single" w:color="auto" w:sz="4" w:space="0"/>
-              <w:left w:val="single" w:color="auto" w:sz="12" w:space="0"/>
-              <w:bottom w:val="single" w:color="auto" w:sz="4" w:space="0"/>
-              <w:right w:val="single" w:color="auto" w:sz="4" w:space="0"/>
+              <w:top w:val="single" w:sz="4" w:space="0" w:color="auto"/>
+              <w:left w:val="single" w:sz="12" w:space="0" w:color="auto"/>
+              <w:bottom w:val="single" w:sz="4" w:space="0" w:color="auto"/>
+              <w:right w:val="single" w:sz="4" w:space="0" w:color="auto"/>
             </w:tcBorders>
             <w:shd w:val="clear" w:color="auto" w:fill="auto"/>
             <w:tcMar>
@@ -3860,10 +3818,10 @@
               <w:suppressLineNumbers w:val="0"/>
               <w:snapToGrid w:val="0"/>
               <w:spacing w:line="240" w:lineRule="auto"/>
-              <w:ind w:left="0" w:leftChars="0" w:right="0" w:rightChars="0" w:firstLine="0" w:firstLineChars="0"/>
+              <w:ind w:left="0" w:right="0" w:firstLine="0" w:leftChars="0" w:rightChars="0" w:firstLineChars="0"/>
               <w:jc w:val="left"/>
               <w:rPr>
-                <w:rFonts w:hint="default" w:ascii="Segoe UI" w:hAnsi="Segoe UI" w:eastAsia="Segoe UI" w:cs="Segoe UI"/>
+                <w:rFonts w:ascii="Segoe UI" w:eastAsia="Segoe UI" w:hAnsi="Segoe UI" w:cs="Segoe UI" w:hint="default"/>
                 <w:i w:val="0"/>
                 <w:iCs w:val="0"/>
                 <w:caps w:val="0"/>
@@ -3875,8 +3833,8 @@
             </w:pPr>
             <w:r>
               <w:rPr>
-                <w:rStyle w:val="23"/>
-                <w:rFonts w:hint="default" w:ascii="Segoe UI" w:hAnsi="Segoe UI" w:eastAsia="Segoe UI" w:cs="Segoe UI"/>
+                <w:rStyle w:val="Strong"/>
+                <w:rFonts w:ascii="Segoe UI" w:eastAsia="Segoe UI" w:hAnsi="Segoe UI" w:cs="Segoe UI" w:hint="default"/>
                 <w:b/>
                 <w:bCs/>
                 <w:i w:val="0"/>
@@ -3898,10 +3856,10 @@
           <w:tcPr>
             <w:tcW w:w="5982" w:type="dxa"/>
             <w:tcBorders>
-              <w:top w:val="single" w:color="auto" w:sz="4" w:space="0"/>
-              <w:left w:val="single" w:color="auto" w:sz="4" w:space="0"/>
-              <w:bottom w:val="single" w:color="auto" w:sz="4" w:space="0"/>
-              <w:right w:val="single" w:color="auto" w:sz="12" w:space="0"/>
+              <w:top w:val="single" w:sz="4" w:space="0" w:color="auto"/>
+              <w:left w:val="single" w:sz="4" w:space="0" w:color="auto"/>
+              <w:bottom w:val="single" w:sz="4" w:space="0" w:color="auto"/>
+              <w:right w:val="single" w:sz="12" w:space="0" w:color="auto"/>
             </w:tcBorders>
             <w:shd w:val="clear" w:color="auto" w:fill="auto"/>
             <w:tcMar>
@@ -3920,10 +3878,10 @@
               <w:suppressLineNumbers w:val="0"/>
               <w:snapToGrid w:val="0"/>
               <w:spacing w:line="240" w:lineRule="auto"/>
-              <w:ind w:left="0" w:leftChars="0" w:right="0" w:rightChars="0" w:firstLine="0" w:firstLineChars="0"/>
+              <w:ind w:left="0" w:right="0" w:firstLine="0" w:leftChars="0" w:rightChars="0" w:firstLineChars="0"/>
               <w:jc w:val="left"/>
               <w:rPr>
-                <w:rFonts w:hint="default" w:ascii="Segoe UI" w:hAnsi="Segoe UI" w:eastAsia="Segoe UI" w:cs="Segoe UI"/>
+                <w:rFonts w:ascii="Segoe UI" w:eastAsia="Segoe UI" w:hAnsi="Segoe UI" w:cs="Segoe UI" w:hint="default"/>
                 <w:i w:val="0"/>
                 <w:iCs w:val="0"/>
                 <w:caps w:val="0"/>
@@ -3935,7 +3893,7 @@
             </w:pPr>
             <w:r>
               <w:rPr>
-                <w:rFonts w:hint="default" w:ascii="Segoe UI" w:hAnsi="Segoe UI" w:eastAsia="Segoe UI" w:cs="Segoe UI"/>
+                <w:rFonts w:ascii="Segoe UI" w:eastAsia="Segoe UI" w:hAnsi="Segoe UI" w:cs="Segoe UI" w:hint="default"/>
                 <w:i w:val="0"/>
                 <w:iCs w:val="0"/>
                 <w:caps w:val="0"/>
@@ -3954,14 +3912,8 @@
       </w:tr>
       <w:tr>
         <w:tblPrEx>
-          <w:tblBorders>
-            <w:top w:val="none" w:color="auto" w:sz="0" w:space="0"/>
-            <w:left w:val="none" w:color="auto" w:sz="0" w:space="0"/>
-            <w:bottom w:val="none" w:color="auto" w:sz="0" w:space="0"/>
-            <w:right w:val="none" w:color="auto" w:sz="0" w:space="0"/>
-            <w:insideH w:val="none" w:color="auto" w:sz="0" w:space="0"/>
-            <w:insideV w:val="none" w:color="auto" w:sz="0" w:space="0"/>
-          </w:tblBorders>
+          <w:tblW w:w="8498" w:type="dxa"/>
+          <w:jc w:val="center"/>
           <w:shd w:val="clear" w:color="auto" w:fill="auto"/>
           <w:tblCellMar>
             <w:top w:w="15" w:type="dxa"/>
@@ -3971,17 +3923,17 @@
           </w:tblCellMar>
         </w:tblPrEx>
         <w:trPr>
-          <w:trHeight w:val="0" w:hRule="atLeast"/>
+          <w:trHeight w:val="0"/>
           <w:jc w:val="center"/>
         </w:trPr>
         <w:tc>
           <w:tcPr>
             <w:tcW w:w="2516" w:type="dxa"/>
             <w:tcBorders>
-              <w:top w:val="single" w:color="auto" w:sz="4" w:space="0"/>
-              <w:left w:val="single" w:color="auto" w:sz="12" w:space="0"/>
-              <w:bottom w:val="single" w:color="auto" w:sz="12" w:space="0"/>
-              <w:right w:val="single" w:color="auto" w:sz="4" w:space="0"/>
+              <w:top w:val="single" w:sz="4" w:space="0" w:color="auto"/>
+              <w:left w:val="single" w:sz="12" w:space="0" w:color="auto"/>
+              <w:bottom w:val="single" w:sz="12" w:space="0" w:color="auto"/>
+              <w:right w:val="single" w:sz="4" w:space="0" w:color="auto"/>
             </w:tcBorders>
             <w:shd w:val="clear" w:color="auto" w:fill="auto"/>
             <w:tcMar>
@@ -4000,10 +3952,10 @@
               <w:suppressLineNumbers w:val="0"/>
               <w:snapToGrid w:val="0"/>
               <w:spacing w:line="240" w:lineRule="auto"/>
-              <w:ind w:left="0" w:leftChars="0" w:right="0" w:rightChars="0" w:firstLine="0" w:firstLineChars="0"/>
+              <w:ind w:left="0" w:right="0" w:firstLine="0" w:leftChars="0" w:rightChars="0" w:firstLineChars="0"/>
               <w:jc w:val="left"/>
               <w:rPr>
-                <w:rFonts w:hint="default" w:ascii="Segoe UI" w:hAnsi="Segoe UI" w:eastAsia="Segoe UI" w:cs="Segoe UI"/>
+                <w:rFonts w:ascii="Segoe UI" w:eastAsia="Segoe UI" w:hAnsi="Segoe UI" w:cs="Segoe UI" w:hint="default"/>
                 <w:i w:val="0"/>
                 <w:iCs w:val="0"/>
                 <w:caps w:val="0"/>
@@ -4015,8 +3967,8 @@
             </w:pPr>
             <w:r>
               <w:rPr>
-                <w:rStyle w:val="23"/>
-                <w:rFonts w:hint="default" w:ascii="Segoe UI" w:hAnsi="Segoe UI" w:eastAsia="Segoe UI" w:cs="Segoe UI"/>
+                <w:rStyle w:val="Strong"/>
+                <w:rFonts w:ascii="Segoe UI" w:eastAsia="Segoe UI" w:hAnsi="Segoe UI" w:cs="Segoe UI" w:hint="default"/>
                 <w:b/>
                 <w:bCs/>
                 <w:i w:val="0"/>
@@ -4038,10 +3990,10 @@
           <w:tcPr>
             <w:tcW w:w="5982" w:type="dxa"/>
             <w:tcBorders>
-              <w:top w:val="single" w:color="auto" w:sz="4" w:space="0"/>
-              <w:left w:val="single" w:color="auto" w:sz="4" w:space="0"/>
-              <w:bottom w:val="single" w:color="auto" w:sz="12" w:space="0"/>
-              <w:right w:val="single" w:color="auto" w:sz="12" w:space="0"/>
+              <w:top w:val="single" w:sz="4" w:space="0" w:color="auto"/>
+              <w:left w:val="single" w:sz="4" w:space="0" w:color="auto"/>
+              <w:bottom w:val="single" w:sz="12" w:space="0" w:color="auto"/>
+              <w:right w:val="single" w:sz="12" w:space="0" w:color="auto"/>
             </w:tcBorders>
             <w:shd w:val="clear" w:color="auto" w:fill="auto"/>
             <w:tcMar>
@@ -4060,10 +4012,10 @@
               <w:suppressLineNumbers w:val="0"/>
               <w:snapToGrid w:val="0"/>
               <w:spacing w:line="240" w:lineRule="auto"/>
-              <w:ind w:left="0" w:leftChars="0" w:right="0" w:rightChars="0" w:firstLine="0" w:firstLineChars="0"/>
+              <w:ind w:left="0" w:right="0" w:firstLine="0" w:leftChars="0" w:rightChars="0" w:firstLineChars="0"/>
               <w:jc w:val="left"/>
               <w:rPr>
-                <w:rFonts w:hint="default" w:ascii="Segoe UI" w:hAnsi="Segoe UI" w:eastAsia="Segoe UI" w:cs="Segoe UI"/>
+                <w:rFonts w:ascii="Segoe UI" w:eastAsia="Segoe UI" w:hAnsi="Segoe UI" w:cs="Segoe UI" w:hint="default"/>
                 <w:i w:val="0"/>
                 <w:iCs w:val="0"/>
                 <w:caps w:val="0"/>
@@ -4075,7 +4027,7 @@
             </w:pPr>
             <w:r>
               <w:rPr>
-                <w:rFonts w:hint="default" w:ascii="Segoe UI" w:hAnsi="Segoe UI" w:eastAsia="Segoe UI" w:cs="Segoe UI"/>
+                <w:rFonts w:ascii="Segoe UI" w:eastAsia="Segoe UI" w:hAnsi="Segoe UI" w:cs="Segoe UI" w:hint="default"/>
                 <w:i w:val="0"/>
                 <w:iCs w:val="0"/>
                 <w:caps w:val="0"/>
@@ -4095,7 +4047,7 @@
     </w:tbl>
     <w:p>
       <w:pPr>
-        <w:pStyle w:val="30"/>
+        <w:pStyle w:val="2"/>
         <w:bidi w:val="0"/>
         <w:rPr>
           <w:rFonts w:hint="eastAsia"/>
@@ -4114,7 +4066,7 @@
     </w:p>
     <w:p>
       <w:pPr>
-        <w:pStyle w:val="31"/>
+        <w:pStyle w:val="3"/>
         <w:bidi w:val="0"/>
         <w:rPr>
           <w:rFonts w:hint="eastAsia"/>
@@ -4133,7 +4085,7 @@
     </w:p>
     <w:p>
       <w:pPr>
-        <w:pStyle w:val="29"/>
+        <w:pStyle w:val="a1"/>
         <w:rPr>
           <w:rFonts w:hint="eastAsia"/>
           <w:lang w:val="en-US" w:eastAsia="zh-CN"/>
@@ -4149,7 +4101,7 @@
     </w:p>
     <w:p>
       <w:pPr>
-        <w:pStyle w:val="29"/>
+        <w:pStyle w:val="a1"/>
       </w:pPr>
       <w:r>
         <w:drawing>
@@ -4170,7 +4122,7 @@
                     </pic:cNvPicPr>
                   </pic:nvPicPr>
                   <pic:blipFill>
-                    <a:blip r:embed="rId10"/>
+                    <a:blip xmlns:r="http://schemas.openxmlformats.org/officeDocument/2006/relationships" r:embed="rId7"/>
                     <a:stretch>
                       <a:fillRect/>
                     </a:stretch>
@@ -4197,7 +4149,7 @@
     </w:p>
     <w:p>
       <w:pPr>
-        <w:pStyle w:val="31"/>
+        <w:pStyle w:val="3"/>
         <w:bidi w:val="0"/>
         <w:rPr>
           <w:rFonts w:hint="default"/>
@@ -4216,7 +4168,7 @@
     </w:p>
     <w:p>
       <w:pPr>
-        <w:pStyle w:val="29"/>
+        <w:pStyle w:val="a1"/>
         <w:rPr>
           <w:rFonts w:hint="eastAsia"/>
           <w:lang w:val="en-US" w:eastAsia="zh-CN"/>
@@ -4232,7 +4184,7 @@
     </w:p>
     <w:p>
       <w:pPr>
-        <w:pStyle w:val="29"/>
+        <w:pStyle w:val="a1"/>
         <w:rPr>
           <w:rFonts w:hint="eastAsia"/>
           <w:lang w:val="en-US" w:eastAsia="zh-CN"/>
@@ -4257,7 +4209,7 @@
                     </pic:cNvPicPr>
                   </pic:nvPicPr>
                   <pic:blipFill>
-                    <a:blip r:embed="rId11"/>
+                    <a:blip xmlns:r="http://schemas.openxmlformats.org/officeDocument/2006/relationships" r:embed="rId8"/>
                     <a:stretch>
                       <a:fillRect/>
                     </a:stretch>
@@ -4284,7 +4236,7 @@
     </w:p>
     <w:p>
       <w:pPr>
-        <w:pStyle w:val="31"/>
+        <w:pStyle w:val="3"/>
         <w:bidi w:val="0"/>
         <w:rPr>
           <w:rFonts w:hint="default"/>
@@ -4303,7 +4255,7 @@
     </w:p>
     <w:p>
       <w:pPr>
-        <w:pStyle w:val="29"/>
+        <w:pStyle w:val="a1"/>
         <w:rPr>
           <w:rFonts w:hint="default"/>
           <w:lang w:val="en-US" w:eastAsia="zh-CN"/>
@@ -4335,7 +4287,7 @@
                     </pic:cNvPicPr>
                   </pic:nvPicPr>
                   <pic:blipFill>
-                    <a:blip r:embed="rId12"/>
+                    <a:blip xmlns:r="http://schemas.openxmlformats.org/officeDocument/2006/relationships" r:embed="rId9"/>
                     <a:stretch>
                       <a:fillRect/>
                     </a:stretch>
@@ -4362,7 +4314,7 @@
     </w:p>
     <w:p>
       <w:pPr>
-        <w:pStyle w:val="30"/>
+        <w:pStyle w:val="2"/>
         <w:bidi w:val="0"/>
         <w:rPr>
           <w:rFonts w:hint="default"/>
@@ -4381,7 +4333,7 @@
     </w:p>
     <w:p>
       <w:pPr>
-        <w:pStyle w:val="31"/>
+        <w:pStyle w:val="3"/>
         <w:bidi w:val="0"/>
         <w:rPr>
           <w:rFonts w:hint="eastAsia"/>
@@ -4400,7 +4352,7 @@
     </w:p>
     <w:p>
       <w:pPr>
-        <w:pStyle w:val="29"/>
+        <w:pStyle w:val="a1"/>
         <w:rPr>
           <w:rFonts w:hint="eastAsia"/>
           <w:lang w:val="en-US" w:eastAsia="zh-CN"/>
@@ -4416,7 +4368,7 @@
     </w:p>
     <w:p>
       <w:pPr>
-        <w:pStyle w:val="29"/>
+        <w:pStyle w:val="a1"/>
         <w:rPr>
           <w:rFonts w:hint="default"/>
           <w:lang w:val="en-US" w:eastAsia="zh-CN"/>
@@ -4441,7 +4393,7 @@
                     </pic:cNvPicPr>
                   </pic:nvPicPr>
                   <pic:blipFill>
-                    <a:blip r:embed="rId13"/>
+                    <a:blip xmlns:r="http://schemas.openxmlformats.org/officeDocument/2006/relationships" r:embed="rId10"/>
                     <a:stretch>
                       <a:fillRect/>
                     </a:stretch>
@@ -4468,7 +4420,7 @@
     </w:p>
     <w:p>
       <w:pPr>
-        <w:pStyle w:val="31"/>
+        <w:pStyle w:val="3"/>
         <w:bidi w:val="0"/>
         <w:rPr>
           <w:rFonts w:hint="eastAsia"/>
@@ -4487,7 +4439,7 @@
     </w:p>
     <w:p>
       <w:pPr>
-        <w:pStyle w:val="29"/>
+        <w:pStyle w:val="a1"/>
         <w:rPr>
           <w:rFonts w:hint="eastAsia"/>
           <w:lang w:val="en-US" w:eastAsia="zh-CN"/>
@@ -4512,7 +4464,7 @@
                     </pic:cNvPicPr>
                   </pic:nvPicPr>
                   <pic:blipFill>
-                    <a:blip r:embed="rId14"/>
+                    <a:blip xmlns:r="http://schemas.openxmlformats.org/officeDocument/2006/relationships" r:embed="rId11"/>
                     <a:stretch>
                       <a:fillRect/>
                     </a:stretch>
@@ -4539,7 +4491,7 @@
     </w:p>
     <w:p>
       <w:pPr>
-        <w:pStyle w:val="31"/>
+        <w:pStyle w:val="3"/>
         <w:bidi w:val="0"/>
         <w:rPr>
           <w:rFonts w:hint="default"/>
@@ -4558,7 +4510,7 @@
     </w:p>
     <w:p>
       <w:pPr>
-        <w:pStyle w:val="29"/>
+        <w:pStyle w:val="a1"/>
         <w:rPr>
           <w:rFonts w:hint="default"/>
           <w:lang w:val="en-US" w:eastAsia="zh-CN"/>
@@ -4583,7 +4535,7 @@
                     </pic:cNvPicPr>
                   </pic:nvPicPr>
                   <pic:blipFill>
-                    <a:blip r:embed="rId15"/>
+                    <a:blip xmlns:r="http://schemas.openxmlformats.org/officeDocument/2006/relationships" r:embed="rId12"/>
                     <a:stretch>
                       <a:fillRect/>
                     </a:stretch>
@@ -4610,7 +4562,7 @@
     </w:p>
     <w:p>
       <w:pPr>
-        <w:pStyle w:val="28"/>
+        <w:pStyle w:val="1"/>
         <w:keepNext w:val="0"/>
         <w:keepLines w:val="0"/>
         <w:pageBreakBefore w:val="0"/>
@@ -4642,7 +4594,7 @@
     </w:p>
     <w:p>
       <w:pPr>
-        <w:pStyle w:val="29"/>
+        <w:pStyle w:val="a1"/>
         <w:rPr>
           <w:rFonts w:hint="default"/>
           <w:lang w:val="en-US" w:eastAsia="zh-CN"/>
@@ -4658,7 +4610,7 @@
     </w:p>
     <w:p>
       <w:pPr>
-        <w:pStyle w:val="29"/>
+        <w:pStyle w:val="a1"/>
         <w:rPr>
           <w:rFonts w:hint="default"/>
           <w:lang w:val="en-US" w:eastAsia="zh-CN"/>
@@ -4674,7 +4626,7 @@
     </w:p>
     <w:p>
       <w:pPr>
-        <w:pStyle w:val="29"/>
+        <w:pStyle w:val="a1"/>
         <w:rPr>
           <w:rFonts w:hint="default"/>
           <w:lang w:val="en-US" w:eastAsia="zh-CN"/>
@@ -4690,7 +4642,7 @@
     </w:p>
     <w:p>
       <w:pPr>
-        <w:pStyle w:val="29"/>
+        <w:pStyle w:val="a1"/>
         <w:rPr>
           <w:rFonts w:hint="default"/>
           <w:lang w:val="en-US" w:eastAsia="zh-CN"/>
@@ -4706,7 +4658,7 @@
     </w:p>
     <w:p>
       <w:pPr>
-        <w:pStyle w:val="29"/>
+        <w:pStyle w:val="a1"/>
         <w:rPr>
           <w:rFonts w:hint="default"/>
           <w:lang w:val="en-US" w:eastAsia="zh-CN"/>
@@ -4722,7 +4674,7 @@
     </w:p>
     <w:p>
       <w:pPr>
-        <w:pStyle w:val="29"/>
+        <w:pStyle w:val="a1"/>
         <w:rPr>
           <w:rFonts w:hint="default"/>
           <w:lang w:val="en-US" w:eastAsia="zh-CN"/>
@@ -4752,7 +4704,7 @@
     </w:p>
     <w:p>
       <w:pPr>
-        <w:pStyle w:val="29"/>
+        <w:pStyle w:val="a1"/>
         <w:keepNext w:val="0"/>
         <w:keepLines w:val="0"/>
         <w:pageBreakBefore w:val="0"/>
@@ -4775,7 +4727,7 @@
     </w:p>
     <w:p>
       <w:pPr>
-        <w:pStyle w:val="28"/>
+        <w:pStyle w:val="1"/>
         <w:keepNext w:val="0"/>
         <w:keepLines w:val="0"/>
         <w:pageBreakBefore w:val="0"/>
@@ -4807,7 +4759,7 @@
     </w:p>
     <w:p>
       <w:pPr>
-        <w:pStyle w:val="29"/>
+        <w:pStyle w:val="a1"/>
         <w:rPr>
           <w:rFonts w:hint="default"/>
           <w:lang w:val="en-US" w:eastAsia="zh-CN"/>
@@ -4823,7 +4775,7 @@
     </w:p>
     <w:p>
       <w:pPr>
-        <w:pStyle w:val="29"/>
+        <w:pStyle w:val="a1"/>
         <w:rPr>
           <w:rFonts w:hint="default"/>
           <w:lang w:val="en-US" w:eastAsia="zh-CN"/>
@@ -4839,7 +4791,7 @@
     </w:p>
     <w:p>
       <w:pPr>
-        <w:pStyle w:val="29"/>
+        <w:pStyle w:val="a1"/>
         <w:rPr>
           <w:rFonts w:hint="default"/>
           <w:lang w:val="en-US" w:eastAsia="zh-CN"/>
@@ -4855,7 +4807,7 @@
     </w:p>
     <w:p>
       <w:pPr>
-        <w:pStyle w:val="29"/>
+        <w:pStyle w:val="a1"/>
         <w:rPr>
           <w:rFonts w:hint="default"/>
           <w:lang w:val="en-US" w:eastAsia="zh-CN"/>
@@ -4875,8 +4827,8 @@
         </w:rPr>
         <w:t>于</w:t>
       </w:r>
-      <w:bookmarkStart w:id="16" w:name="_GoBack"/>
-      <w:bookmarkEnd w:id="16"/>
+      <w:bookmarkStart w:id="14" w:name="_GoBack"/>
+      <w:bookmarkEnd w:id="14"/>
       <w:r>
         <w:rPr>
           <w:rFonts w:hint="default"/>
@@ -4887,7 +4839,7 @@
     </w:p>
     <w:p>
       <w:pPr>
-        <w:pStyle w:val="29"/>
+        <w:pStyle w:val="a1"/>
         <w:rPr>
           <w:rFonts w:hint="default"/>
           <w:lang w:val="en-US" w:eastAsia="zh-CN"/>
@@ -4903,7 +4855,7 @@
     </w:p>
     <w:p>
       <w:pPr>
-        <w:pStyle w:val="29"/>
+        <w:pStyle w:val="a1"/>
         <w:rPr>
           <w:rFonts w:hint="default"/>
           <w:lang w:val="en-US" w:eastAsia="zh-CN"/>
@@ -4919,7 +4871,7 @@
     </w:p>
     <w:p>
       <w:pPr>
-        <w:pStyle w:val="28"/>
+        <w:pStyle w:val="1"/>
         <w:keepNext w:val="0"/>
         <w:keepLines w:val="0"/>
         <w:pageBreakBefore w:val="0"/>
@@ -4939,7 +4891,7 @@
           <w:lang w:val="en-US" w:eastAsia="zh-CN"/>
         </w:rPr>
       </w:pPr>
-      <w:bookmarkStart w:id="14" w:name="_Toc30172"/>
+      <w:bookmarkStart w:id="15" w:name="_Toc30172"/>
       <w:r>
         <w:rPr>
           <w:rFonts w:hint="default"/>
@@ -4947,11 +4899,11 @@
         </w:rPr>
         <w:t>资金使用情况</w:t>
       </w:r>
-      <w:bookmarkEnd w:id="14"/>
+      <w:bookmarkEnd w:id="15"/>
     </w:p>
     <w:p>
       <w:pPr>
-        <w:pStyle w:val="29"/>
+        <w:pStyle w:val="a1"/>
         <w:keepNext w:val="0"/>
         <w:keepLines w:val="0"/>
         <w:pageBreakBefore w:val="0"/>
@@ -5037,7 +4989,7 @@
     </w:p>
     <w:p>
       <w:pPr>
-        <w:pStyle w:val="29"/>
+        <w:pStyle w:val="a1"/>
         <w:keepNext w:val="0"/>
         <w:keepLines w:val="0"/>
         <w:pageBreakBefore w:val="0"/>
@@ -5067,7 +5019,7 @@
     </w:p>
     <w:p>
       <w:pPr>
-        <w:pStyle w:val="29"/>
+        <w:pStyle w:val="a1"/>
         <w:keepNext w:val="0"/>
         <w:keepLines w:val="0"/>
         <w:pageBreakBefore w:val="0"/>
@@ -5111,7 +5063,7 @@
     </w:p>
     <w:p>
       <w:pPr>
-        <w:pStyle w:val="29"/>
+        <w:pStyle w:val="a1"/>
         <w:keepNext w:val="0"/>
         <w:keepLines w:val="0"/>
         <w:pageBreakBefore w:val="0"/>
@@ -5141,7 +5093,7 @@
     </w:p>
     <w:p>
       <w:pPr>
-        <w:pStyle w:val="29"/>
+        <w:pStyle w:val="a1"/>
         <w:keepNext w:val="0"/>
         <w:keepLines w:val="0"/>
         <w:pageBreakBefore w:val="0"/>
@@ -5199,7 +5151,7 @@
     </w:p>
     <w:p>
       <w:pPr>
-        <w:pStyle w:val="29"/>
+        <w:pStyle w:val="a1"/>
         <w:keepNext w:val="0"/>
         <w:keepLines w:val="0"/>
         <w:pageBreakBefore w:val="0"/>
@@ -5243,7 +5195,7 @@
     </w:p>
     <w:p>
       <w:pPr>
-        <w:pStyle w:val="29"/>
+        <w:pStyle w:val="a1"/>
         <w:keepNext w:val="0"/>
         <w:keepLines w:val="0"/>
         <w:pageBreakBefore w:val="0"/>
@@ -5287,7 +5239,7 @@
     </w:p>
     <w:p>
       <w:pPr>
-        <w:pStyle w:val="28"/>
+        <w:pStyle w:val="1"/>
         <w:keepNext w:val="0"/>
         <w:keepLines w:val="0"/>
         <w:pageBreakBefore w:val="0"/>
@@ -5307,7 +5259,7 @@
           <w:lang w:val="en-US" w:eastAsia="zh-CN"/>
         </w:rPr>
       </w:pPr>
-      <w:bookmarkStart w:id="15" w:name="_Toc1078"/>
+      <w:bookmarkStart w:id="16" w:name="_Toc1078"/>
       <w:r>
         <w:rPr>
           <w:rFonts w:hint="default"/>
@@ -5315,11 +5267,11 @@
         </w:rPr>
         <w:t>总结与展望</w:t>
       </w:r>
-      <w:bookmarkEnd w:id="15"/>
+      <w:bookmarkEnd w:id="16"/>
     </w:p>
     <w:p>
       <w:pPr>
-        <w:pStyle w:val="29"/>
+        <w:pStyle w:val="a1"/>
         <w:keepNext w:val="0"/>
         <w:keepLines w:val="0"/>
         <w:pageBreakBefore w:val="0"/>
@@ -5349,7 +5301,7 @@
     </w:p>
     <w:p>
       <w:pPr>
-        <w:pStyle w:val="29"/>
+        <w:pStyle w:val="a1"/>
         <w:keepNext w:val="0"/>
         <w:keepLines w:val="0"/>
         <w:pageBreakBefore w:val="0"/>
@@ -5378,73 +5330,23 @@
       </w:r>
     </w:p>
     <w:sectPr>
-      <w:headerReference r:id="rId5" w:type="default"/>
+      <w:headerReference w:type="default" r:id="rId13"/>
       <w:pgSz w:w="11906" w:h="16838"/>
       <w:pgMar w:top="1417" w:right="1800" w:bottom="1440" w:left="1800" w:header="1140" w:footer="992" w:gutter="0"/>
-      <w:cols w:space="425" w:num="1"/>
+      <w:cols w:num="1" w:space="425"/>
       <w:docGrid w:type="lines" w:linePitch="312" w:charSpace="0"/>
     </w:sectPr>
   </w:body>
 </w:document>
 </file>
 
-<file path=word/endnotes.xml><?xml version="1.0" encoding="utf-8"?>
-<w:endnotes xmlns:wpc="http://schemas.microsoft.com/office/word/2010/wordprocessingCanvas" xmlns:mc="http://schemas.openxmlformats.org/markup-compatibility/2006" xmlns:o="urn:schemas-microsoft-com:office:office" xmlns:r="http://schemas.openxmlformats.org/officeDocument/2006/relationships" xmlns:m="http://schemas.openxmlformats.org/officeDocument/2006/math" xmlns:v="urn:schemas-microsoft-com:vml" xmlns:wp14="http://schemas.microsoft.com/office/word/2010/wordprocessingDrawing" xmlns:wp="http://schemas.openxmlformats.org/drawingml/2006/wordprocessingDrawing" xmlns:w="http://schemas.openxmlformats.org/wordprocessingml/2006/main" xmlns:w14="http://schemas.microsoft.com/office/word/2010/wordml" xmlns:w15="http://schemas.microsoft.com/office/word/2012/wordml" xmlns:w10="urn:schemas-microsoft-com:office:word" xmlns:wpg="http://schemas.microsoft.com/office/word/2010/wordprocessingGroup" xmlns:wpi="http://schemas.microsoft.com/office/word/2010/wordprocessingInk" xmlns:wne="http://schemas.microsoft.com/office/word/2006/wordml" xmlns:wps="http://schemas.microsoft.com/office/word/2010/wordprocessingShape" xmlns:wpsCustomData="http://www.wps.cn/officeDocument/2013/wpsCustomData" mc:Ignorable="w14 w15 wp14">
-  <w:endnote w:type="separator" w:id="0">
-    <w:p>
-      <w:pPr>
-        <w:spacing w:line="240" w:lineRule="auto"/>
-      </w:pPr>
-      <w:r>
-        <w:separator/>
-      </w:r>
-    </w:p>
-  </w:endnote>
-  <w:endnote w:type="continuationSeparator" w:id="1">
-    <w:p>
-      <w:pPr>
-        <w:spacing w:line="240" w:lineRule="auto"/>
-      </w:pPr>
-      <w:r>
-        <w:continuationSeparator/>
-      </w:r>
-    </w:p>
-  </w:endnote>
-</w:endnotes>
-</file>
-
-<file path=word/footnotes.xml><?xml version="1.0" encoding="utf-8"?>
-<w:footnotes xmlns:wpc="http://schemas.microsoft.com/office/word/2010/wordprocessingCanvas" xmlns:mc="http://schemas.openxmlformats.org/markup-compatibility/2006" xmlns:o="urn:schemas-microsoft-com:office:office" xmlns:r="http://schemas.openxmlformats.org/officeDocument/2006/relationships" xmlns:m="http://schemas.openxmlformats.org/officeDocument/2006/math" xmlns:v="urn:schemas-microsoft-com:vml" xmlns:wp14="http://schemas.microsoft.com/office/word/2010/wordprocessingDrawing" xmlns:wp="http://schemas.openxmlformats.org/drawingml/2006/wordprocessingDrawing" xmlns:w="http://schemas.openxmlformats.org/wordprocessingml/2006/main" xmlns:w14="http://schemas.microsoft.com/office/word/2010/wordml" xmlns:w15="http://schemas.microsoft.com/office/word/2012/wordml" xmlns:w10="urn:schemas-microsoft-com:office:word" xmlns:wpg="http://schemas.microsoft.com/office/word/2010/wordprocessingGroup" xmlns:wpi="http://schemas.microsoft.com/office/word/2010/wordprocessingInk" xmlns:wne="http://schemas.microsoft.com/office/word/2006/wordml" xmlns:wps="http://schemas.microsoft.com/office/word/2010/wordprocessingShape" xmlns:wpsCustomData="http://www.wps.cn/officeDocument/2013/wpsCustomData" mc:Ignorable="w14 w15 wp14">
-  <w:footnote w:type="separator" w:id="0">
-    <w:p>
-      <w:pPr>
-        <w:spacing w:line="360" w:lineRule="auto"/>
-      </w:pPr>
-      <w:r>
-        <w:separator/>
-      </w:r>
-    </w:p>
-  </w:footnote>
-  <w:footnote w:type="continuationSeparator" w:id="1">
-    <w:p>
-      <w:pPr>
-        <w:spacing w:line="360" w:lineRule="auto"/>
-      </w:pPr>
-      <w:r>
-        <w:continuationSeparator/>
-      </w:r>
-    </w:p>
-  </w:footnote>
-</w:footnotes>
-</file>
-
 <file path=word/header1.xml><?xml version="1.0" encoding="utf-8"?>
-<w:hdr xmlns:wpc="http://schemas.microsoft.com/office/word/2010/wordprocessingCanvas" xmlns:mc="http://schemas.openxmlformats.org/markup-compatibility/2006" xmlns:o="urn:schemas-microsoft-com:office:office" xmlns:r="http://schemas.openxmlformats.org/officeDocument/2006/relationships" xmlns:m="http://schemas.openxmlformats.org/officeDocument/2006/math" xmlns:v="urn:schemas-microsoft-com:vml" xmlns:wp14="http://schemas.microsoft.com/office/word/2010/wordprocessingDrawing" xmlns:wp="http://schemas.openxmlformats.org/drawingml/2006/wordprocessingDrawing" xmlns:w10="urn:schemas-microsoft-com:office:word" xmlns:w="http://schemas.openxmlformats.org/wordprocessingml/2006/main" xmlns:w14="http://schemas.microsoft.com/office/word/2010/wordml" xmlns:w15="http://schemas.microsoft.com/office/word/2012/wordml" xmlns:wpg="http://schemas.microsoft.com/office/word/2010/wordprocessingGroup" xmlns:wpi="http://schemas.microsoft.com/office/word/2010/wordprocessingInk" xmlns:wne="http://schemas.microsoft.com/office/word/2006/wordml" xmlns:wps="http://schemas.microsoft.com/office/word/2010/wordprocessingShape" xmlns:wpsCustomData="http://www.wps.cn/officeDocument/2013/wpsCustomData" mc:Ignorable="w14 w15 wp14">
+<w:hdr xmlns:wpc="http://schemas.microsoft.com/office/word/2010/wordprocessingCanvas" xmlns:mc="http://schemas.openxmlformats.org/markup-compatibility/2006" xmlns:o="urn:schemas-microsoft-com:office:office" xmlns:r="http://schemas.openxmlformats.org/officeDocument/2006/relationships" xmlns:m="http://schemas.openxmlformats.org/officeDocument/2006/math" xmlns:v="urn:schemas-microsoft-com:vml" xmlns:wp14="http://schemas.microsoft.com/office/word/2010/wordprocessingDrawing" xmlns:wp="http://schemas.openxmlformats.org/drawingml/2006/wordprocessingDrawing" xmlns:w10="urn:schemas-microsoft-com:office:word" xmlns:w="http://schemas.openxmlformats.org/wordprocessingml/2006/main" xmlns:w14="http://schemas.microsoft.com/office/word/2010/wordml" xmlns:w15="http://schemas.microsoft.com/office/word/2012/wordml" xmlns:wne="http://schemas.microsoft.com/office/word/2006/wordml" xmlns:wpg="http://schemas.microsoft.com/office/word/2010/wordprocessingGroup" xmlns:wpi="http://schemas.microsoft.com/office/word/2010/wordprocessingInk" xmlns:wps="http://schemas.microsoft.com/office/word/2010/wordprocessingShape" mc:Ignorable="w14 w15 wp14">
   <w:p>
     <w:pPr>
-      <w:pStyle w:val="15"/>
+      <w:pStyle w:val="Header"/>
       <w:pBdr>
-        <w:bottom w:val="single" w:color="auto" w:sz="4" w:space="1"/>
+        <w:bottom w:val="single" w:sz="4" w:space="1" w:color="auto"/>
       </w:pBdr>
       <w:tabs>
         <w:tab w:val="left" w:pos="335"/>
@@ -5452,27 +5354,27 @@
       </w:tabs>
       <w:jc w:val="right"/>
       <w:rPr>
-        <w:rFonts w:hint="eastAsia" w:eastAsiaTheme="minorEastAsia"/>
+        <w:rFonts w:eastAsiaTheme="minorEastAsia" w:hint="eastAsia"/>
         <w:lang w:eastAsia="zh-CN"/>
       </w:rPr>
     </w:pPr>
     <w:r>
       <w:rPr>
-        <w:rFonts w:hint="eastAsia" w:eastAsiaTheme="minorEastAsia"/>
+        <w:rFonts w:eastAsiaTheme="minorEastAsia" w:hint="eastAsia"/>
         <w:lang w:val="en-US" w:eastAsia="zh-CN"/>
       </w:rPr>
       <w:tab/>
     </w:r>
     <w:r>
       <w:rPr>
-        <w:rFonts w:hint="eastAsia" w:eastAsiaTheme="minorEastAsia"/>
+        <w:rFonts w:eastAsiaTheme="minorEastAsia" w:hint="eastAsia"/>
         <w:lang w:val="en-US" w:eastAsia="zh-CN"/>
       </w:rPr>
       <w:tab/>
     </w:r>
     <w:r>
       <w:rPr>
-        <w:rFonts w:hint="eastAsia" w:eastAsiaTheme="minorEastAsia"/>
+        <w:rFonts w:eastAsiaTheme="minorEastAsia" w:hint="eastAsia"/>
         <w:lang w:val="en-US" w:eastAsia="zh-CN"/>
       </w:rPr>
       <w:t>桐乡华数广电网络有限公司</w:t>
@@ -5482,15 +5384,15 @@
 </file>
 
 <file path=word/numbering.xml><?xml version="1.0" encoding="utf-8"?>
-<w:numbering xmlns:wpc="http://schemas.microsoft.com/office/word/2010/wordprocessingCanvas" xmlns:mc="http://schemas.openxmlformats.org/markup-compatibility/2006" xmlns:o="urn:schemas-microsoft-com:office:office" xmlns:r="http://schemas.openxmlformats.org/officeDocument/2006/relationships" xmlns:m="http://schemas.openxmlformats.org/officeDocument/2006/math" xmlns:v="urn:schemas-microsoft-com:vml" xmlns:wp14="http://schemas.microsoft.com/office/word/2010/wordprocessingDrawing" xmlns:wp="http://schemas.openxmlformats.org/drawingml/2006/wordprocessingDrawing" xmlns:w10="urn:schemas-microsoft-com:office:word" xmlns:w="http://schemas.openxmlformats.org/wordprocessingml/2006/main" xmlns:w14="http://schemas.microsoft.com/office/word/2010/wordml" xmlns:wpg="http://schemas.microsoft.com/office/word/2010/wordprocessingGroup" xmlns:wpi="http://schemas.microsoft.com/office/word/2010/wordprocessingInk" xmlns:wne="http://schemas.microsoft.com/office/word/2006/wordml" xmlns:wps="http://schemas.microsoft.com/office/word/2010/wordprocessingShape" xmlns:wpsCustomData="http://www.wps.cn/officeDocument/2013/wpsCustomData" mc:Ignorable="w14 wp14">
+<w:numbering xmlns:wpc="http://schemas.microsoft.com/office/word/2010/wordprocessingCanvas" xmlns:mc="http://schemas.openxmlformats.org/markup-compatibility/2006" xmlns:o="urn:schemas-microsoft-com:office:office" xmlns:r="http://schemas.openxmlformats.org/officeDocument/2006/relationships" xmlns:m="http://schemas.openxmlformats.org/officeDocument/2006/math" xmlns:v="urn:schemas-microsoft-com:vml" xmlns:wp14="http://schemas.microsoft.com/office/word/2010/wordprocessingDrawing" xmlns:wp="http://schemas.openxmlformats.org/drawingml/2006/wordprocessingDrawing" xmlns:w10="urn:schemas-microsoft-com:office:word" xmlns:w="http://schemas.openxmlformats.org/wordprocessingml/2006/main" xmlns:w14="http://schemas.microsoft.com/office/word/2010/wordml" xmlns:w15="http://schemas.microsoft.com/office/word/2012/wordml" xmlns:wne="http://schemas.microsoft.com/office/word/2006/wordml" xmlns:wpg="http://schemas.microsoft.com/office/word/2010/wordprocessingGroup" xmlns:wpi="http://schemas.microsoft.com/office/word/2010/wordprocessingInk" xmlns:wps="http://schemas.microsoft.com/office/word/2010/wordprocessingShape" mc:Ignorable="w14 w15 wp14">
   <w:abstractNum w:abstractNumId="0">
     <w:nsid w:val="8E964DCE"/>
     <w:multiLevelType w:val="multilevel"/>
     <w:tmpl w:val="8E964DCE"/>
-    <w:lvl w:ilvl="0" w:tentative="0">
+    <w:lvl w:ilvl="0">
       <w:start w:val="1"/>
       <w:numFmt w:val="decimal"/>
-      <w:pStyle w:val="2"/>
+      <w:pStyle w:val="Heading1"/>
       <w:lvlText w:val="%1."/>
       <w:lvlJc w:val="left"/>
       <w:pPr>
@@ -5500,10 +5402,10 @@
         <w:rFonts w:hint="default"/>
       </w:rPr>
     </w:lvl>
-    <w:lvl w:ilvl="1" w:tentative="0">
+    <w:lvl w:ilvl="1">
       <w:start w:val="1"/>
       <w:numFmt w:val="decimal"/>
-      <w:pStyle w:val="3"/>
+      <w:pStyle w:val="Heading2"/>
       <w:lvlText w:val="%1.%2."/>
       <w:lvlJc w:val="left"/>
       <w:pPr>
@@ -5513,10 +5415,10 @@
         <w:rFonts w:hint="default"/>
       </w:rPr>
     </w:lvl>
-    <w:lvl w:ilvl="2" w:tentative="0">
+    <w:lvl w:ilvl="2">
       <w:start w:val="1"/>
       <w:numFmt w:val="decimal"/>
-      <w:pStyle w:val="4"/>
+      <w:pStyle w:val="Heading3"/>
       <w:lvlText w:val="%1.%2.%3."/>
       <w:lvlJc w:val="left"/>
       <w:pPr>
@@ -5526,10 +5428,10 @@
         <w:rFonts w:hint="default"/>
       </w:rPr>
     </w:lvl>
-    <w:lvl w:ilvl="3" w:tentative="0">
+    <w:lvl w:ilvl="3">
       <w:start w:val="1"/>
       <w:numFmt w:val="decimal"/>
-      <w:pStyle w:val="5"/>
+      <w:pStyle w:val="Heading4"/>
       <w:lvlText w:val="%1.%2.%3.%4."/>
       <w:lvlJc w:val="left"/>
       <w:pPr>
@@ -5539,10 +5441,10 @@
         <w:rFonts w:hint="default"/>
       </w:rPr>
     </w:lvl>
-    <w:lvl w:ilvl="4" w:tentative="0">
+    <w:lvl w:ilvl="4">
       <w:start w:val="1"/>
       <w:numFmt w:val="decimal"/>
-      <w:pStyle w:val="6"/>
+      <w:pStyle w:val="Heading5"/>
       <w:lvlText w:val="%1.%2.%3.%4.%5."/>
       <w:lvlJc w:val="left"/>
       <w:pPr>
@@ -5552,10 +5454,10 @@
         <w:rFonts w:hint="default"/>
       </w:rPr>
     </w:lvl>
-    <w:lvl w:ilvl="5" w:tentative="0">
+    <w:lvl w:ilvl="5">
       <w:start w:val="1"/>
       <w:numFmt w:val="decimal"/>
-      <w:pStyle w:val="7"/>
+      <w:pStyle w:val="Heading6"/>
       <w:lvlText w:val="%1.%2.%3.%4.%5.%6."/>
       <w:lvlJc w:val="left"/>
       <w:pPr>
@@ -5565,10 +5467,10 @@
         <w:rFonts w:hint="default"/>
       </w:rPr>
     </w:lvl>
-    <w:lvl w:ilvl="6" w:tentative="0">
+    <w:lvl w:ilvl="6">
       <w:start w:val="1"/>
       <w:numFmt w:val="decimal"/>
-      <w:pStyle w:val="8"/>
+      <w:pStyle w:val="Heading7"/>
       <w:lvlText w:val="%1.%2.%3.%4.%5.%6.%7."/>
       <w:lvlJc w:val="left"/>
       <w:pPr>
@@ -5578,10 +5480,10 @@
         <w:rFonts w:hint="default"/>
       </w:rPr>
     </w:lvl>
-    <w:lvl w:ilvl="7" w:tentative="0">
+    <w:lvl w:ilvl="7">
       <w:start w:val="1"/>
       <w:numFmt w:val="decimal"/>
-      <w:pStyle w:val="9"/>
+      <w:pStyle w:val="Heading8"/>
       <w:lvlText w:val="%1.%2.%3.%4.%5.%6.%7.%8."/>
       <w:lvlJc w:val="left"/>
       <w:pPr>
@@ -5591,10 +5493,10 @@
         <w:rFonts w:hint="default"/>
       </w:rPr>
     </w:lvl>
-    <w:lvl w:ilvl="8" w:tentative="0">
+    <w:lvl w:ilvl="8">
       <w:start w:val="1"/>
       <w:numFmt w:val="decimal"/>
-      <w:pStyle w:val="10"/>
+      <w:pStyle w:val="Heading9"/>
       <w:lvlText w:val="%1.%2.%3.%4.%5.%6.%7.%8.%9."/>
       <w:lvlJc w:val="left"/>
       <w:pPr>
@@ -5612,269 +5514,267 @@
 </file>
 
 <file path=word/styles.xml><?xml version="1.0" encoding="utf-8"?>
-<w:styles xmlns:mc="http://schemas.openxmlformats.org/markup-compatibility/2006" xmlns:o="urn:schemas-microsoft-com:office:office" xmlns:r="http://schemas.openxmlformats.org/officeDocument/2006/relationships" xmlns:m="http://schemas.openxmlformats.org/officeDocument/2006/math" xmlns:v="urn:schemas-microsoft-com:vml" xmlns:w="http://schemas.openxmlformats.org/wordprocessingml/2006/main" xmlns:w14="http://schemas.microsoft.com/office/word/2010/wordml" xmlns:w10="urn:schemas-microsoft-com:office:word" xmlns:sl="http://schemas.openxmlformats.org/schemaLibrary/2006/main" xmlns:wpsCustomData="http://www.wps.cn/officeDocument/2013/wpsCustomData" mc:Ignorable="w14">
+<w:styles xmlns:mc="http://schemas.openxmlformats.org/markup-compatibility/2006" xmlns:r="http://schemas.openxmlformats.org/officeDocument/2006/relationships" xmlns:w="http://schemas.openxmlformats.org/wordprocessingml/2006/main" xmlns:w14="http://schemas.microsoft.com/office/word/2010/wordml" xmlns:w15="http://schemas.microsoft.com/office/word/2012/wordml" mc:Ignorable="w14 w15">
   <w:docDefaults>
     <w:rPrDefault>
       <w:rPr>
-        <w:rFonts w:ascii="Times New Roman" w:hAnsi="Times New Roman" w:eastAsia="宋体" w:cs="Times New Roman"/>
+        <w:rFonts w:ascii="Times New Roman" w:eastAsia="宋体" w:hAnsi="Times New Roman" w:cs="Times New Roman"/>
       </w:rPr>
     </w:rPrDefault>
     <w:pPrDefault/>
   </w:docDefaults>
-  <w:latentStyles w:count="260" w:defQFormat="0" w:defUnhideWhenUsed="1" w:defSemiHidden="1" w:defUIPriority="99" w:defLockedState="0">
-    <w:lsdException w:qFormat="1" w:unhideWhenUsed="0" w:uiPriority="0" w:semiHidden="0" w:name="Normal"/>
-    <w:lsdException w:qFormat="1" w:unhideWhenUsed="0" w:uiPriority="0" w:semiHidden="0" w:name="heading 1"/>
-    <w:lsdException w:qFormat="1" w:uiPriority="0" w:semiHidden="0" w:name="heading 2"/>
-    <w:lsdException w:qFormat="1" w:uiPriority="0" w:name="heading 3"/>
-    <w:lsdException w:qFormat="1" w:uiPriority="0" w:semiHidden="0" w:name="heading 4"/>
-    <w:lsdException w:qFormat="1" w:uiPriority="0" w:name="heading 5"/>
-    <w:lsdException w:qFormat="1" w:uiPriority="0" w:name="heading 6"/>
-    <w:lsdException w:qFormat="1" w:uiPriority="0" w:name="heading 7"/>
-    <w:lsdException w:qFormat="1" w:uiPriority="0" w:name="heading 8"/>
-    <w:lsdException w:qFormat="1" w:uiPriority="0" w:name="heading 9"/>
-    <w:lsdException w:unhideWhenUsed="0" w:uiPriority="0" w:semiHidden="0" w:name="index 1"/>
-    <w:lsdException w:unhideWhenUsed="0" w:uiPriority="0" w:semiHidden="0" w:name="index 2"/>
-    <w:lsdException w:unhideWhenUsed="0" w:uiPriority="0" w:semiHidden="0" w:name="index 3"/>
-    <w:lsdException w:unhideWhenUsed="0" w:uiPriority="0" w:semiHidden="0" w:name="index 4"/>
-    <w:lsdException w:unhideWhenUsed="0" w:uiPriority="0" w:semiHidden="0" w:name="index 5"/>
-    <w:lsdException w:unhideWhenUsed="0" w:uiPriority="0" w:semiHidden="0" w:name="index 6"/>
-    <w:lsdException w:unhideWhenUsed="0" w:uiPriority="0" w:semiHidden="0" w:name="index 7"/>
-    <w:lsdException w:unhideWhenUsed="0" w:uiPriority="0" w:semiHidden="0" w:name="index 8"/>
-    <w:lsdException w:unhideWhenUsed="0" w:uiPriority="0" w:semiHidden="0" w:name="index 9"/>
-    <w:lsdException w:qFormat="1" w:unhideWhenUsed="0" w:uiPriority="0" w:semiHidden="0" w:name="toc 1"/>
-    <w:lsdException w:qFormat="1" w:unhideWhenUsed="0" w:uiPriority="0" w:semiHidden="0" w:name="toc 2"/>
-    <w:lsdException w:qFormat="1" w:unhideWhenUsed="0" w:uiPriority="0" w:semiHidden="0" w:name="toc 3"/>
-    <w:lsdException w:unhideWhenUsed="0" w:uiPriority="0" w:semiHidden="0" w:name="toc 4"/>
-    <w:lsdException w:unhideWhenUsed="0" w:uiPriority="0" w:semiHidden="0" w:name="toc 5"/>
-    <w:lsdException w:unhideWhenUsed="0" w:uiPriority="0" w:semiHidden="0" w:name="toc 6"/>
-    <w:lsdException w:unhideWhenUsed="0" w:uiPriority="0" w:semiHidden="0" w:name="toc 7"/>
-    <w:lsdException w:unhideWhenUsed="0" w:uiPriority="0" w:semiHidden="0" w:name="toc 8"/>
-    <w:lsdException w:unhideWhenUsed="0" w:uiPriority="0" w:semiHidden="0" w:name="toc 9"/>
-    <w:lsdException w:unhideWhenUsed="0" w:uiPriority="0" w:semiHidden="0" w:name="Normal Indent"/>
-    <w:lsdException w:unhideWhenUsed="0" w:uiPriority="0" w:semiHidden="0" w:name="footnote text"/>
-    <w:lsdException w:qFormat="1" w:unhideWhenUsed="0" w:uiPriority="0" w:semiHidden="0" w:name="annotation text"/>
-    <w:lsdException w:qFormat="1" w:unhideWhenUsed="0" w:uiPriority="0" w:semiHidden="0" w:name="header"/>
-    <w:lsdException w:qFormat="1" w:unhideWhenUsed="0" w:uiPriority="0" w:semiHidden="0" w:name="footer"/>
-    <w:lsdException w:unhideWhenUsed="0" w:uiPriority="0" w:semiHidden="0" w:name="index heading"/>
-    <w:lsdException w:qFormat="1" w:uiPriority="0" w:name="caption"/>
-    <w:lsdException w:unhideWhenUsed="0" w:uiPriority="0" w:semiHidden="0" w:name="table of figures"/>
-    <w:lsdException w:unhideWhenUsed="0" w:uiPriority="0" w:semiHidden="0" w:name="envelope address"/>
-    <w:lsdException w:unhideWhenUsed="0" w:uiPriority="0" w:semiHidden="0" w:name="envelope return"/>
-    <w:lsdException w:unhideWhenUsed="0" w:uiPriority="0" w:semiHidden="0" w:name="footnote reference"/>
-    <w:lsdException w:unhideWhenUsed="0" w:uiPriority="0" w:semiHidden="0" w:name="annotation reference"/>
-    <w:lsdException w:unhideWhenUsed="0" w:uiPriority="0" w:semiHidden="0" w:name="line number"/>
-    <w:lsdException w:unhideWhenUsed="0" w:uiPriority="0" w:semiHidden="0" w:name="page number"/>
-    <w:lsdException w:unhideWhenUsed="0" w:uiPriority="0" w:semiHidden="0" w:name="endnote reference"/>
-    <w:lsdException w:unhideWhenUsed="0" w:uiPriority="0" w:semiHidden="0" w:name="endnote text"/>
-    <w:lsdException w:unhideWhenUsed="0" w:uiPriority="0" w:semiHidden="0" w:name="table of authorities"/>
-    <w:lsdException w:unhideWhenUsed="0" w:uiPriority="0" w:semiHidden="0" w:name="macro"/>
-    <w:lsdException w:unhideWhenUsed="0" w:uiPriority="0" w:semiHidden="0" w:name="toa heading"/>
-    <w:lsdException w:unhideWhenUsed="0" w:uiPriority="0" w:semiHidden="0" w:name="List"/>
-    <w:lsdException w:unhideWhenUsed="0" w:uiPriority="0" w:semiHidden="0" w:name="List Bullet"/>
-    <w:lsdException w:unhideWhenUsed="0" w:uiPriority="0" w:semiHidden="0" w:name="List Number"/>
-    <w:lsdException w:unhideWhenUsed="0" w:uiPriority="0" w:semiHidden="0" w:name="List 2"/>
-    <w:lsdException w:unhideWhenUsed="0" w:uiPriority="0" w:semiHidden="0" w:name="List 3"/>
-    <w:lsdException w:unhideWhenUsed="0" w:uiPriority="0" w:semiHidden="0" w:name="List 4"/>
-    <w:lsdException w:unhideWhenUsed="0" w:uiPriority="0" w:semiHidden="0" w:name="List 5"/>
-    <w:lsdException w:unhideWhenUsed="0" w:uiPriority="0" w:semiHidden="0" w:name="List Bullet 2"/>
-    <w:lsdException w:unhideWhenUsed="0" w:uiPriority="0" w:semiHidden="0" w:name="List Bullet 3"/>
-    <w:lsdException w:unhideWhenUsed="0" w:uiPriority="0" w:semiHidden="0" w:name="List Bullet 4"/>
-    <w:lsdException w:unhideWhenUsed="0" w:uiPriority="0" w:semiHidden="0" w:name="List Bullet 5"/>
-    <w:lsdException w:unhideWhenUsed="0" w:uiPriority="0" w:semiHidden="0" w:name="List Number 2"/>
-    <w:lsdException w:unhideWhenUsed="0" w:uiPriority="0" w:semiHidden="0" w:name="List Number 3"/>
-    <w:lsdException w:unhideWhenUsed="0" w:uiPriority="0" w:semiHidden="0" w:name="List Number 4"/>
-    <w:lsdException w:unhideWhenUsed="0" w:uiPriority="0" w:semiHidden="0" w:name="List Number 5"/>
-    <w:lsdException w:qFormat="1" w:unhideWhenUsed="0" w:uiPriority="0" w:semiHidden="0" w:name="Title"/>
-    <w:lsdException w:unhideWhenUsed="0" w:uiPriority="0" w:semiHidden="0" w:name="Closing"/>
-    <w:lsdException w:unhideWhenUsed="0" w:uiPriority="0" w:semiHidden="0" w:name="Signature"/>
-    <w:lsdException w:qFormat="1" w:unhideWhenUsed="0" w:uiPriority="0" w:name="Default Paragraph Font"/>
-    <w:lsdException w:qFormat="1" w:unhideWhenUsed="0" w:uiPriority="0" w:name="Body Text"/>
-    <w:lsdException w:unhideWhenUsed="0" w:uiPriority="0" w:semiHidden="0" w:name="Body Text Indent"/>
-    <w:lsdException w:unhideWhenUsed="0" w:uiPriority="0" w:semiHidden="0" w:name="List Continue"/>
-    <w:lsdException w:unhideWhenUsed="0" w:uiPriority="0" w:semiHidden="0" w:name="List Continue 2"/>
-    <w:lsdException w:unhideWhenUsed="0" w:uiPriority="0" w:semiHidden="0" w:name="List Continue 3"/>
-    <w:lsdException w:unhideWhenUsed="0" w:uiPriority="0" w:semiHidden="0" w:name="List Continue 4"/>
-    <w:lsdException w:unhideWhenUsed="0" w:uiPriority="0" w:semiHidden="0" w:name="List Continue 5"/>
-    <w:lsdException w:unhideWhenUsed="0" w:uiPriority="0" w:semiHidden="0" w:name="Message Header"/>
-    <w:lsdException w:qFormat="1" w:unhideWhenUsed="0" w:uiPriority="0" w:semiHidden="0" w:name="Subtitle"/>
-    <w:lsdException w:unhideWhenUsed="0" w:uiPriority="0" w:semiHidden="0" w:name="Salutation"/>
-    <w:lsdException w:unhideWhenUsed="0" w:uiPriority="0" w:semiHidden="0" w:name="Date"/>
-    <w:lsdException w:unhideWhenUsed="0" w:uiPriority="0" w:semiHidden="0" w:name="Body Text First Indent"/>
-    <w:lsdException w:unhideWhenUsed="0" w:uiPriority="0" w:semiHidden="0" w:name="Body Text First Indent 2"/>
-    <w:lsdException w:uiPriority="99" w:name="Note Heading"/>
-    <w:lsdException w:unhideWhenUsed="0" w:uiPriority="0" w:semiHidden="0" w:name="Body Text 2"/>
-    <w:lsdException w:unhideWhenUsed="0" w:uiPriority="0" w:semiHidden="0" w:name="Body Text 3"/>
-    <w:lsdException w:unhideWhenUsed="0" w:uiPriority="0" w:semiHidden="0" w:name="Body Text Indent 2"/>
-    <w:lsdException w:unhideWhenUsed="0" w:uiPriority="0" w:semiHidden="0" w:name="Body Text Indent 3"/>
-    <w:lsdException w:unhideWhenUsed="0" w:uiPriority="0" w:semiHidden="0" w:name="Block Text"/>
-    <w:lsdException w:unhideWhenUsed="0" w:uiPriority="0" w:semiHidden="0" w:name="Hyperlink"/>
-    <w:lsdException w:unhideWhenUsed="0" w:uiPriority="0" w:semiHidden="0" w:name="FollowedHyperlink"/>
-    <w:lsdException w:qFormat="1" w:unhideWhenUsed="0" w:uiPriority="0" w:semiHidden="0" w:name="Strong"/>
-    <w:lsdException w:qFormat="1" w:unhideWhenUsed="0" w:uiPriority="0" w:semiHidden="0" w:name="Emphasis"/>
-    <w:lsdException w:unhideWhenUsed="0" w:uiPriority="0" w:semiHidden="0" w:name="Document Map"/>
-    <w:lsdException w:unhideWhenUsed="0" w:uiPriority="0" w:semiHidden="0" w:name="Plain Text"/>
-    <w:lsdException w:unhideWhenUsed="0" w:uiPriority="0" w:semiHidden="0" w:name="E-mail Signature"/>
-    <w:lsdException w:qFormat="1" w:unhideWhenUsed="0" w:uiPriority="0" w:semiHidden="0" w:name="Normal (Web)"/>
-    <w:lsdException w:unhideWhenUsed="0" w:uiPriority="0" w:semiHidden="0" w:name="HTML Acronym"/>
-    <w:lsdException w:unhideWhenUsed="0" w:uiPriority="0" w:semiHidden="0" w:name="HTML Address"/>
-    <w:lsdException w:unhideWhenUsed="0" w:uiPriority="0" w:semiHidden="0" w:name="HTML Cite"/>
-    <w:lsdException w:unhideWhenUsed="0" w:uiPriority="0" w:semiHidden="0" w:name="HTML Code"/>
-    <w:lsdException w:unhideWhenUsed="0" w:uiPriority="0" w:semiHidden="0" w:name="HTML Definition"/>
-    <w:lsdException w:unhideWhenUsed="0" w:uiPriority="0" w:semiHidden="0" w:name="HTML Keyboard"/>
-    <w:lsdException w:unhideWhenUsed="0" w:uiPriority="0" w:semiHidden="0" w:name="HTML Preformatted"/>
-    <w:lsdException w:unhideWhenUsed="0" w:uiPriority="0" w:semiHidden="0" w:name="HTML Sample"/>
-    <w:lsdException w:unhideWhenUsed="0" w:uiPriority="0" w:semiHidden="0" w:name="HTML Typewriter"/>
-    <w:lsdException w:unhideWhenUsed="0" w:uiPriority="0" w:semiHidden="0" w:name="HTML Variable"/>
-    <w:lsdException w:qFormat="1" w:unhideWhenUsed="0" w:uiPriority="0" w:name="Normal Table"/>
-    <w:lsdException w:unhideWhenUsed="0" w:uiPriority="0" w:semiHidden="0" w:name="annotation subject"/>
-    <w:lsdException w:unhideWhenUsed="0" w:uiPriority="0" w:semiHidden="0" w:name="Table Simple 1"/>
-    <w:lsdException w:unhideWhenUsed="0" w:uiPriority="0" w:semiHidden="0" w:name="Table Simple 2"/>
-    <w:lsdException w:unhideWhenUsed="0" w:uiPriority="0" w:semiHidden="0" w:name="Table Simple 3"/>
-    <w:lsdException w:unhideWhenUsed="0" w:uiPriority="0" w:semiHidden="0" w:name="Table Classic 1"/>
-    <w:lsdException w:unhideWhenUsed="0" w:uiPriority="0" w:semiHidden="0" w:name="Table Classic 2"/>
-    <w:lsdException w:unhideWhenUsed="0" w:uiPriority="0" w:semiHidden="0" w:name="Table Classic 3"/>
-    <w:lsdException w:unhideWhenUsed="0" w:uiPriority="0" w:semiHidden="0" w:name="Table Classic 4"/>
-    <w:lsdException w:unhideWhenUsed="0" w:uiPriority="0" w:semiHidden="0" w:name="Table Colorful 1"/>
-    <w:lsdException w:unhideWhenUsed="0" w:uiPriority="0" w:semiHidden="0" w:name="Table Colorful 2"/>
-    <w:lsdException w:unhideWhenUsed="0" w:uiPriority="0" w:semiHidden="0" w:name="Table Colorful 3"/>
-    <w:lsdException w:unhideWhenUsed="0" w:uiPriority="0" w:semiHidden="0" w:name="Table Columns 1"/>
-    <w:lsdException w:unhideWhenUsed="0" w:uiPriority="0" w:semiHidden="0" w:name="Table Columns 2"/>
-    <w:lsdException w:unhideWhenUsed="0" w:uiPriority="0" w:semiHidden="0" w:name="Table Columns 3"/>
-    <w:lsdException w:unhideWhenUsed="0" w:uiPriority="0" w:semiHidden="0" w:name="Table Columns 4"/>
-    <w:lsdException w:unhideWhenUsed="0" w:uiPriority="0" w:semiHidden="0" w:name="Table Columns 5"/>
-    <w:lsdException w:unhideWhenUsed="0" w:uiPriority="0" w:semiHidden="0" w:name="Table Grid 1"/>
-    <w:lsdException w:unhideWhenUsed="0" w:uiPriority="0" w:semiHidden="0" w:name="Table Grid 2"/>
-    <w:lsdException w:unhideWhenUsed="0" w:uiPriority="0" w:semiHidden="0" w:name="Table Grid 3"/>
-    <w:lsdException w:unhideWhenUsed="0" w:uiPriority="0" w:semiHidden="0" w:name="Table Grid 4"/>
-    <w:lsdException w:unhideWhenUsed="0" w:uiPriority="0" w:semiHidden="0" w:name="Table Grid 5"/>
-    <w:lsdException w:unhideWhenUsed="0" w:uiPriority="0" w:semiHidden="0" w:name="Table Grid 6"/>
-    <w:lsdException w:unhideWhenUsed="0" w:uiPriority="0" w:semiHidden="0" w:name="Table Grid 7"/>
-    <w:lsdException w:unhideWhenUsed="0" w:uiPriority="0" w:semiHidden="0" w:name="Table Grid 8"/>
-    <w:lsdException w:unhideWhenUsed="0" w:uiPriority="0" w:semiHidden="0" w:name="Table List 1"/>
-    <w:lsdException w:unhideWhenUsed="0" w:uiPriority="0" w:semiHidden="0" w:name="Table List 2"/>
-    <w:lsdException w:unhideWhenUsed="0" w:uiPriority="0" w:semiHidden="0" w:name="Table List 3"/>
-    <w:lsdException w:unhideWhenUsed="0" w:uiPriority="0" w:semiHidden="0" w:name="Table List 4"/>
-    <w:lsdException w:unhideWhenUsed="0" w:uiPriority="0" w:semiHidden="0" w:name="Table List 5"/>
-    <w:lsdException w:unhideWhenUsed="0" w:uiPriority="0" w:semiHidden="0" w:name="Table List 6"/>
-    <w:lsdException w:unhideWhenUsed="0" w:uiPriority="0" w:semiHidden="0" w:name="Table List 7"/>
-    <w:lsdException w:unhideWhenUsed="0" w:uiPriority="0" w:semiHidden="0" w:name="Table List 8"/>
-    <w:lsdException w:unhideWhenUsed="0" w:uiPriority="0" w:semiHidden="0" w:name="Table 3D effects 1"/>
-    <w:lsdException w:unhideWhenUsed="0" w:uiPriority="0" w:semiHidden="0" w:name="Table 3D effects 2"/>
-    <w:lsdException w:unhideWhenUsed="0" w:uiPriority="0" w:semiHidden="0" w:name="Table 3D effects 3"/>
-    <w:lsdException w:unhideWhenUsed="0" w:uiPriority="0" w:semiHidden="0" w:name="Table Contemporary"/>
-    <w:lsdException w:unhideWhenUsed="0" w:uiPriority="0" w:semiHidden="0" w:name="Table Elegant"/>
-    <w:lsdException w:unhideWhenUsed="0" w:uiPriority="0" w:semiHidden="0" w:name="Table Professional"/>
-    <w:lsdException w:unhideWhenUsed="0" w:uiPriority="0" w:semiHidden="0" w:name="Table Subtle 1"/>
-    <w:lsdException w:unhideWhenUsed="0" w:uiPriority="0" w:semiHidden="0" w:name="Table Subtle 2"/>
-    <w:lsdException w:unhideWhenUsed="0" w:uiPriority="0" w:semiHidden="0" w:name="Table Web 1"/>
-    <w:lsdException w:unhideWhenUsed="0" w:uiPriority="0" w:semiHidden="0" w:name="Table Web 2"/>
-    <w:lsdException w:unhideWhenUsed="0" w:uiPriority="0" w:semiHidden="0" w:name="Table Web 3"/>
-    <w:lsdException w:unhideWhenUsed="0" w:uiPriority="0" w:semiHidden="0" w:name="Balloon Text"/>
-    <w:lsdException w:qFormat="1" w:unhideWhenUsed="0" w:uiPriority="0" w:semiHidden="0" w:name="Table Grid"/>
-    <w:lsdException w:unhideWhenUsed="0" w:uiPriority="0" w:semiHidden="0" w:name="Table Theme"/>
-    <w:lsdException w:unhideWhenUsed="0" w:uiPriority="60" w:semiHidden="0" w:name="Light Shading"/>
-    <w:lsdException w:unhideWhenUsed="0" w:uiPriority="61" w:semiHidden="0" w:name="Light List"/>
-    <w:lsdException w:unhideWhenUsed="0" w:uiPriority="62" w:semiHidden="0" w:name="Light Grid"/>
-    <w:lsdException w:unhideWhenUsed="0" w:uiPriority="63" w:semiHidden="0" w:name="Medium Shading 1"/>
-    <w:lsdException w:unhideWhenUsed="0" w:uiPriority="64" w:semiHidden="0" w:name="Medium Shading 2"/>
-    <w:lsdException w:unhideWhenUsed="0" w:uiPriority="65" w:semiHidden="0" w:name="Medium List 1"/>
-    <w:lsdException w:unhideWhenUsed="0" w:uiPriority="66" w:semiHidden="0" w:name="Medium List 2"/>
-    <w:lsdException w:unhideWhenUsed="0" w:uiPriority="67" w:semiHidden="0" w:name="Medium Grid 1"/>
-    <w:lsdException w:unhideWhenUsed="0" w:uiPriority="68" w:semiHidden="0" w:name="Medium Grid 2"/>
-    <w:lsdException w:unhideWhenUsed="0" w:uiPriority="69" w:semiHidden="0" w:name="Medium Grid 3"/>
-    <w:lsdException w:unhideWhenUsed="0" w:uiPriority="70" w:semiHidden="0" w:name="Dark List"/>
-    <w:lsdException w:unhideWhenUsed="0" w:uiPriority="71" w:semiHidden="0" w:name="Colorful Shading"/>
-    <w:lsdException w:unhideWhenUsed="0" w:uiPriority="72" w:semiHidden="0" w:name="Colorful List"/>
-    <w:lsdException w:unhideWhenUsed="0" w:uiPriority="73" w:semiHidden="0" w:name="Colorful Grid"/>
-    <w:lsdException w:unhideWhenUsed="0" w:uiPriority="60" w:semiHidden="0" w:name="Light Shading Accent 1"/>
-    <w:lsdException w:unhideWhenUsed="0" w:uiPriority="61" w:semiHidden="0" w:name="Light List Accent 1"/>
-    <w:lsdException w:unhideWhenUsed="0" w:uiPriority="62" w:semiHidden="0" w:name="Light Grid Accent 1"/>
-    <w:lsdException w:unhideWhenUsed="0" w:uiPriority="63" w:semiHidden="0" w:name="Medium Shading 1 Accent 1"/>
-    <w:lsdException w:unhideWhenUsed="0" w:uiPriority="64" w:semiHidden="0" w:name="Medium Shading 2 Accent 1"/>
-    <w:lsdException w:unhideWhenUsed="0" w:uiPriority="65" w:semiHidden="0" w:name="Medium List 1 Accent 1"/>
-    <w:lsdException w:unhideWhenUsed="0" w:uiPriority="66" w:semiHidden="0" w:name="Medium List 2 Accent 1"/>
-    <w:lsdException w:unhideWhenUsed="0" w:uiPriority="67" w:semiHidden="0" w:name="Medium Grid 1 Accent 1"/>
-    <w:lsdException w:unhideWhenUsed="0" w:uiPriority="68" w:semiHidden="0" w:name="Medium Grid 2 Accent 1"/>
-    <w:lsdException w:unhideWhenUsed="0" w:uiPriority="69" w:semiHidden="0" w:name="Medium Grid 3 Accent 1"/>
-    <w:lsdException w:unhideWhenUsed="0" w:uiPriority="70" w:semiHidden="0" w:name="Dark List Accent 1"/>
-    <w:lsdException w:unhideWhenUsed="0" w:uiPriority="71" w:semiHidden="0" w:name="Colorful Shading Accent 1"/>
-    <w:lsdException w:unhideWhenUsed="0" w:uiPriority="72" w:semiHidden="0" w:name="Colorful List Accent 1"/>
-    <w:lsdException w:unhideWhenUsed="0" w:uiPriority="73" w:semiHidden="0" w:name="Colorful Grid Accent 1"/>
-    <w:lsdException w:unhideWhenUsed="0" w:uiPriority="60" w:semiHidden="0" w:name="Light Shading Accent 2"/>
-    <w:lsdException w:unhideWhenUsed="0" w:uiPriority="61" w:semiHidden="0" w:name="Light List Accent 2"/>
-    <w:lsdException w:unhideWhenUsed="0" w:uiPriority="62" w:semiHidden="0" w:name="Light Grid Accent 2"/>
-    <w:lsdException w:unhideWhenUsed="0" w:uiPriority="63" w:semiHidden="0" w:name="Medium Shading 1 Accent 2"/>
-    <w:lsdException w:unhideWhenUsed="0" w:uiPriority="64" w:semiHidden="0" w:name="Medium Shading 2 Accent 2"/>
-    <w:lsdException w:unhideWhenUsed="0" w:uiPriority="65" w:semiHidden="0" w:name="Medium List 1 Accent 2"/>
-    <w:lsdException w:unhideWhenUsed="0" w:uiPriority="66" w:semiHidden="0" w:name="Medium List 2 Accent 2"/>
-    <w:lsdException w:unhideWhenUsed="0" w:uiPriority="67" w:semiHidden="0" w:name="Medium Grid 1 Accent 2"/>
-    <w:lsdException w:unhideWhenUsed="0" w:uiPriority="68" w:semiHidden="0" w:name="Medium Grid 2 Accent 2"/>
-    <w:lsdException w:unhideWhenUsed="0" w:uiPriority="69" w:semiHidden="0" w:name="Medium Grid 3 Accent 2"/>
-    <w:lsdException w:unhideWhenUsed="0" w:uiPriority="70" w:semiHidden="0" w:name="Dark List Accent 2"/>
-    <w:lsdException w:unhideWhenUsed="0" w:uiPriority="71" w:semiHidden="0" w:name="Colorful Shading Accent 2"/>
-    <w:lsdException w:unhideWhenUsed="0" w:uiPriority="72" w:semiHidden="0" w:name="Colorful List Accent 2"/>
-    <w:lsdException w:unhideWhenUsed="0" w:uiPriority="73" w:semiHidden="0" w:name="Colorful Grid Accent 2"/>
-    <w:lsdException w:unhideWhenUsed="0" w:uiPriority="60" w:semiHidden="0" w:name="Light Shading Accent 3"/>
-    <w:lsdException w:unhideWhenUsed="0" w:uiPriority="61" w:semiHidden="0" w:name="Light List Accent 3"/>
-    <w:lsdException w:unhideWhenUsed="0" w:uiPriority="62" w:semiHidden="0" w:name="Light Grid Accent 3"/>
-    <w:lsdException w:unhideWhenUsed="0" w:uiPriority="63" w:semiHidden="0" w:name="Medium Shading 1 Accent 3"/>
-    <w:lsdException w:unhideWhenUsed="0" w:uiPriority="64" w:semiHidden="0" w:name="Medium Shading 2 Accent 3"/>
-    <w:lsdException w:unhideWhenUsed="0" w:uiPriority="65" w:semiHidden="0" w:name="Medium List 1 Accent 3"/>
-    <w:lsdException w:unhideWhenUsed="0" w:uiPriority="66" w:semiHidden="0" w:name="Medium List 2 Accent 3"/>
-    <w:lsdException w:unhideWhenUsed="0" w:uiPriority="67" w:semiHidden="0" w:name="Medium Grid 1 Accent 3"/>
-    <w:lsdException w:unhideWhenUsed="0" w:uiPriority="68" w:semiHidden="0" w:name="Medium Grid 2 Accent 3"/>
-    <w:lsdException w:unhideWhenUsed="0" w:uiPriority="69" w:semiHidden="0" w:name="Medium Grid 3 Accent 3"/>
-    <w:lsdException w:unhideWhenUsed="0" w:uiPriority="70" w:semiHidden="0" w:name="Dark List Accent 3"/>
-    <w:lsdException w:unhideWhenUsed="0" w:uiPriority="71" w:semiHidden="0" w:name="Colorful Shading Accent 3"/>
-    <w:lsdException w:unhideWhenUsed="0" w:uiPriority="72" w:semiHidden="0" w:name="Colorful List Accent 3"/>
-    <w:lsdException w:unhideWhenUsed="0" w:uiPriority="73" w:semiHidden="0" w:name="Colorful Grid Accent 3"/>
-    <w:lsdException w:unhideWhenUsed="0" w:uiPriority="60" w:semiHidden="0" w:name="Light Shading Accent 4"/>
-    <w:lsdException w:unhideWhenUsed="0" w:uiPriority="61" w:semiHidden="0" w:name="Light List Accent 4"/>
-    <w:lsdException w:unhideWhenUsed="0" w:uiPriority="62" w:semiHidden="0" w:name="Light Grid Accent 4"/>
-    <w:lsdException w:unhideWhenUsed="0" w:uiPriority="63" w:semiHidden="0" w:name="Medium Shading 1 Accent 4"/>
-    <w:lsdException w:unhideWhenUsed="0" w:uiPriority="64" w:semiHidden="0" w:name="Medium Shading 2 Accent 4"/>
-    <w:lsdException w:unhideWhenUsed="0" w:uiPriority="65" w:semiHidden="0" w:name="Medium List 1 Accent 4"/>
-    <w:lsdException w:unhideWhenUsed="0" w:uiPriority="66" w:semiHidden="0" w:name="Medium List 2 Accent 4"/>
-    <w:lsdException w:unhideWhenUsed="0" w:uiPriority="67" w:semiHidden="0" w:name="Medium Grid 1 Accent 4"/>
-    <w:lsdException w:unhideWhenUsed="0" w:uiPriority="68" w:semiHidden="0" w:name="Medium Grid 2 Accent 4"/>
-    <w:lsdException w:unhideWhenUsed="0" w:uiPriority="69" w:semiHidden="0" w:name="Medium Grid 3 Accent 4"/>
-    <w:lsdException w:unhideWhenUsed="0" w:uiPriority="70" w:semiHidden="0" w:name="Dark List Accent 4"/>
-    <w:lsdException w:unhideWhenUsed="0" w:uiPriority="71" w:semiHidden="0" w:name="Colorful Shading Accent 4"/>
-    <w:lsdException w:unhideWhenUsed="0" w:uiPriority="72" w:semiHidden="0" w:name="Colorful List Accent 4"/>
-    <w:lsdException w:unhideWhenUsed="0" w:uiPriority="73" w:semiHidden="0" w:name="Colorful Grid Accent 4"/>
-    <w:lsdException w:unhideWhenUsed="0" w:uiPriority="60" w:semiHidden="0" w:name="Light Shading Accent 5"/>
-    <w:lsdException w:unhideWhenUsed="0" w:uiPriority="61" w:semiHidden="0" w:name="Light List Accent 5"/>
-    <w:lsdException w:unhideWhenUsed="0" w:uiPriority="62" w:semiHidden="0" w:name="Light Grid Accent 5"/>
-    <w:lsdException w:unhideWhenUsed="0" w:uiPriority="63" w:semiHidden="0" w:name="Medium Shading 1 Accent 5"/>
-    <w:lsdException w:unhideWhenUsed="0" w:uiPriority="64" w:semiHidden="0" w:name="Medium Shading 2 Accent 5"/>
-    <w:lsdException w:unhideWhenUsed="0" w:uiPriority="65" w:semiHidden="0" w:name="Medium List 1 Accent 5"/>
-    <w:lsdException w:unhideWhenUsed="0" w:uiPriority="66" w:semiHidden="0" w:name="Medium List 2 Accent 5"/>
-    <w:lsdException w:unhideWhenUsed="0" w:uiPriority="67" w:semiHidden="0" w:name="Medium Grid 1 Accent 5"/>
-    <w:lsdException w:unhideWhenUsed="0" w:uiPriority="68" w:semiHidden="0" w:name="Medium Grid 2 Accent 5"/>
-    <w:lsdException w:unhideWhenUsed="0" w:uiPriority="69" w:semiHidden="0" w:name="Medium Grid 3 Accent 5"/>
-    <w:lsdException w:unhideWhenUsed="0" w:uiPriority="70" w:semiHidden="0" w:name="Dark List Accent 5"/>
-    <w:lsdException w:unhideWhenUsed="0" w:uiPriority="71" w:semiHidden="0" w:name="Colorful Shading Accent 5"/>
-    <w:lsdException w:unhideWhenUsed="0" w:uiPriority="72" w:semiHidden="0" w:name="Colorful List Accent 5"/>
-    <w:lsdException w:unhideWhenUsed="0" w:uiPriority="73" w:semiHidden="0" w:name="Colorful Grid Accent 5"/>
-    <w:lsdException w:unhideWhenUsed="0" w:uiPriority="60" w:semiHidden="0" w:name="Light Shading Accent 6"/>
-    <w:lsdException w:unhideWhenUsed="0" w:uiPriority="61" w:semiHidden="0" w:name="Light List Accent 6"/>
-    <w:lsdException w:unhideWhenUsed="0" w:uiPriority="62" w:semiHidden="0" w:name="Light Grid Accent 6"/>
-    <w:lsdException w:unhideWhenUsed="0" w:uiPriority="63" w:semiHidden="0" w:name="Medium Shading 1 Accent 6"/>
-    <w:lsdException w:unhideWhenUsed="0" w:uiPriority="64" w:semiHidden="0" w:name="Medium Shading 2 Accent 6"/>
-    <w:lsdException w:unhideWhenUsed="0" w:uiPriority="65" w:semiHidden="0" w:name="Medium List 1 Accent 6"/>
-    <w:lsdException w:unhideWhenUsed="0" w:uiPriority="66" w:semiHidden="0" w:name="Medium List 2 Accent 6"/>
-    <w:lsdException w:unhideWhenUsed="0" w:uiPriority="67" w:semiHidden="0" w:name="Medium Grid 1 Accent 6"/>
-    <w:lsdException w:unhideWhenUsed="0" w:uiPriority="68" w:semiHidden="0" w:name="Medium Grid 2 Accent 6"/>
-    <w:lsdException w:unhideWhenUsed="0" w:uiPriority="69" w:semiHidden="0" w:name="Medium Grid 3 Accent 6"/>
-    <w:lsdException w:unhideWhenUsed="0" w:uiPriority="70" w:semiHidden="0" w:name="Dark List Accent 6"/>
-    <w:lsdException w:unhideWhenUsed="0" w:uiPriority="71" w:semiHidden="0" w:name="Colorful Shading Accent 6"/>
-    <w:lsdException w:unhideWhenUsed="0" w:uiPriority="72" w:semiHidden="0" w:name="Colorful List Accent 6"/>
-    <w:lsdException w:unhideWhenUsed="0" w:uiPriority="73" w:semiHidden="0" w:name="Colorful Grid Accent 6"/>
+  <w:latentStyles w:defLockedState="0" w:defUIPriority="99" w:defSemiHidden="1" w:defUnhideWhenUsed="1" w:defQFormat="0" w:count="260">
+    <w:lsdException w:name="Normal" w:semiHidden="0" w:uiPriority="0" w:unhideWhenUsed="0" w:qFormat="1"/>
+    <w:lsdException w:name="heading 1" w:semiHidden="0" w:uiPriority="0" w:unhideWhenUsed="0" w:qFormat="1"/>
+    <w:lsdException w:name="heading 2" w:semiHidden="0" w:uiPriority="0" w:qFormat="1"/>
+    <w:lsdException w:name="heading 3" w:uiPriority="0" w:qFormat="1"/>
+    <w:lsdException w:name="heading 4" w:semiHidden="0" w:uiPriority="0" w:qFormat="1"/>
+    <w:lsdException w:name="heading 5" w:uiPriority="0" w:qFormat="1"/>
+    <w:lsdException w:name="heading 6" w:uiPriority="0" w:qFormat="1"/>
+    <w:lsdException w:name="heading 7" w:uiPriority="0" w:qFormat="1"/>
+    <w:lsdException w:name="heading 8" w:uiPriority="0" w:qFormat="1"/>
+    <w:lsdException w:name="heading 9" w:uiPriority="0" w:qFormat="1"/>
+    <w:lsdException w:name="index 1" w:semiHidden="0" w:uiPriority="0" w:unhideWhenUsed="0"/>
+    <w:lsdException w:name="index 2" w:semiHidden="0" w:uiPriority="0" w:unhideWhenUsed="0"/>
+    <w:lsdException w:name="index 3" w:semiHidden="0" w:uiPriority="0" w:unhideWhenUsed="0"/>
+    <w:lsdException w:name="index 4" w:semiHidden="0" w:uiPriority="0" w:unhideWhenUsed="0"/>
+    <w:lsdException w:name="index 5" w:semiHidden="0" w:uiPriority="0" w:unhideWhenUsed="0"/>
+    <w:lsdException w:name="index 6" w:semiHidden="0" w:uiPriority="0" w:unhideWhenUsed="0"/>
+    <w:lsdException w:name="index 7" w:semiHidden="0" w:uiPriority="0" w:unhideWhenUsed="0"/>
+    <w:lsdException w:name="index 8" w:semiHidden="0" w:uiPriority="0" w:unhideWhenUsed="0"/>
+    <w:lsdException w:name="index 9" w:semiHidden="0" w:uiPriority="0" w:unhideWhenUsed="0"/>
+    <w:lsdException w:name="toc 1" w:semiHidden="0" w:uiPriority="0" w:unhideWhenUsed="0" w:qFormat="1"/>
+    <w:lsdException w:name="toc 2" w:semiHidden="0" w:uiPriority="0" w:unhideWhenUsed="0" w:qFormat="1"/>
+    <w:lsdException w:name="toc 3" w:semiHidden="0" w:uiPriority="0" w:unhideWhenUsed="0" w:qFormat="1"/>
+    <w:lsdException w:name="toc 4" w:semiHidden="0" w:uiPriority="0" w:unhideWhenUsed="0"/>
+    <w:lsdException w:name="toc 5" w:semiHidden="0" w:uiPriority="0" w:unhideWhenUsed="0"/>
+    <w:lsdException w:name="toc 6" w:semiHidden="0" w:uiPriority="0" w:unhideWhenUsed="0"/>
+    <w:lsdException w:name="toc 7" w:semiHidden="0" w:uiPriority="0" w:unhideWhenUsed="0"/>
+    <w:lsdException w:name="toc 8" w:semiHidden="0" w:uiPriority="0" w:unhideWhenUsed="0"/>
+    <w:lsdException w:name="toc 9" w:semiHidden="0" w:uiPriority="0" w:unhideWhenUsed="0"/>
+    <w:lsdException w:name="Normal Indent" w:semiHidden="0" w:uiPriority="0" w:unhideWhenUsed="0"/>
+    <w:lsdException w:name="footnote text" w:semiHidden="0" w:uiPriority="0" w:unhideWhenUsed="0"/>
+    <w:lsdException w:name="annotation text" w:semiHidden="0" w:uiPriority="0" w:unhideWhenUsed="0" w:qFormat="1"/>
+    <w:lsdException w:name="header" w:semiHidden="0" w:uiPriority="0" w:unhideWhenUsed="0" w:qFormat="1"/>
+    <w:lsdException w:name="footer" w:semiHidden="0" w:uiPriority="0" w:unhideWhenUsed="0" w:qFormat="1"/>
+    <w:lsdException w:name="index heading" w:semiHidden="0" w:uiPriority="0" w:unhideWhenUsed="0"/>
+    <w:lsdException w:name="caption" w:uiPriority="0" w:qFormat="1"/>
+    <w:lsdException w:name="table of figures" w:semiHidden="0" w:uiPriority="0" w:unhideWhenUsed="0"/>
+    <w:lsdException w:name="envelope address" w:semiHidden="0" w:uiPriority="0" w:unhideWhenUsed="0"/>
+    <w:lsdException w:name="envelope return" w:semiHidden="0" w:uiPriority="0" w:unhideWhenUsed="0"/>
+    <w:lsdException w:name="footnote reference" w:semiHidden="0" w:uiPriority="0" w:unhideWhenUsed="0"/>
+    <w:lsdException w:name="annotation reference" w:semiHidden="0" w:uiPriority="0" w:unhideWhenUsed="0"/>
+    <w:lsdException w:name="line number" w:semiHidden="0" w:uiPriority="0" w:unhideWhenUsed="0"/>
+    <w:lsdException w:name="page number" w:semiHidden="0" w:uiPriority="0" w:unhideWhenUsed="0"/>
+    <w:lsdException w:name="endnote reference" w:semiHidden="0" w:uiPriority="0" w:unhideWhenUsed="0"/>
+    <w:lsdException w:name="endnote text" w:semiHidden="0" w:uiPriority="0" w:unhideWhenUsed="0"/>
+    <w:lsdException w:name="table of authorities" w:semiHidden="0" w:uiPriority="0" w:unhideWhenUsed="0"/>
+    <w:lsdException w:name="macro" w:semiHidden="0" w:uiPriority="0" w:unhideWhenUsed="0"/>
+    <w:lsdException w:name="toa heading" w:semiHidden="0" w:uiPriority="0" w:unhideWhenUsed="0"/>
+    <w:lsdException w:name="List" w:semiHidden="0" w:uiPriority="0" w:unhideWhenUsed="0"/>
+    <w:lsdException w:name="List Bullet" w:semiHidden="0" w:uiPriority="0" w:unhideWhenUsed="0"/>
+    <w:lsdException w:name="List Number" w:semiHidden="0" w:uiPriority="0" w:unhideWhenUsed="0"/>
+    <w:lsdException w:name="List 2" w:semiHidden="0" w:uiPriority="0" w:unhideWhenUsed="0"/>
+    <w:lsdException w:name="List 3" w:semiHidden="0" w:uiPriority="0" w:unhideWhenUsed="0"/>
+    <w:lsdException w:name="List 4" w:semiHidden="0" w:uiPriority="0" w:unhideWhenUsed="0"/>
+    <w:lsdException w:name="List 5" w:semiHidden="0" w:uiPriority="0" w:unhideWhenUsed="0"/>
+    <w:lsdException w:name="List Bullet 2" w:semiHidden="0" w:uiPriority="0" w:unhideWhenUsed="0"/>
+    <w:lsdException w:name="List Bullet 3" w:semiHidden="0" w:uiPriority="0" w:unhideWhenUsed="0"/>
+    <w:lsdException w:name="List Bullet 4" w:semiHidden="0" w:uiPriority="0" w:unhideWhenUsed="0"/>
+    <w:lsdException w:name="List Bullet 5" w:semiHidden="0" w:uiPriority="0" w:unhideWhenUsed="0"/>
+    <w:lsdException w:name="List Number 2" w:semiHidden="0" w:uiPriority="0" w:unhideWhenUsed="0"/>
+    <w:lsdException w:name="List Number 3" w:semiHidden="0" w:uiPriority="0" w:unhideWhenUsed="0"/>
+    <w:lsdException w:name="List Number 4" w:semiHidden="0" w:uiPriority="0" w:unhideWhenUsed="0"/>
+    <w:lsdException w:name="List Number 5" w:semiHidden="0" w:uiPriority="0" w:unhideWhenUsed="0"/>
+    <w:lsdException w:name="Title" w:semiHidden="0" w:uiPriority="0" w:unhideWhenUsed="0" w:qFormat="1"/>
+    <w:lsdException w:name="Closing" w:semiHidden="0" w:uiPriority="0" w:unhideWhenUsed="0"/>
+    <w:lsdException w:name="Signature" w:semiHidden="0" w:uiPriority="0" w:unhideWhenUsed="0"/>
+    <w:lsdException w:name="Default Paragraph Font" w:uiPriority="0" w:unhideWhenUsed="0" w:qFormat="1"/>
+    <w:lsdException w:name="Body Text" w:uiPriority="0" w:unhideWhenUsed="0" w:qFormat="1"/>
+    <w:lsdException w:name="Body Text Indent" w:semiHidden="0" w:uiPriority="0" w:unhideWhenUsed="0"/>
+    <w:lsdException w:name="List Continue" w:semiHidden="0" w:uiPriority="0" w:unhideWhenUsed="0"/>
+    <w:lsdException w:name="List Continue 2" w:semiHidden="0" w:uiPriority="0" w:unhideWhenUsed="0"/>
+    <w:lsdException w:name="List Continue 3" w:semiHidden="0" w:uiPriority="0" w:unhideWhenUsed="0"/>
+    <w:lsdException w:name="List Continue 4" w:semiHidden="0" w:uiPriority="0" w:unhideWhenUsed="0"/>
+    <w:lsdException w:name="List Continue 5" w:semiHidden="0" w:uiPriority="0" w:unhideWhenUsed="0"/>
+    <w:lsdException w:name="Message Header" w:semiHidden="0" w:uiPriority="0" w:unhideWhenUsed="0"/>
+    <w:lsdException w:name="Subtitle" w:semiHidden="0" w:uiPriority="0" w:unhideWhenUsed="0" w:qFormat="1"/>
+    <w:lsdException w:name="Salutation" w:semiHidden="0" w:uiPriority="0" w:unhideWhenUsed="0"/>
+    <w:lsdException w:name="Date" w:semiHidden="0" w:uiPriority="0" w:unhideWhenUsed="0"/>
+    <w:lsdException w:name="Body Text First Indent" w:semiHidden="0" w:uiPriority="0" w:unhideWhenUsed="0"/>
+    <w:lsdException w:name="Body Text First Indent 2" w:semiHidden="0" w:uiPriority="0" w:unhideWhenUsed="0"/>
+    <w:lsdException w:name="Body Text 2" w:semiHidden="0" w:uiPriority="0" w:unhideWhenUsed="0"/>
+    <w:lsdException w:name="Body Text 3" w:semiHidden="0" w:uiPriority="0" w:unhideWhenUsed="0"/>
+    <w:lsdException w:name="Body Text Indent 2" w:semiHidden="0" w:uiPriority="0" w:unhideWhenUsed="0"/>
+    <w:lsdException w:name="Body Text Indent 3" w:semiHidden="0" w:uiPriority="0" w:unhideWhenUsed="0"/>
+    <w:lsdException w:name="Block Text" w:semiHidden="0" w:uiPriority="0" w:unhideWhenUsed="0"/>
+    <w:lsdException w:name="Hyperlink" w:semiHidden="0" w:uiPriority="0" w:unhideWhenUsed="0"/>
+    <w:lsdException w:name="FollowedHyperlink" w:semiHidden="0" w:uiPriority="0" w:unhideWhenUsed="0"/>
+    <w:lsdException w:name="Strong" w:semiHidden="0" w:uiPriority="0" w:unhideWhenUsed="0" w:qFormat="1"/>
+    <w:lsdException w:name="Emphasis" w:semiHidden="0" w:uiPriority="0" w:unhideWhenUsed="0" w:qFormat="1"/>
+    <w:lsdException w:name="Document Map" w:semiHidden="0" w:uiPriority="0" w:unhideWhenUsed="0"/>
+    <w:lsdException w:name="Plain Text" w:semiHidden="0" w:uiPriority="0" w:unhideWhenUsed="0"/>
+    <w:lsdException w:name="E-mail Signature" w:semiHidden="0" w:uiPriority="0" w:unhideWhenUsed="0"/>
+    <w:lsdException w:name="Normal (Web)" w:semiHidden="0" w:uiPriority="0" w:unhideWhenUsed="0" w:qFormat="1"/>
+    <w:lsdException w:name="HTML Acronym" w:semiHidden="0" w:uiPriority="0" w:unhideWhenUsed="0"/>
+    <w:lsdException w:name="HTML Address" w:semiHidden="0" w:uiPriority="0" w:unhideWhenUsed="0"/>
+    <w:lsdException w:name="HTML Cite" w:semiHidden="0" w:uiPriority="0" w:unhideWhenUsed="0"/>
+    <w:lsdException w:name="HTML Code" w:semiHidden="0" w:uiPriority="0" w:unhideWhenUsed="0"/>
+    <w:lsdException w:name="HTML Definition" w:semiHidden="0" w:uiPriority="0" w:unhideWhenUsed="0"/>
+    <w:lsdException w:name="HTML Keyboard" w:semiHidden="0" w:uiPriority="0" w:unhideWhenUsed="0"/>
+    <w:lsdException w:name="HTML Preformatted" w:semiHidden="0" w:uiPriority="0" w:unhideWhenUsed="0"/>
+    <w:lsdException w:name="HTML Sample" w:semiHidden="0" w:uiPriority="0" w:unhideWhenUsed="0"/>
+    <w:lsdException w:name="HTML Typewriter" w:semiHidden="0" w:uiPriority="0" w:unhideWhenUsed="0"/>
+    <w:lsdException w:name="HTML Variable" w:semiHidden="0" w:uiPriority="0" w:unhideWhenUsed="0"/>
+    <w:lsdException w:name="Normal Table" w:uiPriority="0" w:unhideWhenUsed="0" w:qFormat="1"/>
+    <w:lsdException w:name="annotation subject" w:semiHidden="0" w:uiPriority="0" w:unhideWhenUsed="0"/>
+    <w:lsdException w:name="Table Simple 1" w:semiHidden="0" w:uiPriority="0" w:unhideWhenUsed="0"/>
+    <w:lsdException w:name="Table Simple 2" w:semiHidden="0" w:uiPriority="0" w:unhideWhenUsed="0"/>
+    <w:lsdException w:name="Table Simple 3" w:semiHidden="0" w:uiPriority="0" w:unhideWhenUsed="0"/>
+    <w:lsdException w:name="Table Classic 1" w:semiHidden="0" w:uiPriority="0" w:unhideWhenUsed="0"/>
+    <w:lsdException w:name="Table Classic 2" w:semiHidden="0" w:uiPriority="0" w:unhideWhenUsed="0"/>
+    <w:lsdException w:name="Table Classic 3" w:semiHidden="0" w:uiPriority="0" w:unhideWhenUsed="0"/>
+    <w:lsdException w:name="Table Classic 4" w:semiHidden="0" w:uiPriority="0" w:unhideWhenUsed="0"/>
+    <w:lsdException w:name="Table Colorful 1" w:semiHidden="0" w:uiPriority="0" w:unhideWhenUsed="0"/>
+    <w:lsdException w:name="Table Colorful 2" w:semiHidden="0" w:uiPriority="0" w:unhideWhenUsed="0"/>
+    <w:lsdException w:name="Table Colorful 3" w:semiHidden="0" w:uiPriority="0" w:unhideWhenUsed="0"/>
+    <w:lsdException w:name="Table Columns 1" w:semiHidden="0" w:uiPriority="0" w:unhideWhenUsed="0"/>
+    <w:lsdException w:name="Table Columns 2" w:semiHidden="0" w:uiPriority="0" w:unhideWhenUsed="0"/>
+    <w:lsdException w:name="Table Columns 3" w:semiHidden="0" w:uiPriority="0" w:unhideWhenUsed="0"/>
+    <w:lsdException w:name="Table Columns 4" w:semiHidden="0" w:uiPriority="0" w:unhideWhenUsed="0"/>
+    <w:lsdException w:name="Table Columns 5" w:semiHidden="0" w:uiPriority="0" w:unhideWhenUsed="0"/>
+    <w:lsdException w:name="Table Grid 1" w:semiHidden="0" w:uiPriority="0" w:unhideWhenUsed="0"/>
+    <w:lsdException w:name="Table Grid 2" w:semiHidden="0" w:uiPriority="0" w:unhideWhenUsed="0"/>
+    <w:lsdException w:name="Table Grid 3" w:semiHidden="0" w:uiPriority="0" w:unhideWhenUsed="0"/>
+    <w:lsdException w:name="Table Grid 4" w:semiHidden="0" w:uiPriority="0" w:unhideWhenUsed="0"/>
+    <w:lsdException w:name="Table Grid 5" w:semiHidden="0" w:uiPriority="0" w:unhideWhenUsed="0"/>
+    <w:lsdException w:name="Table Grid 6" w:semiHidden="0" w:uiPriority="0" w:unhideWhenUsed="0"/>
+    <w:lsdException w:name="Table Grid 7" w:semiHidden="0" w:uiPriority="0" w:unhideWhenUsed="0"/>
+    <w:lsdException w:name="Table Grid 8" w:semiHidden="0" w:uiPriority="0" w:unhideWhenUsed="0"/>
+    <w:lsdException w:name="Table List 1" w:semiHidden="0" w:uiPriority="0" w:unhideWhenUsed="0"/>
+    <w:lsdException w:name="Table List 2" w:semiHidden="0" w:uiPriority="0" w:unhideWhenUsed="0"/>
+    <w:lsdException w:name="Table List 3" w:semiHidden="0" w:uiPriority="0" w:unhideWhenUsed="0"/>
+    <w:lsdException w:name="Table List 4" w:semiHidden="0" w:uiPriority="0" w:unhideWhenUsed="0"/>
+    <w:lsdException w:name="Table List 5" w:semiHidden="0" w:uiPriority="0" w:unhideWhenUsed="0"/>
+    <w:lsdException w:name="Table List 6" w:semiHidden="0" w:uiPriority="0" w:unhideWhenUsed="0"/>
+    <w:lsdException w:name="Table List 7" w:semiHidden="0" w:uiPriority="0" w:unhideWhenUsed="0"/>
+    <w:lsdException w:name="Table List 8" w:semiHidden="0" w:uiPriority="0" w:unhideWhenUsed="0"/>
+    <w:lsdException w:name="Table 3D effects 1" w:semiHidden="0" w:uiPriority="0" w:unhideWhenUsed="0"/>
+    <w:lsdException w:name="Table 3D effects 2" w:semiHidden="0" w:uiPriority="0" w:unhideWhenUsed="0"/>
+    <w:lsdException w:name="Table 3D effects 3" w:semiHidden="0" w:uiPriority="0" w:unhideWhenUsed="0"/>
+    <w:lsdException w:name="Table Contemporary" w:semiHidden="0" w:uiPriority="0" w:unhideWhenUsed="0"/>
+    <w:lsdException w:name="Table Elegant" w:semiHidden="0" w:uiPriority="0" w:unhideWhenUsed="0"/>
+    <w:lsdException w:name="Table Professional" w:semiHidden="0" w:uiPriority="0" w:unhideWhenUsed="0"/>
+    <w:lsdException w:name="Table Subtle 1" w:semiHidden="0" w:uiPriority="0" w:unhideWhenUsed="0"/>
+    <w:lsdException w:name="Table Subtle 2" w:semiHidden="0" w:uiPriority="0" w:unhideWhenUsed="0"/>
+    <w:lsdException w:name="Table Web 1" w:semiHidden="0" w:uiPriority="0" w:unhideWhenUsed="0"/>
+    <w:lsdException w:name="Table Web 2" w:semiHidden="0" w:uiPriority="0" w:unhideWhenUsed="0"/>
+    <w:lsdException w:name="Table Web 3" w:semiHidden="0" w:uiPriority="0" w:unhideWhenUsed="0"/>
+    <w:lsdException w:name="Balloon Text" w:semiHidden="0" w:uiPriority="0" w:unhideWhenUsed="0"/>
+    <w:lsdException w:name="Table Grid" w:semiHidden="0" w:uiPriority="0" w:unhideWhenUsed="0" w:qFormat="1"/>
+    <w:lsdException w:name="Table Theme" w:semiHidden="0" w:uiPriority="0" w:unhideWhenUsed="0"/>
+    <w:lsdException w:name="Light Shading" w:semiHidden="0" w:uiPriority="60" w:unhideWhenUsed="0"/>
+    <w:lsdException w:name="Light List" w:semiHidden="0" w:uiPriority="61" w:unhideWhenUsed="0"/>
+    <w:lsdException w:name="Light Grid" w:semiHidden="0" w:uiPriority="62" w:unhideWhenUsed="0"/>
+    <w:lsdException w:name="Medium Shading 1" w:semiHidden="0" w:uiPriority="63" w:unhideWhenUsed="0"/>
+    <w:lsdException w:name="Medium Shading 2" w:semiHidden="0" w:uiPriority="64" w:unhideWhenUsed="0"/>
+    <w:lsdException w:name="Medium List 1" w:semiHidden="0" w:uiPriority="65" w:unhideWhenUsed="0"/>
+    <w:lsdException w:name="Medium List 2" w:semiHidden="0" w:uiPriority="66" w:unhideWhenUsed="0"/>
+    <w:lsdException w:name="Medium Grid 1" w:semiHidden="0" w:uiPriority="67" w:unhideWhenUsed="0"/>
+    <w:lsdException w:name="Medium Grid 2" w:semiHidden="0" w:uiPriority="68" w:unhideWhenUsed="0"/>
+    <w:lsdException w:name="Medium Grid 3" w:semiHidden="0" w:uiPriority="69" w:unhideWhenUsed="0"/>
+    <w:lsdException w:name="Dark List" w:semiHidden="0" w:uiPriority="70" w:unhideWhenUsed="0"/>
+    <w:lsdException w:name="Colorful Shading" w:semiHidden="0" w:uiPriority="71" w:unhideWhenUsed="0"/>
+    <w:lsdException w:name="Colorful List" w:semiHidden="0" w:uiPriority="72" w:unhideWhenUsed="0"/>
+    <w:lsdException w:name="Colorful Grid" w:semiHidden="0" w:uiPriority="73" w:unhideWhenUsed="0"/>
+    <w:lsdException w:name="Light Shading Accent 1" w:semiHidden="0" w:uiPriority="60" w:unhideWhenUsed="0"/>
+    <w:lsdException w:name="Light List Accent 1" w:semiHidden="0" w:uiPriority="61" w:unhideWhenUsed="0"/>
+    <w:lsdException w:name="Light Grid Accent 1" w:semiHidden="0" w:uiPriority="62" w:unhideWhenUsed="0"/>
+    <w:lsdException w:name="Medium Shading 1 Accent 1" w:semiHidden="0" w:uiPriority="63" w:unhideWhenUsed="0"/>
+    <w:lsdException w:name="Medium Shading 2 Accent 1" w:semiHidden="0" w:uiPriority="64" w:unhideWhenUsed="0"/>
+    <w:lsdException w:name="Medium List 1 Accent 1" w:semiHidden="0" w:uiPriority="65" w:unhideWhenUsed="0"/>
+    <w:lsdException w:name="Medium List 2 Accent 1" w:semiHidden="0" w:uiPriority="66" w:unhideWhenUsed="0"/>
+    <w:lsdException w:name="Medium Grid 1 Accent 1" w:semiHidden="0" w:uiPriority="67" w:unhideWhenUsed="0"/>
+    <w:lsdException w:name="Medium Grid 2 Accent 1" w:semiHidden="0" w:uiPriority="68" w:unhideWhenUsed="0"/>
+    <w:lsdException w:name="Medium Grid 3 Accent 1" w:semiHidden="0" w:uiPriority="69" w:unhideWhenUsed="0"/>
+    <w:lsdException w:name="Dark List Accent 1" w:semiHidden="0" w:uiPriority="70" w:unhideWhenUsed="0"/>
+    <w:lsdException w:name="Colorful Shading Accent 1" w:semiHidden="0" w:uiPriority="71" w:unhideWhenUsed="0"/>
+    <w:lsdException w:name="Colorful List Accent 1" w:semiHidden="0" w:uiPriority="72" w:unhideWhenUsed="0"/>
+    <w:lsdException w:name="Colorful Grid Accent 1" w:semiHidden="0" w:uiPriority="73" w:unhideWhenUsed="0"/>
+    <w:lsdException w:name="Light Shading Accent 2" w:semiHidden="0" w:uiPriority="60" w:unhideWhenUsed="0"/>
+    <w:lsdException w:name="Light List Accent 2" w:semiHidden="0" w:uiPriority="61" w:unhideWhenUsed="0"/>
+    <w:lsdException w:name="Light Grid Accent 2" w:semiHidden="0" w:uiPriority="62" w:unhideWhenUsed="0"/>
+    <w:lsdException w:name="Medium Shading 1 Accent 2" w:semiHidden="0" w:uiPriority="63" w:unhideWhenUsed="0"/>
+    <w:lsdException w:name="Medium Shading 2 Accent 2" w:semiHidden="0" w:uiPriority="64" w:unhideWhenUsed="0"/>
+    <w:lsdException w:name="Medium List 1 Accent 2" w:semiHidden="0" w:uiPriority="65" w:unhideWhenUsed="0"/>
+    <w:lsdException w:name="Medium List 2 Accent 2" w:semiHidden="0" w:uiPriority="66" w:unhideWhenUsed="0"/>
+    <w:lsdException w:name="Medium Grid 1 Accent 2" w:semiHidden="0" w:uiPriority="67" w:unhideWhenUsed="0"/>
+    <w:lsdException w:name="Medium Grid 2 Accent 2" w:semiHidden="0" w:uiPriority="68" w:unhideWhenUsed="0"/>
+    <w:lsdException w:name="Medium Grid 3 Accent 2" w:semiHidden="0" w:uiPriority="69" w:unhideWhenUsed="0"/>
+    <w:lsdException w:name="Dark List Accent 2" w:semiHidden="0" w:uiPriority="70" w:unhideWhenUsed="0"/>
+    <w:lsdException w:name="Colorful Shading Accent 2" w:semiHidden="0" w:uiPriority="71" w:unhideWhenUsed="0"/>
+    <w:lsdException w:name="Colorful List Accent 2" w:semiHidden="0" w:uiPriority="72" w:unhideWhenUsed="0"/>
+    <w:lsdException w:name="Colorful Grid Accent 2" w:semiHidden="0" w:uiPriority="73" w:unhideWhenUsed="0"/>
+    <w:lsdException w:name="Light Shading Accent 3" w:semiHidden="0" w:uiPriority="60" w:unhideWhenUsed="0"/>
+    <w:lsdException w:name="Light List Accent 3" w:semiHidden="0" w:uiPriority="61" w:unhideWhenUsed="0"/>
+    <w:lsdException w:name="Light Grid Accent 3" w:semiHidden="0" w:uiPriority="62" w:unhideWhenUsed="0"/>
+    <w:lsdException w:name="Medium Shading 1 Accent 3" w:semiHidden="0" w:uiPriority="63" w:unhideWhenUsed="0"/>
+    <w:lsdException w:name="Medium Shading 2 Accent 3" w:semiHidden="0" w:uiPriority="64" w:unhideWhenUsed="0"/>
+    <w:lsdException w:name="Medium List 1 Accent 3" w:semiHidden="0" w:uiPriority="65" w:unhideWhenUsed="0"/>
+    <w:lsdException w:name="Medium List 2 Accent 3" w:semiHidden="0" w:uiPriority="66" w:unhideWhenUsed="0"/>
+    <w:lsdException w:name="Medium Grid 1 Accent 3" w:semiHidden="0" w:uiPriority="67" w:unhideWhenUsed="0"/>
+    <w:lsdException w:name="Medium Grid 2 Accent 3" w:semiHidden="0" w:uiPriority="68" w:unhideWhenUsed="0"/>
+    <w:lsdException w:name="Medium Grid 3 Accent 3" w:semiHidden="0" w:uiPriority="69" w:unhideWhenUsed="0"/>
+    <w:lsdException w:name="Dark List Accent 3" w:semiHidden="0" w:uiPriority="70" w:unhideWhenUsed="0"/>
+    <w:lsdException w:name="Colorful Shading Accent 3" w:semiHidden="0" w:uiPriority="71" w:unhideWhenUsed="0"/>
+    <w:lsdException w:name="Colorful List Accent 3" w:semiHidden="0" w:uiPriority="72" w:unhideWhenUsed="0"/>
+    <w:lsdException w:name="Colorful Grid Accent 3" w:semiHidden="0" w:uiPriority="73" w:unhideWhenUsed="0"/>
+    <w:lsdException w:name="Light Shading Accent 4" w:semiHidden="0" w:uiPriority="60" w:unhideWhenUsed="0"/>
+    <w:lsdException w:name="Light List Accent 4" w:semiHidden="0" w:uiPriority="61" w:unhideWhenUsed="0"/>
+    <w:lsdException w:name="Light Grid Accent 4" w:semiHidden="0" w:uiPriority="62" w:unhideWhenUsed="0"/>
+    <w:lsdException w:name="Medium Shading 1 Accent 4" w:semiHidden="0" w:uiPriority="63" w:unhideWhenUsed="0"/>
+    <w:lsdException w:name="Medium Shading 2 Accent 4" w:semiHidden="0" w:uiPriority="64" w:unhideWhenUsed="0"/>
+    <w:lsdException w:name="Medium List 1 Accent 4" w:semiHidden="0" w:uiPriority="65" w:unhideWhenUsed="0"/>
+    <w:lsdException w:name="Medium List 2 Accent 4" w:semiHidden="0" w:uiPriority="66" w:unhideWhenUsed="0"/>
+    <w:lsdException w:name="Medium Grid 1 Accent 4" w:semiHidden="0" w:uiPriority="67" w:unhideWhenUsed="0"/>
+    <w:lsdException w:name="Medium Grid 2 Accent 4" w:semiHidden="0" w:uiPriority="68" w:unhideWhenUsed="0"/>
+    <w:lsdException w:name="Medium Grid 3 Accent 4" w:semiHidden="0" w:uiPriority="69" w:unhideWhenUsed="0"/>
+    <w:lsdException w:name="Dark List Accent 4" w:semiHidden="0" w:uiPriority="70" w:unhideWhenUsed="0"/>
+    <w:lsdException w:name="Colorful Shading Accent 4" w:semiHidden="0" w:uiPriority="71" w:unhideWhenUsed="0"/>
+    <w:lsdException w:name="Colorful List Accent 4" w:semiHidden="0" w:uiPriority="72" w:unhideWhenUsed="0"/>
+    <w:lsdException w:name="Colorful Grid Accent 4" w:semiHidden="0" w:uiPriority="73" w:unhideWhenUsed="0"/>
+    <w:lsdException w:name="Light Shading Accent 5" w:semiHidden="0" w:uiPriority="60" w:unhideWhenUsed="0"/>
+    <w:lsdException w:name="Light List Accent 5" w:semiHidden="0" w:uiPriority="61" w:unhideWhenUsed="0"/>
+    <w:lsdException w:name="Light Grid Accent 5" w:semiHidden="0" w:uiPriority="62" w:unhideWhenUsed="0"/>
+    <w:lsdException w:name="Medium Shading 1 Accent 5" w:semiHidden="0" w:uiPriority="63" w:unhideWhenUsed="0"/>
+    <w:lsdException w:name="Medium Shading 2 Accent 5" w:semiHidden="0" w:uiPriority="64" w:unhideWhenUsed="0"/>
+    <w:lsdException w:name="Medium List 1 Accent 5" w:semiHidden="0" w:uiPriority="65" w:unhideWhenUsed="0"/>
+    <w:lsdException w:name="Medium List 2 Accent 5" w:semiHidden="0" w:uiPriority="66" w:unhideWhenUsed="0"/>
+    <w:lsdException w:name="Medium Grid 1 Accent 5" w:semiHidden="0" w:uiPriority="67" w:unhideWhenUsed="0"/>
+    <w:lsdException w:name="Medium Grid 2 Accent 5" w:semiHidden="0" w:uiPriority="68" w:unhideWhenUsed="0"/>
+    <w:lsdException w:name="Medium Grid 3 Accent 5" w:semiHidden="0" w:uiPriority="69" w:unhideWhenUsed="0"/>
+    <w:lsdException w:name="Dark List Accent 5" w:semiHidden="0" w:uiPriority="70" w:unhideWhenUsed="0"/>
+    <w:lsdException w:name="Colorful Shading Accent 5" w:semiHidden="0" w:uiPriority="71" w:unhideWhenUsed="0"/>
+    <w:lsdException w:name="Colorful List Accent 5" w:semiHidden="0" w:uiPriority="72" w:unhideWhenUsed="0"/>
+    <w:lsdException w:name="Colorful Grid Accent 5" w:semiHidden="0" w:uiPriority="73" w:unhideWhenUsed="0"/>
+    <w:lsdException w:name="Light Shading Accent 6" w:semiHidden="0" w:uiPriority="60" w:unhideWhenUsed="0"/>
+    <w:lsdException w:name="Light List Accent 6" w:semiHidden="0" w:uiPriority="61" w:unhideWhenUsed="0"/>
+    <w:lsdException w:name="Light Grid Accent 6" w:semiHidden="0" w:uiPriority="62" w:unhideWhenUsed="0"/>
+    <w:lsdException w:name="Medium Shading 1 Accent 6" w:semiHidden="0" w:uiPriority="63" w:unhideWhenUsed="0"/>
+    <w:lsdException w:name="Medium Shading 2 Accent 6" w:semiHidden="0" w:uiPriority="64" w:unhideWhenUsed="0"/>
+    <w:lsdException w:name="Medium List 1 Accent 6" w:semiHidden="0" w:uiPriority="65" w:unhideWhenUsed="0"/>
+    <w:lsdException w:name="Medium List 2 Accent 6" w:semiHidden="0" w:uiPriority="66" w:unhideWhenUsed="0"/>
+    <w:lsdException w:name="Medium Grid 1 Accent 6" w:semiHidden="0" w:uiPriority="67" w:unhideWhenUsed="0"/>
+    <w:lsdException w:name="Medium Grid 2 Accent 6" w:semiHidden="0" w:uiPriority="68" w:unhideWhenUsed="0"/>
+    <w:lsdException w:name="Medium Grid 3 Accent 6" w:semiHidden="0" w:uiPriority="69" w:unhideWhenUsed="0"/>
+    <w:lsdException w:name="Dark List Accent 6" w:semiHidden="0" w:uiPriority="70" w:unhideWhenUsed="0"/>
+    <w:lsdException w:name="Colorful Shading Accent 6" w:semiHidden="0" w:uiPriority="71" w:unhideWhenUsed="0"/>
+    <w:lsdException w:name="Colorful List Accent 6" w:semiHidden="0" w:uiPriority="72" w:unhideWhenUsed="0"/>
+    <w:lsdException w:name="Colorful Grid Accent 6" w:semiHidden="0" w:uiPriority="73" w:unhideWhenUsed="0"/>
   </w:latentStyles>
-  <w:style w:type="paragraph" w:default="1" w:styleId="1">
+  <w:style w:type="paragraph" w:default="1" w:styleId="Normal">
     <w:name w:val="Normal"/>
     <w:qFormat/>
-    <w:uiPriority w:val="0"/>
     <w:pPr>
       <w:kinsoku w:val="0"/>
       <w:autoSpaceDE w:val="0"/>
@@ -5886,7 +5786,7 @@
       <w:textAlignment w:val="baseline"/>
     </w:pPr>
     <w:rPr>
-      <w:rFonts w:ascii="Arial" w:hAnsi="Arial" w:eastAsia="宋体" w:cs="Arial"/>
+      <w:rFonts w:ascii="Arial" w:eastAsia="宋体" w:hAnsi="Arial" w:cs="Arial"/>
       <w:snapToGrid w:val="0"/>
       <w:color w:val="000000"/>
       <w:kern w:val="0"/>
@@ -5895,12 +5795,11 @@
       <w:lang w:val="en-US" w:eastAsia="en-US" w:bidi="ar-SA"/>
     </w:rPr>
   </w:style>
-  <w:style w:type="paragraph" w:styleId="2">
+  <w:style w:type="paragraph" w:styleId="Heading1">
     <w:name w:val="heading 1"/>
-    <w:basedOn w:val="1"/>
-    <w:next w:val="1"/>
+    <w:basedOn w:val="Normal"/>
+    <w:next w:val="Normal"/>
     <w:qFormat/>
-    <w:uiPriority w:val="0"/>
     <w:pPr>
       <w:keepNext/>
       <w:keepLines/>
@@ -5918,13 +5817,12 @@
       <w:sz w:val="44"/>
     </w:rPr>
   </w:style>
-  <w:style w:type="paragraph" w:styleId="3">
+  <w:style w:type="paragraph" w:styleId="Heading2">
     <w:name w:val="heading 2"/>
-    <w:basedOn w:val="1"/>
-    <w:next w:val="1"/>
+    <w:basedOn w:val="Normal"/>
+    <w:next w:val="Normal"/>
     <w:unhideWhenUsed/>
     <w:qFormat/>
-    <w:uiPriority w:val="0"/>
     <w:pPr>
       <w:keepNext/>
       <w:keepLines/>
@@ -5937,19 +5835,18 @@
       <w:outlineLvl w:val="1"/>
     </w:pPr>
     <w:rPr>
-      <w:rFonts w:ascii="Arial" w:hAnsi="Arial" w:eastAsia="黑体"/>
+      <w:rFonts w:ascii="Arial" w:eastAsia="黑体" w:hAnsi="Arial"/>
       <w:b/>
       <w:sz w:val="32"/>
     </w:rPr>
   </w:style>
-  <w:style w:type="paragraph" w:styleId="4">
+  <w:style w:type="paragraph" w:styleId="Heading3">
     <w:name w:val="heading 3"/>
-    <w:basedOn w:val="1"/>
-    <w:next w:val="1"/>
+    <w:basedOn w:val="Normal"/>
+    <w:next w:val="Normal"/>
     <w:semiHidden/>
     <w:unhideWhenUsed/>
     <w:qFormat/>
-    <w:uiPriority w:val="0"/>
     <w:pPr>
       <w:keepNext/>
       <w:keepLines/>
@@ -5966,13 +5863,12 @@
       <w:sz w:val="32"/>
     </w:rPr>
   </w:style>
-  <w:style w:type="paragraph" w:styleId="5">
+  <w:style w:type="paragraph" w:styleId="Heading4">
     <w:name w:val="heading 4"/>
-    <w:basedOn w:val="1"/>
-    <w:next w:val="1"/>
+    <w:basedOn w:val="Normal"/>
+    <w:next w:val="Normal"/>
     <w:unhideWhenUsed/>
     <w:qFormat/>
-    <w:uiPriority w:val="0"/>
     <w:pPr>
       <w:keepNext/>
       <w:keepLines/>
@@ -5985,19 +5881,18 @@
       <w:outlineLvl w:val="3"/>
     </w:pPr>
     <w:rPr>
-      <w:rFonts w:ascii="Arial" w:hAnsi="Arial" w:eastAsia="黑体"/>
+      <w:rFonts w:ascii="Arial" w:eastAsia="黑体" w:hAnsi="Arial"/>
       <w:b/>
       <w:sz w:val="28"/>
     </w:rPr>
   </w:style>
-  <w:style w:type="paragraph" w:styleId="6">
+  <w:style w:type="paragraph" w:styleId="Heading5">
     <w:name w:val="heading 5"/>
-    <w:basedOn w:val="1"/>
-    <w:next w:val="1"/>
+    <w:basedOn w:val="Normal"/>
+    <w:next w:val="Normal"/>
     <w:semiHidden/>
     <w:unhideWhenUsed/>
     <w:qFormat/>
-    <w:uiPriority w:val="0"/>
     <w:pPr>
       <w:keepNext/>
       <w:keepLines/>
@@ -6014,14 +5909,13 @@
       <w:sz w:val="28"/>
     </w:rPr>
   </w:style>
-  <w:style w:type="paragraph" w:styleId="7">
+  <w:style w:type="paragraph" w:styleId="Heading6">
     <w:name w:val="heading 6"/>
-    <w:basedOn w:val="1"/>
-    <w:next w:val="1"/>
+    <w:basedOn w:val="Normal"/>
+    <w:next w:val="Normal"/>
     <w:semiHidden/>
     <w:unhideWhenUsed/>
     <w:qFormat/>
-    <w:uiPriority w:val="0"/>
     <w:pPr>
       <w:keepNext/>
       <w:keepLines/>
@@ -6034,19 +5928,18 @@
       <w:outlineLvl w:val="5"/>
     </w:pPr>
     <w:rPr>
-      <w:rFonts w:ascii="Arial" w:hAnsi="Arial" w:eastAsia="黑体"/>
+      <w:rFonts w:ascii="Arial" w:eastAsia="黑体" w:hAnsi="Arial"/>
       <w:b/>
       <w:sz w:val="24"/>
     </w:rPr>
   </w:style>
-  <w:style w:type="paragraph" w:styleId="8">
+  <w:style w:type="paragraph" w:styleId="Heading7">
     <w:name w:val="heading 7"/>
-    <w:basedOn w:val="1"/>
-    <w:next w:val="1"/>
+    <w:basedOn w:val="Normal"/>
+    <w:next w:val="Normal"/>
     <w:semiHidden/>
     <w:unhideWhenUsed/>
     <w:qFormat/>
-    <w:uiPriority w:val="0"/>
     <w:pPr>
       <w:keepNext/>
       <w:keepLines/>
@@ -6063,14 +5956,13 @@
       <w:sz w:val="24"/>
     </w:rPr>
   </w:style>
-  <w:style w:type="paragraph" w:styleId="9">
+  <w:style w:type="paragraph" w:styleId="Heading8">
     <w:name w:val="heading 8"/>
-    <w:basedOn w:val="1"/>
-    <w:next w:val="1"/>
+    <w:basedOn w:val="Normal"/>
+    <w:next w:val="Normal"/>
     <w:semiHidden/>
     <w:unhideWhenUsed/>
     <w:qFormat/>
-    <w:uiPriority w:val="0"/>
     <w:pPr>
       <w:keepNext/>
       <w:keepLines/>
@@ -6083,18 +5975,17 @@
       <w:outlineLvl w:val="7"/>
     </w:pPr>
     <w:rPr>
-      <w:rFonts w:ascii="Arial" w:hAnsi="Arial" w:eastAsia="黑体"/>
+      <w:rFonts w:ascii="Arial" w:eastAsia="黑体" w:hAnsi="Arial"/>
       <w:sz w:val="24"/>
     </w:rPr>
   </w:style>
-  <w:style w:type="paragraph" w:styleId="10">
+  <w:style w:type="paragraph" w:styleId="Heading9">
     <w:name w:val="heading 9"/>
-    <w:basedOn w:val="1"/>
-    <w:next w:val="1"/>
+    <w:basedOn w:val="Normal"/>
+    <w:next w:val="Normal"/>
     <w:semiHidden/>
     <w:unhideWhenUsed/>
     <w:qFormat/>
-    <w:uiPriority w:val="0"/>
     <w:pPr>
       <w:keepNext/>
       <w:keepLines/>
@@ -6107,21 +5998,19 @@
       <w:outlineLvl w:val="8"/>
     </w:pPr>
     <w:rPr>
-      <w:rFonts w:ascii="Arial" w:hAnsi="Arial" w:eastAsia="黑体"/>
+      <w:rFonts w:ascii="Arial" w:eastAsia="黑体" w:hAnsi="Arial"/>
       <w:sz w:val="21"/>
     </w:rPr>
   </w:style>
-  <w:style w:type="character" w:default="1" w:styleId="22">
+  <w:style w:type="character" w:default="1" w:styleId="DefaultParagraphFont">
     <w:name w:val="Default Paragraph Font"/>
     <w:semiHidden/>
     <w:qFormat/>
-    <w:uiPriority w:val="0"/>
   </w:style>
-  <w:style w:type="table" w:default="1" w:styleId="20">
+  <w:style w:type="table" w:default="1" w:styleId="TableNormal">
     <w:name w:val="Normal Table"/>
     <w:semiHidden/>
     <w:qFormat/>
-    <w:uiPriority w:val="0"/>
     <w:tblPr>
       <w:tblCellMar>
         <w:top w:w="0" w:type="dxa"/>
@@ -6131,43 +6020,39 @@
       </w:tblCellMar>
     </w:tblPr>
   </w:style>
-  <w:style w:type="paragraph" w:styleId="11">
+  <w:style w:type="paragraph" w:styleId="CommentText">
     <w:name w:val="annotation text"/>
-    <w:basedOn w:val="1"/>
+    <w:basedOn w:val="Normal"/>
     <w:qFormat/>
-    <w:uiPriority w:val="0"/>
     <w:pPr>
       <w:jc w:val="left"/>
     </w:pPr>
   </w:style>
-  <w:style w:type="paragraph" w:styleId="12">
+  <w:style w:type="paragraph" w:styleId="BodyText">
     <w:name w:val="Body Text"/>
-    <w:basedOn w:val="1"/>
+    <w:basedOn w:val="Normal"/>
     <w:semiHidden/>
     <w:qFormat/>
-    <w:uiPriority w:val="0"/>
     <w:rPr>
-      <w:rFonts w:ascii="Arial" w:hAnsi="Arial" w:eastAsia="Arial" w:cs="Arial"/>
+      <w:rFonts w:ascii="Arial" w:eastAsia="Arial" w:hAnsi="Arial" w:cs="Arial"/>
       <w:sz w:val="21"/>
       <w:szCs w:val="21"/>
       <w:lang w:val="en-US" w:eastAsia="en-US" w:bidi="ar-SA"/>
     </w:rPr>
   </w:style>
-  <w:style w:type="paragraph" w:styleId="13">
+  <w:style w:type="paragraph" w:styleId="TOC3">
     <w:name w:val="toc 3"/>
-    <w:basedOn w:val="1"/>
-    <w:next w:val="1"/>
+    <w:basedOn w:val="Normal"/>
+    <w:next w:val="Normal"/>
     <w:qFormat/>
-    <w:uiPriority w:val="0"/>
     <w:pPr>
       <w:ind w:left="840" w:leftChars="400"/>
     </w:pPr>
   </w:style>
-  <w:style w:type="paragraph" w:styleId="14">
+  <w:style w:type="paragraph" w:styleId="Footer">
     <w:name w:val="footer"/>
-    <w:basedOn w:val="1"/>
+    <w:basedOn w:val="Normal"/>
     <w:qFormat/>
-    <w:uiPriority w:val="0"/>
     <w:pPr>
       <w:tabs>
         <w:tab w:val="center" w:pos="4153"/>
@@ -6180,17 +6065,16 @@
       <w:sz w:val="18"/>
     </w:rPr>
   </w:style>
-  <w:style w:type="paragraph" w:styleId="15">
+  <w:style w:type="paragraph" w:styleId="Header">
     <w:name w:val="header"/>
-    <w:basedOn w:val="1"/>
+    <w:basedOn w:val="Normal"/>
     <w:qFormat/>
-    <w:uiPriority w:val="0"/>
     <w:pPr>
       <w:pBdr>
-        <w:top w:val="none" w:color="auto" w:sz="0" w:space="0"/>
-        <w:left w:val="none" w:color="auto" w:sz="0" w:space="0"/>
-        <w:bottom w:val="none" w:color="auto" w:sz="0" w:space="0"/>
-        <w:right w:val="none" w:color="auto" w:sz="0" w:space="0"/>
+        <w:top w:val="nil"/>
+        <w:left w:val="nil"/>
+        <w:bottom w:val="nil"/>
+        <w:right w:val="nil"/>
       </w:pBdr>
       <w:tabs>
         <w:tab w:val="center" w:pos="4153"/>
@@ -6205,41 +6089,37 @@
       <w:sz w:val="18"/>
     </w:rPr>
   </w:style>
-  <w:style w:type="paragraph" w:styleId="16">
+  <w:style w:type="paragraph" w:styleId="TOC1">
     <w:name w:val="toc 1"/>
-    <w:basedOn w:val="1"/>
-    <w:next w:val="1"/>
+    <w:basedOn w:val="Normal"/>
+    <w:next w:val="Normal"/>
     <w:qFormat/>
-    <w:uiPriority w:val="0"/>
     <w:rPr>
-      <w:rFonts w:ascii="Arial" w:hAnsi="Arial" w:eastAsia="Microsoft JhengHei"/>
+      <w:rFonts w:ascii="Arial" w:eastAsia="Microsoft JhengHei" w:hAnsi="Arial"/>
       <w:sz w:val="24"/>
     </w:rPr>
   </w:style>
-  <w:style w:type="paragraph" w:styleId="17">
+  <w:style w:type="paragraph" w:styleId="TOC2">
     <w:name w:val="toc 2"/>
-    <w:basedOn w:val="1"/>
-    <w:next w:val="1"/>
+    <w:basedOn w:val="Normal"/>
+    <w:next w:val="Normal"/>
     <w:qFormat/>
-    <w:uiPriority w:val="0"/>
     <w:pPr>
       <w:ind w:left="420" w:leftChars="200"/>
     </w:pPr>
   </w:style>
-  <w:style w:type="paragraph" w:styleId="18">
+  <w:style w:type="paragraph" w:styleId="NormalWeb">
     <w:name w:val="Normal (Web)"/>
-    <w:basedOn w:val="1"/>
+    <w:basedOn w:val="Normal"/>
     <w:qFormat/>
-    <w:uiPriority w:val="0"/>
     <w:rPr>
       <w:sz w:val="24"/>
     </w:rPr>
   </w:style>
-  <w:style w:type="paragraph" w:styleId="19">
+  <w:style w:type="paragraph" w:styleId="Title">
     <w:name w:val="Title"/>
-    <w:basedOn w:val="1"/>
+    <w:basedOn w:val="Normal"/>
     <w:qFormat/>
-    <w:uiPriority w:val="0"/>
     <w:pPr>
       <w:spacing w:before="240" w:beforeLines="0" w:beforeAutospacing="0" w:after="60" w:afterLines="0" w:afterAutospacing="0"/>
       <w:jc w:val="center"/>
@@ -6251,73 +6131,68 @@
       <w:sz w:val="32"/>
     </w:rPr>
   </w:style>
-  <w:style w:type="table" w:styleId="21">
+  <w:style w:type="table" w:styleId="TableGrid">
     <w:name w:val="Table Grid"/>
-    <w:basedOn w:val="20"/>
+    <w:basedOn w:val="TableNormal"/>
     <w:qFormat/>
-    <w:uiPriority w:val="0"/>
     <w:pPr>
       <w:widowControl w:val="0"/>
       <w:jc w:val="both"/>
     </w:pPr>
     <w:tblPr>
       <w:tblBorders>
-        <w:top w:val="single" w:color="auto" w:sz="4" w:space="0"/>
-        <w:left w:val="single" w:color="auto" w:sz="4" w:space="0"/>
-        <w:bottom w:val="single" w:color="auto" w:sz="4" w:space="0"/>
-        <w:right w:val="single" w:color="auto" w:sz="4" w:space="0"/>
-        <w:insideH w:val="single" w:color="auto" w:sz="4" w:space="0"/>
-        <w:insideV w:val="single" w:color="auto" w:sz="4" w:space="0"/>
+        <w:top w:val="single" w:sz="4" w:space="0" w:color="auto"/>
+        <w:left w:val="single" w:sz="4" w:space="0" w:color="auto"/>
+        <w:bottom w:val="single" w:sz="4" w:space="0" w:color="auto"/>
+        <w:right w:val="single" w:sz="4" w:space="0" w:color="auto"/>
+        <w:insideH w:val="single" w:sz="4" w:space="0" w:color="auto"/>
+        <w:insideV w:val="single" w:sz="4" w:space="0" w:color="auto"/>
       </w:tblBorders>
     </w:tblPr>
   </w:style>
-  <w:style w:type="character" w:styleId="23">
+  <w:style w:type="character" w:styleId="Strong">
     <w:name w:val="Strong"/>
-    <w:basedOn w:val="22"/>
+    <w:basedOn w:val="DefaultParagraphFont"/>
     <w:qFormat/>
-    <w:uiPriority w:val="0"/>
     <w:rPr>
       <w:b/>
     </w:rPr>
   </w:style>
-  <w:style w:type="paragraph" w:customStyle="1" w:styleId="24">
+  <w:style w:type="paragraph" w:customStyle="1" w:styleId="a">
     <w:name w:val="柴_公司名"/>
-    <w:basedOn w:val="19"/>
+    <w:basedOn w:val="Title"/>
     <w:qFormat/>
-    <w:uiPriority w:val="0"/>
     <w:pPr>
       <w:spacing w:after="600" w:afterLines="600"/>
     </w:pPr>
     <w:rPr>
-      <w:rFonts w:hint="eastAsia" w:ascii="宋体" w:hAnsi="宋体" w:eastAsia="宋体" w:cs="宋体"/>
+      <w:rFonts w:ascii="宋体" w:eastAsia="宋体" w:hAnsi="宋体" w:cs="宋体" w:hint="eastAsia"/>
       <w:bCs/>
       <w:spacing w:val="-6"/>
       <w:sz w:val="52"/>
       <w:szCs w:val="52"/>
     </w:rPr>
   </w:style>
-  <w:style w:type="paragraph" w:customStyle="1" w:styleId="25">
+  <w:style w:type="paragraph" w:customStyle="1" w:styleId="a0">
     <w:name w:val="柴_文档名"/>
-    <w:basedOn w:val="19"/>
+    <w:basedOn w:val="Title"/>
     <w:qFormat/>
-    <w:uiPriority w:val="0"/>
     <w:pPr>
       <w:spacing w:after="900" w:afterLines="900"/>
     </w:pPr>
     <w:rPr>
-      <w:rFonts w:ascii="黑体" w:hAnsi="黑体" w:eastAsia="黑体" w:cs="黑体"/>
+      <w:rFonts w:ascii="黑体" w:eastAsia="黑体" w:hAnsi="黑体" w:cs="黑体"/>
       <w:bCs/>
       <w:spacing w:val="-7"/>
       <w:sz w:val="52"/>
       <w:szCs w:val="52"/>
     </w:rPr>
   </w:style>
-  <w:style w:type="table" w:customStyle="1" w:styleId="26">
+  <w:style w:type="table" w:customStyle="1" w:styleId="TableNormal0">
     <w:name w:val="Table Normal_0"/>
     <w:semiHidden/>
     <w:unhideWhenUsed/>
     <w:qFormat/>
-    <w:uiPriority w:val="0"/>
     <w:tblPr>
       <w:tblCellMar>
         <w:top w:w="0" w:type="dxa"/>
@@ -6327,87 +6202,81 @@
       </w:tblCellMar>
     </w:tblPr>
   </w:style>
-  <w:style w:type="paragraph" w:customStyle="1" w:styleId="27">
+  <w:style w:type="paragraph" w:customStyle="1" w:styleId="TableText">
     <w:name w:val="Table Text"/>
-    <w:basedOn w:val="1"/>
+    <w:basedOn w:val="Normal"/>
     <w:semiHidden/>
     <w:qFormat/>
-    <w:uiPriority w:val="0"/>
     <w:rPr>
-      <w:rFonts w:ascii="宋体" w:hAnsi="宋体" w:eastAsia="宋体" w:cs="宋体"/>
+      <w:rFonts w:ascii="宋体" w:eastAsia="宋体" w:hAnsi="宋体" w:cs="宋体"/>
       <w:sz w:val="21"/>
       <w:szCs w:val="21"/>
       <w:lang w:val="en-US" w:eastAsia="en-US" w:bidi="ar-SA"/>
     </w:rPr>
   </w:style>
-  <w:style w:type="paragraph" w:customStyle="1" w:styleId="28">
+  <w:style w:type="paragraph" w:customStyle="1" w:styleId="1">
     <w:name w:val="柴_标题1"/>
-    <w:basedOn w:val="2"/>
-    <w:next w:val="29"/>
-    <w:link w:val="38"/>
+    <w:basedOn w:val="Heading1"/>
+    <w:next w:val="a1"/>
+    <w:link w:val="1Char"/>
     <w:qFormat/>
-    <w:uiPriority w:val="0"/>
     <w:pPr>
       <w:spacing w:before="100" w:after="90" w:line="360" w:lineRule="auto"/>
     </w:pPr>
     <w:rPr>
-      <w:rFonts w:ascii="Arial" w:hAnsi="Arial" w:eastAsia="宋体"/>
+      <w:rFonts w:ascii="Arial" w:eastAsia="宋体" w:hAnsi="Arial"/>
       <w:sz w:val="32"/>
     </w:rPr>
   </w:style>
-  <w:style w:type="paragraph" w:customStyle="1" w:styleId="29">
+  <w:style w:type="paragraph" w:customStyle="1" w:styleId="a1">
     <w:name w:val="柴_正文"/>
-    <w:basedOn w:val="12"/>
-    <w:link w:val="42"/>
+    <w:basedOn w:val="BodyText"/>
+    <w:link w:val="Char"/>
     <w:qFormat/>
-    <w:uiPriority w:val="0"/>
     <w:pPr>
       <w:spacing w:line="360" w:lineRule="auto"/>
       <w:ind w:firstLine="470" w:firstLineChars="200"/>
     </w:pPr>
     <w:rPr>
-      <w:rFonts w:ascii="Arial" w:hAnsi="Arial" w:eastAsia="宋体"/>
+      <w:rFonts w:ascii="Arial" w:eastAsia="宋体" w:hAnsi="Arial"/>
       <w:sz w:val="24"/>
       <w:lang w:eastAsia="zh-CN"/>
     </w:rPr>
   </w:style>
-  <w:style w:type="paragraph" w:customStyle="1" w:styleId="30">
+  <w:style w:type="paragraph" w:customStyle="1" w:styleId="2">
     <w:name w:val="柴_标题2"/>
-    <w:basedOn w:val="3"/>
-    <w:next w:val="29"/>
+    <w:basedOn w:val="Heading2"/>
+    <w:next w:val="a1"/>
     <w:qFormat/>
-    <w:uiPriority w:val="0"/>
     <w:pPr>
       <w:spacing w:line="360" w:lineRule="auto"/>
     </w:pPr>
     <w:rPr>
-      <w:rFonts w:ascii="Arial" w:hAnsi="Arial" w:eastAsia="宋体"/>
+      <w:rFonts w:ascii="Arial" w:eastAsia="宋体" w:hAnsi="Arial"/>
       <w:sz w:val="28"/>
     </w:rPr>
   </w:style>
-  <w:style w:type="paragraph" w:customStyle="1" w:styleId="31">
+  <w:style w:type="paragraph" w:customStyle="1" w:styleId="3">
     <w:name w:val="柴_标题3"/>
-    <w:basedOn w:val="4"/>
-    <w:next w:val="29"/>
+    <w:basedOn w:val="Heading3"/>
+    <w:next w:val="a1"/>
     <w:qFormat/>
-    <w:uiPriority w:val="0"/>
     <w:pPr>
       <w:spacing w:line="360" w:lineRule="auto"/>
       <w:ind w:left="0" w:firstLine="472" w:firstLineChars="200"/>
     </w:pPr>
     <w:rPr>
-      <w:rFonts w:ascii="宋体" w:hAnsi="宋体" w:eastAsia="宋体" w:cs="宋体"/>
+      <w:rFonts w:ascii="宋体" w:eastAsia="宋体" w:hAnsi="宋体" w:cs="宋体"/>
       <w:spacing w:val="-2"/>
       <w:sz w:val="24"/>
       <w:szCs w:val="24"/>
     </w:rPr>
   </w:style>
-  <w:style w:type="paragraph" w:customStyle="1" w:styleId="32">
+  <w:style w:type="paragraph" w:customStyle="1" w:styleId="a2">
     <w:name w:val="柴_目录"/>
-    <w:basedOn w:val="1"/>
-    <w:next w:val="12"/>
+    <w:basedOn w:val="Normal"/>
+    <w:next w:val="BodyText"/>
     <w:qFormat/>
-    <w:uiPriority w:val="0"/>
     <w:pPr>
       <w:tabs>
         <w:tab w:val="right" w:leader="dot" w:pos="8442"/>
@@ -6415,64 +6284,59 @@
       <w:ind w:left="0" w:leftChars="0"/>
     </w:pPr>
     <w:rPr>
-      <w:rFonts w:ascii="Arial" w:hAnsi="Arial" w:eastAsia="Microsoft JhengHei"/>
+      <w:rFonts w:ascii="Arial" w:eastAsia="Microsoft JhengHei" w:hAnsi="Arial"/>
       <w:sz w:val="24"/>
     </w:rPr>
   </w:style>
-  <w:style w:type="paragraph" w:customStyle="1" w:styleId="33">
+  <w:style w:type="paragraph" w:customStyle="1" w:styleId="WPSOffice1">
     <w:name w:val="WPSOffice手动目录 1"/>
     <w:qFormat/>
-    <w:uiPriority w:val="0"/>
     <w:pPr>
       <w:ind w:leftChars="0"/>
     </w:pPr>
     <w:rPr>
-      <w:rFonts w:ascii="Times New Roman" w:hAnsi="Times New Roman" w:eastAsia="宋体" w:cs="Times New Roman"/>
+      <w:rFonts w:ascii="Times New Roman" w:eastAsia="宋体" w:hAnsi="Times New Roman" w:cs="Times New Roman"/>
       <w:sz w:val="20"/>
       <w:szCs w:val="20"/>
     </w:rPr>
   </w:style>
-  <w:style w:type="paragraph" w:customStyle="1" w:styleId="34">
+  <w:style w:type="paragraph" w:customStyle="1" w:styleId="WPSOffice2">
     <w:name w:val="WPSOffice手动目录 2"/>
     <w:qFormat/>
-    <w:uiPriority w:val="0"/>
     <w:pPr>
       <w:ind w:leftChars="200"/>
     </w:pPr>
     <w:rPr>
-      <w:rFonts w:ascii="Times New Roman" w:hAnsi="Times New Roman" w:eastAsia="宋体" w:cs="Times New Roman"/>
+      <w:rFonts w:ascii="Times New Roman" w:eastAsia="宋体" w:hAnsi="Times New Roman" w:cs="Times New Roman"/>
       <w:sz w:val="20"/>
       <w:szCs w:val="20"/>
     </w:rPr>
   </w:style>
-  <w:style w:type="paragraph" w:customStyle="1" w:styleId="35">
+  <w:style w:type="paragraph" w:customStyle="1" w:styleId="WPSOffice3">
     <w:name w:val="WPSOffice手动目录 3"/>
     <w:qFormat/>
-    <w:uiPriority w:val="0"/>
     <w:pPr>
       <w:ind w:leftChars="400"/>
     </w:pPr>
     <w:rPr>
-      <w:rFonts w:ascii="Times New Roman" w:hAnsi="Times New Roman" w:eastAsia="宋体" w:cs="Times New Roman"/>
+      <w:rFonts w:ascii="Times New Roman" w:eastAsia="宋体" w:hAnsi="Times New Roman" w:cs="Times New Roman"/>
       <w:sz w:val="20"/>
       <w:szCs w:val="20"/>
     </w:rPr>
   </w:style>
-  <w:style w:type="paragraph" w:customStyle="1" w:styleId="36">
+  <w:style w:type="paragraph" w:customStyle="1" w:styleId="Compact">
     <w:name w:val="Compact"/>
-    <w:basedOn w:val="12"/>
+    <w:basedOn w:val="BodyText"/>
     <w:qFormat/>
-    <w:uiPriority w:val="0"/>
     <w:pPr>
       <w:spacing w:before="36" w:after="36"/>
     </w:pPr>
   </w:style>
-  <w:style w:type="table" w:customStyle="1" w:styleId="37">
+  <w:style w:type="table" w:customStyle="1" w:styleId="Table">
     <w:name w:val="Table"/>
     <w:semiHidden/>
     <w:unhideWhenUsed/>
     <w:qFormat/>
-    <w:uiPriority w:val="0"/>
     <w:tblPr>
       <w:tblCellMar>
         <w:top w:w="0" w:type="dxa"/>
@@ -6484,28 +6348,26 @@
     <w:tblStylePr w:type="firstRow">
       <w:tcPr>
         <w:tcBorders>
-          <w:bottom w:val="single" w:color="auto" w:sz="0" w:space="0"/>
+          <w:bottom w:val="single" w:sz="0" w:space="0" w:color="auto"/>
         </w:tcBorders>
         <w:vAlign w:val="bottom"/>
       </w:tcPr>
     </w:tblStylePr>
   </w:style>
-  <w:style w:type="character" w:customStyle="1" w:styleId="38">
+  <w:style w:type="character" w:customStyle="1" w:styleId="1Char">
     <w:name w:val="柴_标题1 Char"/>
-    <w:link w:val="28"/>
+    <w:link w:val="1"/>
     <w:qFormat/>
-    <w:uiPriority w:val="0"/>
     <w:rPr>
-      <w:rFonts w:ascii="Arial" w:hAnsi="Arial" w:eastAsia="宋体"/>
+      <w:rFonts w:ascii="Arial" w:eastAsia="宋体" w:hAnsi="Arial"/>
       <w:sz w:val="32"/>
     </w:rPr>
   </w:style>
-  <w:style w:type="table" w:customStyle="1" w:styleId="39">
+  <w:style w:type="table" w:customStyle="1" w:styleId="TableNormal1">
     <w:name w:val="Table Normal_1"/>
     <w:semiHidden/>
     <w:unhideWhenUsed/>
     <w:qFormat/>
-    <w:uiPriority w:val="0"/>
     <w:tblPr>
       <w:tblCellMar>
         <w:top w:w="0" w:type="dxa"/>
@@ -6515,11 +6377,10 @@
       </w:tblCellMar>
     </w:tblPr>
   </w:style>
-  <w:style w:type="paragraph" w:customStyle="1" w:styleId="40">
+  <w:style w:type="paragraph" w:customStyle="1" w:styleId="a3">
     <w:name w:val="柴_正文_无缩进"/>
-    <w:basedOn w:val="1"/>
+    <w:basedOn w:val="Normal"/>
     <w:qFormat/>
-    <w:uiPriority w:val="0"/>
     <w:pPr>
       <w:ind w:firstLine="0" w:firstLineChars="0"/>
     </w:pPr>
@@ -6529,31 +6390,29 @@
       <w:lang w:eastAsia="zh-CN"/>
     </w:rPr>
   </w:style>
-  <w:style w:type="paragraph" w:customStyle="1" w:styleId="41">
+  <w:style w:type="paragraph" w:customStyle="1" w:styleId="4">
     <w:name w:val="柴_标题4"/>
-    <w:basedOn w:val="5"/>
-    <w:next w:val="1"/>
+    <w:basedOn w:val="Heading4"/>
+    <w:next w:val="Normal"/>
     <w:qFormat/>
-    <w:uiPriority w:val="0"/>
     <w:pPr>
       <w:widowControl w:val="0"/>
       <w:spacing w:before="160" w:line="360" w:lineRule="auto"/>
-      <w:ind w:left="981" w:leftChars="300" w:hanging="862"/>
+      <w:ind w:left="981" w:hanging="862" w:leftChars="300"/>
     </w:pPr>
     <w:rPr>
-      <w:rFonts w:hint="eastAsia" w:ascii="Calibri" w:hAnsi="Calibri" w:eastAsia="宋体" w:cs="宋体"/>
+      <w:rFonts w:ascii="Calibri" w:eastAsia="宋体" w:hAnsi="Calibri" w:cs="宋体" w:hint="eastAsia"/>
       <w:sz w:val="24"/>
       <w:szCs w:val="24"/>
       <w:lang w:eastAsia="zh-CN" w:bidi="zh-CN"/>
     </w:rPr>
   </w:style>
-  <w:style w:type="character" w:customStyle="1" w:styleId="42">
+  <w:style w:type="character" w:customStyle="1" w:styleId="Char">
     <w:name w:val="柴_正文 Char"/>
-    <w:link w:val="29"/>
+    <w:link w:val="a1"/>
     <w:qFormat/>
-    <w:uiPriority w:val="0"/>
     <w:rPr>
-      <w:rFonts w:ascii="Arial" w:hAnsi="Arial" w:eastAsia="宋体"/>
+      <w:rFonts w:ascii="Arial" w:eastAsia="宋体" w:hAnsi="Arial"/>
       <w:sz w:val="24"/>
       <w:lang w:eastAsia="zh-CN"/>
     </w:rPr>

--- a/7-技术管理/运行记录类文件/TXHS-07-03-2025年度运维服务技术研发报告.docx
+++ b/7-技术管理/运行记录类文件/TXHS-07-03-2025年度运维服务技术研发报告.docx
@@ -1,11 +1,10 @@
 
 <file path=word/document.xml><?xml version="1.0" encoding="utf-8"?>
-<w:document xmlns:wpc="http://schemas.microsoft.com/office/word/2010/wordprocessingCanvas" xmlns:mc="http://schemas.openxmlformats.org/markup-compatibility/2006" xmlns:o="urn:schemas-microsoft-com:office:office" xmlns:r="http://schemas.openxmlformats.org/officeDocument/2006/relationships" xmlns:m="http://schemas.openxmlformats.org/officeDocument/2006/math" xmlns:v="urn:schemas-microsoft-com:vml" xmlns:wp14="http://schemas.microsoft.com/office/word/2010/wordprocessingDrawing" xmlns:wp="http://schemas.openxmlformats.org/drawingml/2006/wordprocessingDrawing" xmlns:w10="urn:schemas-microsoft-com:office:word" xmlns:w="http://schemas.openxmlformats.org/wordprocessingml/2006/main" xmlns:w14="http://schemas.microsoft.com/office/word/2010/wordml" xmlns:w15="http://schemas.microsoft.com/office/word/2012/wordml" xmlns:wne="http://schemas.microsoft.com/office/word/2006/wordml" xmlns:wpg="http://schemas.microsoft.com/office/word/2010/wordprocessingGroup" xmlns:wpi="http://schemas.microsoft.com/office/word/2010/wordprocessingInk" xmlns:wps="http://schemas.microsoft.com/office/word/2010/wordprocessingShape" mc:Ignorable="w14 w15 wp14">
-  <!-- Generated by Aspose.Words for .NET 13.3.0.1 -->
+<w:document xmlns:wpc="http://schemas.microsoft.com/office/word/2010/wordprocessingCanvas" xmlns:mc="http://schemas.openxmlformats.org/markup-compatibility/2006" xmlns:o="urn:schemas-microsoft-com:office:office" xmlns:r="http://schemas.openxmlformats.org/officeDocument/2006/relationships" xmlns:m="http://schemas.openxmlformats.org/officeDocument/2006/math" xmlns:v="urn:schemas-microsoft-com:vml" xmlns:wp14="http://schemas.microsoft.com/office/word/2010/wordprocessingDrawing" xmlns:wp="http://schemas.openxmlformats.org/drawingml/2006/wordprocessingDrawing" xmlns:w="http://schemas.openxmlformats.org/wordprocessingml/2006/main" xmlns:w14="http://schemas.microsoft.com/office/word/2010/wordml" xmlns:w10="urn:schemas-microsoft-com:office:word" xmlns:w15="http://schemas.microsoft.com/office/word/2012/wordml" xmlns:wpg="http://schemas.microsoft.com/office/word/2010/wordprocessingGroup" xmlns:wpi="http://schemas.microsoft.com/office/word/2010/wordprocessingInk" xmlns:wne="http://schemas.microsoft.com/office/word/2006/wordml" xmlns:wps="http://schemas.microsoft.com/office/word/2010/wordprocessingShape" xmlns:wpsCustomData="http://www.wps.cn/officeDocument/2013/wpsCustomData" mc:Ignorable="w14 w15 wp14">
   <w:body>
     <w:p>
       <w:pPr>
-        <w:pStyle w:val="a"/>
+        <w:pStyle w:val="24"/>
         <w:keepNext w:val="0"/>
         <w:keepLines w:val="0"/>
         <w:pageBreakBefore w:val="0"/>
@@ -22,10 +21,10 @@
         <w:spacing w:before="3120" w:beforeLines="1000"/>
         <w:textAlignment w:val="baseline"/>
       </w:pPr>
-      <w:bookmarkStart w:id="0" w:name="_Toc27660"/>
+      <w:bookmarkStart w:id="0" w:name="_Toc2301"/>
       <w:r>
         <w:drawing>
-          <wp:anchor distT="0" distB="0" distL="114300" distR="114300" simplePos="0" relativeHeight="251660288" behindDoc="1" locked="0" layoutInCell="1" allowOverlap="1">
+          <wp:anchor distT="0" distB="0" distL="114300" distR="114300" simplePos="0" relativeHeight="251661312" behindDoc="1" locked="0" layoutInCell="1" allowOverlap="1">
             <wp:simplePos x="0" y="0"/>
             <wp:positionH relativeFrom="column">
               <wp:posOffset>-19050</wp:posOffset>
@@ -50,7 +49,7 @@
                     </pic:cNvPicPr>
                   </pic:nvPicPr>
                   <pic:blipFill>
-                    <a:blip xmlns:r="http://schemas.openxmlformats.org/officeDocument/2006/relationships" r:embed="rId4"/>
+                    <a:blip r:embed="rId7"/>
                     <a:stretch>
                       <a:fillRect/>
                     </a:stretch>
@@ -76,7 +75,7 @@
       </w:r>
       <w:r>
         <w:drawing>
-          <wp:anchor distT="0" distB="0" distL="114300" distR="114300" simplePos="0" relativeHeight="251659264" behindDoc="1" locked="0" layoutInCell="1" allowOverlap="1">
+          <wp:anchor distT="0" distB="0" distL="114300" distR="114300" simplePos="0" relativeHeight="251660288" behindDoc="1" locked="0" layoutInCell="1" allowOverlap="1">
             <wp:simplePos x="0" y="0"/>
             <wp:positionH relativeFrom="column">
               <wp:posOffset>0</wp:posOffset>
@@ -101,7 +100,7 @@
                     </pic:cNvPicPr>
                   </pic:nvPicPr>
                   <pic:blipFill>
-                    <a:blip xmlns:r="http://schemas.openxmlformats.org/officeDocument/2006/relationships" r:embed="rId5"/>
+                    <a:blip r:embed="rId8"/>
                     <a:stretch>
                       <a:fillRect/>
                     </a:stretch>
@@ -131,7 +130,7 @@
           <w:lang w:val="en-US" w:eastAsia="zh-CN"/>
         </w:rPr>
         <w:drawing>
-          <wp:anchor distT="0" distB="0" distL="114300" distR="114300" simplePos="0" relativeHeight="251658240" behindDoc="1" locked="0" layoutInCell="1" allowOverlap="1">
+          <wp:anchor distT="0" distB="0" distL="114300" distR="114300" simplePos="0" relativeHeight="251659264" behindDoc="1" locked="0" layoutInCell="1" allowOverlap="1">
             <wp:simplePos x="0" y="0"/>
             <wp:positionH relativeFrom="column">
               <wp:posOffset>635</wp:posOffset>
@@ -156,7 +155,7 @@
                     </pic:cNvPicPr>
                   </pic:nvPicPr>
                   <pic:blipFill>
-                    <a:blip xmlns:r="http://schemas.openxmlformats.org/officeDocument/2006/relationships" r:embed="rId6">
+                    <a:blip r:embed="rId9">
                       <a:alphaModFix amt="58000"/>
                       <a:lum contrast="-52000"/>
                     </a:blip>
@@ -190,7 +189,7 @@
     </w:p>
     <w:p>
       <w:pPr>
-        <w:pStyle w:val="a0"/>
+        <w:pStyle w:val="25"/>
         <w:keepNext w:val="0"/>
         <w:keepLines w:val="0"/>
         <w:pageBreakBefore w:val="0"/>
@@ -211,7 +210,7 @@
           <w:lang w:val="en-US" w:eastAsia="zh-CN"/>
         </w:rPr>
       </w:pPr>
-      <w:bookmarkStart w:id="1" w:name="_Toc10424"/>
+      <w:bookmarkStart w:id="1" w:name="_Toc17194"/>
       <w:r>
         <w:rPr>
           <w:rFonts w:hint="eastAsia"/>
@@ -237,11 +236,11 @@
         <w:adjustRightInd w:val="0"/>
         <w:snapToGrid w:val="0"/>
         <w:spacing w:after="624" w:afterLines="200" w:line="219" w:lineRule="auto"/>
-        <w:ind w:left="0" w:right="0" w:firstLine="0" w:leftChars="0" w:rightChars="0" w:firstLineChars="0"/>
+        <w:ind w:left="0" w:leftChars="0" w:right="0" w:rightChars="0" w:firstLine="0" w:firstLineChars="0"/>
         <w:jc w:val="center"/>
         <w:textAlignment w:val="baseline"/>
         <w:rPr>
-          <w:rFonts w:ascii="宋体" w:eastAsia="宋体" w:hAnsi="宋体" w:cs="宋体" w:hint="eastAsia"/>
+          <w:rFonts w:hint="eastAsia" w:ascii="宋体" w:hAnsi="宋体" w:eastAsia="宋体" w:cs="宋体"/>
           <w:sz w:val="24"/>
           <w:szCs w:val="24"/>
           <w:lang w:val="en-US" w:eastAsia="zh-CN"/>
@@ -249,7 +248,7 @@
       </w:pPr>
       <w:r>
         <w:rPr>
-          <w:rFonts w:ascii="宋体" w:eastAsia="宋体" w:hAnsi="宋体" w:cs="宋体"/>
+          <w:rFonts w:ascii="宋体" w:hAnsi="宋体" w:eastAsia="宋体" w:cs="宋体"/>
           <w:b/>
           <w:bCs/>
           <w:spacing w:val="-3"/>
@@ -260,7 +259,7 @@
       </w:r>
       <w:r>
         <w:rPr>
-          <w:rFonts w:ascii="宋体" w:eastAsia="宋体" w:hAnsi="宋体" w:cs="宋体" w:hint="eastAsia"/>
+          <w:rFonts w:hint="eastAsia" w:ascii="宋体" w:hAnsi="宋体" w:eastAsia="宋体" w:cs="宋体"/>
           <w:b/>
           <w:bCs/>
           <w:spacing w:val="-3"/>
@@ -272,7 +271,7 @@
       </w:r>
       <w:r>
         <w:rPr>
-          <w:rFonts w:ascii="宋体" w:eastAsia="宋体" w:hAnsi="宋体" w:cs="宋体"/>
+          <w:rFonts w:ascii="宋体" w:hAnsi="宋体" w:eastAsia="宋体" w:cs="宋体"/>
           <w:b/>
           <w:bCs/>
           <w:spacing w:val="-3"/>
@@ -283,7 +282,7 @@
       </w:r>
       <w:r>
         <w:rPr>
-          <w:rFonts w:ascii="宋体" w:hAnsi="宋体" w:cs="宋体" w:hint="eastAsia"/>
+          <w:rFonts w:hint="eastAsia" w:ascii="宋体" w:hAnsi="宋体" w:cs="宋体"/>
           <w:b/>
           <w:bCs/>
           <w:spacing w:val="-3"/>
@@ -295,7 +294,7 @@
       </w:r>
       <w:r>
         <w:rPr>
-          <w:rFonts w:ascii="宋体" w:eastAsia="宋体" w:hAnsi="宋体" w:cs="宋体"/>
+          <w:rFonts w:ascii="宋体" w:hAnsi="宋体" w:eastAsia="宋体" w:cs="宋体"/>
           <w:b/>
           <w:bCs/>
           <w:spacing w:val="-3"/>
@@ -306,7 +305,7 @@
       </w:r>
       <w:r>
         <w:rPr>
-          <w:rFonts w:ascii="宋体" w:hAnsi="宋体" w:cs="宋体" w:hint="eastAsia"/>
+          <w:rFonts w:hint="eastAsia" w:ascii="宋体" w:hAnsi="宋体" w:cs="宋体"/>
           <w:b/>
           <w:bCs/>
           <w:spacing w:val="-3"/>
@@ -319,17 +318,18 @@
     </w:p>
     <w:tbl>
       <w:tblPr>
-        <w:tblStyle w:val="TableGrid"/>
+        <w:tblStyle w:val="21"/>
         <w:tblW w:w="0" w:type="auto"/>
         <w:jc w:val="center"/>
         <w:tblBorders>
-          <w:top w:val="nil"/>
-          <w:left w:val="nil"/>
-          <w:bottom w:val="nil"/>
-          <w:right w:val="nil"/>
-          <w:insideH w:val="nil"/>
-          <w:insideV w:val="nil"/>
+          <w:top w:val="none" w:color="auto" w:sz="0" w:space="0"/>
+          <w:left w:val="none" w:color="auto" w:sz="0" w:space="0"/>
+          <w:bottom w:val="none" w:color="auto" w:sz="0" w:space="0"/>
+          <w:right w:val="none" w:color="auto" w:sz="0" w:space="0"/>
+          <w:insideH w:val="none" w:color="auto" w:sz="0" w:space="0"/>
+          <w:insideV w:val="none" w:color="auto" w:sz="0" w:space="0"/>
         </w:tblBorders>
+        <w:tblLayout w:type="autofit"/>
         <w:tblCellMar>
           <w:top w:w="0" w:type="dxa"/>
           <w:left w:w="108" w:type="dxa"/>
@@ -343,15 +343,13 @@
       </w:tblGrid>
       <w:tr>
         <w:tblPrEx>
-          <w:tblW w:w="0" w:type="auto"/>
-          <w:jc w:val="center"/>
           <w:tblBorders>
-            <w:top w:val="nil"/>
-            <w:left w:val="nil"/>
-            <w:bottom w:val="nil"/>
-            <w:right w:val="nil"/>
-            <w:insideH w:val="nil"/>
-            <w:insideV w:val="nil"/>
+            <w:top w:val="none" w:color="auto" w:sz="0" w:space="0"/>
+            <w:left w:val="none" w:color="auto" w:sz="0" w:space="0"/>
+            <w:bottom w:val="none" w:color="auto" w:sz="0" w:space="0"/>
+            <w:right w:val="none" w:color="auto" w:sz="0" w:space="0"/>
+            <w:insideH w:val="none" w:color="auto" w:sz="0" w:space="0"/>
+            <w:insideV w:val="none" w:color="auto" w:sz="0" w:space="0"/>
           </w:tblBorders>
           <w:tblCellMar>
             <w:top w:w="0" w:type="dxa"/>
@@ -361,7 +359,7 @@
           </w:tblCellMar>
         </w:tblPrEx>
         <w:trPr>
-          <w:trHeight w:val="810"/>
+          <w:trHeight w:val="810" w:hRule="atLeast"/>
           <w:jc w:val="center"/>
         </w:trPr>
         <w:tc>
@@ -400,7 +398,7 @@
             </w:r>
             <w:r>
               <w:rPr>
-                <w:rFonts w:asciiTheme="minorAscii" w:eastAsiaTheme="minorEastAsia" w:hAnsiTheme="minorAscii" w:hint="default"/>
+                <w:rFonts w:hint="default" w:asciiTheme="minorAscii" w:hAnsiTheme="minorAscii" w:eastAsiaTheme="minorEastAsia"/>
                 <w:spacing w:val="227"/>
                 <w:sz w:val="21"/>
                 <w:vertAlign w:val="baseline"/>
@@ -455,7 +453,7 @@
             </w:r>
             <w:r>
               <w:rPr>
-                <w:rFonts w:asciiTheme="minorAscii" w:eastAsiaTheme="minorEastAsia" w:hAnsiTheme="minorAscii" w:hint="eastAsia"/>
+                <w:rFonts w:hint="eastAsia" w:asciiTheme="minorAscii" w:hAnsiTheme="minorAscii" w:eastAsiaTheme="minorEastAsia"/>
                 <w:spacing w:val="227"/>
                 <w:sz w:val="21"/>
                 <w:vertAlign w:val="baseline"/>
@@ -477,8 +475,14 @@
       </w:tr>
       <w:tr>
         <w:tblPrEx>
-          <w:tblW w:w="0" w:type="auto"/>
-          <w:jc w:val="center"/>
+          <w:tblBorders>
+            <w:top w:val="none" w:color="auto" w:sz="0" w:space="0"/>
+            <w:left w:val="none" w:color="auto" w:sz="0" w:space="0"/>
+            <w:bottom w:val="none" w:color="auto" w:sz="0" w:space="0"/>
+            <w:right w:val="none" w:color="auto" w:sz="0" w:space="0"/>
+            <w:insideH w:val="none" w:color="auto" w:sz="0" w:space="0"/>
+            <w:insideV w:val="none" w:color="auto" w:sz="0" w:space="0"/>
+          </w:tblBorders>
           <w:tblCellMar>
             <w:top w:w="0" w:type="dxa"/>
             <w:left w:w="108" w:type="dxa"/>
@@ -487,7 +491,7 @@
           </w:tblCellMar>
         </w:tblPrEx>
         <w:trPr>
-          <w:trHeight w:val="810"/>
+          <w:trHeight w:val="810" w:hRule="atLeast"/>
           <w:jc w:val="center"/>
         </w:trPr>
         <w:tc>
@@ -512,7 +516,7 @@
               <w:snapToGrid w:val="0"/>
               <w:textAlignment w:val="baseline"/>
               <w:rPr>
-                <w:rFonts w:ascii="Arial" w:eastAsia="Arial" w:hAnsi="Arial" w:cs="Arial" w:hint="default"/>
+                <w:rFonts w:hint="default" w:ascii="Arial" w:hAnsi="Arial" w:eastAsia="Arial" w:cs="Arial"/>
                 <w:snapToGrid w:val="0"/>
                 <w:color w:val="000000"/>
                 <w:kern w:val="0"/>
@@ -544,7 +548,7 @@
             </w:r>
             <w:r>
               <w:rPr>
-                <w:rFonts w:asciiTheme="minorAscii" w:eastAsiaTheme="minorEastAsia" w:hAnsiTheme="minorAscii" w:hint="default"/>
+                <w:rFonts w:hint="default" w:asciiTheme="minorAscii" w:hAnsiTheme="minorAscii" w:eastAsiaTheme="minorEastAsia"/>
                 <w:spacing w:val="227"/>
                 <w:sz w:val="21"/>
                 <w:vertAlign w:val="baseline"/>
@@ -598,7 +602,7 @@
               <w:snapToGrid w:val="0"/>
               <w:textAlignment w:val="baseline"/>
               <w:rPr>
-                <w:rFonts w:ascii="Arial" w:eastAsia="Arial" w:hAnsi="Arial" w:cs="Arial" w:hint="default"/>
+                <w:rFonts w:hint="default" w:ascii="Arial" w:hAnsi="Arial" w:eastAsia="Arial" w:cs="Arial"/>
                 <w:snapToGrid w:val="0"/>
                 <w:color w:val="000000"/>
                 <w:kern w:val="0"/>
@@ -618,7 +622,7 @@
             </w:r>
             <w:r>
               <w:rPr>
-                <w:rFonts w:asciiTheme="minorAscii" w:eastAsiaTheme="minorEastAsia" w:hAnsiTheme="minorAscii" w:hint="eastAsia"/>
+                <w:rFonts w:hint="eastAsia" w:asciiTheme="minorAscii" w:hAnsiTheme="minorAscii" w:eastAsiaTheme="minorEastAsia"/>
                 <w:spacing w:val="227"/>
                 <w:sz w:val="21"/>
                 <w:vertAlign w:val="baseline"/>
@@ -640,8 +644,14 @@
       </w:tr>
       <w:tr>
         <w:tblPrEx>
-          <w:tblW w:w="0" w:type="auto"/>
-          <w:jc w:val="center"/>
+          <w:tblBorders>
+            <w:top w:val="none" w:color="auto" w:sz="0" w:space="0"/>
+            <w:left w:val="none" w:color="auto" w:sz="0" w:space="0"/>
+            <w:bottom w:val="none" w:color="auto" w:sz="0" w:space="0"/>
+            <w:right w:val="none" w:color="auto" w:sz="0" w:space="0"/>
+            <w:insideH w:val="none" w:color="auto" w:sz="0" w:space="0"/>
+            <w:insideV w:val="none" w:color="auto" w:sz="0" w:space="0"/>
+          </w:tblBorders>
           <w:tblCellMar>
             <w:top w:w="0" w:type="dxa"/>
             <w:left w:w="108" w:type="dxa"/>
@@ -650,7 +660,7 @@
           </w:tblCellMar>
         </w:tblPrEx>
         <w:trPr>
-          <w:trHeight w:val="635"/>
+          <w:trHeight w:val="635" w:hRule="atLeast"/>
           <w:jc w:val="center"/>
         </w:trPr>
         <w:tc>
@@ -701,7 +711,7 @@
             </w:r>
             <w:r>
               <w:rPr>
-                <w:rFonts w:asciiTheme="minorAscii" w:eastAsiaTheme="minorEastAsia" w:hAnsiTheme="minorAscii" w:hint="eastAsia"/>
+                <w:rFonts w:hint="eastAsia" w:asciiTheme="minorAscii" w:hAnsiTheme="minorAscii" w:eastAsiaTheme="minorEastAsia"/>
                 <w:spacing w:val="227"/>
                 <w:sz w:val="21"/>
                 <w:vertAlign w:val="baseline"/>
@@ -755,7 +765,7 @@
             </w:r>
             <w:r>
               <w:rPr>
-                <w:rFonts w:asciiTheme="minorAscii" w:eastAsiaTheme="minorEastAsia" w:hAnsiTheme="minorAscii" w:hint="eastAsia"/>
+                <w:rFonts w:hint="eastAsia" w:asciiTheme="minorAscii" w:hAnsiTheme="minorAscii" w:eastAsiaTheme="minorEastAsia"/>
                 <w:spacing w:val="227"/>
                 <w:sz w:val="21"/>
                 <w:vertAlign w:val="baseline"/>
@@ -816,14 +826,14 @@
         <w:ind w:left="3634"/>
         <w:textAlignment w:val="baseline"/>
         <w:rPr>
-          <w:rFonts w:ascii="宋体" w:eastAsia="宋体" w:hAnsi="宋体" w:cs="宋体"/>
+          <w:rFonts w:ascii="宋体" w:hAnsi="宋体" w:eastAsia="宋体" w:cs="宋体"/>
           <w:sz w:val="31"/>
           <w:szCs w:val="31"/>
         </w:rPr>
       </w:pPr>
       <w:r>
         <w:rPr>
-          <w:rFonts w:ascii="宋体" w:eastAsia="宋体" w:hAnsi="宋体" w:cs="宋体"/>
+          <w:rFonts w:ascii="宋体" w:hAnsi="宋体" w:eastAsia="宋体" w:cs="宋体"/>
           <w:b/>
           <w:bCs/>
           <w:spacing w:val="4"/>
@@ -835,16 +845,16 @@
     </w:p>
     <w:tbl>
       <w:tblPr>
-        <w:tblStyle w:val="TableNormal0"/>
+        <w:tblStyle w:val="26"/>
         <w:tblW w:w="8214" w:type="dxa"/>
         <w:jc w:val="center"/>
         <w:tblBorders>
-          <w:top w:val="single" w:sz="2" w:space="0" w:color="000000"/>
-          <w:left w:val="single" w:sz="2" w:space="0" w:color="000000"/>
-          <w:bottom w:val="single" w:sz="2" w:space="0" w:color="000000"/>
-          <w:right w:val="single" w:sz="2" w:space="0" w:color="000000"/>
-          <w:insideH w:val="single" w:sz="2" w:space="0" w:color="000000"/>
-          <w:insideV w:val="single" w:sz="2" w:space="0" w:color="000000"/>
+          <w:top w:val="single" w:color="000000" w:sz="2" w:space="0"/>
+          <w:left w:val="single" w:color="000000" w:sz="2" w:space="0"/>
+          <w:bottom w:val="single" w:color="000000" w:sz="2" w:space="0"/>
+          <w:right w:val="single" w:color="000000" w:sz="2" w:space="0"/>
+          <w:insideH w:val="single" w:color="000000" w:sz="2" w:space="0"/>
+          <w:insideV w:val="single" w:color="000000" w:sz="2" w:space="0"/>
         </w:tblBorders>
         <w:tblLayout w:type="fixed"/>
         <w:tblCellMar>
@@ -864,17 +874,14 @@
       </w:tblGrid>
       <w:tr>
         <w:tblPrEx>
-          <w:tblW w:w="8214" w:type="dxa"/>
-          <w:jc w:val="center"/>
           <w:tblBorders>
-            <w:top w:val="single" w:sz="2" w:space="0" w:color="000000"/>
-            <w:left w:val="single" w:sz="2" w:space="0" w:color="000000"/>
-            <w:bottom w:val="single" w:sz="2" w:space="0" w:color="000000"/>
-            <w:right w:val="single" w:sz="2" w:space="0" w:color="000000"/>
-            <w:insideH w:val="single" w:sz="2" w:space="0" w:color="000000"/>
-            <w:insideV w:val="single" w:sz="2" w:space="0" w:color="000000"/>
+            <w:top w:val="single" w:color="000000" w:sz="2" w:space="0"/>
+            <w:left w:val="single" w:color="000000" w:sz="2" w:space="0"/>
+            <w:bottom w:val="single" w:color="000000" w:sz="2" w:space="0"/>
+            <w:right w:val="single" w:color="000000" w:sz="2" w:space="0"/>
+            <w:insideH w:val="single" w:color="000000" w:sz="2" w:space="0"/>
+            <w:insideV w:val="single" w:color="000000" w:sz="2" w:space="0"/>
           </w:tblBorders>
-          <w:tblLayout w:type="fixed"/>
           <w:tblCellMar>
             <w:top w:w="0" w:type="dxa"/>
             <w:left w:w="0" w:type="dxa"/>
@@ -883,7 +890,7 @@
           </w:tblCellMar>
         </w:tblPrEx>
         <w:trPr>
-          <w:trHeight w:val="593"/>
+          <w:trHeight w:val="593" w:hRule="atLeast"/>
           <w:jc w:val="center"/>
         </w:trPr>
         <w:tc>
@@ -906,18 +913,18 @@
               <w:adjustRightInd w:val="0"/>
               <w:snapToGrid w:val="0"/>
               <w:spacing w:before="176" w:line="228" w:lineRule="auto"/>
-              <w:ind w:left="0" w:right="0" w:firstLine="0" w:leftChars="0" w:rightChars="0" w:firstLineChars="0"/>
+              <w:ind w:left="0" w:leftChars="0" w:right="0" w:rightChars="0" w:firstLine="0" w:firstLineChars="0"/>
               <w:jc w:val="center"/>
               <w:textAlignment w:val="baseline"/>
               <w:rPr>
-                <w:rFonts w:ascii="宋体" w:eastAsia="宋体" w:hAnsi="宋体" w:cs="宋体"/>
+                <w:rFonts w:ascii="宋体" w:hAnsi="宋体" w:eastAsia="宋体" w:cs="宋体"/>
                 <w:sz w:val="20"/>
                 <w:szCs w:val="20"/>
               </w:rPr>
             </w:pPr>
             <w:r>
               <w:rPr>
-                <w:rFonts w:ascii="宋体" w:hAnsi="宋体" w:cs="宋体" w:hint="eastAsia"/>
+                <w:rFonts w:hint="eastAsia" w:ascii="宋体" w:hAnsi="宋体" w:cs="宋体"/>
                 <w:spacing w:val="-14"/>
                 <w:sz w:val="20"/>
                 <w:szCs w:val="20"/>
@@ -927,7 +934,7 @@
             </w:r>
             <w:r>
               <w:rPr>
-                <w:rFonts w:ascii="宋体" w:eastAsia="宋体" w:hAnsi="宋体" w:cs="宋体"/>
+                <w:rFonts w:ascii="宋体" w:hAnsi="宋体" w:eastAsia="宋体" w:cs="宋体"/>
                 <w:spacing w:val="-14"/>
                 <w:sz w:val="20"/>
                 <w:szCs w:val="20"/>
@@ -956,18 +963,18 @@
               <w:adjustRightInd w:val="0"/>
               <w:snapToGrid w:val="0"/>
               <w:spacing w:before="175" w:line="227" w:lineRule="auto"/>
-              <w:ind w:left="0" w:right="0" w:firstLine="0" w:leftChars="0" w:rightChars="0" w:firstLineChars="0"/>
+              <w:ind w:left="0" w:leftChars="0" w:right="0" w:rightChars="0" w:firstLine="0" w:firstLineChars="0"/>
               <w:jc w:val="center"/>
               <w:textAlignment w:val="baseline"/>
               <w:rPr>
-                <w:rFonts w:ascii="宋体" w:eastAsia="宋体" w:hAnsi="宋体" w:cs="宋体"/>
+                <w:rFonts w:ascii="宋体" w:hAnsi="宋体" w:eastAsia="宋体" w:cs="宋体"/>
                 <w:sz w:val="20"/>
                 <w:szCs w:val="20"/>
               </w:rPr>
             </w:pPr>
             <w:r>
               <w:rPr>
-                <w:rFonts w:ascii="宋体" w:eastAsia="宋体" w:hAnsi="宋体" w:cs="宋体"/>
+                <w:rFonts w:ascii="宋体" w:hAnsi="宋体" w:eastAsia="宋体" w:cs="宋体"/>
                 <w:spacing w:val="4"/>
                 <w:sz w:val="20"/>
                 <w:szCs w:val="20"/>
@@ -996,18 +1003,18 @@
               <w:adjustRightInd w:val="0"/>
               <w:snapToGrid w:val="0"/>
               <w:spacing w:before="175" w:line="228" w:lineRule="auto"/>
-              <w:ind w:left="0" w:right="0" w:firstLine="0" w:leftChars="0" w:rightChars="0" w:firstLineChars="0"/>
+              <w:ind w:left="0" w:leftChars="0" w:right="0" w:rightChars="0" w:firstLine="0" w:firstLineChars="0"/>
               <w:jc w:val="center"/>
               <w:textAlignment w:val="baseline"/>
               <w:rPr>
-                <w:rFonts w:ascii="宋体" w:eastAsia="宋体" w:hAnsi="宋体" w:cs="宋体"/>
+                <w:rFonts w:ascii="宋体" w:hAnsi="宋体" w:eastAsia="宋体" w:cs="宋体"/>
                 <w:sz w:val="20"/>
                 <w:szCs w:val="20"/>
               </w:rPr>
             </w:pPr>
             <w:r>
               <w:rPr>
-                <w:rFonts w:ascii="宋体" w:eastAsia="宋体" w:hAnsi="宋体" w:cs="宋体"/>
+                <w:rFonts w:ascii="宋体" w:hAnsi="宋体" w:eastAsia="宋体" w:cs="宋体"/>
                 <w:spacing w:val="7"/>
                 <w:sz w:val="20"/>
                 <w:szCs w:val="20"/>
@@ -1036,11 +1043,11 @@
               <w:adjustRightInd w:val="0"/>
               <w:snapToGrid w:val="0"/>
               <w:spacing w:before="175" w:line="228" w:lineRule="auto"/>
-              <w:ind w:left="0" w:right="0" w:firstLine="0" w:leftChars="0" w:rightChars="0" w:firstLineChars="0"/>
+              <w:ind w:left="0" w:leftChars="0" w:right="0" w:rightChars="0" w:firstLine="0" w:firstLineChars="0"/>
               <w:jc w:val="center"/>
               <w:textAlignment w:val="baseline"/>
               <w:rPr>
-                <w:rFonts w:ascii="宋体" w:eastAsia="宋体" w:hAnsi="宋体" w:cs="宋体" w:hint="eastAsia"/>
+                <w:rFonts w:hint="eastAsia" w:ascii="宋体" w:hAnsi="宋体" w:eastAsia="宋体" w:cs="宋体"/>
                 <w:spacing w:val="7"/>
                 <w:sz w:val="20"/>
                 <w:szCs w:val="20"/>
@@ -1049,7 +1056,7 @@
             </w:pPr>
             <w:r>
               <w:rPr>
-                <w:rFonts w:ascii="宋体" w:hAnsi="宋体" w:cs="宋体" w:hint="eastAsia"/>
+                <w:rFonts w:hint="eastAsia" w:ascii="宋体" w:hAnsi="宋体" w:cs="宋体"/>
                 <w:spacing w:val="7"/>
                 <w:sz w:val="20"/>
                 <w:szCs w:val="20"/>
@@ -1079,11 +1086,11 @@
               <w:adjustRightInd w:val="0"/>
               <w:snapToGrid w:val="0"/>
               <w:spacing w:before="175" w:line="228" w:lineRule="auto"/>
-              <w:ind w:left="0" w:right="0" w:firstLine="0" w:leftChars="0" w:rightChars="0" w:firstLineChars="0"/>
+              <w:ind w:left="0" w:leftChars="0" w:right="0" w:rightChars="0" w:firstLine="0" w:firstLineChars="0"/>
               <w:jc w:val="center"/>
               <w:textAlignment w:val="baseline"/>
               <w:rPr>
-                <w:rFonts w:ascii="宋体" w:hAnsi="宋体" w:cs="宋体" w:hint="default"/>
+                <w:rFonts w:hint="default" w:ascii="宋体" w:hAnsi="宋体" w:cs="宋体"/>
                 <w:spacing w:val="7"/>
                 <w:sz w:val="20"/>
                 <w:szCs w:val="20"/>
@@ -1092,7 +1099,7 @@
             </w:pPr>
             <w:r>
               <w:rPr>
-                <w:rFonts w:ascii="宋体" w:hAnsi="宋体" w:cs="宋体" w:hint="eastAsia"/>
+                <w:rFonts w:hint="eastAsia" w:ascii="宋体" w:hAnsi="宋体" w:cs="宋体"/>
                 <w:spacing w:val="7"/>
                 <w:sz w:val="20"/>
                 <w:szCs w:val="20"/>
@@ -1122,18 +1129,18 @@
               <w:adjustRightInd w:val="0"/>
               <w:snapToGrid w:val="0"/>
               <w:spacing w:before="176" w:line="229" w:lineRule="auto"/>
-              <w:ind w:left="0" w:right="0" w:firstLine="0" w:leftChars="0" w:rightChars="0" w:firstLineChars="0"/>
+              <w:ind w:left="0" w:leftChars="0" w:right="0" w:rightChars="0" w:firstLine="0" w:firstLineChars="0"/>
               <w:jc w:val="center"/>
               <w:textAlignment w:val="baseline"/>
               <w:rPr>
-                <w:rFonts w:ascii="宋体" w:eastAsia="宋体" w:hAnsi="宋体" w:cs="宋体"/>
+                <w:rFonts w:ascii="宋体" w:hAnsi="宋体" w:eastAsia="宋体" w:cs="宋体"/>
                 <w:sz w:val="20"/>
                 <w:szCs w:val="20"/>
               </w:rPr>
             </w:pPr>
             <w:r>
               <w:rPr>
-                <w:rFonts w:ascii="宋体" w:eastAsia="宋体" w:hAnsi="宋体" w:cs="宋体"/>
+                <w:rFonts w:ascii="宋体" w:hAnsi="宋体" w:eastAsia="宋体" w:cs="宋体"/>
                 <w:spacing w:val="7"/>
                 <w:sz w:val="20"/>
                 <w:szCs w:val="20"/>
@@ -1145,9 +1152,14 @@
       </w:tr>
       <w:tr>
         <w:tblPrEx>
-          <w:tblW w:w="8214" w:type="dxa"/>
-          <w:jc w:val="center"/>
-          <w:tblLayout w:type="fixed"/>
+          <w:tblBorders>
+            <w:top w:val="single" w:color="000000" w:sz="2" w:space="0"/>
+            <w:left w:val="single" w:color="000000" w:sz="2" w:space="0"/>
+            <w:bottom w:val="single" w:color="000000" w:sz="2" w:space="0"/>
+            <w:right w:val="single" w:color="000000" w:sz="2" w:space="0"/>
+            <w:insideH w:val="single" w:color="000000" w:sz="2" w:space="0"/>
+            <w:insideV w:val="single" w:color="000000" w:sz="2" w:space="0"/>
+          </w:tblBorders>
           <w:tblCellMar>
             <w:top w:w="0" w:type="dxa"/>
             <w:left w:w="0" w:type="dxa"/>
@@ -1156,7 +1168,7 @@
           </w:tblCellMar>
         </w:tblPrEx>
         <w:trPr>
-          <w:trHeight w:val="516"/>
+          <w:trHeight w:val="516" w:hRule="atLeast"/>
           <w:jc w:val="center"/>
         </w:trPr>
         <w:tc>
@@ -1179,11 +1191,11 @@
               <w:adjustRightInd w:val="0"/>
               <w:snapToGrid w:val="0"/>
               <w:spacing w:before="173" w:line="267" w:lineRule="exact"/>
-              <w:ind w:left="0" w:right="0" w:firstLine="0" w:leftChars="0" w:rightChars="0" w:firstLineChars="0"/>
+              <w:ind w:left="0" w:leftChars="0" w:right="0" w:rightChars="0" w:firstLine="0" w:firstLineChars="0"/>
               <w:jc w:val="center"/>
               <w:textAlignment w:val="baseline"/>
               <w:rPr>
-                <w:rFonts w:ascii="宋体" w:eastAsia="宋体" w:hAnsi="宋体" w:cs="宋体" w:hint="default"/>
+                <w:rFonts w:hint="default" w:ascii="宋体" w:hAnsi="宋体" w:eastAsia="宋体" w:cs="宋体"/>
                 <w:sz w:val="20"/>
                 <w:szCs w:val="20"/>
                 <w:lang w:val="en-US"/>
@@ -1191,7 +1203,7 @@
             </w:pPr>
             <w:r>
               <w:rPr>
-                <w:rFonts w:ascii="宋体" w:eastAsia="宋体" w:hAnsi="宋体" w:cs="宋体"/>
+                <w:rFonts w:ascii="宋体" w:hAnsi="宋体" w:eastAsia="宋体" w:cs="宋体"/>
                 <w:spacing w:val="3"/>
                 <w:position w:val="1"/>
                 <w:sz w:val="20"/>
@@ -1201,7 +1213,7 @@
             </w:r>
             <w:r>
               <w:rPr>
-                <w:rFonts w:ascii="宋体" w:hAnsi="宋体" w:cs="宋体" w:hint="eastAsia"/>
+                <w:rFonts w:hint="eastAsia" w:ascii="宋体" w:hAnsi="宋体" w:cs="宋体"/>
                 <w:spacing w:val="3"/>
                 <w:position w:val="1"/>
                 <w:sz w:val="20"/>
@@ -1212,7 +1224,7 @@
             </w:r>
             <w:r>
               <w:rPr>
-                <w:rFonts w:ascii="宋体" w:eastAsia="宋体" w:hAnsi="宋体" w:cs="宋体"/>
+                <w:rFonts w:ascii="宋体" w:hAnsi="宋体" w:eastAsia="宋体" w:cs="宋体"/>
                 <w:spacing w:val="3"/>
                 <w:position w:val="1"/>
                 <w:sz w:val="20"/>
@@ -1222,7 +1234,7 @@
             </w:r>
             <w:r>
               <w:rPr>
-                <w:rFonts w:ascii="宋体" w:hAnsi="宋体" w:cs="宋体" w:hint="eastAsia"/>
+                <w:rFonts w:hint="eastAsia" w:ascii="宋体" w:hAnsi="宋体" w:cs="宋体"/>
                 <w:spacing w:val="3"/>
                 <w:position w:val="1"/>
                 <w:sz w:val="20"/>
@@ -1253,18 +1265,18 @@
               <w:adjustRightInd w:val="0"/>
               <w:snapToGrid w:val="0"/>
               <w:spacing w:before="173" w:line="267" w:lineRule="exact"/>
-              <w:ind w:left="0" w:right="0" w:firstLine="0" w:leftChars="0" w:rightChars="0" w:firstLineChars="0"/>
+              <w:ind w:left="0" w:leftChars="0" w:right="0" w:rightChars="0" w:firstLine="0" w:firstLineChars="0"/>
               <w:jc w:val="center"/>
               <w:textAlignment w:val="baseline"/>
               <w:rPr>
-                <w:rFonts w:ascii="宋体" w:eastAsia="宋体" w:hAnsi="宋体" w:cs="宋体"/>
+                <w:rFonts w:ascii="宋体" w:hAnsi="宋体" w:eastAsia="宋体" w:cs="宋体"/>
                 <w:sz w:val="20"/>
                 <w:szCs w:val="20"/>
               </w:rPr>
             </w:pPr>
             <w:r>
               <w:rPr>
-                <w:rFonts w:ascii="宋体" w:eastAsia="宋体" w:hAnsi="宋体" w:cs="宋体"/>
+                <w:rFonts w:ascii="宋体" w:hAnsi="宋体" w:eastAsia="宋体" w:cs="宋体"/>
                 <w:spacing w:val="4"/>
                 <w:position w:val="1"/>
                 <w:sz w:val="20"/>
@@ -1294,18 +1306,18 @@
               <w:adjustRightInd w:val="0"/>
               <w:snapToGrid w:val="0"/>
               <w:spacing w:before="172" w:line="228" w:lineRule="auto"/>
-              <w:ind w:left="0" w:right="0" w:firstLine="0" w:leftChars="0" w:rightChars="0" w:firstLineChars="0"/>
+              <w:ind w:left="0" w:leftChars="0" w:right="0" w:rightChars="0" w:firstLine="0" w:firstLineChars="0"/>
               <w:jc w:val="center"/>
               <w:textAlignment w:val="baseline"/>
               <w:rPr>
-                <w:rFonts w:ascii="宋体" w:eastAsia="宋体" w:hAnsi="宋体" w:cs="宋体"/>
+                <w:rFonts w:ascii="宋体" w:hAnsi="宋体" w:eastAsia="宋体" w:cs="宋体"/>
                 <w:sz w:val="20"/>
                 <w:szCs w:val="20"/>
               </w:rPr>
             </w:pPr>
             <w:r>
               <w:rPr>
-                <w:rFonts w:ascii="宋体" w:eastAsia="宋体" w:hAnsi="宋体" w:cs="宋体"/>
+                <w:rFonts w:ascii="宋体" w:hAnsi="宋体" w:eastAsia="宋体" w:cs="宋体"/>
                 <w:spacing w:val="200"/>
                 <w:kern w:val="0"/>
                 <w:sz w:val="20"/>
@@ -1315,7 +1327,7 @@
             </w:r>
             <w:r>
               <w:rPr>
-                <w:rFonts w:ascii="宋体" w:eastAsia="宋体" w:hAnsi="宋体" w:cs="宋体"/>
+                <w:rFonts w:ascii="宋体" w:hAnsi="宋体" w:eastAsia="宋体" w:cs="宋体"/>
                 <w:spacing w:val="0"/>
                 <w:kern w:val="0"/>
                 <w:sz w:val="20"/>
@@ -1345,11 +1357,11 @@
               <w:adjustRightInd w:val="0"/>
               <w:snapToGrid w:val="0"/>
               <w:spacing w:before="173" w:line="229" w:lineRule="auto"/>
-              <w:ind w:left="0" w:right="0" w:firstLine="0" w:leftChars="0" w:rightChars="0" w:firstLineChars="0"/>
+              <w:ind w:left="0" w:leftChars="0" w:right="0" w:rightChars="0" w:firstLine="0" w:firstLineChars="0"/>
               <w:jc w:val="center"/>
               <w:textAlignment w:val="baseline"/>
               <w:rPr>
-                <w:rFonts w:ascii="宋体" w:eastAsia="宋体" w:hAnsi="宋体" w:cs="宋体"/>
+                <w:rFonts w:ascii="宋体" w:hAnsi="宋体" w:eastAsia="宋体" w:cs="宋体"/>
                 <w:spacing w:val="200"/>
                 <w:kern w:val="0"/>
                 <w:sz w:val="20"/>
@@ -1358,14 +1370,14 @@
             </w:pPr>
             <w:r>
               <w:rPr>
-                <w:rFonts w:asciiTheme="minorAscii" w:eastAsiaTheme="minorEastAsia" w:hAnsiTheme="minorAscii" w:hint="eastAsia"/>
+                <w:rFonts w:hint="eastAsia" w:asciiTheme="minorAscii" w:hAnsiTheme="minorAscii" w:eastAsiaTheme="minorEastAsia"/>
                 <w:spacing w:val="0"/>
                 <w:kern w:val="0"/>
                 <w:sz w:val="21"/>
                 <w:vertAlign w:val="baseline"/>
                 <w:lang w:val="en-US" w:eastAsia="zh-CN"/>
               </w:rPr>
-              <w:t>金天宇</w:t>
+              <w:t>吴桀</w:t>
             </w:r>
           </w:p>
         </w:tc>
@@ -1389,11 +1401,11 @@
               <w:adjustRightInd w:val="0"/>
               <w:snapToGrid w:val="0"/>
               <w:spacing w:before="173" w:line="229" w:lineRule="auto"/>
-              <w:ind w:left="0" w:right="0" w:firstLine="0" w:leftChars="0" w:rightChars="0" w:firstLineChars="0"/>
+              <w:ind w:left="0" w:leftChars="0" w:right="0" w:rightChars="0" w:firstLine="0" w:firstLineChars="0"/>
               <w:jc w:val="center"/>
               <w:textAlignment w:val="baseline"/>
               <w:rPr>
-                <w:rFonts w:ascii="宋体" w:eastAsia="宋体" w:hAnsi="宋体" w:cs="宋体"/>
+                <w:rFonts w:ascii="宋体" w:hAnsi="宋体" w:eastAsia="宋体" w:cs="宋体"/>
                 <w:spacing w:val="200"/>
                 <w:kern w:val="0"/>
                 <w:sz w:val="20"/>
@@ -1402,14 +1414,14 @@
             </w:pPr>
             <w:r>
               <w:rPr>
-                <w:rFonts w:asciiTheme="minorAscii" w:eastAsiaTheme="minorEastAsia" w:hAnsiTheme="minorAscii" w:hint="eastAsia"/>
+                <w:rFonts w:hint="eastAsia" w:asciiTheme="minorAscii" w:hAnsiTheme="minorAscii" w:eastAsiaTheme="minorEastAsia"/>
                 <w:spacing w:val="0"/>
                 <w:kern w:val="0"/>
                 <w:sz w:val="21"/>
                 <w:vertAlign w:val="baseline"/>
                 <w:lang w:val="en-US" w:eastAsia="zh-CN"/>
               </w:rPr>
-              <w:t>陈凯</w:t>
+              <w:t>茅建根</w:t>
             </w:r>
           </w:p>
         </w:tc>
@@ -1433,18 +1445,18 @@
               <w:adjustRightInd w:val="0"/>
               <w:snapToGrid w:val="0"/>
               <w:spacing w:before="173" w:line="229" w:lineRule="auto"/>
-              <w:ind w:left="0" w:right="0" w:firstLine="0" w:leftChars="0" w:rightChars="0" w:firstLineChars="0"/>
+              <w:ind w:left="0" w:leftChars="0" w:right="0" w:rightChars="0" w:firstLine="0" w:firstLineChars="0"/>
               <w:jc w:val="center"/>
               <w:textAlignment w:val="baseline"/>
               <w:rPr>
-                <w:rFonts w:ascii="宋体" w:eastAsia="宋体" w:hAnsi="宋体" w:cs="宋体"/>
+                <w:rFonts w:ascii="宋体" w:hAnsi="宋体" w:eastAsia="宋体" w:cs="宋体"/>
                 <w:sz w:val="20"/>
                 <w:szCs w:val="20"/>
               </w:rPr>
             </w:pPr>
             <w:r>
               <w:rPr>
-                <w:rFonts w:asciiTheme="minorAscii" w:eastAsiaTheme="minorEastAsia" w:hAnsiTheme="minorAscii" w:hint="eastAsia"/>
+                <w:rFonts w:hint="eastAsia" w:asciiTheme="minorAscii" w:hAnsiTheme="minorAscii" w:eastAsiaTheme="minorEastAsia"/>
                 <w:spacing w:val="0"/>
                 <w:kern w:val="0"/>
                 <w:sz w:val="21"/>
@@ -1458,9 +1470,14 @@
       </w:tr>
       <w:tr>
         <w:tblPrEx>
-          <w:tblW w:w="8214" w:type="dxa"/>
-          <w:jc w:val="center"/>
-          <w:tblLayout w:type="fixed"/>
+          <w:tblBorders>
+            <w:top w:val="single" w:color="000000" w:sz="2" w:space="0"/>
+            <w:left w:val="single" w:color="000000" w:sz="2" w:space="0"/>
+            <w:bottom w:val="single" w:color="000000" w:sz="2" w:space="0"/>
+            <w:right w:val="single" w:color="000000" w:sz="2" w:space="0"/>
+            <w:insideH w:val="single" w:color="000000" w:sz="2" w:space="0"/>
+            <w:insideV w:val="single" w:color="000000" w:sz="2" w:space="0"/>
+          </w:tblBorders>
           <w:tblCellMar>
             <w:top w:w="0" w:type="dxa"/>
             <w:left w:w="0" w:type="dxa"/>
@@ -1469,7 +1486,7 @@
           </w:tblCellMar>
         </w:tblPrEx>
         <w:trPr>
-          <w:trHeight w:val="556"/>
+          <w:trHeight w:val="556" w:hRule="atLeast"/>
           <w:jc w:val="center"/>
         </w:trPr>
         <w:tc>
@@ -1478,7 +1495,7 @@
           </w:tcPr>
           <w:p>
             <w:pPr>
-              <w:pStyle w:val="TableText"/>
+              <w:pStyle w:val="27"/>
               <w:keepNext w:val="0"/>
               <w:keepLines w:val="0"/>
               <w:pageBreakBefore w:val="0"/>
@@ -1492,7 +1509,7 @@
               <w:bidi w:val="0"/>
               <w:adjustRightInd w:val="0"/>
               <w:snapToGrid w:val="0"/>
-              <w:ind w:left="0" w:right="0" w:firstLine="0" w:leftChars="0" w:rightChars="0" w:firstLineChars="0"/>
+              <w:ind w:left="0" w:leftChars="0" w:right="0" w:rightChars="0" w:firstLine="0" w:firstLineChars="0"/>
               <w:jc w:val="center"/>
               <w:textAlignment w:val="baseline"/>
             </w:pPr>
@@ -1504,7 +1521,7 @@
           </w:tcPr>
           <w:p>
             <w:pPr>
-              <w:pStyle w:val="TableText"/>
+              <w:pStyle w:val="27"/>
               <w:keepNext w:val="0"/>
               <w:keepLines w:val="0"/>
               <w:pageBreakBefore w:val="0"/>
@@ -1518,7 +1535,7 @@
               <w:bidi w:val="0"/>
               <w:adjustRightInd w:val="0"/>
               <w:snapToGrid w:val="0"/>
-              <w:ind w:left="0" w:right="0" w:firstLine="0" w:leftChars="0" w:rightChars="0" w:firstLineChars="0"/>
+              <w:ind w:left="0" w:leftChars="0" w:right="0" w:rightChars="0" w:firstLine="0" w:firstLineChars="0"/>
               <w:jc w:val="center"/>
               <w:textAlignment w:val="baseline"/>
             </w:pPr>
@@ -1530,7 +1547,7 @@
           </w:tcPr>
           <w:p>
             <w:pPr>
-              <w:pStyle w:val="TableText"/>
+              <w:pStyle w:val="27"/>
               <w:keepNext w:val="0"/>
               <w:keepLines w:val="0"/>
               <w:pageBreakBefore w:val="0"/>
@@ -1544,7 +1561,7 @@
               <w:bidi w:val="0"/>
               <w:adjustRightInd w:val="0"/>
               <w:snapToGrid w:val="0"/>
-              <w:ind w:left="0" w:right="0" w:firstLine="0" w:leftChars="0" w:rightChars="0" w:firstLineChars="0"/>
+              <w:ind w:left="0" w:leftChars="0" w:right="0" w:rightChars="0" w:firstLine="0" w:firstLineChars="0"/>
               <w:jc w:val="center"/>
               <w:textAlignment w:val="baseline"/>
             </w:pPr>
@@ -1556,7 +1573,7 @@
           </w:tcPr>
           <w:p>
             <w:pPr>
-              <w:pStyle w:val="TableText"/>
+              <w:pStyle w:val="27"/>
               <w:keepNext w:val="0"/>
               <w:keepLines w:val="0"/>
               <w:pageBreakBefore w:val="0"/>
@@ -1570,7 +1587,7 @@
               <w:bidi w:val="0"/>
               <w:adjustRightInd w:val="0"/>
               <w:snapToGrid w:val="0"/>
-              <w:ind w:left="0" w:right="0" w:firstLine="0" w:leftChars="0" w:rightChars="0" w:firstLineChars="0"/>
+              <w:ind w:left="0" w:leftChars="0" w:right="0" w:rightChars="0" w:firstLine="0" w:firstLineChars="0"/>
               <w:jc w:val="center"/>
               <w:textAlignment w:val="baseline"/>
             </w:pPr>
@@ -1582,7 +1599,7 @@
           </w:tcPr>
           <w:p>
             <w:pPr>
-              <w:pStyle w:val="TableText"/>
+              <w:pStyle w:val="27"/>
               <w:keepNext w:val="0"/>
               <w:keepLines w:val="0"/>
               <w:pageBreakBefore w:val="0"/>
@@ -1596,7 +1613,7 @@
               <w:bidi w:val="0"/>
               <w:adjustRightInd w:val="0"/>
               <w:snapToGrid w:val="0"/>
-              <w:ind w:left="0" w:right="0" w:firstLine="0" w:leftChars="0" w:rightChars="0" w:firstLineChars="0"/>
+              <w:ind w:left="0" w:leftChars="0" w:right="0" w:rightChars="0" w:firstLine="0" w:firstLineChars="0"/>
               <w:jc w:val="center"/>
               <w:textAlignment w:val="baseline"/>
             </w:pPr>
@@ -1608,7 +1625,7 @@
           </w:tcPr>
           <w:p>
             <w:pPr>
-              <w:pStyle w:val="TableText"/>
+              <w:pStyle w:val="27"/>
               <w:keepNext w:val="0"/>
               <w:keepLines w:val="0"/>
               <w:pageBreakBefore w:val="0"/>
@@ -1622,7 +1639,7 @@
               <w:bidi w:val="0"/>
               <w:adjustRightInd w:val="0"/>
               <w:snapToGrid w:val="0"/>
-              <w:ind w:left="0" w:right="0" w:firstLine="0" w:leftChars="0" w:rightChars="0" w:firstLineChars="0"/>
+              <w:ind w:left="0" w:leftChars="0" w:right="0" w:rightChars="0" w:firstLine="0" w:firstLineChars="0"/>
               <w:jc w:val="center"/>
               <w:textAlignment w:val="baseline"/>
             </w:pPr>
@@ -1631,9 +1648,14 @@
       </w:tr>
       <w:tr>
         <w:tblPrEx>
-          <w:tblW w:w="8214" w:type="dxa"/>
-          <w:jc w:val="center"/>
-          <w:tblLayout w:type="fixed"/>
+          <w:tblBorders>
+            <w:top w:val="single" w:color="000000" w:sz="2" w:space="0"/>
+            <w:left w:val="single" w:color="000000" w:sz="2" w:space="0"/>
+            <w:bottom w:val="single" w:color="000000" w:sz="2" w:space="0"/>
+            <w:right w:val="single" w:color="000000" w:sz="2" w:space="0"/>
+            <w:insideH w:val="single" w:color="000000" w:sz="2" w:space="0"/>
+            <w:insideV w:val="single" w:color="000000" w:sz="2" w:space="0"/>
+          </w:tblBorders>
           <w:tblCellMar>
             <w:top w:w="0" w:type="dxa"/>
             <w:left w:w="0" w:type="dxa"/>
@@ -1642,7 +1664,7 @@
           </w:tblCellMar>
         </w:tblPrEx>
         <w:trPr>
-          <w:trHeight w:val="556"/>
+          <w:trHeight w:val="556" w:hRule="atLeast"/>
           <w:jc w:val="center"/>
         </w:trPr>
         <w:tc>
@@ -1651,7 +1673,7 @@
           </w:tcPr>
           <w:p>
             <w:pPr>
-              <w:pStyle w:val="TableText"/>
+              <w:pStyle w:val="27"/>
               <w:keepNext w:val="0"/>
               <w:keepLines w:val="0"/>
               <w:pageBreakBefore w:val="0"/>
@@ -1665,7 +1687,7 @@
               <w:bidi w:val="0"/>
               <w:adjustRightInd w:val="0"/>
               <w:snapToGrid w:val="0"/>
-              <w:ind w:left="0" w:right="0" w:firstLine="0" w:leftChars="0" w:rightChars="0" w:firstLineChars="0"/>
+              <w:ind w:left="0" w:leftChars="0" w:right="0" w:rightChars="0" w:firstLine="0" w:firstLineChars="0"/>
               <w:jc w:val="center"/>
               <w:textAlignment w:val="baseline"/>
             </w:pPr>
@@ -1677,7 +1699,7 @@
           </w:tcPr>
           <w:p>
             <w:pPr>
-              <w:pStyle w:val="TableText"/>
+              <w:pStyle w:val="27"/>
               <w:keepNext w:val="0"/>
               <w:keepLines w:val="0"/>
               <w:pageBreakBefore w:val="0"/>
@@ -1691,7 +1713,7 @@
               <w:bidi w:val="0"/>
               <w:adjustRightInd w:val="0"/>
               <w:snapToGrid w:val="0"/>
-              <w:ind w:left="0" w:right="0" w:firstLine="0" w:leftChars="0" w:rightChars="0" w:firstLineChars="0"/>
+              <w:ind w:left="0" w:leftChars="0" w:right="0" w:rightChars="0" w:firstLine="0" w:firstLineChars="0"/>
               <w:jc w:val="center"/>
               <w:textAlignment w:val="baseline"/>
             </w:pPr>
@@ -1703,7 +1725,7 @@
           </w:tcPr>
           <w:p>
             <w:pPr>
-              <w:pStyle w:val="TableText"/>
+              <w:pStyle w:val="27"/>
               <w:keepNext w:val="0"/>
               <w:keepLines w:val="0"/>
               <w:pageBreakBefore w:val="0"/>
@@ -1717,7 +1739,7 @@
               <w:bidi w:val="0"/>
               <w:adjustRightInd w:val="0"/>
               <w:snapToGrid w:val="0"/>
-              <w:ind w:left="0" w:right="0" w:firstLine="0" w:leftChars="0" w:rightChars="0" w:firstLineChars="0"/>
+              <w:ind w:left="0" w:leftChars="0" w:right="0" w:rightChars="0" w:firstLine="0" w:firstLineChars="0"/>
               <w:jc w:val="center"/>
               <w:textAlignment w:val="baseline"/>
             </w:pPr>
@@ -1729,7 +1751,7 @@
           </w:tcPr>
           <w:p>
             <w:pPr>
-              <w:pStyle w:val="TableText"/>
+              <w:pStyle w:val="27"/>
               <w:keepNext w:val="0"/>
               <w:keepLines w:val="0"/>
               <w:pageBreakBefore w:val="0"/>
@@ -1743,7 +1765,7 @@
               <w:bidi w:val="0"/>
               <w:adjustRightInd w:val="0"/>
               <w:snapToGrid w:val="0"/>
-              <w:ind w:left="0" w:right="0" w:firstLine="0" w:leftChars="0" w:rightChars="0" w:firstLineChars="0"/>
+              <w:ind w:left="0" w:leftChars="0" w:right="0" w:rightChars="0" w:firstLine="0" w:firstLineChars="0"/>
               <w:jc w:val="center"/>
               <w:textAlignment w:val="baseline"/>
             </w:pPr>
@@ -1755,7 +1777,7 @@
           </w:tcPr>
           <w:p>
             <w:pPr>
-              <w:pStyle w:val="TableText"/>
+              <w:pStyle w:val="27"/>
               <w:keepNext w:val="0"/>
               <w:keepLines w:val="0"/>
               <w:pageBreakBefore w:val="0"/>
@@ -1769,7 +1791,7 @@
               <w:bidi w:val="0"/>
               <w:adjustRightInd w:val="0"/>
               <w:snapToGrid w:val="0"/>
-              <w:ind w:left="0" w:right="0" w:firstLine="0" w:leftChars="0" w:rightChars="0" w:firstLineChars="0"/>
+              <w:ind w:left="0" w:leftChars="0" w:right="0" w:rightChars="0" w:firstLine="0" w:firstLineChars="0"/>
               <w:jc w:val="center"/>
               <w:textAlignment w:val="baseline"/>
             </w:pPr>
@@ -1781,7 +1803,7 @@
           </w:tcPr>
           <w:p>
             <w:pPr>
-              <w:pStyle w:val="TableText"/>
+              <w:pStyle w:val="27"/>
               <w:keepNext w:val="0"/>
               <w:keepLines w:val="0"/>
               <w:pageBreakBefore w:val="0"/>
@@ -1795,7 +1817,7 @@
               <w:bidi w:val="0"/>
               <w:adjustRightInd w:val="0"/>
               <w:snapToGrid w:val="0"/>
-              <w:ind w:left="0" w:right="0" w:firstLine="0" w:leftChars="0" w:rightChars="0" w:firstLineChars="0"/>
+              <w:ind w:left="0" w:leftChars="0" w:right="0" w:rightChars="0" w:firstLine="0" w:firstLineChars="0"/>
               <w:jc w:val="center"/>
               <w:textAlignment w:val="baseline"/>
             </w:pPr>
@@ -1804,9 +1826,14 @@
       </w:tr>
       <w:tr>
         <w:tblPrEx>
-          <w:tblW w:w="8214" w:type="dxa"/>
-          <w:jc w:val="center"/>
-          <w:tblLayout w:type="fixed"/>
+          <w:tblBorders>
+            <w:top w:val="single" w:color="000000" w:sz="2" w:space="0"/>
+            <w:left w:val="single" w:color="000000" w:sz="2" w:space="0"/>
+            <w:bottom w:val="single" w:color="000000" w:sz="2" w:space="0"/>
+            <w:right w:val="single" w:color="000000" w:sz="2" w:space="0"/>
+            <w:insideH w:val="single" w:color="000000" w:sz="2" w:space="0"/>
+            <w:insideV w:val="single" w:color="000000" w:sz="2" w:space="0"/>
+          </w:tblBorders>
           <w:tblCellMar>
             <w:top w:w="0" w:type="dxa"/>
             <w:left w:w="0" w:type="dxa"/>
@@ -1815,7 +1842,7 @@
           </w:tblCellMar>
         </w:tblPrEx>
         <w:trPr>
-          <w:trHeight w:val="557"/>
+          <w:trHeight w:val="557" w:hRule="atLeast"/>
           <w:jc w:val="center"/>
         </w:trPr>
         <w:tc>
@@ -1824,7 +1851,7 @@
           </w:tcPr>
           <w:p>
             <w:pPr>
-              <w:pStyle w:val="TableText"/>
+              <w:pStyle w:val="27"/>
               <w:keepNext w:val="0"/>
               <w:keepLines w:val="0"/>
               <w:pageBreakBefore w:val="0"/>
@@ -1838,7 +1865,7 @@
               <w:bidi w:val="0"/>
               <w:adjustRightInd w:val="0"/>
               <w:snapToGrid w:val="0"/>
-              <w:ind w:left="0" w:right="0" w:firstLine="0" w:leftChars="0" w:rightChars="0" w:firstLineChars="0"/>
+              <w:ind w:left="0" w:leftChars="0" w:right="0" w:rightChars="0" w:firstLine="0" w:firstLineChars="0"/>
               <w:jc w:val="center"/>
               <w:textAlignment w:val="baseline"/>
             </w:pPr>
@@ -1850,7 +1877,7 @@
           </w:tcPr>
           <w:p>
             <w:pPr>
-              <w:pStyle w:val="TableText"/>
+              <w:pStyle w:val="27"/>
               <w:keepNext w:val="0"/>
               <w:keepLines w:val="0"/>
               <w:pageBreakBefore w:val="0"/>
@@ -1864,7 +1891,7 @@
               <w:bidi w:val="0"/>
               <w:adjustRightInd w:val="0"/>
               <w:snapToGrid w:val="0"/>
-              <w:ind w:left="0" w:right="0" w:firstLine="0" w:leftChars="0" w:rightChars="0" w:firstLineChars="0"/>
+              <w:ind w:left="0" w:leftChars="0" w:right="0" w:rightChars="0" w:firstLine="0" w:firstLineChars="0"/>
               <w:jc w:val="center"/>
               <w:textAlignment w:val="baseline"/>
             </w:pPr>
@@ -1876,7 +1903,7 @@
           </w:tcPr>
           <w:p>
             <w:pPr>
-              <w:pStyle w:val="TableText"/>
+              <w:pStyle w:val="27"/>
               <w:keepNext w:val="0"/>
               <w:keepLines w:val="0"/>
               <w:pageBreakBefore w:val="0"/>
@@ -1890,7 +1917,7 @@
               <w:bidi w:val="0"/>
               <w:adjustRightInd w:val="0"/>
               <w:snapToGrid w:val="0"/>
-              <w:ind w:left="0" w:right="0" w:firstLine="0" w:leftChars="0" w:rightChars="0" w:firstLineChars="0"/>
+              <w:ind w:left="0" w:leftChars="0" w:right="0" w:rightChars="0" w:firstLine="0" w:firstLineChars="0"/>
               <w:jc w:val="center"/>
               <w:textAlignment w:val="baseline"/>
             </w:pPr>
@@ -1902,7 +1929,7 @@
           </w:tcPr>
           <w:p>
             <w:pPr>
-              <w:pStyle w:val="TableText"/>
+              <w:pStyle w:val="27"/>
               <w:keepNext w:val="0"/>
               <w:keepLines w:val="0"/>
               <w:pageBreakBefore w:val="0"/>
@@ -1916,7 +1943,7 @@
               <w:bidi w:val="0"/>
               <w:adjustRightInd w:val="0"/>
               <w:snapToGrid w:val="0"/>
-              <w:ind w:left="0" w:right="0" w:firstLine="0" w:leftChars="0" w:rightChars="0" w:firstLineChars="0"/>
+              <w:ind w:left="0" w:leftChars="0" w:right="0" w:rightChars="0" w:firstLine="0" w:firstLineChars="0"/>
               <w:jc w:val="center"/>
               <w:textAlignment w:val="baseline"/>
             </w:pPr>
@@ -1928,7 +1955,7 @@
           </w:tcPr>
           <w:p>
             <w:pPr>
-              <w:pStyle w:val="TableText"/>
+              <w:pStyle w:val="27"/>
               <w:keepNext w:val="0"/>
               <w:keepLines w:val="0"/>
               <w:pageBreakBefore w:val="0"/>
@@ -1942,7 +1969,7 @@
               <w:bidi w:val="0"/>
               <w:adjustRightInd w:val="0"/>
               <w:snapToGrid w:val="0"/>
-              <w:ind w:left="0" w:right="0" w:firstLine="0" w:leftChars="0" w:rightChars="0" w:firstLineChars="0"/>
+              <w:ind w:left="0" w:leftChars="0" w:right="0" w:rightChars="0" w:firstLine="0" w:firstLineChars="0"/>
               <w:jc w:val="center"/>
               <w:textAlignment w:val="baseline"/>
             </w:pPr>
@@ -1954,7 +1981,7 @@
           </w:tcPr>
           <w:p>
             <w:pPr>
-              <w:pStyle w:val="TableText"/>
+              <w:pStyle w:val="27"/>
               <w:keepNext w:val="0"/>
               <w:keepLines w:val="0"/>
               <w:pageBreakBefore w:val="0"/>
@@ -1968,7 +1995,7 @@
               <w:bidi w:val="0"/>
               <w:adjustRightInd w:val="0"/>
               <w:snapToGrid w:val="0"/>
-              <w:ind w:left="0" w:right="0" w:firstLine="0" w:leftChars="0" w:rightChars="0" w:firstLineChars="0"/>
+              <w:ind w:left="0" w:leftChars="0" w:right="0" w:rightChars="0" w:firstLine="0" w:firstLineChars="0"/>
               <w:jc w:val="center"/>
               <w:textAlignment w:val="baseline"/>
             </w:pPr>
@@ -2000,7 +2027,7 @@
     <w:sdt>
       <w:sdtPr>
         <w:rPr>
-          <w:rFonts w:ascii="宋体" w:eastAsia="宋体" w:hAnsi="宋体" w:cs="Arial"/>
+          <w:rFonts w:ascii="宋体" w:hAnsi="宋体" w:eastAsia="宋体" w:cs="Arial"/>
           <w:snapToGrid w:val="0"/>
           <w:color w:val="000000"/>
           <w:kern w:val="0"/>
@@ -2016,7 +2043,7 @@
       </w:sdtPr>
       <w:sdtEndPr>
         <w:rPr>
-          <w:rFonts w:ascii="宋体" w:eastAsia="宋体" w:hAnsi="宋体" w:cs="宋体" w:hint="eastAsia"/>
+          <w:rFonts w:hint="eastAsia" w:ascii="宋体" w:hAnsi="宋体" w:eastAsia="宋体" w:cs="宋体"/>
           <w:snapToGrid w:val="0"/>
           <w:color w:val="000000"/>
           <w:kern w:val="0"/>
@@ -2042,18 +2069,18 @@
             <w:adjustRightInd w:val="0"/>
             <w:snapToGrid w:val="0"/>
             <w:spacing w:before="0" w:beforeLines="0" w:after="0" w:afterLines="0" w:line="240" w:lineRule="auto"/>
-            <w:ind w:left="0" w:right="0" w:firstLine="0" w:leftChars="0" w:rightChars="0" w:firstLineChars="0"/>
+            <w:ind w:left="0" w:leftChars="0" w:right="0" w:rightChars="0" w:firstLine="0" w:firstLineChars="0"/>
             <w:jc w:val="center"/>
             <w:textAlignment w:val="baseline"/>
             <w:rPr>
-              <w:rFonts w:ascii="宋体" w:eastAsia="宋体" w:hAnsi="宋体" w:cs="宋体" w:hint="eastAsia"/>
+              <w:rFonts w:hint="eastAsia" w:ascii="宋体" w:hAnsi="宋体" w:eastAsia="宋体" w:cs="宋体"/>
               <w:sz w:val="24"/>
               <w:szCs w:val="24"/>
             </w:rPr>
           </w:pPr>
           <w:r>
             <w:rPr>
-              <w:rFonts w:ascii="宋体" w:eastAsia="宋体" w:hAnsi="宋体" w:cs="宋体" w:hint="eastAsia"/>
+              <w:rFonts w:hint="eastAsia" w:ascii="宋体" w:hAnsi="宋体" w:eastAsia="宋体" w:cs="宋体"/>
               <w:sz w:val="24"/>
               <w:szCs w:val="24"/>
             </w:rPr>
@@ -2062,14 +2089,16 @@
         </w:p>
         <w:p>
           <w:pPr>
-            <w:pStyle w:val="TOC1"/>
+            <w:pStyle w:val="16"/>
             <w:tabs>
               <w:tab w:val="right" w:leader="dot" w:pos="8306"/>
             </w:tabs>
           </w:pPr>
-          <w:r>
-            <w:rPr>
-              <w:rFonts w:ascii="宋体" w:eastAsia="宋体" w:hAnsi="宋体" w:cs="宋体" w:hint="eastAsia"/>
+          <w:bookmarkStart w:id="17" w:name="_GoBack"/>
+          <w:bookmarkEnd w:id="17"/>
+          <w:r>
+            <w:rPr>
+              <w:rFonts w:hint="eastAsia" w:ascii="宋体" w:hAnsi="宋体" w:eastAsia="宋体" w:cs="宋体"/>
               <w:sz w:val="24"/>
               <w:szCs w:val="24"/>
             </w:rPr>
@@ -2077,7 +2106,7 @@
           </w:r>
           <w:r>
             <w:rPr>
-              <w:rFonts w:ascii="宋体" w:eastAsia="宋体" w:hAnsi="宋体" w:cs="宋体" w:hint="eastAsia"/>
+              <w:rFonts w:hint="eastAsia" w:ascii="宋体" w:hAnsi="宋体" w:eastAsia="宋体" w:cs="宋体"/>
               <w:sz w:val="24"/>
               <w:szCs w:val="24"/>
             </w:rPr>
@@ -2085,7 +2114,7 @@
           </w:r>
           <w:r>
             <w:rPr>
-              <w:rFonts w:ascii="宋体" w:eastAsia="宋体" w:hAnsi="宋体" w:cs="宋体" w:hint="eastAsia"/>
+              <w:rFonts w:hint="eastAsia" w:ascii="宋体" w:hAnsi="宋体" w:eastAsia="宋体" w:cs="宋体"/>
               <w:sz w:val="24"/>
               <w:szCs w:val="24"/>
             </w:rPr>
@@ -2093,21 +2122,21 @@
           </w:r>
           <w:r>
             <w:rPr>
-              <w:rFonts w:ascii="宋体" w:eastAsia="宋体" w:hAnsi="宋体" w:cs="宋体" w:hint="eastAsia"/>
+              <w:rFonts w:hint="eastAsia" w:ascii="宋体" w:hAnsi="宋体" w:eastAsia="宋体" w:cs="宋体"/>
               <w:szCs w:val="24"/>
             </w:rPr>
             <w:fldChar w:fldCharType="begin"/>
           </w:r>
           <w:r>
             <w:rPr>
-              <w:rFonts w:ascii="宋体" w:eastAsia="宋体" w:hAnsi="宋体" w:cs="宋体" w:hint="eastAsia"/>
-              <w:szCs w:val="24"/>
-            </w:rPr>
-            <w:instrText xml:space="preserve"> HYPERLINK \l _Toc27660 </w:instrText>
-          </w:r>
-          <w:r>
-            <w:rPr>
-              <w:rFonts w:ascii="宋体" w:eastAsia="宋体" w:hAnsi="宋体" w:cs="宋体" w:hint="eastAsia"/>
+              <w:rFonts w:hint="eastAsia" w:ascii="宋体" w:hAnsi="宋体" w:eastAsia="宋体" w:cs="宋体"/>
+              <w:szCs w:val="24"/>
+            </w:rPr>
+            <w:instrText xml:space="preserve"> HYPERLINK \l _Toc2301 </w:instrText>
+          </w:r>
+          <w:r>
+            <w:rPr>
+              <w:rFonts w:hint="eastAsia" w:ascii="宋体" w:hAnsi="宋体" w:eastAsia="宋体" w:cs="宋体"/>
               <w:szCs w:val="24"/>
             </w:rPr>
             <w:fldChar w:fldCharType="separate"/>
@@ -2126,7 +2155,7 @@
             <w:fldChar w:fldCharType="begin"/>
           </w:r>
           <w:r>
-            <w:instrText xml:space="preserve"> PAGEREF _Toc27660 \h </w:instrText>
+            <w:instrText xml:space="preserve"> PAGEREF _Toc2301 \h </w:instrText>
           </w:r>
           <w:r>
             <w:fldChar w:fldCharType="separate"/>
@@ -2139,7 +2168,7 @@
           </w:r>
           <w:r>
             <w:rPr>
-              <w:rFonts w:ascii="宋体" w:eastAsia="宋体" w:hAnsi="宋体" w:cs="宋体" w:hint="eastAsia"/>
+              <w:rFonts w:hint="eastAsia" w:ascii="宋体" w:hAnsi="宋体" w:eastAsia="宋体" w:cs="宋体"/>
               <w:szCs w:val="24"/>
             </w:rPr>
             <w:fldChar w:fldCharType="end"/>
@@ -2147,28 +2176,28 @@
         </w:p>
         <w:p>
           <w:pPr>
-            <w:pStyle w:val="TOC1"/>
+            <w:pStyle w:val="16"/>
             <w:tabs>
               <w:tab w:val="right" w:leader="dot" w:pos="8306"/>
             </w:tabs>
           </w:pPr>
           <w:r>
             <w:rPr>
-              <w:rFonts w:ascii="宋体" w:eastAsia="宋体" w:hAnsi="宋体" w:cs="宋体" w:hint="eastAsia"/>
+              <w:rFonts w:hint="eastAsia" w:ascii="宋体" w:hAnsi="宋体" w:eastAsia="宋体" w:cs="宋体"/>
               <w:szCs w:val="24"/>
             </w:rPr>
             <w:fldChar w:fldCharType="begin"/>
           </w:r>
           <w:r>
             <w:rPr>
-              <w:rFonts w:ascii="宋体" w:eastAsia="宋体" w:hAnsi="宋体" w:cs="宋体" w:hint="eastAsia"/>
-              <w:szCs w:val="24"/>
-            </w:rPr>
-            <w:instrText xml:space="preserve"> HYPERLINK \l _Toc10424 </w:instrText>
-          </w:r>
-          <w:r>
-            <w:rPr>
-              <w:rFonts w:ascii="宋体" w:eastAsia="宋体" w:hAnsi="宋体" w:cs="宋体" w:hint="eastAsia"/>
+              <w:rFonts w:hint="eastAsia" w:ascii="宋体" w:hAnsi="宋体" w:eastAsia="宋体" w:cs="宋体"/>
+              <w:szCs w:val="24"/>
+            </w:rPr>
+            <w:instrText xml:space="preserve"> HYPERLINK \l _Toc17194 </w:instrText>
+          </w:r>
+          <w:r>
+            <w:rPr>
+              <w:rFonts w:hint="eastAsia" w:ascii="宋体" w:hAnsi="宋体" w:eastAsia="宋体" w:cs="宋体"/>
               <w:szCs w:val="24"/>
             </w:rPr>
             <w:fldChar w:fldCharType="separate"/>
@@ -2187,7 +2216,7 @@
             <w:fldChar w:fldCharType="begin"/>
           </w:r>
           <w:r>
-            <w:instrText xml:space="preserve"> PAGEREF _Toc10424 \h </w:instrText>
+            <w:instrText xml:space="preserve"> PAGEREF _Toc17194 \h </w:instrText>
           </w:r>
           <w:r>
             <w:fldChar w:fldCharType="separate"/>
@@ -2200,7 +2229,7 @@
           </w:r>
           <w:r>
             <w:rPr>
-              <w:rFonts w:ascii="宋体" w:eastAsia="宋体" w:hAnsi="宋体" w:cs="宋体" w:hint="eastAsia"/>
+              <w:rFonts w:hint="eastAsia" w:ascii="宋体" w:hAnsi="宋体" w:eastAsia="宋体" w:cs="宋体"/>
               <w:szCs w:val="24"/>
             </w:rPr>
             <w:fldChar w:fldCharType="end"/>
@@ -2208,28 +2237,28 @@
         </w:p>
         <w:p>
           <w:pPr>
-            <w:pStyle w:val="TOC1"/>
+            <w:pStyle w:val="16"/>
             <w:tabs>
               <w:tab w:val="right" w:leader="dot" w:pos="8306"/>
             </w:tabs>
           </w:pPr>
           <w:r>
             <w:rPr>
-              <w:rFonts w:ascii="宋体" w:eastAsia="宋体" w:hAnsi="宋体" w:cs="宋体" w:hint="eastAsia"/>
+              <w:rFonts w:hint="eastAsia" w:ascii="宋体" w:hAnsi="宋体" w:eastAsia="宋体" w:cs="宋体"/>
               <w:szCs w:val="24"/>
             </w:rPr>
             <w:fldChar w:fldCharType="begin"/>
           </w:r>
           <w:r>
             <w:rPr>
-              <w:rFonts w:ascii="宋体" w:eastAsia="宋体" w:hAnsi="宋体" w:cs="宋体" w:hint="eastAsia"/>
-              <w:szCs w:val="24"/>
-            </w:rPr>
-            <w:instrText xml:space="preserve"> HYPERLINK \l _Toc17933 </w:instrText>
-          </w:r>
-          <w:r>
-            <w:rPr>
-              <w:rFonts w:ascii="宋体" w:eastAsia="宋体" w:hAnsi="宋体" w:cs="宋体" w:hint="eastAsia"/>
+              <w:rFonts w:hint="eastAsia" w:ascii="宋体" w:hAnsi="宋体" w:eastAsia="宋体" w:cs="宋体"/>
+              <w:szCs w:val="24"/>
+            </w:rPr>
+            <w:instrText xml:space="preserve"> HYPERLINK \l _Toc13748 </w:instrText>
+          </w:r>
+          <w:r>
+            <w:rPr>
+              <w:rFonts w:hint="eastAsia" w:ascii="宋体" w:hAnsi="宋体" w:eastAsia="宋体" w:cs="宋体"/>
               <w:szCs w:val="24"/>
             </w:rPr>
             <w:fldChar w:fldCharType="separate"/>
@@ -2248,7 +2277,7 @@
             <w:fldChar w:fldCharType="begin"/>
           </w:r>
           <w:r>
-            <w:instrText xml:space="preserve"> PAGEREF _Toc17933 \h </w:instrText>
+            <w:instrText xml:space="preserve"> PAGEREF _Toc13748 \h </w:instrText>
           </w:r>
           <w:r>
             <w:fldChar w:fldCharType="separate"/>
@@ -2261,7 +2290,7 @@
           </w:r>
           <w:r>
             <w:rPr>
-              <w:rFonts w:ascii="宋体" w:eastAsia="宋体" w:hAnsi="宋体" w:cs="宋体" w:hint="eastAsia"/>
+              <w:rFonts w:hint="eastAsia" w:ascii="宋体" w:hAnsi="宋体" w:eastAsia="宋体" w:cs="宋体"/>
               <w:szCs w:val="24"/>
             </w:rPr>
             <w:fldChar w:fldCharType="end"/>
@@ -2269,28 +2298,28 @@
         </w:p>
         <w:p>
           <w:pPr>
-            <w:pStyle w:val="TOC1"/>
+            <w:pStyle w:val="16"/>
             <w:tabs>
               <w:tab w:val="right" w:leader="dot" w:pos="8306"/>
             </w:tabs>
           </w:pPr>
           <w:r>
             <w:rPr>
-              <w:rFonts w:ascii="宋体" w:eastAsia="宋体" w:hAnsi="宋体" w:cs="宋体" w:hint="eastAsia"/>
+              <w:rFonts w:hint="eastAsia" w:ascii="宋体" w:hAnsi="宋体" w:eastAsia="宋体" w:cs="宋体"/>
               <w:szCs w:val="24"/>
             </w:rPr>
             <w:fldChar w:fldCharType="begin"/>
           </w:r>
           <w:r>
             <w:rPr>
-              <w:rFonts w:ascii="宋体" w:eastAsia="宋体" w:hAnsi="宋体" w:cs="宋体" w:hint="eastAsia"/>
-              <w:szCs w:val="24"/>
-            </w:rPr>
-            <w:instrText xml:space="preserve"> HYPERLINK \l _Toc16179 </w:instrText>
-          </w:r>
-          <w:r>
-            <w:rPr>
-              <w:rFonts w:ascii="宋体" w:eastAsia="宋体" w:hAnsi="宋体" w:cs="宋体" w:hint="eastAsia"/>
+              <w:rFonts w:hint="eastAsia" w:ascii="宋体" w:hAnsi="宋体" w:eastAsia="宋体" w:cs="宋体"/>
+              <w:szCs w:val="24"/>
+            </w:rPr>
+            <w:instrText xml:space="preserve"> HYPERLINK \l _Toc15062 </w:instrText>
+          </w:r>
+          <w:r>
+            <w:rPr>
+              <w:rFonts w:hint="eastAsia" w:ascii="宋体" w:hAnsi="宋体" w:eastAsia="宋体" w:cs="宋体"/>
               <w:szCs w:val="24"/>
             </w:rPr>
             <w:fldChar w:fldCharType="separate"/>
@@ -2316,7 +2345,7 @@
             <w:fldChar w:fldCharType="begin"/>
           </w:r>
           <w:r>
-            <w:instrText xml:space="preserve"> PAGEREF _Toc16179 \h </w:instrText>
+            <w:instrText xml:space="preserve"> PAGEREF _Toc15062 \h </w:instrText>
           </w:r>
           <w:r>
             <w:fldChar w:fldCharType="separate"/>
@@ -2329,7 +2358,7 @@
           </w:r>
           <w:r>
             <w:rPr>
-              <w:rFonts w:ascii="宋体" w:eastAsia="宋体" w:hAnsi="宋体" w:cs="宋体" w:hint="eastAsia"/>
+              <w:rFonts w:hint="eastAsia" w:ascii="宋体" w:hAnsi="宋体" w:eastAsia="宋体" w:cs="宋体"/>
               <w:szCs w:val="24"/>
             </w:rPr>
             <w:fldChar w:fldCharType="end"/>
@@ -2337,28 +2366,28 @@
         </w:p>
         <w:p>
           <w:pPr>
-            <w:pStyle w:val="TOC2"/>
+            <w:pStyle w:val="17"/>
             <w:tabs>
               <w:tab w:val="right" w:leader="dot" w:pos="8306"/>
             </w:tabs>
           </w:pPr>
           <w:r>
             <w:rPr>
-              <w:rFonts w:ascii="宋体" w:eastAsia="宋体" w:hAnsi="宋体" w:cs="宋体" w:hint="eastAsia"/>
+              <w:rFonts w:hint="eastAsia" w:ascii="宋体" w:hAnsi="宋体" w:eastAsia="宋体" w:cs="宋体"/>
               <w:szCs w:val="24"/>
             </w:rPr>
             <w:fldChar w:fldCharType="begin"/>
           </w:r>
           <w:r>
             <w:rPr>
-              <w:rFonts w:ascii="宋体" w:eastAsia="宋体" w:hAnsi="宋体" w:cs="宋体" w:hint="eastAsia"/>
-              <w:szCs w:val="24"/>
-            </w:rPr>
-            <w:instrText xml:space="preserve"> HYPERLINK \l _Toc16066 </w:instrText>
-          </w:r>
-          <w:r>
-            <w:rPr>
-              <w:rFonts w:ascii="宋体" w:eastAsia="宋体" w:hAnsi="宋体" w:cs="宋体" w:hint="eastAsia"/>
+              <w:rFonts w:hint="eastAsia" w:ascii="宋体" w:hAnsi="宋体" w:eastAsia="宋体" w:cs="宋体"/>
+              <w:szCs w:val="24"/>
+            </w:rPr>
+            <w:instrText xml:space="preserve"> HYPERLINK \l _Toc5466 </w:instrText>
+          </w:r>
+          <w:r>
+            <w:rPr>
+              <w:rFonts w:hint="eastAsia" w:ascii="宋体" w:hAnsi="宋体" w:eastAsia="宋体" w:cs="宋体"/>
               <w:szCs w:val="24"/>
             </w:rPr>
             <w:fldChar w:fldCharType="separate"/>
@@ -2384,7 +2413,7 @@
             <w:fldChar w:fldCharType="begin"/>
           </w:r>
           <w:r>
-            <w:instrText xml:space="preserve"> PAGEREF _Toc16066 \h </w:instrText>
+            <w:instrText xml:space="preserve"> PAGEREF _Toc5466 \h </w:instrText>
           </w:r>
           <w:r>
             <w:fldChar w:fldCharType="separate"/>
@@ -2397,7 +2426,7 @@
           </w:r>
           <w:r>
             <w:rPr>
-              <w:rFonts w:ascii="宋体" w:eastAsia="宋体" w:hAnsi="宋体" w:cs="宋体" w:hint="eastAsia"/>
+              <w:rFonts w:hint="eastAsia" w:ascii="宋体" w:hAnsi="宋体" w:eastAsia="宋体" w:cs="宋体"/>
               <w:szCs w:val="24"/>
             </w:rPr>
             <w:fldChar w:fldCharType="end"/>
@@ -2405,28 +2434,28 @@
         </w:p>
         <w:p>
           <w:pPr>
-            <w:pStyle w:val="TOC3"/>
+            <w:pStyle w:val="13"/>
             <w:tabs>
               <w:tab w:val="right" w:leader="dot" w:pos="8306"/>
             </w:tabs>
           </w:pPr>
           <w:r>
             <w:rPr>
-              <w:rFonts w:ascii="宋体" w:eastAsia="宋体" w:hAnsi="宋体" w:cs="宋体" w:hint="eastAsia"/>
+              <w:rFonts w:hint="eastAsia" w:ascii="宋体" w:hAnsi="宋体" w:eastAsia="宋体" w:cs="宋体"/>
               <w:szCs w:val="24"/>
             </w:rPr>
             <w:fldChar w:fldCharType="begin"/>
           </w:r>
           <w:r>
             <w:rPr>
-              <w:rFonts w:ascii="宋体" w:eastAsia="宋体" w:hAnsi="宋体" w:cs="宋体" w:hint="eastAsia"/>
-              <w:szCs w:val="24"/>
-            </w:rPr>
-            <w:instrText xml:space="preserve"> HYPERLINK \l _Toc9152 </w:instrText>
-          </w:r>
-          <w:r>
-            <w:rPr>
-              <w:rFonts w:ascii="宋体" w:eastAsia="宋体" w:hAnsi="宋体" w:cs="宋体" w:hint="eastAsia"/>
+              <w:rFonts w:hint="eastAsia" w:ascii="宋体" w:hAnsi="宋体" w:eastAsia="宋体" w:cs="宋体"/>
+              <w:szCs w:val="24"/>
+            </w:rPr>
+            <w:instrText xml:space="preserve"> HYPERLINK \l _Toc1924 </w:instrText>
+          </w:r>
+          <w:r>
+            <w:rPr>
+              <w:rFonts w:hint="eastAsia" w:ascii="宋体" w:hAnsi="宋体" w:eastAsia="宋体" w:cs="宋体"/>
               <w:szCs w:val="24"/>
             </w:rPr>
             <w:fldChar w:fldCharType="separate"/>
@@ -2452,7 +2481,7 @@
             <w:fldChar w:fldCharType="begin"/>
           </w:r>
           <w:r>
-            <w:instrText xml:space="preserve"> PAGEREF _Toc9152 \h </w:instrText>
+            <w:instrText xml:space="preserve"> PAGEREF _Toc1924 \h </w:instrText>
           </w:r>
           <w:r>
             <w:fldChar w:fldCharType="separate"/>
@@ -2465,7 +2494,7 @@
           </w:r>
           <w:r>
             <w:rPr>
-              <w:rFonts w:ascii="宋体" w:eastAsia="宋体" w:hAnsi="宋体" w:cs="宋体" w:hint="eastAsia"/>
+              <w:rFonts w:hint="eastAsia" w:ascii="宋体" w:hAnsi="宋体" w:eastAsia="宋体" w:cs="宋体"/>
               <w:szCs w:val="24"/>
             </w:rPr>
             <w:fldChar w:fldCharType="end"/>
@@ -2473,28 +2502,28 @@
         </w:p>
         <w:p>
           <w:pPr>
-            <w:pStyle w:val="TOC3"/>
+            <w:pStyle w:val="13"/>
             <w:tabs>
               <w:tab w:val="right" w:leader="dot" w:pos="8306"/>
             </w:tabs>
           </w:pPr>
           <w:r>
             <w:rPr>
-              <w:rFonts w:ascii="宋体" w:eastAsia="宋体" w:hAnsi="宋体" w:cs="宋体" w:hint="eastAsia"/>
+              <w:rFonts w:hint="eastAsia" w:ascii="宋体" w:hAnsi="宋体" w:eastAsia="宋体" w:cs="宋体"/>
               <w:szCs w:val="24"/>
             </w:rPr>
             <w:fldChar w:fldCharType="begin"/>
           </w:r>
           <w:r>
             <w:rPr>
-              <w:rFonts w:ascii="宋体" w:eastAsia="宋体" w:hAnsi="宋体" w:cs="宋体" w:hint="eastAsia"/>
-              <w:szCs w:val="24"/>
-            </w:rPr>
-            <w:instrText xml:space="preserve"> HYPERLINK \l _Toc7090 </w:instrText>
-          </w:r>
-          <w:r>
-            <w:rPr>
-              <w:rFonts w:ascii="宋体" w:eastAsia="宋体" w:hAnsi="宋体" w:cs="宋体" w:hint="eastAsia"/>
+              <w:rFonts w:hint="eastAsia" w:ascii="宋体" w:hAnsi="宋体" w:eastAsia="宋体" w:cs="宋体"/>
+              <w:szCs w:val="24"/>
+            </w:rPr>
+            <w:instrText xml:space="preserve"> HYPERLINK \l _Toc11673 </w:instrText>
+          </w:r>
+          <w:r>
+            <w:rPr>
+              <w:rFonts w:hint="eastAsia" w:ascii="宋体" w:hAnsi="宋体" w:eastAsia="宋体" w:cs="宋体"/>
               <w:szCs w:val="24"/>
             </w:rPr>
             <w:fldChar w:fldCharType="separate"/>
@@ -2520,7 +2549,7 @@
             <w:fldChar w:fldCharType="begin"/>
           </w:r>
           <w:r>
-            <w:instrText xml:space="preserve"> PAGEREF _Toc7090 \h </w:instrText>
+            <w:instrText xml:space="preserve"> PAGEREF _Toc11673 \h </w:instrText>
           </w:r>
           <w:r>
             <w:fldChar w:fldCharType="separate"/>
@@ -2533,7 +2562,7 @@
           </w:r>
           <w:r>
             <w:rPr>
-              <w:rFonts w:ascii="宋体" w:eastAsia="宋体" w:hAnsi="宋体" w:cs="宋体" w:hint="eastAsia"/>
+              <w:rFonts w:hint="eastAsia" w:ascii="宋体" w:hAnsi="宋体" w:eastAsia="宋体" w:cs="宋体"/>
               <w:szCs w:val="24"/>
             </w:rPr>
             <w:fldChar w:fldCharType="end"/>
@@ -2541,28 +2570,28 @@
         </w:p>
         <w:p>
           <w:pPr>
-            <w:pStyle w:val="TOC3"/>
+            <w:pStyle w:val="13"/>
             <w:tabs>
               <w:tab w:val="right" w:leader="dot" w:pos="8306"/>
             </w:tabs>
           </w:pPr>
           <w:r>
             <w:rPr>
-              <w:rFonts w:ascii="宋体" w:eastAsia="宋体" w:hAnsi="宋体" w:cs="宋体" w:hint="eastAsia"/>
+              <w:rFonts w:hint="eastAsia" w:ascii="宋体" w:hAnsi="宋体" w:eastAsia="宋体" w:cs="宋体"/>
               <w:szCs w:val="24"/>
             </w:rPr>
             <w:fldChar w:fldCharType="begin"/>
           </w:r>
           <w:r>
             <w:rPr>
-              <w:rFonts w:ascii="宋体" w:eastAsia="宋体" w:hAnsi="宋体" w:cs="宋体" w:hint="eastAsia"/>
-              <w:szCs w:val="24"/>
-            </w:rPr>
-            <w:instrText xml:space="preserve"> HYPERLINK \l _Toc2375 </w:instrText>
-          </w:r>
-          <w:r>
-            <w:rPr>
-              <w:rFonts w:ascii="宋体" w:eastAsia="宋体" w:hAnsi="宋体" w:cs="宋体" w:hint="eastAsia"/>
+              <w:rFonts w:hint="eastAsia" w:ascii="宋体" w:hAnsi="宋体" w:eastAsia="宋体" w:cs="宋体"/>
+              <w:szCs w:val="24"/>
+            </w:rPr>
+            <w:instrText xml:space="preserve"> HYPERLINK \l _Toc147 </w:instrText>
+          </w:r>
+          <w:r>
+            <w:rPr>
+              <w:rFonts w:hint="eastAsia" w:ascii="宋体" w:hAnsi="宋体" w:eastAsia="宋体" w:cs="宋体"/>
               <w:szCs w:val="24"/>
             </w:rPr>
             <w:fldChar w:fldCharType="separate"/>
@@ -2588,7 +2617,7 @@
             <w:fldChar w:fldCharType="begin"/>
           </w:r>
           <w:r>
-            <w:instrText xml:space="preserve"> PAGEREF _Toc2375 \h </w:instrText>
+            <w:instrText xml:space="preserve"> PAGEREF _Toc147 \h </w:instrText>
           </w:r>
           <w:r>
             <w:fldChar w:fldCharType="separate"/>
@@ -2601,7 +2630,7 @@
           </w:r>
           <w:r>
             <w:rPr>
-              <w:rFonts w:ascii="宋体" w:eastAsia="宋体" w:hAnsi="宋体" w:cs="宋体" w:hint="eastAsia"/>
+              <w:rFonts w:hint="eastAsia" w:ascii="宋体" w:hAnsi="宋体" w:eastAsia="宋体" w:cs="宋体"/>
               <w:szCs w:val="24"/>
             </w:rPr>
             <w:fldChar w:fldCharType="end"/>
@@ -2609,28 +2638,28 @@
         </w:p>
         <w:p>
           <w:pPr>
-            <w:pStyle w:val="TOC2"/>
+            <w:pStyle w:val="17"/>
             <w:tabs>
               <w:tab w:val="right" w:leader="dot" w:pos="8306"/>
             </w:tabs>
           </w:pPr>
           <w:r>
             <w:rPr>
-              <w:rFonts w:ascii="宋体" w:eastAsia="宋体" w:hAnsi="宋体" w:cs="宋体" w:hint="eastAsia"/>
+              <w:rFonts w:hint="eastAsia" w:ascii="宋体" w:hAnsi="宋体" w:eastAsia="宋体" w:cs="宋体"/>
               <w:szCs w:val="24"/>
             </w:rPr>
             <w:fldChar w:fldCharType="begin"/>
           </w:r>
           <w:r>
             <w:rPr>
-              <w:rFonts w:ascii="宋体" w:eastAsia="宋体" w:hAnsi="宋体" w:cs="宋体" w:hint="eastAsia"/>
-              <w:szCs w:val="24"/>
-            </w:rPr>
-            <w:instrText xml:space="preserve"> HYPERLINK \l _Toc8636 </w:instrText>
-          </w:r>
-          <w:r>
-            <w:rPr>
-              <w:rFonts w:ascii="宋体" w:eastAsia="宋体" w:hAnsi="宋体" w:cs="宋体" w:hint="eastAsia"/>
+              <w:rFonts w:hint="eastAsia" w:ascii="宋体" w:hAnsi="宋体" w:eastAsia="宋体" w:cs="宋体"/>
+              <w:szCs w:val="24"/>
+            </w:rPr>
+            <w:instrText xml:space="preserve"> HYPERLINK \l _Toc18213 </w:instrText>
+          </w:r>
+          <w:r>
+            <w:rPr>
+              <w:rFonts w:hint="eastAsia" w:ascii="宋体" w:hAnsi="宋体" w:eastAsia="宋体" w:cs="宋体"/>
               <w:szCs w:val="24"/>
             </w:rPr>
             <w:fldChar w:fldCharType="separate"/>
@@ -2656,7 +2685,7 @@
             <w:fldChar w:fldCharType="begin"/>
           </w:r>
           <w:r>
-            <w:instrText xml:space="preserve"> PAGEREF _Toc8636 \h </w:instrText>
+            <w:instrText xml:space="preserve"> PAGEREF _Toc18213 \h </w:instrText>
           </w:r>
           <w:r>
             <w:fldChar w:fldCharType="separate"/>
@@ -2669,7 +2698,7 @@
           </w:r>
           <w:r>
             <w:rPr>
-              <w:rFonts w:ascii="宋体" w:eastAsia="宋体" w:hAnsi="宋体" w:cs="宋体" w:hint="eastAsia"/>
+              <w:rFonts w:hint="eastAsia" w:ascii="宋体" w:hAnsi="宋体" w:eastAsia="宋体" w:cs="宋体"/>
               <w:szCs w:val="24"/>
             </w:rPr>
             <w:fldChar w:fldCharType="end"/>
@@ -2677,28 +2706,28 @@
         </w:p>
         <w:p>
           <w:pPr>
-            <w:pStyle w:val="TOC3"/>
+            <w:pStyle w:val="13"/>
             <w:tabs>
               <w:tab w:val="right" w:leader="dot" w:pos="8306"/>
             </w:tabs>
           </w:pPr>
           <w:r>
             <w:rPr>
-              <w:rFonts w:ascii="宋体" w:eastAsia="宋体" w:hAnsi="宋体" w:cs="宋体" w:hint="eastAsia"/>
+              <w:rFonts w:hint="eastAsia" w:ascii="宋体" w:hAnsi="宋体" w:eastAsia="宋体" w:cs="宋体"/>
               <w:szCs w:val="24"/>
             </w:rPr>
             <w:fldChar w:fldCharType="begin"/>
           </w:r>
           <w:r>
             <w:rPr>
-              <w:rFonts w:ascii="宋体" w:eastAsia="宋体" w:hAnsi="宋体" w:cs="宋体" w:hint="eastAsia"/>
-              <w:szCs w:val="24"/>
-            </w:rPr>
-            <w:instrText xml:space="preserve"> HYPERLINK \l _Toc20594 </w:instrText>
-          </w:r>
-          <w:r>
-            <w:rPr>
-              <w:rFonts w:ascii="宋体" w:eastAsia="宋体" w:hAnsi="宋体" w:cs="宋体" w:hint="eastAsia"/>
+              <w:rFonts w:hint="eastAsia" w:ascii="宋体" w:hAnsi="宋体" w:eastAsia="宋体" w:cs="宋体"/>
+              <w:szCs w:val="24"/>
+            </w:rPr>
+            <w:instrText xml:space="preserve"> HYPERLINK \l _Toc18267 </w:instrText>
+          </w:r>
+          <w:r>
+            <w:rPr>
+              <w:rFonts w:hint="eastAsia" w:ascii="宋体" w:hAnsi="宋体" w:eastAsia="宋体" w:cs="宋体"/>
               <w:szCs w:val="24"/>
             </w:rPr>
             <w:fldChar w:fldCharType="separate"/>
@@ -2724,7 +2753,7 @@
             <w:fldChar w:fldCharType="begin"/>
           </w:r>
           <w:r>
-            <w:instrText xml:space="preserve"> PAGEREF _Toc20594 \h </w:instrText>
+            <w:instrText xml:space="preserve"> PAGEREF _Toc18267 \h </w:instrText>
           </w:r>
           <w:r>
             <w:fldChar w:fldCharType="separate"/>
@@ -2737,7 +2766,7 @@
           </w:r>
           <w:r>
             <w:rPr>
-              <w:rFonts w:ascii="宋体" w:eastAsia="宋体" w:hAnsi="宋体" w:cs="宋体" w:hint="eastAsia"/>
+              <w:rFonts w:hint="eastAsia" w:ascii="宋体" w:hAnsi="宋体" w:eastAsia="宋体" w:cs="宋体"/>
               <w:szCs w:val="24"/>
             </w:rPr>
             <w:fldChar w:fldCharType="end"/>
@@ -2745,28 +2774,28 @@
         </w:p>
         <w:p>
           <w:pPr>
-            <w:pStyle w:val="TOC3"/>
+            <w:pStyle w:val="13"/>
             <w:tabs>
               <w:tab w:val="right" w:leader="dot" w:pos="8306"/>
             </w:tabs>
           </w:pPr>
           <w:r>
             <w:rPr>
-              <w:rFonts w:ascii="宋体" w:eastAsia="宋体" w:hAnsi="宋体" w:cs="宋体" w:hint="eastAsia"/>
+              <w:rFonts w:hint="eastAsia" w:ascii="宋体" w:hAnsi="宋体" w:eastAsia="宋体" w:cs="宋体"/>
               <w:szCs w:val="24"/>
             </w:rPr>
             <w:fldChar w:fldCharType="begin"/>
           </w:r>
           <w:r>
             <w:rPr>
-              <w:rFonts w:ascii="宋体" w:eastAsia="宋体" w:hAnsi="宋体" w:cs="宋体" w:hint="eastAsia"/>
-              <w:szCs w:val="24"/>
-            </w:rPr>
-            <w:instrText xml:space="preserve"> HYPERLINK \l _Toc18686 </w:instrText>
-          </w:r>
-          <w:r>
-            <w:rPr>
-              <w:rFonts w:ascii="宋体" w:eastAsia="宋体" w:hAnsi="宋体" w:cs="宋体" w:hint="eastAsia"/>
+              <w:rFonts w:hint="eastAsia" w:ascii="宋体" w:hAnsi="宋体" w:eastAsia="宋体" w:cs="宋体"/>
+              <w:szCs w:val="24"/>
+            </w:rPr>
+            <w:instrText xml:space="preserve"> HYPERLINK \l _Toc21416 </w:instrText>
+          </w:r>
+          <w:r>
+            <w:rPr>
+              <w:rFonts w:hint="eastAsia" w:ascii="宋体" w:hAnsi="宋体" w:eastAsia="宋体" w:cs="宋体"/>
               <w:szCs w:val="24"/>
             </w:rPr>
             <w:fldChar w:fldCharType="separate"/>
@@ -2792,7 +2821,7 @@
             <w:fldChar w:fldCharType="begin"/>
           </w:r>
           <w:r>
-            <w:instrText xml:space="preserve"> PAGEREF _Toc18686 \h </w:instrText>
+            <w:instrText xml:space="preserve"> PAGEREF _Toc21416 \h </w:instrText>
           </w:r>
           <w:r>
             <w:fldChar w:fldCharType="separate"/>
@@ -2805,7 +2834,7 @@
           </w:r>
           <w:r>
             <w:rPr>
-              <w:rFonts w:ascii="宋体" w:eastAsia="宋体" w:hAnsi="宋体" w:cs="宋体" w:hint="eastAsia"/>
+              <w:rFonts w:hint="eastAsia" w:ascii="宋体" w:hAnsi="宋体" w:eastAsia="宋体" w:cs="宋体"/>
               <w:szCs w:val="24"/>
             </w:rPr>
             <w:fldChar w:fldCharType="end"/>
@@ -2813,28 +2842,28 @@
         </w:p>
         <w:p>
           <w:pPr>
-            <w:pStyle w:val="TOC3"/>
+            <w:pStyle w:val="13"/>
             <w:tabs>
               <w:tab w:val="right" w:leader="dot" w:pos="8306"/>
             </w:tabs>
           </w:pPr>
           <w:r>
             <w:rPr>
-              <w:rFonts w:ascii="宋体" w:eastAsia="宋体" w:hAnsi="宋体" w:cs="宋体" w:hint="eastAsia"/>
+              <w:rFonts w:hint="eastAsia" w:ascii="宋体" w:hAnsi="宋体" w:eastAsia="宋体" w:cs="宋体"/>
               <w:szCs w:val="24"/>
             </w:rPr>
             <w:fldChar w:fldCharType="begin"/>
           </w:r>
           <w:r>
             <w:rPr>
-              <w:rFonts w:ascii="宋体" w:eastAsia="宋体" w:hAnsi="宋体" w:cs="宋体" w:hint="eastAsia"/>
-              <w:szCs w:val="24"/>
-            </w:rPr>
-            <w:instrText xml:space="preserve"> HYPERLINK \l _Toc19075 </w:instrText>
-          </w:r>
-          <w:r>
-            <w:rPr>
-              <w:rFonts w:ascii="宋体" w:eastAsia="宋体" w:hAnsi="宋体" w:cs="宋体" w:hint="eastAsia"/>
+              <w:rFonts w:hint="eastAsia" w:ascii="宋体" w:hAnsi="宋体" w:eastAsia="宋体" w:cs="宋体"/>
+              <w:szCs w:val="24"/>
+            </w:rPr>
+            <w:instrText xml:space="preserve"> HYPERLINK \l _Toc11744 </w:instrText>
+          </w:r>
+          <w:r>
+            <w:rPr>
+              <w:rFonts w:hint="eastAsia" w:ascii="宋体" w:hAnsi="宋体" w:eastAsia="宋体" w:cs="宋体"/>
               <w:szCs w:val="24"/>
             </w:rPr>
             <w:fldChar w:fldCharType="separate"/>
@@ -2860,7 +2889,7 @@
             <w:fldChar w:fldCharType="begin"/>
           </w:r>
           <w:r>
-            <w:instrText xml:space="preserve"> PAGEREF _Toc19075 \h </w:instrText>
+            <w:instrText xml:space="preserve"> PAGEREF _Toc11744 \h </w:instrText>
           </w:r>
           <w:r>
             <w:fldChar w:fldCharType="separate"/>
@@ -2873,7 +2902,7 @@
           </w:r>
           <w:r>
             <w:rPr>
-              <w:rFonts w:ascii="宋体" w:eastAsia="宋体" w:hAnsi="宋体" w:cs="宋体" w:hint="eastAsia"/>
+              <w:rFonts w:hint="eastAsia" w:ascii="宋体" w:hAnsi="宋体" w:eastAsia="宋体" w:cs="宋体"/>
               <w:szCs w:val="24"/>
             </w:rPr>
             <w:fldChar w:fldCharType="end"/>
@@ -2881,28 +2910,28 @@
         </w:p>
         <w:p>
           <w:pPr>
-            <w:pStyle w:val="TOC1"/>
+            <w:pStyle w:val="16"/>
             <w:tabs>
               <w:tab w:val="right" w:leader="dot" w:pos="8306"/>
             </w:tabs>
           </w:pPr>
           <w:r>
             <w:rPr>
-              <w:rFonts w:ascii="宋体" w:eastAsia="宋体" w:hAnsi="宋体" w:cs="宋体" w:hint="eastAsia"/>
+              <w:rFonts w:hint="eastAsia" w:ascii="宋体" w:hAnsi="宋体" w:eastAsia="宋体" w:cs="宋体"/>
               <w:szCs w:val="24"/>
             </w:rPr>
             <w:fldChar w:fldCharType="begin"/>
           </w:r>
           <w:r>
             <w:rPr>
-              <w:rFonts w:ascii="宋体" w:eastAsia="宋体" w:hAnsi="宋体" w:cs="宋体" w:hint="eastAsia"/>
-              <w:szCs w:val="24"/>
-            </w:rPr>
-            <w:instrText xml:space="preserve"> HYPERLINK \l _Toc22759 </w:instrText>
-          </w:r>
-          <w:r>
-            <w:rPr>
-              <w:rFonts w:ascii="宋体" w:eastAsia="宋体" w:hAnsi="宋体" w:cs="宋体" w:hint="eastAsia"/>
+              <w:rFonts w:hint="eastAsia" w:ascii="宋体" w:hAnsi="宋体" w:eastAsia="宋体" w:cs="宋体"/>
+              <w:szCs w:val="24"/>
+            </w:rPr>
+            <w:instrText xml:space="preserve"> HYPERLINK \l _Toc28687 </w:instrText>
+          </w:r>
+          <w:r>
+            <w:rPr>
+              <w:rFonts w:hint="eastAsia" w:ascii="宋体" w:hAnsi="宋体" w:eastAsia="宋体" w:cs="宋体"/>
               <w:szCs w:val="24"/>
             </w:rPr>
             <w:fldChar w:fldCharType="separate"/>
@@ -2921,7 +2950,7 @@
             <w:fldChar w:fldCharType="begin"/>
           </w:r>
           <w:r>
-            <w:instrText xml:space="preserve"> PAGEREF _Toc22759 \h </w:instrText>
+            <w:instrText xml:space="preserve"> PAGEREF _Toc28687 \h </w:instrText>
           </w:r>
           <w:r>
             <w:fldChar w:fldCharType="separate"/>
@@ -2934,7 +2963,7 @@
           </w:r>
           <w:r>
             <w:rPr>
-              <w:rFonts w:ascii="宋体" w:eastAsia="宋体" w:hAnsi="宋体" w:cs="宋体" w:hint="eastAsia"/>
+              <w:rFonts w:hint="eastAsia" w:ascii="宋体" w:hAnsi="宋体" w:eastAsia="宋体" w:cs="宋体"/>
               <w:szCs w:val="24"/>
             </w:rPr>
             <w:fldChar w:fldCharType="end"/>
@@ -2942,28 +2971,28 @@
         </w:p>
         <w:p>
           <w:pPr>
-            <w:pStyle w:val="TOC1"/>
+            <w:pStyle w:val="16"/>
             <w:tabs>
               <w:tab w:val="right" w:leader="dot" w:pos="8306"/>
             </w:tabs>
           </w:pPr>
           <w:r>
             <w:rPr>
-              <w:rFonts w:ascii="宋体" w:eastAsia="宋体" w:hAnsi="宋体" w:cs="宋体" w:hint="eastAsia"/>
+              <w:rFonts w:hint="eastAsia" w:ascii="宋体" w:hAnsi="宋体" w:eastAsia="宋体" w:cs="宋体"/>
               <w:szCs w:val="24"/>
             </w:rPr>
             <w:fldChar w:fldCharType="begin"/>
           </w:r>
           <w:r>
             <w:rPr>
-              <w:rFonts w:ascii="宋体" w:eastAsia="宋体" w:hAnsi="宋体" w:cs="宋体" w:hint="eastAsia"/>
-              <w:szCs w:val="24"/>
-            </w:rPr>
-            <w:instrText xml:space="preserve"> HYPERLINK \l _Toc14232 </w:instrText>
-          </w:r>
-          <w:r>
-            <w:rPr>
-              <w:rFonts w:ascii="宋体" w:eastAsia="宋体" w:hAnsi="宋体" w:cs="宋体" w:hint="eastAsia"/>
+              <w:rFonts w:hint="eastAsia" w:ascii="宋体" w:hAnsi="宋体" w:eastAsia="宋体" w:cs="宋体"/>
+              <w:szCs w:val="24"/>
+            </w:rPr>
+            <w:instrText xml:space="preserve"> HYPERLINK \l _Toc3181 </w:instrText>
+          </w:r>
+          <w:r>
+            <w:rPr>
+              <w:rFonts w:hint="eastAsia" w:ascii="宋体" w:hAnsi="宋体" w:eastAsia="宋体" w:cs="宋体"/>
               <w:szCs w:val="24"/>
             </w:rPr>
             <w:fldChar w:fldCharType="separate"/>
@@ -2982,7 +3011,7 @@
             <w:fldChar w:fldCharType="begin"/>
           </w:r>
           <w:r>
-            <w:instrText xml:space="preserve"> PAGEREF _Toc14232 \h </w:instrText>
+            <w:instrText xml:space="preserve"> PAGEREF _Toc3181 \h </w:instrText>
           </w:r>
           <w:r>
             <w:fldChar w:fldCharType="separate"/>
@@ -2995,7 +3024,7 @@
           </w:r>
           <w:r>
             <w:rPr>
-              <w:rFonts w:ascii="宋体" w:eastAsia="宋体" w:hAnsi="宋体" w:cs="宋体" w:hint="eastAsia"/>
+              <w:rFonts w:hint="eastAsia" w:ascii="宋体" w:hAnsi="宋体" w:eastAsia="宋体" w:cs="宋体"/>
               <w:szCs w:val="24"/>
             </w:rPr>
             <w:fldChar w:fldCharType="end"/>
@@ -3003,28 +3032,28 @@
         </w:p>
         <w:p>
           <w:pPr>
-            <w:pStyle w:val="TOC1"/>
+            <w:pStyle w:val="16"/>
             <w:tabs>
               <w:tab w:val="right" w:leader="dot" w:pos="8306"/>
             </w:tabs>
           </w:pPr>
           <w:r>
             <w:rPr>
-              <w:rFonts w:ascii="宋体" w:eastAsia="宋体" w:hAnsi="宋体" w:cs="宋体" w:hint="eastAsia"/>
+              <w:rFonts w:hint="eastAsia" w:ascii="宋体" w:hAnsi="宋体" w:eastAsia="宋体" w:cs="宋体"/>
               <w:szCs w:val="24"/>
             </w:rPr>
             <w:fldChar w:fldCharType="begin"/>
           </w:r>
           <w:r>
             <w:rPr>
-              <w:rFonts w:ascii="宋体" w:eastAsia="宋体" w:hAnsi="宋体" w:cs="宋体" w:hint="eastAsia"/>
-              <w:szCs w:val="24"/>
-            </w:rPr>
-            <w:instrText xml:space="preserve"> HYPERLINK \l _Toc30172 </w:instrText>
-          </w:r>
-          <w:r>
-            <w:rPr>
-              <w:rFonts w:ascii="宋体" w:eastAsia="宋体" w:hAnsi="宋体" w:cs="宋体" w:hint="eastAsia"/>
+              <w:rFonts w:hint="eastAsia" w:ascii="宋体" w:hAnsi="宋体" w:eastAsia="宋体" w:cs="宋体"/>
+              <w:szCs w:val="24"/>
+            </w:rPr>
+            <w:instrText xml:space="preserve"> HYPERLINK \l _Toc20032 </w:instrText>
+          </w:r>
+          <w:r>
+            <w:rPr>
+              <w:rFonts w:hint="eastAsia" w:ascii="宋体" w:hAnsi="宋体" w:eastAsia="宋体" w:cs="宋体"/>
               <w:szCs w:val="24"/>
             </w:rPr>
             <w:fldChar w:fldCharType="separate"/>
@@ -3043,7 +3072,7 @@
             <w:fldChar w:fldCharType="begin"/>
           </w:r>
           <w:r>
-            <w:instrText xml:space="preserve"> PAGEREF _Toc30172 \h </w:instrText>
+            <w:instrText xml:space="preserve"> PAGEREF _Toc20032 \h </w:instrText>
           </w:r>
           <w:r>
             <w:fldChar w:fldCharType="separate"/>
@@ -3056,7 +3085,7 @@
           </w:r>
           <w:r>
             <w:rPr>
-              <w:rFonts w:ascii="宋体" w:eastAsia="宋体" w:hAnsi="宋体" w:cs="宋体" w:hint="eastAsia"/>
+              <w:rFonts w:hint="eastAsia" w:ascii="宋体" w:hAnsi="宋体" w:eastAsia="宋体" w:cs="宋体"/>
               <w:szCs w:val="24"/>
             </w:rPr>
             <w:fldChar w:fldCharType="end"/>
@@ -3064,28 +3093,28 @@
         </w:p>
         <w:p>
           <w:pPr>
-            <w:pStyle w:val="TOC1"/>
+            <w:pStyle w:val="16"/>
             <w:tabs>
               <w:tab w:val="right" w:leader="dot" w:pos="8306"/>
             </w:tabs>
           </w:pPr>
           <w:r>
             <w:rPr>
-              <w:rFonts w:ascii="宋体" w:eastAsia="宋体" w:hAnsi="宋体" w:cs="宋体" w:hint="eastAsia"/>
+              <w:rFonts w:hint="eastAsia" w:ascii="宋体" w:hAnsi="宋体" w:eastAsia="宋体" w:cs="宋体"/>
               <w:szCs w:val="24"/>
             </w:rPr>
             <w:fldChar w:fldCharType="begin"/>
           </w:r>
           <w:r>
             <w:rPr>
-              <w:rFonts w:ascii="宋体" w:eastAsia="宋体" w:hAnsi="宋体" w:cs="宋体" w:hint="eastAsia"/>
-              <w:szCs w:val="24"/>
-            </w:rPr>
-            <w:instrText xml:space="preserve"> HYPERLINK \l _Toc1078 </w:instrText>
-          </w:r>
-          <w:r>
-            <w:rPr>
-              <w:rFonts w:ascii="宋体" w:eastAsia="宋体" w:hAnsi="宋体" w:cs="宋体" w:hint="eastAsia"/>
+              <w:rFonts w:hint="eastAsia" w:ascii="宋体" w:hAnsi="宋体" w:eastAsia="宋体" w:cs="宋体"/>
+              <w:szCs w:val="24"/>
+            </w:rPr>
+            <w:instrText xml:space="preserve"> HYPERLINK \l _Toc17652 </w:instrText>
+          </w:r>
+          <w:r>
+            <w:rPr>
+              <w:rFonts w:hint="eastAsia" w:ascii="宋体" w:hAnsi="宋体" w:eastAsia="宋体" w:cs="宋体"/>
               <w:szCs w:val="24"/>
             </w:rPr>
             <w:fldChar w:fldCharType="separate"/>
@@ -3095,7 +3124,14 @@
               <w:rFonts w:hint="default"/>
               <w:lang w:val="en-US" w:eastAsia="zh-CN"/>
             </w:rPr>
-            <w:t>6. 总结与展望</w:t>
+            <w:t xml:space="preserve">6. </w:t>
+          </w:r>
+          <w:r>
+            <w:rPr>
+              <w:rFonts w:hint="eastAsia"/>
+              <w:lang w:val="en-US" w:eastAsia="zh-CN"/>
+            </w:rPr>
+            <w:t>技术成果应用情况</w:t>
           </w:r>
           <w:r>
             <w:tab/>
@@ -3104,7 +3140,7 @@
             <w:fldChar w:fldCharType="begin"/>
           </w:r>
           <w:r>
-            <w:instrText xml:space="preserve"> PAGEREF _Toc1078 \h </w:instrText>
+            <w:instrText xml:space="preserve"> PAGEREF _Toc17652 \h </w:instrText>
           </w:r>
           <w:r>
             <w:fldChar w:fldCharType="separate"/>
@@ -3117,7 +3153,68 @@
           </w:r>
           <w:r>
             <w:rPr>
-              <w:rFonts w:ascii="宋体" w:eastAsia="宋体" w:hAnsi="宋体" w:cs="宋体" w:hint="eastAsia"/>
+              <w:rFonts w:hint="eastAsia" w:ascii="宋体" w:hAnsi="宋体" w:eastAsia="宋体" w:cs="宋体"/>
+              <w:szCs w:val="24"/>
+            </w:rPr>
+            <w:fldChar w:fldCharType="end"/>
+          </w:r>
+        </w:p>
+        <w:p>
+          <w:pPr>
+            <w:pStyle w:val="16"/>
+            <w:tabs>
+              <w:tab w:val="right" w:leader="dot" w:pos="8306"/>
+            </w:tabs>
+          </w:pPr>
+          <w:r>
+            <w:rPr>
+              <w:rFonts w:hint="eastAsia" w:ascii="宋体" w:hAnsi="宋体" w:eastAsia="宋体" w:cs="宋体"/>
+              <w:szCs w:val="24"/>
+            </w:rPr>
+            <w:fldChar w:fldCharType="begin"/>
+          </w:r>
+          <w:r>
+            <w:rPr>
+              <w:rFonts w:hint="eastAsia" w:ascii="宋体" w:hAnsi="宋体" w:eastAsia="宋体" w:cs="宋体"/>
+              <w:szCs w:val="24"/>
+            </w:rPr>
+            <w:instrText xml:space="preserve"> HYPERLINK \l _Toc27008 </w:instrText>
+          </w:r>
+          <w:r>
+            <w:rPr>
+              <w:rFonts w:hint="eastAsia" w:ascii="宋体" w:hAnsi="宋体" w:eastAsia="宋体" w:cs="宋体"/>
+              <w:szCs w:val="24"/>
+            </w:rPr>
+            <w:fldChar w:fldCharType="separate"/>
+          </w:r>
+          <w:r>
+            <w:rPr>
+              <w:rFonts w:hint="default"/>
+              <w:lang w:val="en-US" w:eastAsia="zh-CN"/>
+            </w:rPr>
+            <w:t>7. 总结与展望</w:t>
+          </w:r>
+          <w:r>
+            <w:tab/>
+          </w:r>
+          <w:r>
+            <w:fldChar w:fldCharType="begin"/>
+          </w:r>
+          <w:r>
+            <w:instrText xml:space="preserve"> PAGEREF _Toc27008 \h </w:instrText>
+          </w:r>
+          <w:r>
+            <w:fldChar w:fldCharType="separate"/>
+          </w:r>
+          <w:r>
+            <w:t>8</w:t>
+          </w:r>
+          <w:r>
+            <w:fldChar w:fldCharType="end"/>
+          </w:r>
+          <w:r>
+            <w:rPr>
+              <w:rFonts w:hint="eastAsia" w:ascii="宋体" w:hAnsi="宋体" w:eastAsia="宋体" w:cs="宋体"/>
               <w:szCs w:val="24"/>
             </w:rPr>
             <w:fldChar w:fldCharType="end"/>
@@ -3140,7 +3237,7 @@
             <w:snapToGrid w:val="0"/>
             <w:textAlignment w:val="baseline"/>
             <w:rPr>
-              <w:rFonts w:ascii="宋体" w:eastAsia="宋体" w:hAnsi="宋体" w:cs="宋体" w:hint="eastAsia"/>
+              <w:rFonts w:hint="eastAsia" w:ascii="宋体" w:hAnsi="宋体" w:eastAsia="宋体" w:cs="宋体"/>
               <w:snapToGrid w:val="0"/>
               <w:color w:val="000000"/>
               <w:kern w:val="0"/>
@@ -3151,7 +3248,7 @@
           </w:pPr>
           <w:r>
             <w:rPr>
-              <w:rFonts w:ascii="宋体" w:eastAsia="宋体" w:hAnsi="宋体" w:cs="宋体" w:hint="eastAsia"/>
+              <w:rFonts w:hint="eastAsia" w:ascii="宋体" w:hAnsi="宋体" w:eastAsia="宋体" w:cs="宋体"/>
               <w:szCs w:val="24"/>
             </w:rPr>
             <w:fldChar w:fldCharType="end"/>
@@ -3176,7 +3273,7 @@
         <w:snapToGrid w:val="0"/>
         <w:textAlignment w:val="baseline"/>
         <w:rPr>
-          <w:rFonts w:ascii="Arial" w:eastAsia="Arial" w:hAnsi="Arial" w:cs="Arial"/>
+          <w:rFonts w:ascii="Arial" w:hAnsi="Arial" w:eastAsia="Arial" w:cs="Arial"/>
           <w:snapToGrid w:val="0"/>
           <w:color w:val="000000"/>
           <w:kern w:val="0"/>
@@ -3187,7 +3284,7 @@
       </w:pPr>
       <w:r>
         <w:rPr>
-          <w:rFonts w:ascii="Arial" w:eastAsia="Arial" w:hAnsi="Arial" w:cs="Arial"/>
+          <w:rFonts w:ascii="Arial" w:hAnsi="Arial" w:eastAsia="Arial" w:cs="Arial"/>
           <w:snapToGrid w:val="0"/>
           <w:color w:val="000000"/>
           <w:kern w:val="0"/>
@@ -3200,7 +3297,7 @@
     </w:p>
     <w:p>
       <w:pPr>
-        <w:pStyle w:val="1"/>
+        <w:pStyle w:val="28"/>
         <w:keepNext w:val="0"/>
         <w:keepLines w:val="0"/>
         <w:pageBreakBefore w:val="0"/>
@@ -3220,7 +3317,7 @@
           <w:lang w:val="en-US" w:eastAsia="zh-CN"/>
         </w:rPr>
       </w:pPr>
-      <w:bookmarkStart w:id="2" w:name="_Toc17933"/>
+      <w:bookmarkStart w:id="2" w:name="_Toc13748"/>
       <w:r>
         <w:rPr>
           <w:rFonts w:hint="default"/>
@@ -3232,7 +3329,7 @@
     </w:p>
     <w:p>
       <w:pPr>
-        <w:pStyle w:val="a1"/>
+        <w:pStyle w:val="29"/>
         <w:keepNext w:val="0"/>
         <w:keepLines w:val="0"/>
         <w:pageBreakBefore w:val="0"/>
@@ -3262,14 +3359,14 @@
     </w:p>
     <w:p>
       <w:pPr>
-        <w:pStyle w:val="1"/>
+        <w:pStyle w:val="28"/>
         <w:bidi w:val="0"/>
         <w:rPr>
           <w:rFonts w:hint="default"/>
           <w:lang w:val="en-US" w:eastAsia="zh-CN"/>
         </w:rPr>
       </w:pPr>
-      <w:bookmarkStart w:id="3" w:name="_Toc16179"/>
+      <w:bookmarkStart w:id="3" w:name="_Toc15062"/>
       <w:r>
         <w:rPr>
           <w:rFonts w:hint="eastAsia"/>
@@ -3281,7 +3378,7 @@
     </w:p>
     <w:p>
       <w:pPr>
-        <w:pStyle w:val="a1"/>
+        <w:pStyle w:val="29"/>
         <w:keepNext w:val="0"/>
         <w:keepLines w:val="0"/>
         <w:pageBreakBefore w:val="0"/>
@@ -3311,7 +3408,7 @@
     </w:p>
     <w:p>
       <w:pPr>
-        <w:pStyle w:val="a1"/>
+        <w:pStyle w:val="29"/>
         <w:keepNext w:val="0"/>
         <w:keepLines w:val="0"/>
         <w:pageBreakBefore w:val="0"/>
@@ -3341,18 +3438,19 @@
     </w:p>
     <w:tbl>
       <w:tblPr>
-        <w:tblStyle w:val="TableNormal"/>
+        <w:tblStyle w:val="20"/>
         <w:tblW w:w="8498" w:type="dxa"/>
         <w:jc w:val="center"/>
         <w:tblBorders>
-          <w:top w:val="nil"/>
-          <w:left w:val="nil"/>
-          <w:bottom w:val="nil"/>
-          <w:right w:val="nil"/>
-          <w:insideH w:val="nil"/>
-          <w:insideV w:val="nil"/>
+          <w:top w:val="none" w:color="auto" w:sz="0" w:space="0"/>
+          <w:left w:val="none" w:color="auto" w:sz="0" w:space="0"/>
+          <w:bottom w:val="none" w:color="auto" w:sz="0" w:space="0"/>
+          <w:right w:val="none" w:color="auto" w:sz="0" w:space="0"/>
+          <w:insideH w:val="none" w:color="auto" w:sz="0" w:space="0"/>
+          <w:insideV w:val="none" w:color="auto" w:sz="0" w:space="0"/>
         </w:tblBorders>
         <w:shd w:val="clear" w:color="auto" w:fill="auto"/>
+        <w:tblLayout w:type="autofit"/>
         <w:tblCellMar>
           <w:top w:w="15" w:type="dxa"/>
           <w:left w:w="15" w:type="dxa"/>
@@ -3366,15 +3464,13 @@
       </w:tblGrid>
       <w:tr>
         <w:tblPrEx>
-          <w:tblW w:w="8498" w:type="dxa"/>
-          <w:jc w:val="center"/>
           <w:tblBorders>
-            <w:top w:val="nil"/>
-            <w:left w:val="nil"/>
-            <w:bottom w:val="nil"/>
-            <w:right w:val="nil"/>
-            <w:insideH w:val="nil"/>
-            <w:insideV w:val="nil"/>
+            <w:top w:val="none" w:color="auto" w:sz="0" w:space="0"/>
+            <w:left w:val="none" w:color="auto" w:sz="0" w:space="0"/>
+            <w:bottom w:val="none" w:color="auto" w:sz="0" w:space="0"/>
+            <w:right w:val="none" w:color="auto" w:sz="0" w:space="0"/>
+            <w:insideH w:val="none" w:color="auto" w:sz="0" w:space="0"/>
+            <w:insideV w:val="none" w:color="auto" w:sz="0" w:space="0"/>
           </w:tblBorders>
           <w:shd w:val="clear" w:color="auto" w:fill="auto"/>
           <w:tblCellMar>
@@ -3385,7 +3481,7 @@
           </w:tblCellMar>
         </w:tblPrEx>
         <w:trPr>
-          <w:trHeight w:val="0"/>
+          <w:trHeight w:val="0" w:hRule="atLeast"/>
           <w:tblHeader/>
           <w:jc w:val="center"/>
         </w:trPr>
@@ -3393,10 +3489,10 @@
           <w:tcPr>
             <w:tcW w:w="2516" w:type="dxa"/>
             <w:tcBorders>
-              <w:top w:val="single" w:sz="12" w:space="0" w:color="auto"/>
-              <w:left w:val="single" w:sz="12" w:space="0" w:color="auto"/>
-              <w:bottom w:val="single" w:sz="4" w:space="0" w:color="auto"/>
-              <w:right w:val="single" w:sz="4" w:space="0" w:color="auto"/>
+              <w:top w:val="single" w:color="auto" w:sz="12" w:space="0"/>
+              <w:left w:val="single" w:color="auto" w:sz="12" w:space="0"/>
+              <w:bottom w:val="single" w:color="auto" w:sz="4" w:space="0"/>
+              <w:right w:val="single" w:color="auto" w:sz="4" w:space="0"/>
             </w:tcBorders>
             <w:shd w:val="clear" w:color="auto" w:fill="auto"/>
             <w:tcMar>
@@ -3415,10 +3511,10 @@
               <w:suppressLineNumbers w:val="0"/>
               <w:snapToGrid w:val="0"/>
               <w:spacing w:line="240" w:lineRule="auto"/>
-              <w:ind w:left="0" w:right="0" w:firstLine="0" w:leftChars="0" w:rightChars="0" w:firstLineChars="0"/>
+              <w:ind w:left="0" w:leftChars="0" w:right="0" w:rightChars="0" w:firstLine="0" w:firstLineChars="0"/>
               <w:jc w:val="center"/>
               <w:rPr>
-                <w:rFonts w:ascii="Segoe UI" w:eastAsia="Segoe UI" w:hAnsi="Segoe UI" w:cs="Segoe UI"/>
+                <w:rFonts w:ascii="Segoe UI" w:hAnsi="Segoe UI" w:eastAsia="Segoe UI" w:cs="Segoe UI"/>
                 <w:b/>
                 <w:i w:val="0"/>
                 <w:iCs w:val="0"/>
@@ -3431,7 +3527,7 @@
             </w:pPr>
             <w:r>
               <w:rPr>
-                <w:rFonts w:ascii="Segoe UI" w:eastAsia="Segoe UI" w:hAnsi="Segoe UI" w:cs="Segoe UI" w:hint="default"/>
+                <w:rFonts w:hint="default" w:ascii="Segoe UI" w:hAnsi="Segoe UI" w:eastAsia="Segoe UI" w:cs="Segoe UI"/>
                 <w:b/>
                 <w:i w:val="0"/>
                 <w:iCs w:val="0"/>
@@ -3452,10 +3548,10 @@
           <w:tcPr>
             <w:tcW w:w="5982" w:type="dxa"/>
             <w:tcBorders>
-              <w:top w:val="single" w:sz="12" w:space="0" w:color="auto"/>
-              <w:left w:val="single" w:sz="4" w:space="0" w:color="auto"/>
-              <w:bottom w:val="single" w:sz="4" w:space="0" w:color="auto"/>
-              <w:right w:val="single" w:sz="12" w:space="0" w:color="auto"/>
+              <w:top w:val="single" w:color="auto" w:sz="12" w:space="0"/>
+              <w:left w:val="single" w:color="auto" w:sz="4" w:space="0"/>
+              <w:bottom w:val="single" w:color="auto" w:sz="4" w:space="0"/>
+              <w:right w:val="single" w:color="auto" w:sz="12" w:space="0"/>
             </w:tcBorders>
             <w:shd w:val="clear" w:color="auto" w:fill="auto"/>
             <w:tcMar>
@@ -3474,10 +3570,10 @@
               <w:suppressLineNumbers w:val="0"/>
               <w:snapToGrid w:val="0"/>
               <w:spacing w:line="240" w:lineRule="auto"/>
-              <w:ind w:left="0" w:right="0" w:firstLine="0" w:leftChars="0" w:rightChars="0" w:firstLineChars="0"/>
+              <w:ind w:left="0" w:leftChars="0" w:right="0" w:rightChars="0" w:firstLine="0" w:firstLineChars="0"/>
               <w:jc w:val="center"/>
               <w:rPr>
-                <w:rFonts w:ascii="Segoe UI" w:eastAsia="Segoe UI" w:hAnsi="Segoe UI" w:cs="Segoe UI" w:hint="default"/>
+                <w:rFonts w:hint="default" w:ascii="Segoe UI" w:hAnsi="Segoe UI" w:eastAsia="Segoe UI" w:cs="Segoe UI"/>
                 <w:b/>
                 <w:i w:val="0"/>
                 <w:iCs w:val="0"/>
@@ -3490,7 +3586,7 @@
             </w:pPr>
             <w:r>
               <w:rPr>
-                <w:rFonts w:ascii="Segoe UI" w:eastAsia="Segoe UI" w:hAnsi="Segoe UI" w:cs="Segoe UI" w:hint="default"/>
+                <w:rFonts w:hint="default" w:ascii="Segoe UI" w:hAnsi="Segoe UI" w:eastAsia="Segoe UI" w:cs="Segoe UI"/>
                 <w:b/>
                 <w:i w:val="0"/>
                 <w:iCs w:val="0"/>
@@ -3510,8 +3606,14 @@
       </w:tr>
       <w:tr>
         <w:tblPrEx>
-          <w:tblW w:w="8498" w:type="dxa"/>
-          <w:jc w:val="center"/>
+          <w:tblBorders>
+            <w:top w:val="none" w:color="auto" w:sz="0" w:space="0"/>
+            <w:left w:val="none" w:color="auto" w:sz="0" w:space="0"/>
+            <w:bottom w:val="none" w:color="auto" w:sz="0" w:space="0"/>
+            <w:right w:val="none" w:color="auto" w:sz="0" w:space="0"/>
+            <w:insideH w:val="none" w:color="auto" w:sz="0" w:space="0"/>
+            <w:insideV w:val="none" w:color="auto" w:sz="0" w:space="0"/>
+          </w:tblBorders>
           <w:shd w:val="clear" w:color="auto" w:fill="auto"/>
           <w:tblCellMar>
             <w:top w:w="15" w:type="dxa"/>
@@ -3521,17 +3623,17 @@
           </w:tblCellMar>
         </w:tblPrEx>
         <w:trPr>
-          <w:trHeight w:val="0"/>
+          <w:trHeight w:val="0" w:hRule="atLeast"/>
           <w:jc w:val="center"/>
         </w:trPr>
         <w:tc>
           <w:tcPr>
             <w:tcW w:w="2516" w:type="dxa"/>
             <w:tcBorders>
-              <w:top w:val="single" w:sz="4" w:space="0" w:color="auto"/>
-              <w:left w:val="single" w:sz="12" w:space="0" w:color="auto"/>
-              <w:bottom w:val="single" w:sz="4" w:space="0" w:color="auto"/>
-              <w:right w:val="single" w:sz="4" w:space="0" w:color="auto"/>
+              <w:top w:val="single" w:color="auto" w:sz="4" w:space="0"/>
+              <w:left w:val="single" w:color="auto" w:sz="12" w:space="0"/>
+              <w:bottom w:val="single" w:color="auto" w:sz="4" w:space="0"/>
+              <w:right w:val="single" w:color="auto" w:sz="4" w:space="0"/>
             </w:tcBorders>
             <w:shd w:val="clear" w:color="auto" w:fill="auto"/>
             <w:tcMar>
@@ -3550,10 +3652,10 @@
               <w:suppressLineNumbers w:val="0"/>
               <w:snapToGrid w:val="0"/>
               <w:spacing w:line="240" w:lineRule="auto"/>
-              <w:ind w:left="0" w:right="0" w:firstLine="0" w:leftChars="0" w:rightChars="0" w:firstLineChars="0"/>
+              <w:ind w:left="0" w:leftChars="0" w:right="0" w:rightChars="0" w:firstLine="0" w:firstLineChars="0"/>
               <w:jc w:val="left"/>
               <w:rPr>
-                <w:rFonts w:ascii="Segoe UI" w:eastAsia="Segoe UI" w:hAnsi="Segoe UI" w:cs="Segoe UI" w:hint="default"/>
+                <w:rFonts w:hint="default" w:ascii="Segoe UI" w:hAnsi="Segoe UI" w:eastAsia="Segoe UI" w:cs="Segoe UI"/>
                 <w:i w:val="0"/>
                 <w:iCs w:val="0"/>
                 <w:caps w:val="0"/>
@@ -3565,8 +3667,8 @@
             </w:pPr>
             <w:r>
               <w:rPr>
-                <w:rStyle w:val="Strong"/>
-                <w:rFonts w:ascii="Segoe UI" w:eastAsia="Segoe UI" w:hAnsi="Segoe UI" w:cs="Segoe UI" w:hint="default"/>
+                <w:rStyle w:val="23"/>
+                <w:rFonts w:hint="default" w:ascii="Segoe UI" w:hAnsi="Segoe UI" w:eastAsia="Segoe UI" w:cs="Segoe UI"/>
                 <w:b/>
                 <w:bCs/>
                 <w:i w:val="0"/>
@@ -3588,10 +3690,10 @@
           <w:tcPr>
             <w:tcW w:w="5982" w:type="dxa"/>
             <w:tcBorders>
-              <w:top w:val="single" w:sz="4" w:space="0" w:color="auto"/>
-              <w:left w:val="single" w:sz="4" w:space="0" w:color="auto"/>
-              <w:bottom w:val="single" w:sz="4" w:space="0" w:color="auto"/>
-              <w:right w:val="single" w:sz="12" w:space="0" w:color="auto"/>
+              <w:top w:val="single" w:color="auto" w:sz="4" w:space="0"/>
+              <w:left w:val="single" w:color="auto" w:sz="4" w:space="0"/>
+              <w:bottom w:val="single" w:color="auto" w:sz="4" w:space="0"/>
+              <w:right w:val="single" w:color="auto" w:sz="12" w:space="0"/>
             </w:tcBorders>
             <w:shd w:val="clear" w:color="auto" w:fill="auto"/>
             <w:tcMar>
@@ -3610,10 +3712,10 @@
               <w:suppressLineNumbers w:val="0"/>
               <w:snapToGrid w:val="0"/>
               <w:spacing w:line="240" w:lineRule="auto"/>
-              <w:ind w:left="0" w:right="0" w:firstLine="0" w:leftChars="0" w:rightChars="0" w:firstLineChars="0"/>
+              <w:ind w:left="0" w:leftChars="0" w:right="0" w:rightChars="0" w:firstLine="0" w:firstLineChars="0"/>
               <w:jc w:val="left"/>
               <w:rPr>
-                <w:rFonts w:ascii="Segoe UI" w:eastAsia="Segoe UI" w:hAnsi="Segoe UI" w:cs="Segoe UI" w:hint="default"/>
+                <w:rFonts w:hint="default" w:ascii="Segoe UI" w:hAnsi="Segoe UI" w:eastAsia="Segoe UI" w:cs="Segoe UI"/>
                 <w:i w:val="0"/>
                 <w:iCs w:val="0"/>
                 <w:caps w:val="0"/>
@@ -3625,7 +3727,7 @@
             </w:pPr>
             <w:r>
               <w:rPr>
-                <w:rFonts w:ascii="Segoe UI" w:eastAsia="Segoe UI" w:hAnsi="Segoe UI" w:cs="Segoe UI" w:hint="default"/>
+                <w:rFonts w:hint="default" w:ascii="Segoe UI" w:hAnsi="Segoe UI" w:eastAsia="Segoe UI" w:cs="Segoe UI"/>
                 <w:i w:val="0"/>
                 <w:iCs w:val="0"/>
                 <w:caps w:val="0"/>
@@ -3644,8 +3746,14 @@
       </w:tr>
       <w:tr>
         <w:tblPrEx>
-          <w:tblW w:w="8498" w:type="dxa"/>
-          <w:jc w:val="center"/>
+          <w:tblBorders>
+            <w:top w:val="none" w:color="auto" w:sz="0" w:space="0"/>
+            <w:left w:val="none" w:color="auto" w:sz="0" w:space="0"/>
+            <w:bottom w:val="none" w:color="auto" w:sz="0" w:space="0"/>
+            <w:right w:val="none" w:color="auto" w:sz="0" w:space="0"/>
+            <w:insideH w:val="none" w:color="auto" w:sz="0" w:space="0"/>
+            <w:insideV w:val="none" w:color="auto" w:sz="0" w:space="0"/>
+          </w:tblBorders>
           <w:shd w:val="clear" w:color="auto" w:fill="auto"/>
           <w:tblCellMar>
             <w:top w:w="15" w:type="dxa"/>
@@ -3655,17 +3763,17 @@
           </w:tblCellMar>
         </w:tblPrEx>
         <w:trPr>
-          <w:trHeight w:val="0"/>
+          <w:trHeight w:val="0" w:hRule="atLeast"/>
           <w:jc w:val="center"/>
         </w:trPr>
         <w:tc>
           <w:tcPr>
             <w:tcW w:w="2516" w:type="dxa"/>
             <w:tcBorders>
-              <w:top w:val="single" w:sz="4" w:space="0" w:color="auto"/>
-              <w:left w:val="single" w:sz="12" w:space="0" w:color="auto"/>
-              <w:bottom w:val="single" w:sz="4" w:space="0" w:color="auto"/>
-              <w:right w:val="single" w:sz="4" w:space="0" w:color="auto"/>
+              <w:top w:val="single" w:color="auto" w:sz="4" w:space="0"/>
+              <w:left w:val="single" w:color="auto" w:sz="12" w:space="0"/>
+              <w:bottom w:val="single" w:color="auto" w:sz="4" w:space="0"/>
+              <w:right w:val="single" w:color="auto" w:sz="4" w:space="0"/>
             </w:tcBorders>
             <w:shd w:val="clear" w:color="auto" w:fill="auto"/>
             <w:tcMar>
@@ -3684,10 +3792,10 @@
               <w:suppressLineNumbers w:val="0"/>
               <w:snapToGrid w:val="0"/>
               <w:spacing w:line="240" w:lineRule="auto"/>
-              <w:ind w:left="0" w:right="0" w:firstLine="0" w:leftChars="0" w:rightChars="0" w:firstLineChars="0"/>
+              <w:ind w:left="0" w:leftChars="0" w:right="0" w:rightChars="0" w:firstLine="0" w:firstLineChars="0"/>
               <w:jc w:val="left"/>
               <w:rPr>
-                <w:rFonts w:ascii="Segoe UI" w:eastAsia="Segoe UI" w:hAnsi="Segoe UI" w:cs="Segoe UI" w:hint="default"/>
+                <w:rFonts w:hint="default" w:ascii="Segoe UI" w:hAnsi="Segoe UI" w:eastAsia="Segoe UI" w:cs="Segoe UI"/>
                 <w:i w:val="0"/>
                 <w:iCs w:val="0"/>
                 <w:caps w:val="0"/>
@@ -3699,8 +3807,8 @@
             </w:pPr>
             <w:r>
               <w:rPr>
-                <w:rStyle w:val="Strong"/>
-                <w:rFonts w:ascii="Segoe UI" w:eastAsia="Segoe UI" w:hAnsi="Segoe UI" w:cs="Segoe UI" w:hint="default"/>
+                <w:rStyle w:val="23"/>
+                <w:rFonts w:hint="default" w:ascii="Segoe UI" w:hAnsi="Segoe UI" w:eastAsia="Segoe UI" w:cs="Segoe UI"/>
                 <w:b/>
                 <w:bCs/>
                 <w:i w:val="0"/>
@@ -3722,10 +3830,10 @@
           <w:tcPr>
             <w:tcW w:w="5982" w:type="dxa"/>
             <w:tcBorders>
-              <w:top w:val="single" w:sz="4" w:space="0" w:color="auto"/>
-              <w:left w:val="single" w:sz="4" w:space="0" w:color="auto"/>
-              <w:bottom w:val="single" w:sz="4" w:space="0" w:color="auto"/>
-              <w:right w:val="single" w:sz="12" w:space="0" w:color="auto"/>
+              <w:top w:val="single" w:color="auto" w:sz="4" w:space="0"/>
+              <w:left w:val="single" w:color="auto" w:sz="4" w:space="0"/>
+              <w:bottom w:val="single" w:color="auto" w:sz="4" w:space="0"/>
+              <w:right w:val="single" w:color="auto" w:sz="12" w:space="0"/>
             </w:tcBorders>
             <w:shd w:val="clear" w:color="auto" w:fill="auto"/>
             <w:tcMar>
@@ -3744,10 +3852,10 @@
               <w:suppressLineNumbers w:val="0"/>
               <w:snapToGrid w:val="0"/>
               <w:spacing w:line="240" w:lineRule="auto"/>
-              <w:ind w:left="0" w:right="0" w:firstLine="0" w:leftChars="0" w:rightChars="0" w:firstLineChars="0"/>
+              <w:ind w:left="0" w:leftChars="0" w:right="0" w:rightChars="0" w:firstLine="0" w:firstLineChars="0"/>
               <w:jc w:val="left"/>
               <w:rPr>
-                <w:rFonts w:ascii="Segoe UI" w:eastAsia="Segoe UI" w:hAnsi="Segoe UI" w:cs="Segoe UI" w:hint="default"/>
+                <w:rFonts w:hint="default" w:ascii="Segoe UI" w:hAnsi="Segoe UI" w:eastAsia="Segoe UI" w:cs="Segoe UI"/>
                 <w:i w:val="0"/>
                 <w:iCs w:val="0"/>
                 <w:caps w:val="0"/>
@@ -3759,7 +3867,7 @@
             </w:pPr>
             <w:r>
               <w:rPr>
-                <w:rFonts w:ascii="Segoe UI" w:eastAsia="Segoe UI" w:hAnsi="Segoe UI" w:cs="Segoe UI" w:hint="default"/>
+                <w:rFonts w:hint="default" w:ascii="Segoe UI" w:hAnsi="Segoe UI" w:eastAsia="Segoe UI" w:cs="Segoe UI"/>
                 <w:i w:val="0"/>
                 <w:iCs w:val="0"/>
                 <w:caps w:val="0"/>
@@ -3778,8 +3886,14 @@
       </w:tr>
       <w:tr>
         <w:tblPrEx>
-          <w:tblW w:w="8498" w:type="dxa"/>
-          <w:jc w:val="center"/>
+          <w:tblBorders>
+            <w:top w:val="none" w:color="auto" w:sz="0" w:space="0"/>
+            <w:left w:val="none" w:color="auto" w:sz="0" w:space="0"/>
+            <w:bottom w:val="none" w:color="auto" w:sz="0" w:space="0"/>
+            <w:right w:val="none" w:color="auto" w:sz="0" w:space="0"/>
+            <w:insideH w:val="none" w:color="auto" w:sz="0" w:space="0"/>
+            <w:insideV w:val="none" w:color="auto" w:sz="0" w:space="0"/>
+          </w:tblBorders>
           <w:shd w:val="clear" w:color="auto" w:fill="auto"/>
           <w:tblCellMar>
             <w:top w:w="15" w:type="dxa"/>
@@ -3789,17 +3903,17 @@
           </w:tblCellMar>
         </w:tblPrEx>
         <w:trPr>
-          <w:trHeight w:val="0"/>
+          <w:trHeight w:val="0" w:hRule="atLeast"/>
           <w:jc w:val="center"/>
         </w:trPr>
         <w:tc>
           <w:tcPr>
             <w:tcW w:w="2516" w:type="dxa"/>
             <w:tcBorders>
-              <w:top w:val="single" w:sz="4" w:space="0" w:color="auto"/>
-              <w:left w:val="single" w:sz="12" w:space="0" w:color="auto"/>
-              <w:bottom w:val="single" w:sz="4" w:space="0" w:color="auto"/>
-              <w:right w:val="single" w:sz="4" w:space="0" w:color="auto"/>
+              <w:top w:val="single" w:color="auto" w:sz="4" w:space="0"/>
+              <w:left w:val="single" w:color="auto" w:sz="12" w:space="0"/>
+              <w:bottom w:val="single" w:color="auto" w:sz="4" w:space="0"/>
+              <w:right w:val="single" w:color="auto" w:sz="4" w:space="0"/>
             </w:tcBorders>
             <w:shd w:val="clear" w:color="auto" w:fill="auto"/>
             <w:tcMar>
@@ -3818,10 +3932,10 @@
               <w:suppressLineNumbers w:val="0"/>
               <w:snapToGrid w:val="0"/>
               <w:spacing w:line="240" w:lineRule="auto"/>
-              <w:ind w:left="0" w:right="0" w:firstLine="0" w:leftChars="0" w:rightChars="0" w:firstLineChars="0"/>
+              <w:ind w:left="0" w:leftChars="0" w:right="0" w:rightChars="0" w:firstLine="0" w:firstLineChars="0"/>
               <w:jc w:val="left"/>
               <w:rPr>
-                <w:rFonts w:ascii="Segoe UI" w:eastAsia="Segoe UI" w:hAnsi="Segoe UI" w:cs="Segoe UI" w:hint="default"/>
+                <w:rFonts w:hint="default" w:ascii="Segoe UI" w:hAnsi="Segoe UI" w:eastAsia="Segoe UI" w:cs="Segoe UI"/>
                 <w:i w:val="0"/>
                 <w:iCs w:val="0"/>
                 <w:caps w:val="0"/>
@@ -3833,8 +3947,8 @@
             </w:pPr>
             <w:r>
               <w:rPr>
-                <w:rStyle w:val="Strong"/>
-                <w:rFonts w:ascii="Segoe UI" w:eastAsia="Segoe UI" w:hAnsi="Segoe UI" w:cs="Segoe UI" w:hint="default"/>
+                <w:rStyle w:val="23"/>
+                <w:rFonts w:hint="default" w:ascii="Segoe UI" w:hAnsi="Segoe UI" w:eastAsia="Segoe UI" w:cs="Segoe UI"/>
                 <w:b/>
                 <w:bCs/>
                 <w:i w:val="0"/>
@@ -3856,10 +3970,10 @@
           <w:tcPr>
             <w:tcW w:w="5982" w:type="dxa"/>
             <w:tcBorders>
-              <w:top w:val="single" w:sz="4" w:space="0" w:color="auto"/>
-              <w:left w:val="single" w:sz="4" w:space="0" w:color="auto"/>
-              <w:bottom w:val="single" w:sz="4" w:space="0" w:color="auto"/>
-              <w:right w:val="single" w:sz="12" w:space="0" w:color="auto"/>
+              <w:top w:val="single" w:color="auto" w:sz="4" w:space="0"/>
+              <w:left w:val="single" w:color="auto" w:sz="4" w:space="0"/>
+              <w:bottom w:val="single" w:color="auto" w:sz="4" w:space="0"/>
+              <w:right w:val="single" w:color="auto" w:sz="12" w:space="0"/>
             </w:tcBorders>
             <w:shd w:val="clear" w:color="auto" w:fill="auto"/>
             <w:tcMar>
@@ -3878,10 +3992,10 @@
               <w:suppressLineNumbers w:val="0"/>
               <w:snapToGrid w:val="0"/>
               <w:spacing w:line="240" w:lineRule="auto"/>
-              <w:ind w:left="0" w:right="0" w:firstLine="0" w:leftChars="0" w:rightChars="0" w:firstLineChars="0"/>
+              <w:ind w:left="0" w:leftChars="0" w:right="0" w:rightChars="0" w:firstLine="0" w:firstLineChars="0"/>
               <w:jc w:val="left"/>
               <w:rPr>
-                <w:rFonts w:ascii="Segoe UI" w:eastAsia="Segoe UI" w:hAnsi="Segoe UI" w:cs="Segoe UI" w:hint="default"/>
+                <w:rFonts w:hint="default" w:ascii="Segoe UI" w:hAnsi="Segoe UI" w:eastAsia="Segoe UI" w:cs="Segoe UI"/>
                 <w:i w:val="0"/>
                 <w:iCs w:val="0"/>
                 <w:caps w:val="0"/>
@@ -3893,7 +4007,7 @@
             </w:pPr>
             <w:r>
               <w:rPr>
-                <w:rFonts w:ascii="Segoe UI" w:eastAsia="Segoe UI" w:hAnsi="Segoe UI" w:cs="Segoe UI" w:hint="default"/>
+                <w:rFonts w:hint="default" w:ascii="Segoe UI" w:hAnsi="Segoe UI" w:eastAsia="Segoe UI" w:cs="Segoe UI"/>
                 <w:i w:val="0"/>
                 <w:iCs w:val="0"/>
                 <w:caps w:val="0"/>
@@ -3912,8 +4026,14 @@
       </w:tr>
       <w:tr>
         <w:tblPrEx>
-          <w:tblW w:w="8498" w:type="dxa"/>
-          <w:jc w:val="center"/>
+          <w:tblBorders>
+            <w:top w:val="none" w:color="auto" w:sz="0" w:space="0"/>
+            <w:left w:val="none" w:color="auto" w:sz="0" w:space="0"/>
+            <w:bottom w:val="none" w:color="auto" w:sz="0" w:space="0"/>
+            <w:right w:val="none" w:color="auto" w:sz="0" w:space="0"/>
+            <w:insideH w:val="none" w:color="auto" w:sz="0" w:space="0"/>
+            <w:insideV w:val="none" w:color="auto" w:sz="0" w:space="0"/>
+          </w:tblBorders>
           <w:shd w:val="clear" w:color="auto" w:fill="auto"/>
           <w:tblCellMar>
             <w:top w:w="15" w:type="dxa"/>
@@ -3923,17 +4043,17 @@
           </w:tblCellMar>
         </w:tblPrEx>
         <w:trPr>
-          <w:trHeight w:val="0"/>
+          <w:trHeight w:val="0" w:hRule="atLeast"/>
           <w:jc w:val="center"/>
         </w:trPr>
         <w:tc>
           <w:tcPr>
             <w:tcW w:w="2516" w:type="dxa"/>
             <w:tcBorders>
-              <w:top w:val="single" w:sz="4" w:space="0" w:color="auto"/>
-              <w:left w:val="single" w:sz="12" w:space="0" w:color="auto"/>
-              <w:bottom w:val="single" w:sz="12" w:space="0" w:color="auto"/>
-              <w:right w:val="single" w:sz="4" w:space="0" w:color="auto"/>
+              <w:top w:val="single" w:color="auto" w:sz="4" w:space="0"/>
+              <w:left w:val="single" w:color="auto" w:sz="12" w:space="0"/>
+              <w:bottom w:val="single" w:color="auto" w:sz="12" w:space="0"/>
+              <w:right w:val="single" w:color="auto" w:sz="4" w:space="0"/>
             </w:tcBorders>
             <w:shd w:val="clear" w:color="auto" w:fill="auto"/>
             <w:tcMar>
@@ -3952,10 +4072,10 @@
               <w:suppressLineNumbers w:val="0"/>
               <w:snapToGrid w:val="0"/>
               <w:spacing w:line="240" w:lineRule="auto"/>
-              <w:ind w:left="0" w:right="0" w:firstLine="0" w:leftChars="0" w:rightChars="0" w:firstLineChars="0"/>
+              <w:ind w:left="0" w:leftChars="0" w:right="0" w:rightChars="0" w:firstLine="0" w:firstLineChars="0"/>
               <w:jc w:val="left"/>
               <w:rPr>
-                <w:rFonts w:ascii="Segoe UI" w:eastAsia="Segoe UI" w:hAnsi="Segoe UI" w:cs="Segoe UI" w:hint="default"/>
+                <w:rFonts w:hint="default" w:ascii="Segoe UI" w:hAnsi="Segoe UI" w:eastAsia="Segoe UI" w:cs="Segoe UI"/>
                 <w:i w:val="0"/>
                 <w:iCs w:val="0"/>
                 <w:caps w:val="0"/>
@@ -3967,8 +4087,8 @@
             </w:pPr>
             <w:r>
               <w:rPr>
-                <w:rStyle w:val="Strong"/>
-                <w:rFonts w:ascii="Segoe UI" w:eastAsia="Segoe UI" w:hAnsi="Segoe UI" w:cs="Segoe UI" w:hint="default"/>
+                <w:rStyle w:val="23"/>
+                <w:rFonts w:hint="default" w:ascii="Segoe UI" w:hAnsi="Segoe UI" w:eastAsia="Segoe UI" w:cs="Segoe UI"/>
                 <w:b/>
                 <w:bCs/>
                 <w:i w:val="0"/>
@@ -3990,10 +4110,10 @@
           <w:tcPr>
             <w:tcW w:w="5982" w:type="dxa"/>
             <w:tcBorders>
-              <w:top w:val="single" w:sz="4" w:space="0" w:color="auto"/>
-              <w:left w:val="single" w:sz="4" w:space="0" w:color="auto"/>
-              <w:bottom w:val="single" w:sz="12" w:space="0" w:color="auto"/>
-              <w:right w:val="single" w:sz="12" w:space="0" w:color="auto"/>
+              <w:top w:val="single" w:color="auto" w:sz="4" w:space="0"/>
+              <w:left w:val="single" w:color="auto" w:sz="4" w:space="0"/>
+              <w:bottom w:val="single" w:color="auto" w:sz="12" w:space="0"/>
+              <w:right w:val="single" w:color="auto" w:sz="12" w:space="0"/>
             </w:tcBorders>
             <w:shd w:val="clear" w:color="auto" w:fill="auto"/>
             <w:tcMar>
@@ -4012,10 +4132,10 @@
               <w:suppressLineNumbers w:val="0"/>
               <w:snapToGrid w:val="0"/>
               <w:spacing w:line="240" w:lineRule="auto"/>
-              <w:ind w:left="0" w:right="0" w:firstLine="0" w:leftChars="0" w:rightChars="0" w:firstLineChars="0"/>
+              <w:ind w:left="0" w:leftChars="0" w:right="0" w:rightChars="0" w:firstLine="0" w:firstLineChars="0"/>
               <w:jc w:val="left"/>
               <w:rPr>
-                <w:rFonts w:ascii="Segoe UI" w:eastAsia="Segoe UI" w:hAnsi="Segoe UI" w:cs="Segoe UI" w:hint="default"/>
+                <w:rFonts w:hint="default" w:ascii="Segoe UI" w:hAnsi="Segoe UI" w:eastAsia="Segoe UI" w:cs="Segoe UI"/>
                 <w:i w:val="0"/>
                 <w:iCs w:val="0"/>
                 <w:caps w:val="0"/>
@@ -4027,7 +4147,7 @@
             </w:pPr>
             <w:r>
               <w:rPr>
-                <w:rFonts w:ascii="Segoe UI" w:eastAsia="Segoe UI" w:hAnsi="Segoe UI" w:cs="Segoe UI" w:hint="default"/>
+                <w:rFonts w:hint="default" w:ascii="Segoe UI" w:hAnsi="Segoe UI" w:eastAsia="Segoe UI" w:cs="Segoe UI"/>
                 <w:i w:val="0"/>
                 <w:iCs w:val="0"/>
                 <w:caps w:val="0"/>
@@ -4047,14 +4167,14 @@
     </w:tbl>
     <w:p>
       <w:pPr>
-        <w:pStyle w:val="2"/>
+        <w:pStyle w:val="30"/>
         <w:bidi w:val="0"/>
         <w:rPr>
           <w:rFonts w:hint="eastAsia"/>
           <w:lang w:val="en-US" w:eastAsia="zh-CN"/>
         </w:rPr>
       </w:pPr>
-      <w:bookmarkStart w:id="4" w:name="_Toc16066"/>
+      <w:bookmarkStart w:id="4" w:name="_Toc5466"/>
       <w:r>
         <w:rPr>
           <w:rFonts w:hint="eastAsia"/>
@@ -4066,14 +4186,14 @@
     </w:p>
     <w:p>
       <w:pPr>
-        <w:pStyle w:val="3"/>
+        <w:pStyle w:val="31"/>
         <w:bidi w:val="0"/>
         <w:rPr>
           <w:rFonts w:hint="eastAsia"/>
           <w:lang w:val="en-US" w:eastAsia="zh-CN"/>
         </w:rPr>
       </w:pPr>
-      <w:bookmarkStart w:id="5" w:name="_Toc9152"/>
+      <w:bookmarkStart w:id="5" w:name="_Toc1924"/>
       <w:r>
         <w:rPr>
           <w:rFonts w:hint="eastAsia"/>
@@ -4085,7 +4205,7 @@
     </w:p>
     <w:p>
       <w:pPr>
-        <w:pStyle w:val="a1"/>
+        <w:pStyle w:val="29"/>
         <w:rPr>
           <w:rFonts w:hint="eastAsia"/>
           <w:lang w:val="en-US" w:eastAsia="zh-CN"/>
@@ -4101,7 +4221,7 @@
     </w:p>
     <w:p>
       <w:pPr>
-        <w:pStyle w:val="a1"/>
+        <w:pStyle w:val="29"/>
       </w:pPr>
       <w:r>
         <w:drawing>
@@ -4122,7 +4242,7 @@
                     </pic:cNvPicPr>
                   </pic:nvPicPr>
                   <pic:blipFill>
-                    <a:blip xmlns:r="http://schemas.openxmlformats.org/officeDocument/2006/relationships" r:embed="rId7"/>
+                    <a:blip r:embed="rId10"/>
                     <a:stretch>
                       <a:fillRect/>
                     </a:stretch>
@@ -4149,14 +4269,14 @@
     </w:p>
     <w:p>
       <w:pPr>
-        <w:pStyle w:val="3"/>
+        <w:pStyle w:val="31"/>
         <w:bidi w:val="0"/>
         <w:rPr>
           <w:rFonts w:hint="default"/>
           <w:lang w:val="en-US" w:eastAsia="zh-CN"/>
         </w:rPr>
       </w:pPr>
-      <w:bookmarkStart w:id="6" w:name="_Toc7090"/>
+      <w:bookmarkStart w:id="6" w:name="_Toc11673"/>
       <w:r>
         <w:rPr>
           <w:rFonts w:hint="eastAsia"/>
@@ -4168,7 +4288,7 @@
     </w:p>
     <w:p>
       <w:pPr>
-        <w:pStyle w:val="a1"/>
+        <w:pStyle w:val="29"/>
         <w:rPr>
           <w:rFonts w:hint="eastAsia"/>
           <w:lang w:val="en-US" w:eastAsia="zh-CN"/>
@@ -4184,7 +4304,7 @@
     </w:p>
     <w:p>
       <w:pPr>
-        <w:pStyle w:val="a1"/>
+        <w:pStyle w:val="29"/>
         <w:rPr>
           <w:rFonts w:hint="eastAsia"/>
           <w:lang w:val="en-US" w:eastAsia="zh-CN"/>
@@ -4209,7 +4329,7 @@
                     </pic:cNvPicPr>
                   </pic:nvPicPr>
                   <pic:blipFill>
-                    <a:blip xmlns:r="http://schemas.openxmlformats.org/officeDocument/2006/relationships" r:embed="rId8"/>
+                    <a:blip r:embed="rId11"/>
                     <a:stretch>
                       <a:fillRect/>
                     </a:stretch>
@@ -4236,14 +4356,14 @@
     </w:p>
     <w:p>
       <w:pPr>
-        <w:pStyle w:val="3"/>
+        <w:pStyle w:val="31"/>
         <w:bidi w:val="0"/>
         <w:rPr>
           <w:rFonts w:hint="default"/>
           <w:lang w:val="en-US" w:eastAsia="zh-CN"/>
         </w:rPr>
       </w:pPr>
-      <w:bookmarkStart w:id="7" w:name="_Toc2375"/>
+      <w:bookmarkStart w:id="7" w:name="_Toc147"/>
       <w:r>
         <w:rPr>
           <w:rFonts w:hint="eastAsia"/>
@@ -4255,7 +4375,7 @@
     </w:p>
     <w:p>
       <w:pPr>
-        <w:pStyle w:val="a1"/>
+        <w:pStyle w:val="29"/>
         <w:rPr>
           <w:rFonts w:hint="default"/>
           <w:lang w:val="en-US" w:eastAsia="zh-CN"/>
@@ -4287,7 +4407,7 @@
                     </pic:cNvPicPr>
                   </pic:nvPicPr>
                   <pic:blipFill>
-                    <a:blip xmlns:r="http://schemas.openxmlformats.org/officeDocument/2006/relationships" r:embed="rId9"/>
+                    <a:blip r:embed="rId12"/>
                     <a:stretch>
                       <a:fillRect/>
                     </a:stretch>
@@ -4314,14 +4434,14 @@
     </w:p>
     <w:p>
       <w:pPr>
-        <w:pStyle w:val="2"/>
+        <w:pStyle w:val="30"/>
         <w:bidi w:val="0"/>
         <w:rPr>
           <w:rFonts w:hint="default"/>
           <w:lang w:val="en-US" w:eastAsia="zh-CN"/>
         </w:rPr>
       </w:pPr>
-      <w:bookmarkStart w:id="8" w:name="_Toc8636"/>
+      <w:bookmarkStart w:id="8" w:name="_Toc18213"/>
       <w:r>
         <w:rPr>
           <w:rFonts w:hint="eastAsia"/>
@@ -4333,14 +4453,14 @@
     </w:p>
     <w:p>
       <w:pPr>
-        <w:pStyle w:val="3"/>
+        <w:pStyle w:val="31"/>
         <w:bidi w:val="0"/>
         <w:rPr>
           <w:rFonts w:hint="eastAsia"/>
           <w:lang w:val="en-US" w:eastAsia="zh-CN"/>
         </w:rPr>
       </w:pPr>
-      <w:bookmarkStart w:id="9" w:name="_Toc20594"/>
+      <w:bookmarkStart w:id="9" w:name="_Toc18267"/>
       <w:r>
         <w:rPr>
           <w:rFonts w:hint="eastAsia"/>
@@ -4352,7 +4472,7 @@
     </w:p>
     <w:p>
       <w:pPr>
-        <w:pStyle w:val="a1"/>
+        <w:pStyle w:val="29"/>
         <w:rPr>
           <w:rFonts w:hint="eastAsia"/>
           <w:lang w:val="en-US" w:eastAsia="zh-CN"/>
@@ -4368,7 +4488,7 @@
     </w:p>
     <w:p>
       <w:pPr>
-        <w:pStyle w:val="a1"/>
+        <w:pStyle w:val="29"/>
         <w:rPr>
           <w:rFonts w:hint="default"/>
           <w:lang w:val="en-US" w:eastAsia="zh-CN"/>
@@ -4393,7 +4513,7 @@
                     </pic:cNvPicPr>
                   </pic:nvPicPr>
                   <pic:blipFill>
-                    <a:blip xmlns:r="http://schemas.openxmlformats.org/officeDocument/2006/relationships" r:embed="rId10"/>
+                    <a:blip r:embed="rId13"/>
                     <a:stretch>
                       <a:fillRect/>
                     </a:stretch>
@@ -4420,14 +4540,14 @@
     </w:p>
     <w:p>
       <w:pPr>
-        <w:pStyle w:val="3"/>
+        <w:pStyle w:val="31"/>
         <w:bidi w:val="0"/>
         <w:rPr>
           <w:rFonts w:hint="eastAsia"/>
           <w:lang w:val="en-US" w:eastAsia="zh-CN"/>
         </w:rPr>
       </w:pPr>
-      <w:bookmarkStart w:id="10" w:name="_Toc18686"/>
+      <w:bookmarkStart w:id="10" w:name="_Toc21416"/>
       <w:r>
         <w:rPr>
           <w:rFonts w:hint="eastAsia"/>
@@ -4439,7 +4559,7 @@
     </w:p>
     <w:p>
       <w:pPr>
-        <w:pStyle w:val="a1"/>
+        <w:pStyle w:val="29"/>
         <w:rPr>
           <w:rFonts w:hint="eastAsia"/>
           <w:lang w:val="en-US" w:eastAsia="zh-CN"/>
@@ -4464,7 +4584,7 @@
                     </pic:cNvPicPr>
                   </pic:nvPicPr>
                   <pic:blipFill>
-                    <a:blip xmlns:r="http://schemas.openxmlformats.org/officeDocument/2006/relationships" r:embed="rId11"/>
+                    <a:blip r:embed="rId14"/>
                     <a:stretch>
                       <a:fillRect/>
                     </a:stretch>
@@ -4491,14 +4611,14 @@
     </w:p>
     <w:p>
       <w:pPr>
-        <w:pStyle w:val="3"/>
+        <w:pStyle w:val="31"/>
         <w:bidi w:val="0"/>
         <w:rPr>
           <w:rFonts w:hint="default"/>
           <w:lang w:val="en-US" w:eastAsia="zh-CN"/>
         </w:rPr>
       </w:pPr>
-      <w:bookmarkStart w:id="11" w:name="_Toc19075"/>
+      <w:bookmarkStart w:id="11" w:name="_Toc11744"/>
       <w:r>
         <w:rPr>
           <w:rFonts w:hint="eastAsia"/>
@@ -4510,7 +4630,7 @@
     </w:p>
     <w:p>
       <w:pPr>
-        <w:pStyle w:val="a1"/>
+        <w:pStyle w:val="29"/>
         <w:rPr>
           <w:rFonts w:hint="default"/>
           <w:lang w:val="en-US" w:eastAsia="zh-CN"/>
@@ -4535,7 +4655,7 @@
                     </pic:cNvPicPr>
                   </pic:nvPicPr>
                   <pic:blipFill>
-                    <a:blip xmlns:r="http://schemas.openxmlformats.org/officeDocument/2006/relationships" r:embed="rId12"/>
+                    <a:blip r:embed="rId15"/>
                     <a:stretch>
                       <a:fillRect/>
                     </a:stretch>
@@ -4562,7 +4682,7 @@
     </w:p>
     <w:p>
       <w:pPr>
-        <w:pStyle w:val="1"/>
+        <w:pStyle w:val="28"/>
         <w:keepNext w:val="0"/>
         <w:keepLines w:val="0"/>
         <w:pageBreakBefore w:val="0"/>
@@ -4582,7 +4702,7 @@
           <w:lang w:val="en-US" w:eastAsia="zh-CN"/>
         </w:rPr>
       </w:pPr>
-      <w:bookmarkStart w:id="12" w:name="_Toc22759"/>
+      <w:bookmarkStart w:id="12" w:name="_Toc28687"/>
       <w:r>
         <w:rPr>
           <w:rFonts w:hint="default"/>
@@ -4594,7 +4714,7 @@
     </w:p>
     <w:p>
       <w:pPr>
-        <w:pStyle w:val="a1"/>
+        <w:pStyle w:val="29"/>
         <w:rPr>
           <w:rFonts w:hint="default"/>
           <w:lang w:val="en-US" w:eastAsia="zh-CN"/>
@@ -4610,7 +4730,7 @@
     </w:p>
     <w:p>
       <w:pPr>
-        <w:pStyle w:val="a1"/>
+        <w:pStyle w:val="29"/>
         <w:rPr>
           <w:rFonts w:hint="default"/>
           <w:lang w:val="en-US" w:eastAsia="zh-CN"/>
@@ -4626,7 +4746,7 @@
     </w:p>
     <w:p>
       <w:pPr>
-        <w:pStyle w:val="a1"/>
+        <w:pStyle w:val="29"/>
         <w:rPr>
           <w:rFonts w:hint="default"/>
           <w:lang w:val="en-US" w:eastAsia="zh-CN"/>
@@ -4642,7 +4762,7 @@
     </w:p>
     <w:p>
       <w:pPr>
-        <w:pStyle w:val="a1"/>
+        <w:pStyle w:val="29"/>
         <w:rPr>
           <w:rFonts w:hint="default"/>
           <w:lang w:val="en-US" w:eastAsia="zh-CN"/>
@@ -4658,7 +4778,7 @@
     </w:p>
     <w:p>
       <w:pPr>
-        <w:pStyle w:val="a1"/>
+        <w:pStyle w:val="29"/>
         <w:rPr>
           <w:rFonts w:hint="default"/>
           <w:lang w:val="en-US" w:eastAsia="zh-CN"/>
@@ -4674,7 +4794,7 @@
     </w:p>
     <w:p>
       <w:pPr>
-        <w:pStyle w:val="a1"/>
+        <w:pStyle w:val="29"/>
         <w:rPr>
           <w:rFonts w:hint="default"/>
           <w:lang w:val="en-US" w:eastAsia="zh-CN"/>
@@ -4704,7 +4824,7 @@
     </w:p>
     <w:p>
       <w:pPr>
-        <w:pStyle w:val="a1"/>
+        <w:pStyle w:val="28"/>
         <w:keepNext w:val="0"/>
         <w:keepLines w:val="0"/>
         <w:pageBreakBefore w:val="0"/>
@@ -4724,10 +4844,129 @@
           <w:lang w:val="en-US" w:eastAsia="zh-CN"/>
         </w:rPr>
       </w:pPr>
+      <w:bookmarkStart w:id="13" w:name="_Toc3181"/>
+      <w:r>
+        <w:rPr>
+          <w:rFonts w:hint="default"/>
+          <w:lang w:val="en-US" w:eastAsia="zh-CN"/>
+        </w:rPr>
+        <w:t>新技术研发进展情况</w:t>
+      </w:r>
+      <w:bookmarkEnd w:id="13"/>
     </w:p>
     <w:p>
       <w:pPr>
-        <w:pStyle w:val="1"/>
+        <w:pStyle w:val="29"/>
+        <w:rPr>
+          <w:rFonts w:hint="default"/>
+          <w:lang w:val="en-US" w:eastAsia="zh-CN"/>
+        </w:rPr>
+      </w:pPr>
+      <w:r>
+        <w:rPr>
+          <w:rFonts w:hint="default"/>
+          <w:lang w:val="en-US" w:eastAsia="zh-CN"/>
+        </w:rPr>
+        <w:t>完成状态：预研与评估阶段顺利完成，已进入原型验证阶段。</w:t>
+      </w:r>
+    </w:p>
+    <w:p>
+      <w:pPr>
+        <w:pStyle w:val="29"/>
+        <w:rPr>
+          <w:rFonts w:hint="default"/>
+          <w:lang w:val="en-US" w:eastAsia="zh-CN"/>
+        </w:rPr>
+      </w:pPr>
+      <w:r>
+        <w:rPr>
+          <w:rFonts w:hint="default"/>
+          <w:lang w:val="en-US" w:eastAsia="zh-CN"/>
+        </w:rPr>
+        <w:t>核心进展：</w:t>
+      </w:r>
+    </w:p>
+    <w:p>
+      <w:pPr>
+        <w:pStyle w:val="29"/>
+        <w:rPr>
+          <w:rFonts w:hint="default"/>
+          <w:lang w:val="en-US" w:eastAsia="zh-CN"/>
+        </w:rPr>
+      </w:pPr>
+      <w:r>
+        <w:rPr>
+          <w:rFonts w:hint="default"/>
+          <w:lang w:val="en-US" w:eastAsia="zh-CN"/>
+        </w:rPr>
+        <w:t>AIOps场景探索：Q2-Q3期间，技术虚拟小组完成了对开源框架的技术评估。Q4起，已选取“Nginx访问日志错误模式自动识别”作为首个PoC场景，目前原型系统正在测试环境中运行，初步验证了通过简单规则引擎实现异常模式过滤的可行性。</w:t>
+      </w:r>
+    </w:p>
+    <w:p>
+      <w:pPr>
+        <w:pStyle w:val="29"/>
+        <w:rPr>
+          <w:rFonts w:hint="default"/>
+          <w:lang w:val="en-US" w:eastAsia="zh-CN"/>
+        </w:rPr>
+      </w:pPr>
+      <w:r>
+        <w:rPr>
+          <w:rFonts w:hint="default"/>
+          <w:lang w:val="en-US" w:eastAsia="zh-CN"/>
+        </w:rPr>
+        <w:t>超自动化流程拓展：基于现有RPA经验，对低代码工作流平台进行了选型研究。已完成“月度运维报告数据自动采集与生成”流程的设计，</w:t>
+      </w:r>
+      <w:r>
+        <w:rPr>
+          <w:rFonts w:hint="eastAsia"/>
+          <w:lang w:val="en-US" w:eastAsia="zh-CN"/>
+        </w:rPr>
+        <w:t>于</w:t>
+      </w:r>
+      <w:r>
+        <w:rPr>
+          <w:rFonts w:hint="default"/>
+          <w:lang w:val="en-US" w:eastAsia="zh-CN"/>
+        </w:rPr>
+        <w:t>12月进行自动化流程部署测试。</w:t>
+      </w:r>
+    </w:p>
+    <w:p>
+      <w:pPr>
+        <w:pStyle w:val="29"/>
+        <w:rPr>
+          <w:rFonts w:hint="default"/>
+          <w:lang w:val="en-US" w:eastAsia="zh-CN"/>
+        </w:rPr>
+      </w:pPr>
+      <w:r>
+        <w:rPr>
+          <w:rFonts w:hint="default"/>
+          <w:lang w:val="en-US" w:eastAsia="zh-CN"/>
+        </w:rPr>
+        <w:t>融合探索：已初步规划了智能告警事件与知识库解决方案、自动化流程的联动接口方案，为2026年深度集成打下基础。</w:t>
+      </w:r>
+    </w:p>
+    <w:p>
+      <w:pPr>
+        <w:pStyle w:val="29"/>
+        <w:rPr>
+          <w:rFonts w:hint="default"/>
+          <w:lang w:val="en-US" w:eastAsia="zh-CN"/>
+        </w:rPr>
+      </w:pPr>
+      <w:r>
+        <w:rPr>
+          <w:rFonts w:hint="default"/>
+          <w:lang w:val="en-US" w:eastAsia="zh-CN"/>
+        </w:rPr>
+        <w:t>阶段结论：本年度新技术研发工作实现了从0到1的突破，明确了技术路线，积累了初步实践经验，达到了“能力建设和方向验证”的预期目标。</w:t>
+      </w:r>
+    </w:p>
+    <w:p>
+      <w:pPr>
+        <w:pStyle w:val="28"/>
         <w:keepNext w:val="0"/>
         <w:keepLines w:val="0"/>
         <w:pageBreakBefore w:val="0"/>
@@ -4747,131 +4986,19 @@
           <w:lang w:val="en-US" w:eastAsia="zh-CN"/>
         </w:rPr>
       </w:pPr>
-      <w:bookmarkStart w:id="13" w:name="_Toc14232"/>
-      <w:r>
-        <w:rPr>
-          <w:rFonts w:hint="default"/>
-          <w:lang w:val="en-US" w:eastAsia="zh-CN"/>
-        </w:rPr>
-        <w:t>新技术研发进展情况</w:t>
-      </w:r>
-      <w:bookmarkEnd w:id="13"/>
+      <w:bookmarkStart w:id="14" w:name="_Toc20032"/>
+      <w:r>
+        <w:rPr>
+          <w:rFonts w:hint="default"/>
+          <w:lang w:val="en-US" w:eastAsia="zh-CN"/>
+        </w:rPr>
+        <w:t>资金使用情况</w:t>
+      </w:r>
+      <w:bookmarkEnd w:id="14"/>
     </w:p>
     <w:p>
       <w:pPr>
-        <w:pStyle w:val="a1"/>
-        <w:rPr>
-          <w:rFonts w:hint="default"/>
-          <w:lang w:val="en-US" w:eastAsia="zh-CN"/>
-        </w:rPr>
-      </w:pPr>
-      <w:r>
-        <w:rPr>
-          <w:rFonts w:hint="default"/>
-          <w:lang w:val="en-US" w:eastAsia="zh-CN"/>
-        </w:rPr>
-        <w:t>完成状态：预研与评估阶段顺利完成，已进入原型验证阶段。</w:t>
-      </w:r>
-    </w:p>
-    <w:p>
-      <w:pPr>
-        <w:pStyle w:val="a1"/>
-        <w:rPr>
-          <w:rFonts w:hint="default"/>
-          <w:lang w:val="en-US" w:eastAsia="zh-CN"/>
-        </w:rPr>
-      </w:pPr>
-      <w:r>
-        <w:rPr>
-          <w:rFonts w:hint="default"/>
-          <w:lang w:val="en-US" w:eastAsia="zh-CN"/>
-        </w:rPr>
-        <w:t>核心进展：</w:t>
-      </w:r>
-    </w:p>
-    <w:p>
-      <w:pPr>
-        <w:pStyle w:val="a1"/>
-        <w:rPr>
-          <w:rFonts w:hint="default"/>
-          <w:lang w:val="en-US" w:eastAsia="zh-CN"/>
-        </w:rPr>
-      </w:pPr>
-      <w:r>
-        <w:rPr>
-          <w:rFonts w:hint="default"/>
-          <w:lang w:val="en-US" w:eastAsia="zh-CN"/>
-        </w:rPr>
-        <w:t>AIOps场景探索：Q2-Q3期间，技术虚拟小组完成了对开源框架的技术评估。Q4起，已选取“Nginx访问日志错误模式自动识别”作为首个PoC场景，目前原型系统正在测试环境中运行，初步验证了通过简单规则引擎实现异常模式过滤的可行性。</w:t>
-      </w:r>
-    </w:p>
-    <w:p>
-      <w:pPr>
-        <w:pStyle w:val="a1"/>
-        <w:rPr>
-          <w:rFonts w:hint="default"/>
-          <w:lang w:val="en-US" w:eastAsia="zh-CN"/>
-        </w:rPr>
-      </w:pPr>
-      <w:r>
-        <w:rPr>
-          <w:rFonts w:hint="default"/>
-          <w:lang w:val="en-US" w:eastAsia="zh-CN"/>
-        </w:rPr>
-        <w:t>超自动化流程拓展：基于现有RPA经验，对低代码工作流平台进行了选型研究。已完成“月度运维报告数据自动采集与生成”流程的设计，</w:t>
-      </w:r>
-      <w:r>
-        <w:rPr>
-          <w:rFonts w:hint="eastAsia"/>
-          <w:lang w:val="en-US" w:eastAsia="zh-CN"/>
-        </w:rPr>
-        <w:t>于</w:t>
-      </w:r>
-      <w:bookmarkStart w:id="14" w:name="_GoBack"/>
-      <w:bookmarkEnd w:id="14"/>
-      <w:r>
-        <w:rPr>
-          <w:rFonts w:hint="default"/>
-          <w:lang w:val="en-US" w:eastAsia="zh-CN"/>
-        </w:rPr>
-        <w:t>12月进行自动化流程部署测试。</w:t>
-      </w:r>
-    </w:p>
-    <w:p>
-      <w:pPr>
-        <w:pStyle w:val="a1"/>
-        <w:rPr>
-          <w:rFonts w:hint="default"/>
-          <w:lang w:val="en-US" w:eastAsia="zh-CN"/>
-        </w:rPr>
-      </w:pPr>
-      <w:r>
-        <w:rPr>
-          <w:rFonts w:hint="default"/>
-          <w:lang w:val="en-US" w:eastAsia="zh-CN"/>
-        </w:rPr>
-        <w:t>融合探索：已初步规划了智能告警事件与知识库解决方案、自动化流程的联动接口方案，为2026年深度集成打下基础。</w:t>
-      </w:r>
-    </w:p>
-    <w:p>
-      <w:pPr>
-        <w:pStyle w:val="a1"/>
-        <w:rPr>
-          <w:rFonts w:hint="default"/>
-          <w:lang w:val="en-US" w:eastAsia="zh-CN"/>
-        </w:rPr>
-      </w:pPr>
-      <w:r>
-        <w:rPr>
-          <w:rFonts w:hint="default"/>
-          <w:lang w:val="en-US" w:eastAsia="zh-CN"/>
-        </w:rPr>
-        <w:t>阶段结论：本年度新技术研发工作实现了从0到1的突破，明确了技术路线，积累了初步实践经验，达到了“能力建设和方向验证”的预期目标。</w:t>
-      </w:r>
-    </w:p>
-    <w:p>
-      <w:pPr>
-        <w:pStyle w:val="1"/>
+        <w:pStyle w:val="29"/>
         <w:keepNext w:val="0"/>
         <w:keepLines w:val="0"/>
         <w:pageBreakBefore w:val="0"/>
@@ -4891,19 +5018,73 @@
           <w:lang w:val="en-US" w:eastAsia="zh-CN"/>
         </w:rPr>
       </w:pPr>
-      <w:bookmarkStart w:id="15" w:name="_Toc30172"/>
-      <w:r>
-        <w:rPr>
-          <w:rFonts w:hint="default"/>
-          <w:lang w:val="en-US" w:eastAsia="zh-CN"/>
-        </w:rPr>
-        <w:t>资金使用情况</w:t>
-      </w:r>
-      <w:bookmarkEnd w:id="15"/>
+      <w:r>
+        <w:rPr>
+          <w:rFonts w:hint="default"/>
+          <w:lang w:val="en-US" w:eastAsia="zh-CN"/>
+        </w:rPr>
+        <w:t>2025年度，研发规划预算总额为103万元。截至2025年</w:t>
+      </w:r>
+      <w:r>
+        <w:rPr>
+          <w:rFonts w:hint="eastAsia"/>
+          <w:lang w:val="en-US" w:eastAsia="zh-CN"/>
+        </w:rPr>
+        <w:t>12</w:t>
+      </w:r>
+      <w:r>
+        <w:rPr>
+          <w:rFonts w:hint="default"/>
+          <w:lang w:val="en-US" w:eastAsia="zh-CN"/>
+        </w:rPr>
+        <w:t>月</w:t>
+      </w:r>
+      <w:r>
+        <w:rPr>
+          <w:rFonts w:hint="eastAsia"/>
+          <w:lang w:val="en-US" w:eastAsia="zh-CN"/>
+        </w:rPr>
+        <w:t>底</w:t>
+      </w:r>
+      <w:r>
+        <w:rPr>
+          <w:rFonts w:hint="default"/>
+          <w:lang w:val="en-US" w:eastAsia="zh-CN"/>
+        </w:rPr>
+        <w:t>，实际支出共计</w:t>
+      </w:r>
+      <w:r>
+        <w:rPr>
+          <w:rFonts w:hint="eastAsia"/>
+          <w:lang w:val="en-US" w:eastAsia="zh-CN"/>
+        </w:rPr>
+        <w:t>103</w:t>
+      </w:r>
+      <w:r>
+        <w:rPr>
+          <w:rFonts w:hint="default"/>
+          <w:lang w:val="en-US" w:eastAsia="zh-CN"/>
+        </w:rPr>
+        <w:t>万元，预算</w:t>
+      </w:r>
+      <w:r>
+        <w:rPr>
+          <w:rFonts w:hint="eastAsia"/>
+          <w:lang w:val="en-US" w:eastAsia="zh-CN"/>
+        </w:rPr>
+        <w:t>使用合理</w:t>
+      </w:r>
+      <w:r>
+        <w:rPr>
+          <w:rFonts w:hint="default"/>
+          <w:lang w:val="en-US" w:eastAsia="zh-CN"/>
+        </w:rPr>
+        <w:t>，资金使用健康、合理，主要支出情况如下：</w:t>
+      </w:r>
     </w:p>
     <w:p>
       <w:pPr>
-        <w:pStyle w:val="a1"/>
+        <w:pStyle w:val="29"/>
         <w:keepNext w:val="0"/>
         <w:keepLines w:val="0"/>
         <w:pageBreakBefore w:val="0"/>
@@ -4928,68 +5109,12 @@
           <w:rFonts w:hint="default"/>
           <w:lang w:val="en-US" w:eastAsia="zh-CN"/>
         </w:rPr>
-        <w:t>2025年度，研发规划预算总额为103万元。截至2025年</w:t>
-      </w:r>
-      <w:r>
-        <w:rPr>
-          <w:rFonts w:hint="eastAsia"/>
-          <w:lang w:val="en-US" w:eastAsia="zh-CN"/>
-        </w:rPr>
-        <w:t>12</w:t>
-      </w:r>
-      <w:r>
-        <w:rPr>
-          <w:rFonts w:hint="default"/>
-          <w:lang w:val="en-US" w:eastAsia="zh-CN"/>
-        </w:rPr>
-        <w:t>月</w:t>
-      </w:r>
-      <w:r>
-        <w:rPr>
-          <w:rFonts w:hint="eastAsia"/>
-          <w:lang w:val="en-US" w:eastAsia="zh-CN"/>
-        </w:rPr>
-        <w:t>底</w:t>
-      </w:r>
-      <w:r>
-        <w:rPr>
-          <w:rFonts w:hint="default"/>
-          <w:lang w:val="en-US" w:eastAsia="zh-CN"/>
-        </w:rPr>
-        <w:t>，实际支出共计</w:t>
-      </w:r>
-      <w:r>
-        <w:rPr>
-          <w:rFonts w:hint="eastAsia"/>
-          <w:lang w:val="en-US" w:eastAsia="zh-CN"/>
-        </w:rPr>
-        <w:t>103</w:t>
-      </w:r>
-      <w:r>
-        <w:rPr>
-          <w:rFonts w:hint="default"/>
-          <w:lang w:val="en-US" w:eastAsia="zh-CN"/>
-        </w:rPr>
-        <w:t>万元，预算</w:t>
-      </w:r>
-      <w:r>
-        <w:rPr>
-          <w:rFonts w:hint="eastAsia"/>
-          <w:lang w:val="en-US" w:eastAsia="zh-CN"/>
-        </w:rPr>
-        <w:t>使用合理</w:t>
-      </w:r>
-      <w:r>
-        <w:rPr>
-          <w:rFonts w:hint="default"/>
-          <w:lang w:val="en-US" w:eastAsia="zh-CN"/>
-        </w:rPr>
-        <w:t>，资金使用健康、合理，主要支出情况如下：</w:t>
+        <w:t>人力资源成本（60万元预算）：实际支出60万元，执行率100%。为研发团队薪酬、奖金，是项目顺利推进的根本保障。</w:t>
       </w:r>
     </w:p>
     <w:p>
       <w:pPr>
-        <w:pStyle w:val="a1"/>
+        <w:pStyle w:val="29"/>
         <w:keepNext w:val="0"/>
         <w:keepLines w:val="0"/>
         <w:pageBreakBefore w:val="0"/>
@@ -5014,12 +5139,26 @@
           <w:rFonts w:hint="default"/>
           <w:lang w:val="en-US" w:eastAsia="zh-CN"/>
         </w:rPr>
-        <w:t>人力资源成本（60万元预算）：实际支出60万元，执行率100%。为研发团队薪酬、奖金，是项目顺利推进的根本保障。</w:t>
+        <w:t>软硬件及云资源采购（12万元预算）：实际支出</w:t>
+      </w:r>
+      <w:r>
+        <w:rPr>
+          <w:rFonts w:hint="eastAsia"/>
+          <w:lang w:val="en-US" w:eastAsia="zh-CN"/>
+        </w:rPr>
+        <w:t>12</w:t>
+      </w:r>
+      <w:r>
+        <w:rPr>
+          <w:rFonts w:hint="default"/>
+          <w:lang w:val="en-US" w:eastAsia="zh-CN"/>
+        </w:rPr>
+        <w:t>万元。主要用于智能平台生产环境云服务器租赁及部分商业BI组件许可采购。</w:t>
       </w:r>
     </w:p>
     <w:p>
       <w:pPr>
-        <w:pStyle w:val="a1"/>
+        <w:pStyle w:val="29"/>
         <w:keepNext w:val="0"/>
         <w:keepLines w:val="0"/>
         <w:pageBreakBefore w:val="0"/>
@@ -5044,26 +5183,12 @@
           <w:rFonts w:hint="default"/>
           <w:lang w:val="en-US" w:eastAsia="zh-CN"/>
         </w:rPr>
-        <w:t>软硬件及云资源采购（12万元预算）：实际支出</w:t>
-      </w:r>
-      <w:r>
-        <w:rPr>
-          <w:rFonts w:hint="eastAsia"/>
-          <w:lang w:val="en-US" w:eastAsia="zh-CN"/>
-        </w:rPr>
-        <w:t>12</w:t>
-      </w:r>
-      <w:r>
-        <w:rPr>
-          <w:rFonts w:hint="default"/>
-          <w:lang w:val="en-US" w:eastAsia="zh-CN"/>
-        </w:rPr>
-        <w:t>万元。主要用于智能平台生产环境云服务器租赁及部分商业BI组件许可采购。</w:t>
+        <w:t>专项费用（31万元预算）：</w:t>
       </w:r>
     </w:p>
     <w:p>
       <w:pPr>
-        <w:pStyle w:val="a1"/>
+        <w:pStyle w:val="29"/>
         <w:keepNext w:val="0"/>
         <w:keepLines w:val="0"/>
         <w:pageBreakBefore w:val="0"/>
@@ -5088,12 +5213,40 @@
           <w:rFonts w:hint="default"/>
           <w:lang w:val="en-US" w:eastAsia="zh-CN"/>
         </w:rPr>
-        <w:t>专项费用（31万元预算）：</w:t>
+        <w:t>手册研发（8万元）：实际支出</w:t>
+      </w:r>
+      <w:r>
+        <w:rPr>
+          <w:rFonts w:hint="eastAsia"/>
+          <w:lang w:val="en-US" w:eastAsia="zh-CN"/>
+        </w:rPr>
+        <w:t>8</w:t>
+      </w:r>
+      <w:r>
+        <w:rPr>
+          <w:rFonts w:hint="default"/>
+          <w:lang w:val="en-US" w:eastAsia="zh-CN"/>
+        </w:rPr>
+        <w:t>万元，用于手册编写、评审及</w:t>
+      </w:r>
+      <w:r>
+        <w:rPr>
+          <w:rFonts w:hint="eastAsia"/>
+          <w:lang w:val="en-US" w:eastAsia="zh-CN"/>
+        </w:rPr>
+        <w:t>知识</w:t>
+      </w:r>
+      <w:r>
+        <w:rPr>
+          <w:rFonts w:hint="default"/>
+          <w:lang w:val="en-US" w:eastAsia="zh-CN"/>
+        </w:rPr>
+        <w:t>适配。</w:t>
       </w:r>
     </w:p>
     <w:p>
       <w:pPr>
-        <w:pStyle w:val="a1"/>
+        <w:pStyle w:val="29"/>
         <w:keepNext w:val="0"/>
         <w:keepLines w:val="0"/>
         <w:pageBreakBefore w:val="0"/>
@@ -5118,40 +5271,26 @@
           <w:rFonts w:hint="default"/>
           <w:lang w:val="en-US" w:eastAsia="zh-CN"/>
         </w:rPr>
-        <w:t>手册研发（8万元）：实际支出</w:t>
+        <w:t>新技术研发（15万元）：实际支出</w:t>
       </w:r>
       <w:r>
         <w:rPr>
           <w:rFonts w:hint="eastAsia"/>
           <w:lang w:val="en-US" w:eastAsia="zh-CN"/>
         </w:rPr>
-        <w:t>8</w:t>
-      </w:r>
-      <w:r>
-        <w:rPr>
-          <w:rFonts w:hint="default"/>
-          <w:lang w:val="en-US" w:eastAsia="zh-CN"/>
-        </w:rPr>
-        <w:t>万元，用于手册编写、评审及</w:t>
-      </w:r>
-      <w:r>
-        <w:rPr>
-          <w:rFonts w:hint="eastAsia"/>
-          <w:lang w:val="en-US" w:eastAsia="zh-CN"/>
-        </w:rPr>
-        <w:t>知识</w:t>
-      </w:r>
-      <w:r>
-        <w:rPr>
-          <w:rFonts w:hint="default"/>
-          <w:lang w:val="en-US" w:eastAsia="zh-CN"/>
-        </w:rPr>
-        <w:t>适配。</w:t>
+        <w:t>15</w:t>
+      </w:r>
+      <w:r>
+        <w:rPr>
+          <w:rFonts w:hint="default"/>
+          <w:lang w:val="en-US" w:eastAsia="zh-CN"/>
+        </w:rPr>
+        <w:t>万元，用于技术培训、PoC环境搭建及外部专家咨询。</w:t>
       </w:r>
     </w:p>
     <w:p>
       <w:pPr>
-        <w:pStyle w:val="a1"/>
+        <w:pStyle w:val="29"/>
         <w:keepNext w:val="0"/>
         <w:keepLines w:val="0"/>
         <w:pageBreakBefore w:val="0"/>
@@ -5176,26 +5315,26 @@
           <w:rFonts w:hint="default"/>
           <w:lang w:val="en-US" w:eastAsia="zh-CN"/>
         </w:rPr>
-        <w:t>新技术研发（15万元）：实际支出</w:t>
+        <w:t>外包咨询与培训推广（8万元）：实际支出</w:t>
       </w:r>
       <w:r>
         <w:rPr>
           <w:rFonts w:hint="eastAsia"/>
           <w:lang w:val="en-US" w:eastAsia="zh-CN"/>
         </w:rPr>
-        <w:t>15</w:t>
-      </w:r>
-      <w:r>
-        <w:rPr>
-          <w:rFonts w:hint="default"/>
-          <w:lang w:val="en-US" w:eastAsia="zh-CN"/>
-        </w:rPr>
-        <w:t>万元，用于技术培训、PoC环境搭建及外部专家咨询。</w:t>
+        <w:t>8</w:t>
+      </w:r>
+      <w:r>
+        <w:rPr>
+          <w:rFonts w:hint="default"/>
+          <w:lang w:val="en-US" w:eastAsia="zh-CN"/>
+        </w:rPr>
+        <w:t>万元，主要用于安全测试服务及内部推广活动。</w:t>
       </w:r>
     </w:p>
     <w:p>
       <w:pPr>
-        <w:pStyle w:val="a1"/>
+        <w:pStyle w:val="28"/>
         <w:keepNext w:val="0"/>
         <w:keepLines w:val="0"/>
         <w:pageBreakBefore w:val="0"/>
@@ -5215,31 +5354,35 @@
           <w:lang w:val="en-US" w:eastAsia="zh-CN"/>
         </w:rPr>
       </w:pPr>
-      <w:r>
-        <w:rPr>
-          <w:rFonts w:hint="default"/>
-          <w:lang w:val="en-US" w:eastAsia="zh-CN"/>
-        </w:rPr>
-        <w:t>外包咨询与培训推广（8万元）：实际支出</w:t>
-      </w:r>
+      <w:bookmarkStart w:id="15" w:name="_Toc17652"/>
       <w:r>
         <w:rPr>
           <w:rFonts w:hint="eastAsia"/>
           <w:lang w:val="en-US" w:eastAsia="zh-CN"/>
         </w:rPr>
-        <w:t>8</w:t>
-      </w:r>
-      <w:r>
-        <w:rPr>
-          <w:rFonts w:hint="default"/>
-          <w:lang w:val="en-US" w:eastAsia="zh-CN"/>
-        </w:rPr>
-        <w:t>万元，主要用于安全测试服务及内部推广活动。</w:t>
-      </w:r>
+        <w:t>技术成果应用情况</w:t>
+      </w:r>
+      <w:bookmarkEnd w:id="15"/>
     </w:p>
     <w:p>
       <w:pPr>
-        <w:pStyle w:val="1"/>
+        <w:pStyle w:val="29"/>
+        <w:rPr>
+          <w:rFonts w:hint="default"/>
+          <w:lang w:val="en-US" w:eastAsia="zh-CN"/>
+        </w:rPr>
+      </w:pPr>
+      <w:r>
+        <w:rPr>
+          <w:rFonts w:hint="default"/>
+          <w:lang w:val="en-US" w:eastAsia="zh-CN"/>
+        </w:rPr>
+        <w:t>本年度研发的“华数-服务价值台”及配套运维手册已在公安视频监控项目运维项目中投入实际应用。其中，服务知识管理模块已导入覆盖视频监控设备故障处理、网络传输异常定位、存储系统维护等场景的知识条目，运维人员可通过知识库快速检索相似问题及解决方案，有效提升了故障排查效率。客户满意度调查模块已支持项目组按季度开展满意度问卷发放与回收工作，实现调查项按需配置、问卷批量发放及结果自动统计，改变了以往手工发放、人工汇总的低效模式。此外，《视频监控平台运维手册》《视频监控网络传输故障排查手册》《视频存储与平台运维手册》已成为项目现场运维人员的标准工具书，显著增强了公安视频监控项目的运维保障能力与服务规范性。</w:t>
+      </w:r>
+    </w:p>
+    <w:p>
+      <w:pPr>
+        <w:pStyle w:val="28"/>
         <w:keepNext w:val="0"/>
         <w:keepLines w:val="0"/>
         <w:pageBreakBefore w:val="0"/>
@@ -5259,7 +5402,7 @@
           <w:lang w:val="en-US" w:eastAsia="zh-CN"/>
         </w:rPr>
       </w:pPr>
-      <w:bookmarkStart w:id="16" w:name="_Toc1078"/>
+      <w:bookmarkStart w:id="16" w:name="_Toc27008"/>
       <w:r>
         <w:rPr>
           <w:rFonts w:hint="default"/>
@@ -5271,7 +5414,7 @@
     </w:p>
     <w:p>
       <w:pPr>
-        <w:pStyle w:val="a1"/>
+        <w:pStyle w:val="29"/>
         <w:keepNext w:val="0"/>
         <w:keepLines w:val="0"/>
         <w:pageBreakBefore w:val="0"/>
@@ -5301,7 +5444,7 @@
     </w:p>
     <w:p>
       <w:pPr>
-        <w:pStyle w:val="a1"/>
+        <w:pStyle w:val="29"/>
         <w:keepNext w:val="0"/>
         <w:keepLines w:val="0"/>
         <w:pageBreakBefore w:val="0"/>
@@ -5330,23 +5473,73 @@
       </w:r>
     </w:p>
     <w:sectPr>
-      <w:headerReference w:type="default" r:id="rId13"/>
+      <w:headerReference r:id="rId5" w:type="default"/>
       <w:pgSz w:w="11906" w:h="16838"/>
       <w:pgMar w:top="1417" w:right="1800" w:bottom="1440" w:left="1800" w:header="1140" w:footer="992" w:gutter="0"/>
-      <w:cols w:num="1" w:space="425"/>
+      <w:cols w:space="425" w:num="1"/>
       <w:docGrid w:type="lines" w:linePitch="312" w:charSpace="0"/>
     </w:sectPr>
   </w:body>
 </w:document>
 </file>
 
+<file path=word/endnotes.xml><?xml version="1.0" encoding="utf-8"?>
+<w:endnotes xmlns:wpc="http://schemas.microsoft.com/office/word/2010/wordprocessingCanvas" xmlns:mc="http://schemas.openxmlformats.org/markup-compatibility/2006" xmlns:o="urn:schemas-microsoft-com:office:office" xmlns:r="http://schemas.openxmlformats.org/officeDocument/2006/relationships" xmlns:m="http://schemas.openxmlformats.org/officeDocument/2006/math" xmlns:v="urn:schemas-microsoft-com:vml" xmlns:wp14="http://schemas.microsoft.com/office/word/2010/wordprocessingDrawing" xmlns:wp="http://schemas.openxmlformats.org/drawingml/2006/wordprocessingDrawing" xmlns:w="http://schemas.openxmlformats.org/wordprocessingml/2006/main" xmlns:w14="http://schemas.microsoft.com/office/word/2010/wordml" xmlns:w15="http://schemas.microsoft.com/office/word/2012/wordml" xmlns:w10="urn:schemas-microsoft-com:office:word" xmlns:wpg="http://schemas.microsoft.com/office/word/2010/wordprocessingGroup" xmlns:wpi="http://schemas.microsoft.com/office/word/2010/wordprocessingInk" xmlns:wne="http://schemas.microsoft.com/office/word/2006/wordml" xmlns:wps="http://schemas.microsoft.com/office/word/2010/wordprocessingShape" xmlns:wpsCustomData="http://www.wps.cn/officeDocument/2013/wpsCustomData" mc:Ignorable="w14 w15 wp14">
+  <w:endnote w:type="separator" w:id="0">
+    <w:p>
+      <w:pPr>
+        <w:spacing w:line="240" w:lineRule="auto"/>
+      </w:pPr>
+      <w:r>
+        <w:separator/>
+      </w:r>
+    </w:p>
+  </w:endnote>
+  <w:endnote w:type="continuationSeparator" w:id="1">
+    <w:p>
+      <w:pPr>
+        <w:spacing w:line="240" w:lineRule="auto"/>
+      </w:pPr>
+      <w:r>
+        <w:continuationSeparator/>
+      </w:r>
+    </w:p>
+  </w:endnote>
+</w:endnotes>
+</file>
+
+<file path=word/footnotes.xml><?xml version="1.0" encoding="utf-8"?>
+<w:footnotes xmlns:wpc="http://schemas.microsoft.com/office/word/2010/wordprocessingCanvas" xmlns:mc="http://schemas.openxmlformats.org/markup-compatibility/2006" xmlns:o="urn:schemas-microsoft-com:office:office" xmlns:r="http://schemas.openxmlformats.org/officeDocument/2006/relationships" xmlns:m="http://schemas.openxmlformats.org/officeDocument/2006/math" xmlns:v="urn:schemas-microsoft-com:vml" xmlns:wp14="http://schemas.microsoft.com/office/word/2010/wordprocessingDrawing" xmlns:wp="http://schemas.openxmlformats.org/drawingml/2006/wordprocessingDrawing" xmlns:w="http://schemas.openxmlformats.org/wordprocessingml/2006/main" xmlns:w14="http://schemas.microsoft.com/office/word/2010/wordml" xmlns:w15="http://schemas.microsoft.com/office/word/2012/wordml" xmlns:w10="urn:schemas-microsoft-com:office:word" xmlns:wpg="http://schemas.microsoft.com/office/word/2010/wordprocessingGroup" xmlns:wpi="http://schemas.microsoft.com/office/word/2010/wordprocessingInk" xmlns:wne="http://schemas.microsoft.com/office/word/2006/wordml" xmlns:wps="http://schemas.microsoft.com/office/word/2010/wordprocessingShape" xmlns:wpsCustomData="http://www.wps.cn/officeDocument/2013/wpsCustomData" mc:Ignorable="w14 w15 wp14">
+  <w:footnote w:type="separator" w:id="0">
+    <w:p>
+      <w:pPr>
+        <w:spacing w:line="360" w:lineRule="auto"/>
+      </w:pPr>
+      <w:r>
+        <w:separator/>
+      </w:r>
+    </w:p>
+  </w:footnote>
+  <w:footnote w:type="continuationSeparator" w:id="1">
+    <w:p>
+      <w:pPr>
+        <w:spacing w:line="360" w:lineRule="auto"/>
+      </w:pPr>
+      <w:r>
+        <w:continuationSeparator/>
+      </w:r>
+    </w:p>
+  </w:footnote>
+</w:footnotes>
+</file>
+
 <file path=word/header1.xml><?xml version="1.0" encoding="utf-8"?>
-<w:hdr xmlns:wpc="http://schemas.microsoft.com/office/word/2010/wordprocessingCanvas" xmlns:mc="http://schemas.openxmlformats.org/markup-compatibility/2006" xmlns:o="urn:schemas-microsoft-com:office:office" xmlns:r="http://schemas.openxmlformats.org/officeDocument/2006/relationships" xmlns:m="http://schemas.openxmlformats.org/officeDocument/2006/math" xmlns:v="urn:schemas-microsoft-com:vml" xmlns:wp14="http://schemas.microsoft.com/office/word/2010/wordprocessingDrawing" xmlns:wp="http://schemas.openxmlformats.org/drawingml/2006/wordprocessingDrawing" xmlns:w10="urn:schemas-microsoft-com:office:word" xmlns:w="http://schemas.openxmlformats.org/wordprocessingml/2006/main" xmlns:w14="http://schemas.microsoft.com/office/word/2010/wordml" xmlns:w15="http://schemas.microsoft.com/office/word/2012/wordml" xmlns:wne="http://schemas.microsoft.com/office/word/2006/wordml" xmlns:wpg="http://schemas.microsoft.com/office/word/2010/wordprocessingGroup" xmlns:wpi="http://schemas.microsoft.com/office/word/2010/wordprocessingInk" xmlns:wps="http://schemas.microsoft.com/office/word/2010/wordprocessingShape" mc:Ignorable="w14 w15 wp14">
+<w:hdr xmlns:wpc="http://schemas.microsoft.com/office/word/2010/wordprocessingCanvas" xmlns:mc="http://schemas.openxmlformats.org/markup-compatibility/2006" xmlns:o="urn:schemas-microsoft-com:office:office" xmlns:r="http://schemas.openxmlformats.org/officeDocument/2006/relationships" xmlns:m="http://schemas.openxmlformats.org/officeDocument/2006/math" xmlns:v="urn:schemas-microsoft-com:vml" xmlns:wp14="http://schemas.microsoft.com/office/word/2010/wordprocessingDrawing" xmlns:wp="http://schemas.openxmlformats.org/drawingml/2006/wordprocessingDrawing" xmlns:w10="urn:schemas-microsoft-com:office:word" xmlns:w="http://schemas.openxmlformats.org/wordprocessingml/2006/main" xmlns:w14="http://schemas.microsoft.com/office/word/2010/wordml" xmlns:w15="http://schemas.microsoft.com/office/word/2012/wordml" xmlns:wpg="http://schemas.microsoft.com/office/word/2010/wordprocessingGroup" xmlns:wpi="http://schemas.microsoft.com/office/word/2010/wordprocessingInk" xmlns:wne="http://schemas.microsoft.com/office/word/2006/wordml" xmlns:wps="http://schemas.microsoft.com/office/word/2010/wordprocessingShape" xmlns:wpsCustomData="http://www.wps.cn/officeDocument/2013/wpsCustomData" mc:Ignorable="w14 w15 wp14">
   <w:p>
     <w:pPr>
-      <w:pStyle w:val="Header"/>
+      <w:pStyle w:val="15"/>
       <w:pBdr>
-        <w:bottom w:val="single" w:sz="4" w:space="1" w:color="auto"/>
+        <w:bottom w:val="single" w:color="auto" w:sz="4" w:space="1"/>
       </w:pBdr>
       <w:tabs>
         <w:tab w:val="left" w:pos="335"/>
@@ -5354,27 +5547,27 @@
       </w:tabs>
       <w:jc w:val="right"/>
       <w:rPr>
-        <w:rFonts w:eastAsiaTheme="minorEastAsia" w:hint="eastAsia"/>
+        <w:rFonts w:hint="eastAsia" w:eastAsiaTheme="minorEastAsia"/>
         <w:lang w:eastAsia="zh-CN"/>
       </w:rPr>
     </w:pPr>
     <w:r>
       <w:rPr>
-        <w:rFonts w:eastAsiaTheme="minorEastAsia" w:hint="eastAsia"/>
+        <w:rFonts w:hint="eastAsia" w:eastAsiaTheme="minorEastAsia"/>
         <w:lang w:val="en-US" w:eastAsia="zh-CN"/>
       </w:rPr>
       <w:tab/>
     </w:r>
     <w:r>
       <w:rPr>
-        <w:rFonts w:eastAsiaTheme="minorEastAsia" w:hint="eastAsia"/>
+        <w:rFonts w:hint="eastAsia" w:eastAsiaTheme="minorEastAsia"/>
         <w:lang w:val="en-US" w:eastAsia="zh-CN"/>
       </w:rPr>
       <w:tab/>
     </w:r>
     <w:r>
       <w:rPr>
-        <w:rFonts w:eastAsiaTheme="minorEastAsia" w:hint="eastAsia"/>
+        <w:rFonts w:hint="eastAsia" w:eastAsiaTheme="minorEastAsia"/>
         <w:lang w:val="en-US" w:eastAsia="zh-CN"/>
       </w:rPr>
       <w:t>桐乡华数广电网络有限公司</w:t>
@@ -5384,15 +5577,15 @@
 </file>
 
 <file path=word/numbering.xml><?xml version="1.0" encoding="utf-8"?>
-<w:numbering xmlns:wpc="http://schemas.microsoft.com/office/word/2010/wordprocessingCanvas" xmlns:mc="http://schemas.openxmlformats.org/markup-compatibility/2006" xmlns:o="urn:schemas-microsoft-com:office:office" xmlns:r="http://schemas.openxmlformats.org/officeDocument/2006/relationships" xmlns:m="http://schemas.openxmlformats.org/officeDocument/2006/math" xmlns:v="urn:schemas-microsoft-com:vml" xmlns:wp14="http://schemas.microsoft.com/office/word/2010/wordprocessingDrawing" xmlns:wp="http://schemas.openxmlformats.org/drawingml/2006/wordprocessingDrawing" xmlns:w10="urn:schemas-microsoft-com:office:word" xmlns:w="http://schemas.openxmlformats.org/wordprocessingml/2006/main" xmlns:w14="http://schemas.microsoft.com/office/word/2010/wordml" xmlns:w15="http://schemas.microsoft.com/office/word/2012/wordml" xmlns:wne="http://schemas.microsoft.com/office/word/2006/wordml" xmlns:wpg="http://schemas.microsoft.com/office/word/2010/wordprocessingGroup" xmlns:wpi="http://schemas.microsoft.com/office/word/2010/wordprocessingInk" xmlns:wps="http://schemas.microsoft.com/office/word/2010/wordprocessingShape" mc:Ignorable="w14 w15 wp14">
+<w:numbering xmlns:wpc="http://schemas.microsoft.com/office/word/2010/wordprocessingCanvas" xmlns:mc="http://schemas.openxmlformats.org/markup-compatibility/2006" xmlns:o="urn:schemas-microsoft-com:office:office" xmlns:r="http://schemas.openxmlformats.org/officeDocument/2006/relationships" xmlns:m="http://schemas.openxmlformats.org/officeDocument/2006/math" xmlns:v="urn:schemas-microsoft-com:vml" xmlns:wp14="http://schemas.microsoft.com/office/word/2010/wordprocessingDrawing" xmlns:wp="http://schemas.openxmlformats.org/drawingml/2006/wordprocessingDrawing" xmlns:w10="urn:schemas-microsoft-com:office:word" xmlns:w="http://schemas.openxmlformats.org/wordprocessingml/2006/main" xmlns:w14="http://schemas.microsoft.com/office/word/2010/wordml" xmlns:wpg="http://schemas.microsoft.com/office/word/2010/wordprocessingGroup" xmlns:wpi="http://schemas.microsoft.com/office/word/2010/wordprocessingInk" xmlns:wne="http://schemas.microsoft.com/office/word/2006/wordml" xmlns:wps="http://schemas.microsoft.com/office/word/2010/wordprocessingShape" xmlns:wpsCustomData="http://www.wps.cn/officeDocument/2013/wpsCustomData" mc:Ignorable="w14 wp14">
   <w:abstractNum w:abstractNumId="0">
     <w:nsid w:val="8E964DCE"/>
     <w:multiLevelType w:val="multilevel"/>
     <w:tmpl w:val="8E964DCE"/>
-    <w:lvl w:ilvl="0">
+    <w:lvl w:ilvl="0" w:tentative="0">
       <w:start w:val="1"/>
       <w:numFmt w:val="decimal"/>
-      <w:pStyle w:val="Heading1"/>
+      <w:pStyle w:val="2"/>
       <w:lvlText w:val="%1."/>
       <w:lvlJc w:val="left"/>
       <w:pPr>
@@ -5402,10 +5595,10 @@
         <w:rFonts w:hint="default"/>
       </w:rPr>
     </w:lvl>
-    <w:lvl w:ilvl="1">
+    <w:lvl w:ilvl="1" w:tentative="0">
       <w:start w:val="1"/>
       <w:numFmt w:val="decimal"/>
-      <w:pStyle w:val="Heading2"/>
+      <w:pStyle w:val="3"/>
       <w:lvlText w:val="%1.%2."/>
       <w:lvlJc w:val="left"/>
       <w:pPr>
@@ -5415,10 +5608,10 @@
         <w:rFonts w:hint="default"/>
       </w:rPr>
     </w:lvl>
-    <w:lvl w:ilvl="2">
+    <w:lvl w:ilvl="2" w:tentative="0">
       <w:start w:val="1"/>
       <w:numFmt w:val="decimal"/>
-      <w:pStyle w:val="Heading3"/>
+      <w:pStyle w:val="4"/>
       <w:lvlText w:val="%1.%2.%3."/>
       <w:lvlJc w:val="left"/>
       <w:pPr>
@@ -5428,10 +5621,10 @@
         <w:rFonts w:hint="default"/>
       </w:rPr>
     </w:lvl>
-    <w:lvl w:ilvl="3">
+    <w:lvl w:ilvl="3" w:tentative="0">
       <w:start w:val="1"/>
       <w:numFmt w:val="decimal"/>
-      <w:pStyle w:val="Heading4"/>
+      <w:pStyle w:val="5"/>
       <w:lvlText w:val="%1.%2.%3.%4."/>
       <w:lvlJc w:val="left"/>
       <w:pPr>
@@ -5441,10 +5634,10 @@
         <w:rFonts w:hint="default"/>
       </w:rPr>
     </w:lvl>
-    <w:lvl w:ilvl="4">
+    <w:lvl w:ilvl="4" w:tentative="0">
       <w:start w:val="1"/>
       <w:numFmt w:val="decimal"/>
-      <w:pStyle w:val="Heading5"/>
+      <w:pStyle w:val="6"/>
       <w:lvlText w:val="%1.%2.%3.%4.%5."/>
       <w:lvlJc w:val="left"/>
       <w:pPr>
@@ -5454,10 +5647,10 @@
         <w:rFonts w:hint="default"/>
       </w:rPr>
     </w:lvl>
-    <w:lvl w:ilvl="5">
+    <w:lvl w:ilvl="5" w:tentative="0">
       <w:start w:val="1"/>
       <w:numFmt w:val="decimal"/>
-      <w:pStyle w:val="Heading6"/>
+      <w:pStyle w:val="7"/>
       <w:lvlText w:val="%1.%2.%3.%4.%5.%6."/>
       <w:lvlJc w:val="left"/>
       <w:pPr>
@@ -5467,10 +5660,10 @@
         <w:rFonts w:hint="default"/>
       </w:rPr>
     </w:lvl>
-    <w:lvl w:ilvl="6">
+    <w:lvl w:ilvl="6" w:tentative="0">
       <w:start w:val="1"/>
       <w:numFmt w:val="decimal"/>
-      <w:pStyle w:val="Heading7"/>
+      <w:pStyle w:val="8"/>
       <w:lvlText w:val="%1.%2.%3.%4.%5.%6.%7."/>
       <w:lvlJc w:val="left"/>
       <w:pPr>
@@ -5480,10 +5673,10 @@
         <w:rFonts w:hint="default"/>
       </w:rPr>
     </w:lvl>
-    <w:lvl w:ilvl="7">
+    <w:lvl w:ilvl="7" w:tentative="0">
       <w:start w:val="1"/>
       <w:numFmt w:val="decimal"/>
-      <w:pStyle w:val="Heading8"/>
+      <w:pStyle w:val="9"/>
       <w:lvlText w:val="%1.%2.%3.%4.%5.%6.%7.%8."/>
       <w:lvlJc w:val="left"/>
       <w:pPr>
@@ -5493,10 +5686,10 @@
         <w:rFonts w:hint="default"/>
       </w:rPr>
     </w:lvl>
-    <w:lvl w:ilvl="8">
+    <w:lvl w:ilvl="8" w:tentative="0">
       <w:start w:val="1"/>
       <w:numFmt w:val="decimal"/>
-      <w:pStyle w:val="Heading9"/>
+      <w:pStyle w:val="10"/>
       <w:lvlText w:val="%1.%2.%3.%4.%5.%6.%7.%8.%9."/>
       <w:lvlJc w:val="left"/>
       <w:pPr>
@@ -5514,267 +5707,269 @@
 </file>
 
 <file path=word/styles.xml><?xml version="1.0" encoding="utf-8"?>
-<w:styles xmlns:mc="http://schemas.openxmlformats.org/markup-compatibility/2006" xmlns:r="http://schemas.openxmlformats.org/officeDocument/2006/relationships" xmlns:w="http://schemas.openxmlformats.org/wordprocessingml/2006/main" xmlns:w14="http://schemas.microsoft.com/office/word/2010/wordml" xmlns:w15="http://schemas.microsoft.com/office/word/2012/wordml" mc:Ignorable="w14 w15">
+<w:styles xmlns:mc="http://schemas.openxmlformats.org/markup-compatibility/2006" xmlns:o="urn:schemas-microsoft-com:office:office" xmlns:r="http://schemas.openxmlformats.org/officeDocument/2006/relationships" xmlns:m="http://schemas.openxmlformats.org/officeDocument/2006/math" xmlns:v="urn:schemas-microsoft-com:vml" xmlns:w="http://schemas.openxmlformats.org/wordprocessingml/2006/main" xmlns:w14="http://schemas.microsoft.com/office/word/2010/wordml" xmlns:w10="urn:schemas-microsoft-com:office:word" xmlns:sl="http://schemas.openxmlformats.org/schemaLibrary/2006/main" xmlns:wpsCustomData="http://www.wps.cn/officeDocument/2013/wpsCustomData" mc:Ignorable="w14">
   <w:docDefaults>
     <w:rPrDefault>
       <w:rPr>
-        <w:rFonts w:ascii="Times New Roman" w:eastAsia="宋体" w:hAnsi="Times New Roman" w:cs="Times New Roman"/>
+        <w:rFonts w:ascii="Times New Roman" w:hAnsi="Times New Roman" w:eastAsia="宋体" w:cs="Times New Roman"/>
       </w:rPr>
     </w:rPrDefault>
     <w:pPrDefault/>
   </w:docDefaults>
-  <w:latentStyles w:defLockedState="0" w:defUIPriority="99" w:defSemiHidden="1" w:defUnhideWhenUsed="1" w:defQFormat="0" w:count="260">
-    <w:lsdException w:name="Normal" w:semiHidden="0" w:uiPriority="0" w:unhideWhenUsed="0" w:qFormat="1"/>
-    <w:lsdException w:name="heading 1" w:semiHidden="0" w:uiPriority="0" w:unhideWhenUsed="0" w:qFormat="1"/>
-    <w:lsdException w:name="heading 2" w:semiHidden="0" w:uiPriority="0" w:qFormat="1"/>
-    <w:lsdException w:name="heading 3" w:uiPriority="0" w:qFormat="1"/>
-    <w:lsdException w:name="heading 4" w:semiHidden="0" w:uiPriority="0" w:qFormat="1"/>
-    <w:lsdException w:name="heading 5" w:uiPriority="0" w:qFormat="1"/>
-    <w:lsdException w:name="heading 6" w:uiPriority="0" w:qFormat="1"/>
-    <w:lsdException w:name="heading 7" w:uiPriority="0" w:qFormat="1"/>
-    <w:lsdException w:name="heading 8" w:uiPriority="0" w:qFormat="1"/>
-    <w:lsdException w:name="heading 9" w:uiPriority="0" w:qFormat="1"/>
-    <w:lsdException w:name="index 1" w:semiHidden="0" w:uiPriority="0" w:unhideWhenUsed="0"/>
-    <w:lsdException w:name="index 2" w:semiHidden="0" w:uiPriority="0" w:unhideWhenUsed="0"/>
-    <w:lsdException w:name="index 3" w:semiHidden="0" w:uiPriority="0" w:unhideWhenUsed="0"/>
-    <w:lsdException w:name="index 4" w:semiHidden="0" w:uiPriority="0" w:unhideWhenUsed="0"/>
-    <w:lsdException w:name="index 5" w:semiHidden="0" w:uiPriority="0" w:unhideWhenUsed="0"/>
-    <w:lsdException w:name="index 6" w:semiHidden="0" w:uiPriority="0" w:unhideWhenUsed="0"/>
-    <w:lsdException w:name="index 7" w:semiHidden="0" w:uiPriority="0" w:unhideWhenUsed="0"/>
-    <w:lsdException w:name="index 8" w:semiHidden="0" w:uiPriority="0" w:unhideWhenUsed="0"/>
-    <w:lsdException w:name="index 9" w:semiHidden="0" w:uiPriority="0" w:unhideWhenUsed="0"/>
-    <w:lsdException w:name="toc 1" w:semiHidden="0" w:uiPriority="0" w:unhideWhenUsed="0" w:qFormat="1"/>
-    <w:lsdException w:name="toc 2" w:semiHidden="0" w:uiPriority="0" w:unhideWhenUsed="0" w:qFormat="1"/>
-    <w:lsdException w:name="toc 3" w:semiHidden="0" w:uiPriority="0" w:unhideWhenUsed="0" w:qFormat="1"/>
-    <w:lsdException w:name="toc 4" w:semiHidden="0" w:uiPriority="0" w:unhideWhenUsed="0"/>
-    <w:lsdException w:name="toc 5" w:semiHidden="0" w:uiPriority="0" w:unhideWhenUsed="0"/>
-    <w:lsdException w:name="toc 6" w:semiHidden="0" w:uiPriority="0" w:unhideWhenUsed="0"/>
-    <w:lsdException w:name="toc 7" w:semiHidden="0" w:uiPriority="0" w:unhideWhenUsed="0"/>
-    <w:lsdException w:name="toc 8" w:semiHidden="0" w:uiPriority="0" w:unhideWhenUsed="0"/>
-    <w:lsdException w:name="toc 9" w:semiHidden="0" w:uiPriority="0" w:unhideWhenUsed="0"/>
-    <w:lsdException w:name="Normal Indent" w:semiHidden="0" w:uiPriority="0" w:unhideWhenUsed="0"/>
-    <w:lsdException w:name="footnote text" w:semiHidden="0" w:uiPriority="0" w:unhideWhenUsed="0"/>
-    <w:lsdException w:name="annotation text" w:semiHidden="0" w:uiPriority="0" w:unhideWhenUsed="0" w:qFormat="1"/>
-    <w:lsdException w:name="header" w:semiHidden="0" w:uiPriority="0" w:unhideWhenUsed="0" w:qFormat="1"/>
-    <w:lsdException w:name="footer" w:semiHidden="0" w:uiPriority="0" w:unhideWhenUsed="0" w:qFormat="1"/>
-    <w:lsdException w:name="index heading" w:semiHidden="0" w:uiPriority="0" w:unhideWhenUsed="0"/>
-    <w:lsdException w:name="caption" w:uiPriority="0" w:qFormat="1"/>
-    <w:lsdException w:name="table of figures" w:semiHidden="0" w:uiPriority="0" w:unhideWhenUsed="0"/>
-    <w:lsdException w:name="envelope address" w:semiHidden="0" w:uiPriority="0" w:unhideWhenUsed="0"/>
-    <w:lsdException w:name="envelope return" w:semiHidden="0" w:uiPriority="0" w:unhideWhenUsed="0"/>
-    <w:lsdException w:name="footnote reference" w:semiHidden="0" w:uiPriority="0" w:unhideWhenUsed="0"/>
-    <w:lsdException w:name="annotation reference" w:semiHidden="0" w:uiPriority="0" w:unhideWhenUsed="0"/>
-    <w:lsdException w:name="line number" w:semiHidden="0" w:uiPriority="0" w:unhideWhenUsed="0"/>
-    <w:lsdException w:name="page number" w:semiHidden="0" w:uiPriority="0" w:unhideWhenUsed="0"/>
-    <w:lsdException w:name="endnote reference" w:semiHidden="0" w:uiPriority="0" w:unhideWhenUsed="0"/>
-    <w:lsdException w:name="endnote text" w:semiHidden="0" w:uiPriority="0" w:unhideWhenUsed="0"/>
-    <w:lsdException w:name="table of authorities" w:semiHidden="0" w:uiPriority="0" w:unhideWhenUsed="0"/>
-    <w:lsdException w:name="macro" w:semiHidden="0" w:uiPriority="0" w:unhideWhenUsed="0"/>
-    <w:lsdException w:name="toa heading" w:semiHidden="0" w:uiPriority="0" w:unhideWhenUsed="0"/>
-    <w:lsdException w:name="List" w:semiHidden="0" w:uiPriority="0" w:unhideWhenUsed="0"/>
-    <w:lsdException w:name="List Bullet" w:semiHidden="0" w:uiPriority="0" w:unhideWhenUsed="0"/>
-    <w:lsdException w:name="List Number" w:semiHidden="0" w:uiPriority="0" w:unhideWhenUsed="0"/>
-    <w:lsdException w:name="List 2" w:semiHidden="0" w:uiPriority="0" w:unhideWhenUsed="0"/>
-    <w:lsdException w:name="List 3" w:semiHidden="0" w:uiPriority="0" w:unhideWhenUsed="0"/>
-    <w:lsdException w:name="List 4" w:semiHidden="0" w:uiPriority="0" w:unhideWhenUsed="0"/>
-    <w:lsdException w:name="List 5" w:semiHidden="0" w:uiPriority="0" w:unhideWhenUsed="0"/>
-    <w:lsdException w:name="List Bullet 2" w:semiHidden="0" w:uiPriority="0" w:unhideWhenUsed="0"/>
-    <w:lsdException w:name="List Bullet 3" w:semiHidden="0" w:uiPriority="0" w:unhideWhenUsed="0"/>
-    <w:lsdException w:name="List Bullet 4" w:semiHidden="0" w:uiPriority="0" w:unhideWhenUsed="0"/>
-    <w:lsdException w:name="List Bullet 5" w:semiHidden="0" w:uiPriority="0" w:unhideWhenUsed="0"/>
-    <w:lsdException w:name="List Number 2" w:semiHidden="0" w:uiPriority="0" w:unhideWhenUsed="0"/>
-    <w:lsdException w:name="List Number 3" w:semiHidden="0" w:uiPriority="0" w:unhideWhenUsed="0"/>
-    <w:lsdException w:name="List Number 4" w:semiHidden="0" w:uiPriority="0" w:unhideWhenUsed="0"/>
-    <w:lsdException w:name="List Number 5" w:semiHidden="0" w:uiPriority="0" w:unhideWhenUsed="0"/>
-    <w:lsdException w:name="Title" w:semiHidden="0" w:uiPriority="0" w:unhideWhenUsed="0" w:qFormat="1"/>
-    <w:lsdException w:name="Closing" w:semiHidden="0" w:uiPriority="0" w:unhideWhenUsed="0"/>
-    <w:lsdException w:name="Signature" w:semiHidden="0" w:uiPriority="0" w:unhideWhenUsed="0"/>
-    <w:lsdException w:name="Default Paragraph Font" w:uiPriority="0" w:unhideWhenUsed="0" w:qFormat="1"/>
-    <w:lsdException w:name="Body Text" w:uiPriority="0" w:unhideWhenUsed="0" w:qFormat="1"/>
-    <w:lsdException w:name="Body Text Indent" w:semiHidden="0" w:uiPriority="0" w:unhideWhenUsed="0"/>
-    <w:lsdException w:name="List Continue" w:semiHidden="0" w:uiPriority="0" w:unhideWhenUsed="0"/>
-    <w:lsdException w:name="List Continue 2" w:semiHidden="0" w:uiPriority="0" w:unhideWhenUsed="0"/>
-    <w:lsdException w:name="List Continue 3" w:semiHidden="0" w:uiPriority="0" w:unhideWhenUsed="0"/>
-    <w:lsdException w:name="List Continue 4" w:semiHidden="0" w:uiPriority="0" w:unhideWhenUsed="0"/>
-    <w:lsdException w:name="List Continue 5" w:semiHidden="0" w:uiPriority="0" w:unhideWhenUsed="0"/>
-    <w:lsdException w:name="Message Header" w:semiHidden="0" w:uiPriority="0" w:unhideWhenUsed="0"/>
-    <w:lsdException w:name="Subtitle" w:semiHidden="0" w:uiPriority="0" w:unhideWhenUsed="0" w:qFormat="1"/>
-    <w:lsdException w:name="Salutation" w:semiHidden="0" w:uiPriority="0" w:unhideWhenUsed="0"/>
-    <w:lsdException w:name="Date" w:semiHidden="0" w:uiPriority="0" w:unhideWhenUsed="0"/>
-    <w:lsdException w:name="Body Text First Indent" w:semiHidden="0" w:uiPriority="0" w:unhideWhenUsed="0"/>
-    <w:lsdException w:name="Body Text First Indent 2" w:semiHidden="0" w:uiPriority="0" w:unhideWhenUsed="0"/>
-    <w:lsdException w:name="Body Text 2" w:semiHidden="0" w:uiPriority="0" w:unhideWhenUsed="0"/>
-    <w:lsdException w:name="Body Text 3" w:semiHidden="0" w:uiPriority="0" w:unhideWhenUsed="0"/>
-    <w:lsdException w:name="Body Text Indent 2" w:semiHidden="0" w:uiPriority="0" w:unhideWhenUsed="0"/>
-    <w:lsdException w:name="Body Text Indent 3" w:semiHidden="0" w:uiPriority="0" w:unhideWhenUsed="0"/>
-    <w:lsdException w:name="Block Text" w:semiHidden="0" w:uiPriority="0" w:unhideWhenUsed="0"/>
-    <w:lsdException w:name="Hyperlink" w:semiHidden="0" w:uiPriority="0" w:unhideWhenUsed="0"/>
-    <w:lsdException w:name="FollowedHyperlink" w:semiHidden="0" w:uiPriority="0" w:unhideWhenUsed="0"/>
-    <w:lsdException w:name="Strong" w:semiHidden="0" w:uiPriority="0" w:unhideWhenUsed="0" w:qFormat="1"/>
-    <w:lsdException w:name="Emphasis" w:semiHidden="0" w:uiPriority="0" w:unhideWhenUsed="0" w:qFormat="1"/>
-    <w:lsdException w:name="Document Map" w:semiHidden="0" w:uiPriority="0" w:unhideWhenUsed="0"/>
-    <w:lsdException w:name="Plain Text" w:semiHidden="0" w:uiPriority="0" w:unhideWhenUsed="0"/>
-    <w:lsdException w:name="E-mail Signature" w:semiHidden="0" w:uiPriority="0" w:unhideWhenUsed="0"/>
-    <w:lsdException w:name="Normal (Web)" w:semiHidden="0" w:uiPriority="0" w:unhideWhenUsed="0" w:qFormat="1"/>
-    <w:lsdException w:name="HTML Acronym" w:semiHidden="0" w:uiPriority="0" w:unhideWhenUsed="0"/>
-    <w:lsdException w:name="HTML Address" w:semiHidden="0" w:uiPriority="0" w:unhideWhenUsed="0"/>
-    <w:lsdException w:name="HTML Cite" w:semiHidden="0" w:uiPriority="0" w:unhideWhenUsed="0"/>
-    <w:lsdException w:name="HTML Code" w:semiHidden="0" w:uiPriority="0" w:unhideWhenUsed="0"/>
-    <w:lsdException w:name="HTML Definition" w:semiHidden="0" w:uiPriority="0" w:unhideWhenUsed="0"/>
-    <w:lsdException w:name="HTML Keyboard" w:semiHidden="0" w:uiPriority="0" w:unhideWhenUsed="0"/>
-    <w:lsdException w:name="HTML Preformatted" w:semiHidden="0" w:uiPriority="0" w:unhideWhenUsed="0"/>
-    <w:lsdException w:name="HTML Sample" w:semiHidden="0" w:uiPriority="0" w:unhideWhenUsed="0"/>
-    <w:lsdException w:name="HTML Typewriter" w:semiHidden="0" w:uiPriority="0" w:unhideWhenUsed="0"/>
-    <w:lsdException w:name="HTML Variable" w:semiHidden="0" w:uiPriority="0" w:unhideWhenUsed="0"/>
-    <w:lsdException w:name="Normal Table" w:uiPriority="0" w:unhideWhenUsed="0" w:qFormat="1"/>
-    <w:lsdException w:name="annotation subject" w:semiHidden="0" w:uiPriority="0" w:unhideWhenUsed="0"/>
-    <w:lsdException w:name="Table Simple 1" w:semiHidden="0" w:uiPriority="0" w:unhideWhenUsed="0"/>
-    <w:lsdException w:name="Table Simple 2" w:semiHidden="0" w:uiPriority="0" w:unhideWhenUsed="0"/>
-    <w:lsdException w:name="Table Simple 3" w:semiHidden="0" w:uiPriority="0" w:unhideWhenUsed="0"/>
-    <w:lsdException w:name="Table Classic 1" w:semiHidden="0" w:uiPriority="0" w:unhideWhenUsed="0"/>
-    <w:lsdException w:name="Table Classic 2" w:semiHidden="0" w:uiPriority="0" w:unhideWhenUsed="0"/>
-    <w:lsdException w:name="Table Classic 3" w:semiHidden="0" w:uiPriority="0" w:unhideWhenUsed="0"/>
-    <w:lsdException w:name="Table Classic 4" w:semiHidden="0" w:uiPriority="0" w:unhideWhenUsed="0"/>
-    <w:lsdException w:name="Table Colorful 1" w:semiHidden="0" w:uiPriority="0" w:unhideWhenUsed="0"/>
-    <w:lsdException w:name="Table Colorful 2" w:semiHidden="0" w:uiPriority="0" w:unhideWhenUsed="0"/>
-    <w:lsdException w:name="Table Colorful 3" w:semiHidden="0" w:uiPriority="0" w:unhideWhenUsed="0"/>
-    <w:lsdException w:name="Table Columns 1" w:semiHidden="0" w:uiPriority="0" w:unhideWhenUsed="0"/>
-    <w:lsdException w:name="Table Columns 2" w:semiHidden="0" w:uiPriority="0" w:unhideWhenUsed="0"/>
-    <w:lsdException w:name="Table Columns 3" w:semiHidden="0" w:uiPriority="0" w:unhideWhenUsed="0"/>
-    <w:lsdException w:name="Table Columns 4" w:semiHidden="0" w:uiPriority="0" w:unhideWhenUsed="0"/>
-    <w:lsdException w:name="Table Columns 5" w:semiHidden="0" w:uiPriority="0" w:unhideWhenUsed="0"/>
-    <w:lsdException w:name="Table Grid 1" w:semiHidden="0" w:uiPriority="0" w:unhideWhenUsed="0"/>
-    <w:lsdException w:name="Table Grid 2" w:semiHidden="0" w:uiPriority="0" w:unhideWhenUsed="0"/>
-    <w:lsdException w:name="Table Grid 3" w:semiHidden="0" w:uiPriority="0" w:unhideWhenUsed="0"/>
-    <w:lsdException w:name="Table Grid 4" w:semiHidden="0" w:uiPriority="0" w:unhideWhenUsed="0"/>
-    <w:lsdException w:name="Table Grid 5" w:semiHidden="0" w:uiPriority="0" w:unhideWhenUsed="0"/>
-    <w:lsdException w:name="Table Grid 6" w:semiHidden="0" w:uiPriority="0" w:unhideWhenUsed="0"/>
-    <w:lsdException w:name="Table Grid 7" w:semiHidden="0" w:uiPriority="0" w:unhideWhenUsed="0"/>
-    <w:lsdException w:name="Table Grid 8" w:semiHidden="0" w:uiPriority="0" w:unhideWhenUsed="0"/>
-    <w:lsdException w:name="Table List 1" w:semiHidden="0" w:uiPriority="0" w:unhideWhenUsed="0"/>
-    <w:lsdException w:name="Table List 2" w:semiHidden="0" w:uiPriority="0" w:unhideWhenUsed="0"/>
-    <w:lsdException w:name="Table List 3" w:semiHidden="0" w:uiPriority="0" w:unhideWhenUsed="0"/>
-    <w:lsdException w:name="Table List 4" w:semiHidden="0" w:uiPriority="0" w:unhideWhenUsed="0"/>
-    <w:lsdException w:name="Table List 5" w:semiHidden="0" w:uiPriority="0" w:unhideWhenUsed="0"/>
-    <w:lsdException w:name="Table List 6" w:semiHidden="0" w:uiPriority="0" w:unhideWhenUsed="0"/>
-    <w:lsdException w:name="Table List 7" w:semiHidden="0" w:uiPriority="0" w:unhideWhenUsed="0"/>
-    <w:lsdException w:name="Table List 8" w:semiHidden="0" w:uiPriority="0" w:unhideWhenUsed="0"/>
-    <w:lsdException w:name="Table 3D effects 1" w:semiHidden="0" w:uiPriority="0" w:unhideWhenUsed="0"/>
-    <w:lsdException w:name="Table 3D effects 2" w:semiHidden="0" w:uiPriority="0" w:unhideWhenUsed="0"/>
-    <w:lsdException w:name="Table 3D effects 3" w:semiHidden="0" w:uiPriority="0" w:unhideWhenUsed="0"/>
-    <w:lsdException w:name="Table Contemporary" w:semiHidden="0" w:uiPriority="0" w:unhideWhenUsed="0"/>
-    <w:lsdException w:name="Table Elegant" w:semiHidden="0" w:uiPriority="0" w:unhideWhenUsed="0"/>
-    <w:lsdException w:name="Table Professional" w:semiHidden="0" w:uiPriority="0" w:unhideWhenUsed="0"/>
-    <w:lsdException w:name="Table Subtle 1" w:semiHidden="0" w:uiPriority="0" w:unhideWhenUsed="0"/>
-    <w:lsdException w:name="Table Subtle 2" w:semiHidden="0" w:uiPriority="0" w:unhideWhenUsed="0"/>
-    <w:lsdException w:name="Table Web 1" w:semiHidden="0" w:uiPriority="0" w:unhideWhenUsed="0"/>
-    <w:lsdException w:name="Table Web 2" w:semiHidden="0" w:uiPriority="0" w:unhideWhenUsed="0"/>
-    <w:lsdException w:name="Table Web 3" w:semiHidden="0" w:uiPriority="0" w:unhideWhenUsed="0"/>
-    <w:lsdException w:name="Balloon Text" w:semiHidden="0" w:uiPriority="0" w:unhideWhenUsed="0"/>
-    <w:lsdException w:name="Table Grid" w:semiHidden="0" w:uiPriority="0" w:unhideWhenUsed="0" w:qFormat="1"/>
-    <w:lsdException w:name="Table Theme" w:semiHidden="0" w:uiPriority="0" w:unhideWhenUsed="0"/>
-    <w:lsdException w:name="Light Shading" w:semiHidden="0" w:uiPriority="60" w:unhideWhenUsed="0"/>
-    <w:lsdException w:name="Light List" w:semiHidden="0" w:uiPriority="61" w:unhideWhenUsed="0"/>
-    <w:lsdException w:name="Light Grid" w:semiHidden="0" w:uiPriority="62" w:unhideWhenUsed="0"/>
-    <w:lsdException w:name="Medium Shading 1" w:semiHidden="0" w:uiPriority="63" w:unhideWhenUsed="0"/>
-    <w:lsdException w:name="Medium Shading 2" w:semiHidden="0" w:uiPriority="64" w:unhideWhenUsed="0"/>
-    <w:lsdException w:name="Medium List 1" w:semiHidden="0" w:uiPriority="65" w:unhideWhenUsed="0"/>
-    <w:lsdException w:name="Medium List 2" w:semiHidden="0" w:uiPriority="66" w:unhideWhenUsed="0"/>
-    <w:lsdException w:name="Medium Grid 1" w:semiHidden="0" w:uiPriority="67" w:unhideWhenUsed="0"/>
-    <w:lsdException w:name="Medium Grid 2" w:semiHidden="0" w:uiPriority="68" w:unhideWhenUsed="0"/>
-    <w:lsdException w:name="Medium Grid 3" w:semiHidden="0" w:uiPriority="69" w:unhideWhenUsed="0"/>
-    <w:lsdException w:name="Dark List" w:semiHidden="0" w:uiPriority="70" w:unhideWhenUsed="0"/>
-    <w:lsdException w:name="Colorful Shading" w:semiHidden="0" w:uiPriority="71" w:unhideWhenUsed="0"/>
-    <w:lsdException w:name="Colorful List" w:semiHidden="0" w:uiPriority="72" w:unhideWhenUsed="0"/>
-    <w:lsdException w:name="Colorful Grid" w:semiHidden="0" w:uiPriority="73" w:unhideWhenUsed="0"/>
-    <w:lsdException w:name="Light Shading Accent 1" w:semiHidden="0" w:uiPriority="60" w:unhideWhenUsed="0"/>
-    <w:lsdException w:name="Light List Accent 1" w:semiHidden="0" w:uiPriority="61" w:unhideWhenUsed="0"/>
-    <w:lsdException w:name="Light Grid Accent 1" w:semiHidden="0" w:uiPriority="62" w:unhideWhenUsed="0"/>
-    <w:lsdException w:name="Medium Shading 1 Accent 1" w:semiHidden="0" w:uiPriority="63" w:unhideWhenUsed="0"/>
-    <w:lsdException w:name="Medium Shading 2 Accent 1" w:semiHidden="0" w:uiPriority="64" w:unhideWhenUsed="0"/>
-    <w:lsdException w:name="Medium List 1 Accent 1" w:semiHidden="0" w:uiPriority="65" w:unhideWhenUsed="0"/>
-    <w:lsdException w:name="Medium List 2 Accent 1" w:semiHidden="0" w:uiPriority="66" w:unhideWhenUsed="0"/>
-    <w:lsdException w:name="Medium Grid 1 Accent 1" w:semiHidden="0" w:uiPriority="67" w:unhideWhenUsed="0"/>
-    <w:lsdException w:name="Medium Grid 2 Accent 1" w:semiHidden="0" w:uiPriority="68" w:unhideWhenUsed="0"/>
-    <w:lsdException w:name="Medium Grid 3 Accent 1" w:semiHidden="0" w:uiPriority="69" w:unhideWhenUsed="0"/>
-    <w:lsdException w:name="Dark List Accent 1" w:semiHidden="0" w:uiPriority="70" w:unhideWhenUsed="0"/>
-    <w:lsdException w:name="Colorful Shading Accent 1" w:semiHidden="0" w:uiPriority="71" w:unhideWhenUsed="0"/>
-    <w:lsdException w:name="Colorful List Accent 1" w:semiHidden="0" w:uiPriority="72" w:unhideWhenUsed="0"/>
-    <w:lsdException w:name="Colorful Grid Accent 1" w:semiHidden="0" w:uiPriority="73" w:unhideWhenUsed="0"/>
-    <w:lsdException w:name="Light Shading Accent 2" w:semiHidden="0" w:uiPriority="60" w:unhideWhenUsed="0"/>
-    <w:lsdException w:name="Light List Accent 2" w:semiHidden="0" w:uiPriority="61" w:unhideWhenUsed="0"/>
-    <w:lsdException w:name="Light Grid Accent 2" w:semiHidden="0" w:uiPriority="62" w:unhideWhenUsed="0"/>
-    <w:lsdException w:name="Medium Shading 1 Accent 2" w:semiHidden="0" w:uiPriority="63" w:unhideWhenUsed="0"/>
-    <w:lsdException w:name="Medium Shading 2 Accent 2" w:semiHidden="0" w:uiPriority="64" w:unhideWhenUsed="0"/>
-    <w:lsdException w:name="Medium List 1 Accent 2" w:semiHidden="0" w:uiPriority="65" w:unhideWhenUsed="0"/>
-    <w:lsdException w:name="Medium List 2 Accent 2" w:semiHidden="0" w:uiPriority="66" w:unhideWhenUsed="0"/>
-    <w:lsdException w:name="Medium Grid 1 Accent 2" w:semiHidden="0" w:uiPriority="67" w:unhideWhenUsed="0"/>
-    <w:lsdException w:name="Medium Grid 2 Accent 2" w:semiHidden="0" w:uiPriority="68" w:unhideWhenUsed="0"/>
-    <w:lsdException w:name="Medium Grid 3 Accent 2" w:semiHidden="0" w:uiPriority="69" w:unhideWhenUsed="0"/>
-    <w:lsdException w:name="Dark List Accent 2" w:semiHidden="0" w:uiPriority="70" w:unhideWhenUsed="0"/>
-    <w:lsdException w:name="Colorful Shading Accent 2" w:semiHidden="0" w:uiPriority="71" w:unhideWhenUsed="0"/>
-    <w:lsdException w:name="Colorful List Accent 2" w:semiHidden="0" w:uiPriority="72" w:unhideWhenUsed="0"/>
-    <w:lsdException w:name="Colorful Grid Accent 2" w:semiHidden="0" w:uiPriority="73" w:unhideWhenUsed="0"/>
-    <w:lsdException w:name="Light Shading Accent 3" w:semiHidden="0" w:uiPriority="60" w:unhideWhenUsed="0"/>
-    <w:lsdException w:name="Light List Accent 3" w:semiHidden="0" w:uiPriority="61" w:unhideWhenUsed="0"/>
-    <w:lsdException w:name="Light Grid Accent 3" w:semiHidden="0" w:uiPriority="62" w:unhideWhenUsed="0"/>
-    <w:lsdException w:name="Medium Shading 1 Accent 3" w:semiHidden="0" w:uiPriority="63" w:unhideWhenUsed="0"/>
-    <w:lsdException w:name="Medium Shading 2 Accent 3" w:semiHidden="0" w:uiPriority="64" w:unhideWhenUsed="0"/>
-    <w:lsdException w:name="Medium List 1 Accent 3" w:semiHidden="0" w:uiPriority="65" w:unhideWhenUsed="0"/>
-    <w:lsdException w:name="Medium List 2 Accent 3" w:semiHidden="0" w:uiPriority="66" w:unhideWhenUsed="0"/>
-    <w:lsdException w:name="Medium Grid 1 Accent 3" w:semiHidden="0" w:uiPriority="67" w:unhideWhenUsed="0"/>
-    <w:lsdException w:name="Medium Grid 2 Accent 3" w:semiHidden="0" w:uiPriority="68" w:unhideWhenUsed="0"/>
-    <w:lsdException w:name="Medium Grid 3 Accent 3" w:semiHidden="0" w:uiPriority="69" w:unhideWhenUsed="0"/>
-    <w:lsdException w:name="Dark List Accent 3" w:semiHidden="0" w:uiPriority="70" w:unhideWhenUsed="0"/>
-    <w:lsdException w:name="Colorful Shading Accent 3" w:semiHidden="0" w:uiPriority="71" w:unhideWhenUsed="0"/>
-    <w:lsdException w:name="Colorful List Accent 3" w:semiHidden="0" w:uiPriority="72" w:unhideWhenUsed="0"/>
-    <w:lsdException w:name="Colorful Grid Accent 3" w:semiHidden="0" w:uiPriority="73" w:unhideWhenUsed="0"/>
-    <w:lsdException w:name="Light Shading Accent 4" w:semiHidden="0" w:uiPriority="60" w:unhideWhenUsed="0"/>
-    <w:lsdException w:name="Light List Accent 4" w:semiHidden="0" w:uiPriority="61" w:unhideWhenUsed="0"/>
-    <w:lsdException w:name="Light Grid Accent 4" w:semiHidden="0" w:uiPriority="62" w:unhideWhenUsed="0"/>
-    <w:lsdException w:name="Medium Shading 1 Accent 4" w:semiHidden="0" w:uiPriority="63" w:unhideWhenUsed="0"/>
-    <w:lsdException w:name="Medium Shading 2 Accent 4" w:semiHidden="0" w:uiPriority="64" w:unhideWhenUsed="0"/>
-    <w:lsdException w:name="Medium List 1 Accent 4" w:semiHidden="0" w:uiPriority="65" w:unhideWhenUsed="0"/>
-    <w:lsdException w:name="Medium List 2 Accent 4" w:semiHidden="0" w:uiPriority="66" w:unhideWhenUsed="0"/>
-    <w:lsdException w:name="Medium Grid 1 Accent 4" w:semiHidden="0" w:uiPriority="67" w:unhideWhenUsed="0"/>
-    <w:lsdException w:name="Medium Grid 2 Accent 4" w:semiHidden="0" w:uiPriority="68" w:unhideWhenUsed="0"/>
-    <w:lsdException w:name="Medium Grid 3 Accent 4" w:semiHidden="0" w:uiPriority="69" w:unhideWhenUsed="0"/>
-    <w:lsdException w:name="Dark List Accent 4" w:semiHidden="0" w:uiPriority="70" w:unhideWhenUsed="0"/>
-    <w:lsdException w:name="Colorful Shading Accent 4" w:semiHidden="0" w:uiPriority="71" w:unhideWhenUsed="0"/>
-    <w:lsdException w:name="Colorful List Accent 4" w:semiHidden="0" w:uiPriority="72" w:unhideWhenUsed="0"/>
-    <w:lsdException w:name="Colorful Grid Accent 4" w:semiHidden="0" w:uiPriority="73" w:unhideWhenUsed="0"/>
-    <w:lsdException w:name="Light Shading Accent 5" w:semiHidden="0" w:uiPriority="60" w:unhideWhenUsed="0"/>
-    <w:lsdException w:name="Light List Accent 5" w:semiHidden="0" w:uiPriority="61" w:unhideWhenUsed="0"/>
-    <w:lsdException w:name="Light Grid Accent 5" w:semiHidden="0" w:uiPriority="62" w:unhideWhenUsed="0"/>
-    <w:lsdException w:name="Medium Shading 1 Accent 5" w:semiHidden="0" w:uiPriority="63" w:unhideWhenUsed="0"/>
-    <w:lsdException w:name="Medium Shading 2 Accent 5" w:semiHidden="0" w:uiPriority="64" w:unhideWhenUsed="0"/>
-    <w:lsdException w:name="Medium List 1 Accent 5" w:semiHidden="0" w:uiPriority="65" w:unhideWhenUsed="0"/>
-    <w:lsdException w:name="Medium List 2 Accent 5" w:semiHidden="0" w:uiPriority="66" w:unhideWhenUsed="0"/>
-    <w:lsdException w:name="Medium Grid 1 Accent 5" w:semiHidden="0" w:uiPriority="67" w:unhideWhenUsed="0"/>
-    <w:lsdException w:name="Medium Grid 2 Accent 5" w:semiHidden="0" w:uiPriority="68" w:unhideWhenUsed="0"/>
-    <w:lsdException w:name="Medium Grid 3 Accent 5" w:semiHidden="0" w:uiPriority="69" w:unhideWhenUsed="0"/>
-    <w:lsdException w:name="Dark List Accent 5" w:semiHidden="0" w:uiPriority="70" w:unhideWhenUsed="0"/>
-    <w:lsdException w:name="Colorful Shading Accent 5" w:semiHidden="0" w:uiPriority="71" w:unhideWhenUsed="0"/>
-    <w:lsdException w:name="Colorful List Accent 5" w:semiHidden="0" w:uiPriority="72" w:unhideWhenUsed="0"/>
-    <w:lsdException w:name="Colorful Grid Accent 5" w:semiHidden="0" w:uiPriority="73" w:unhideWhenUsed="0"/>
-    <w:lsdException w:name="Light Shading Accent 6" w:semiHidden="0" w:uiPriority="60" w:unhideWhenUsed="0"/>
-    <w:lsdException w:name="Light List Accent 6" w:semiHidden="0" w:uiPriority="61" w:unhideWhenUsed="0"/>
-    <w:lsdException w:name="Light Grid Accent 6" w:semiHidden="0" w:uiPriority="62" w:unhideWhenUsed="0"/>
-    <w:lsdException w:name="Medium Shading 1 Accent 6" w:semiHidden="0" w:uiPriority="63" w:unhideWhenUsed="0"/>
-    <w:lsdException w:name="Medium Shading 2 Accent 6" w:semiHidden="0" w:uiPriority="64" w:unhideWhenUsed="0"/>
-    <w:lsdException w:name="Medium List 1 Accent 6" w:semiHidden="0" w:uiPriority="65" w:unhideWhenUsed="0"/>
-    <w:lsdException w:name="Medium List 2 Accent 6" w:semiHidden="0" w:uiPriority="66" w:unhideWhenUsed="0"/>
-    <w:lsdException w:name="Medium Grid 1 Accent 6" w:semiHidden="0" w:uiPriority="67" w:unhideWhenUsed="0"/>
-    <w:lsdException w:name="Medium Grid 2 Accent 6" w:semiHidden="0" w:uiPriority="68" w:unhideWhenUsed="0"/>
-    <w:lsdException w:name="Medium Grid 3 Accent 6" w:semiHidden="0" w:uiPriority="69" w:unhideWhenUsed="0"/>
-    <w:lsdException w:name="Dark List Accent 6" w:semiHidden="0" w:uiPriority="70" w:unhideWhenUsed="0"/>
-    <w:lsdException w:name="Colorful Shading Accent 6" w:semiHidden="0" w:uiPriority="71" w:unhideWhenUsed="0"/>
-    <w:lsdException w:name="Colorful List Accent 6" w:semiHidden="0" w:uiPriority="72" w:unhideWhenUsed="0"/>
-    <w:lsdException w:name="Colorful Grid Accent 6" w:semiHidden="0" w:uiPriority="73" w:unhideWhenUsed="0"/>
+  <w:latentStyles w:count="260" w:defQFormat="0" w:defUnhideWhenUsed="1" w:defSemiHidden="1" w:defUIPriority="99" w:defLockedState="0">
+    <w:lsdException w:qFormat="1" w:unhideWhenUsed="0" w:uiPriority="0" w:semiHidden="0" w:name="Normal"/>
+    <w:lsdException w:qFormat="1" w:unhideWhenUsed="0" w:uiPriority="0" w:semiHidden="0" w:name="heading 1"/>
+    <w:lsdException w:qFormat="1" w:uiPriority="0" w:semiHidden="0" w:name="heading 2"/>
+    <w:lsdException w:qFormat="1" w:uiPriority="0" w:name="heading 3"/>
+    <w:lsdException w:qFormat="1" w:uiPriority="0" w:semiHidden="0" w:name="heading 4"/>
+    <w:lsdException w:qFormat="1" w:uiPriority="0" w:name="heading 5"/>
+    <w:lsdException w:qFormat="1" w:uiPriority="0" w:name="heading 6"/>
+    <w:lsdException w:qFormat="1" w:uiPriority="0" w:name="heading 7"/>
+    <w:lsdException w:qFormat="1" w:uiPriority="0" w:name="heading 8"/>
+    <w:lsdException w:qFormat="1" w:uiPriority="0" w:name="heading 9"/>
+    <w:lsdException w:unhideWhenUsed="0" w:uiPriority="0" w:semiHidden="0" w:name="index 1"/>
+    <w:lsdException w:unhideWhenUsed="0" w:uiPriority="0" w:semiHidden="0" w:name="index 2"/>
+    <w:lsdException w:unhideWhenUsed="0" w:uiPriority="0" w:semiHidden="0" w:name="index 3"/>
+    <w:lsdException w:unhideWhenUsed="0" w:uiPriority="0" w:semiHidden="0" w:name="index 4"/>
+    <w:lsdException w:unhideWhenUsed="0" w:uiPriority="0" w:semiHidden="0" w:name="index 5"/>
+    <w:lsdException w:unhideWhenUsed="0" w:uiPriority="0" w:semiHidden="0" w:name="index 6"/>
+    <w:lsdException w:unhideWhenUsed="0" w:uiPriority="0" w:semiHidden="0" w:name="index 7"/>
+    <w:lsdException w:unhideWhenUsed="0" w:uiPriority="0" w:semiHidden="0" w:name="index 8"/>
+    <w:lsdException w:unhideWhenUsed="0" w:uiPriority="0" w:semiHidden="0" w:name="index 9"/>
+    <w:lsdException w:qFormat="1" w:unhideWhenUsed="0" w:uiPriority="0" w:semiHidden="0" w:name="toc 1"/>
+    <w:lsdException w:qFormat="1" w:unhideWhenUsed="0" w:uiPriority="0" w:semiHidden="0" w:name="toc 2"/>
+    <w:lsdException w:qFormat="1" w:unhideWhenUsed="0" w:uiPriority="0" w:semiHidden="0" w:name="toc 3"/>
+    <w:lsdException w:unhideWhenUsed="0" w:uiPriority="0" w:semiHidden="0" w:name="toc 4"/>
+    <w:lsdException w:unhideWhenUsed="0" w:uiPriority="0" w:semiHidden="0" w:name="toc 5"/>
+    <w:lsdException w:unhideWhenUsed="0" w:uiPriority="0" w:semiHidden="0" w:name="toc 6"/>
+    <w:lsdException w:unhideWhenUsed="0" w:uiPriority="0" w:semiHidden="0" w:name="toc 7"/>
+    <w:lsdException w:unhideWhenUsed="0" w:uiPriority="0" w:semiHidden="0" w:name="toc 8"/>
+    <w:lsdException w:unhideWhenUsed="0" w:uiPriority="0" w:semiHidden="0" w:name="toc 9"/>
+    <w:lsdException w:unhideWhenUsed="0" w:uiPriority="0" w:semiHidden="0" w:name="Normal Indent"/>
+    <w:lsdException w:unhideWhenUsed="0" w:uiPriority="0" w:semiHidden="0" w:name="footnote text"/>
+    <w:lsdException w:qFormat="1" w:unhideWhenUsed="0" w:uiPriority="0" w:semiHidden="0" w:name="annotation text"/>
+    <w:lsdException w:qFormat="1" w:unhideWhenUsed="0" w:uiPriority="0" w:semiHidden="0" w:name="header"/>
+    <w:lsdException w:qFormat="1" w:unhideWhenUsed="0" w:uiPriority="0" w:semiHidden="0" w:name="footer"/>
+    <w:lsdException w:unhideWhenUsed="0" w:uiPriority="0" w:semiHidden="0" w:name="index heading"/>
+    <w:lsdException w:qFormat="1" w:uiPriority="0" w:name="caption"/>
+    <w:lsdException w:unhideWhenUsed="0" w:uiPriority="0" w:semiHidden="0" w:name="table of figures"/>
+    <w:lsdException w:unhideWhenUsed="0" w:uiPriority="0" w:semiHidden="0" w:name="envelope address"/>
+    <w:lsdException w:unhideWhenUsed="0" w:uiPriority="0" w:semiHidden="0" w:name="envelope return"/>
+    <w:lsdException w:unhideWhenUsed="0" w:uiPriority="0" w:semiHidden="0" w:name="footnote reference"/>
+    <w:lsdException w:unhideWhenUsed="0" w:uiPriority="0" w:semiHidden="0" w:name="annotation reference"/>
+    <w:lsdException w:unhideWhenUsed="0" w:uiPriority="0" w:semiHidden="0" w:name="line number"/>
+    <w:lsdException w:unhideWhenUsed="0" w:uiPriority="0" w:semiHidden="0" w:name="page number"/>
+    <w:lsdException w:unhideWhenUsed="0" w:uiPriority="0" w:semiHidden="0" w:name="endnote reference"/>
+    <w:lsdException w:unhideWhenUsed="0" w:uiPriority="0" w:semiHidden="0" w:name="endnote text"/>
+    <w:lsdException w:unhideWhenUsed="0" w:uiPriority="0" w:semiHidden="0" w:name="table of authorities"/>
+    <w:lsdException w:unhideWhenUsed="0" w:uiPriority="0" w:semiHidden="0" w:name="macro"/>
+    <w:lsdException w:unhideWhenUsed="0" w:uiPriority="0" w:semiHidden="0" w:name="toa heading"/>
+    <w:lsdException w:unhideWhenUsed="0" w:uiPriority="0" w:semiHidden="0" w:name="List"/>
+    <w:lsdException w:unhideWhenUsed="0" w:uiPriority="0" w:semiHidden="0" w:name="List Bullet"/>
+    <w:lsdException w:unhideWhenUsed="0" w:uiPriority="0" w:semiHidden="0" w:name="List Number"/>
+    <w:lsdException w:unhideWhenUsed="0" w:uiPriority="0" w:semiHidden="0" w:name="List 2"/>
+    <w:lsdException w:unhideWhenUsed="0" w:uiPriority="0" w:semiHidden="0" w:name="List 3"/>
+    <w:lsdException w:unhideWhenUsed="0" w:uiPriority="0" w:semiHidden="0" w:name="List 4"/>
+    <w:lsdException w:unhideWhenUsed="0" w:uiPriority="0" w:semiHidden="0" w:name="List 5"/>
+    <w:lsdException w:unhideWhenUsed="0" w:uiPriority="0" w:semiHidden="0" w:name="List Bullet 2"/>
+    <w:lsdException w:unhideWhenUsed="0" w:uiPriority="0" w:semiHidden="0" w:name="List Bullet 3"/>
+    <w:lsdException w:unhideWhenUsed="0" w:uiPriority="0" w:semiHidden="0" w:name="List Bullet 4"/>
+    <w:lsdException w:unhideWhenUsed="0" w:uiPriority="0" w:semiHidden="0" w:name="List Bullet 5"/>
+    <w:lsdException w:unhideWhenUsed="0" w:uiPriority="0" w:semiHidden="0" w:name="List Number 2"/>
+    <w:lsdException w:unhideWhenUsed="0" w:uiPriority="0" w:semiHidden="0" w:name="List Number 3"/>
+    <w:lsdException w:unhideWhenUsed="0" w:uiPriority="0" w:semiHidden="0" w:name="List Number 4"/>
+    <w:lsdException w:unhideWhenUsed="0" w:uiPriority="0" w:semiHidden="0" w:name="List Number 5"/>
+    <w:lsdException w:qFormat="1" w:unhideWhenUsed="0" w:uiPriority="0" w:semiHidden="0" w:name="Title"/>
+    <w:lsdException w:unhideWhenUsed="0" w:uiPriority="0" w:semiHidden="0" w:name="Closing"/>
+    <w:lsdException w:unhideWhenUsed="0" w:uiPriority="0" w:semiHidden="0" w:name="Signature"/>
+    <w:lsdException w:qFormat="1" w:unhideWhenUsed="0" w:uiPriority="0" w:name="Default Paragraph Font"/>
+    <w:lsdException w:qFormat="1" w:unhideWhenUsed="0" w:uiPriority="0" w:name="Body Text"/>
+    <w:lsdException w:unhideWhenUsed="0" w:uiPriority="0" w:semiHidden="0" w:name="Body Text Indent"/>
+    <w:lsdException w:unhideWhenUsed="0" w:uiPriority="0" w:semiHidden="0" w:name="List Continue"/>
+    <w:lsdException w:unhideWhenUsed="0" w:uiPriority="0" w:semiHidden="0" w:name="List Continue 2"/>
+    <w:lsdException w:unhideWhenUsed="0" w:uiPriority="0" w:semiHidden="0" w:name="List Continue 3"/>
+    <w:lsdException w:unhideWhenUsed="0" w:uiPriority="0" w:semiHidden="0" w:name="List Continue 4"/>
+    <w:lsdException w:unhideWhenUsed="0" w:uiPriority="0" w:semiHidden="0" w:name="List Continue 5"/>
+    <w:lsdException w:unhideWhenUsed="0" w:uiPriority="0" w:semiHidden="0" w:name="Message Header"/>
+    <w:lsdException w:qFormat="1" w:unhideWhenUsed="0" w:uiPriority="0" w:semiHidden="0" w:name="Subtitle"/>
+    <w:lsdException w:unhideWhenUsed="0" w:uiPriority="0" w:semiHidden="0" w:name="Salutation"/>
+    <w:lsdException w:unhideWhenUsed="0" w:uiPriority="0" w:semiHidden="0" w:name="Date"/>
+    <w:lsdException w:unhideWhenUsed="0" w:uiPriority="0" w:semiHidden="0" w:name="Body Text First Indent"/>
+    <w:lsdException w:unhideWhenUsed="0" w:uiPriority="0" w:semiHidden="0" w:name="Body Text First Indent 2"/>
+    <w:lsdException w:uiPriority="99" w:name="Note Heading"/>
+    <w:lsdException w:unhideWhenUsed="0" w:uiPriority="0" w:semiHidden="0" w:name="Body Text 2"/>
+    <w:lsdException w:unhideWhenUsed="0" w:uiPriority="0" w:semiHidden="0" w:name="Body Text 3"/>
+    <w:lsdException w:unhideWhenUsed="0" w:uiPriority="0" w:semiHidden="0" w:name="Body Text Indent 2"/>
+    <w:lsdException w:unhideWhenUsed="0" w:uiPriority="0" w:semiHidden="0" w:name="Body Text Indent 3"/>
+    <w:lsdException w:unhideWhenUsed="0" w:uiPriority="0" w:semiHidden="0" w:name="Block Text"/>
+    <w:lsdException w:unhideWhenUsed="0" w:uiPriority="0" w:semiHidden="0" w:name="Hyperlink"/>
+    <w:lsdException w:unhideWhenUsed="0" w:uiPriority="0" w:semiHidden="0" w:name="FollowedHyperlink"/>
+    <w:lsdException w:qFormat="1" w:unhideWhenUsed="0" w:uiPriority="0" w:semiHidden="0" w:name="Strong"/>
+    <w:lsdException w:qFormat="1" w:unhideWhenUsed="0" w:uiPriority="0" w:semiHidden="0" w:name="Emphasis"/>
+    <w:lsdException w:unhideWhenUsed="0" w:uiPriority="0" w:semiHidden="0" w:name="Document Map"/>
+    <w:lsdException w:unhideWhenUsed="0" w:uiPriority="0" w:semiHidden="0" w:name="Plain Text"/>
+    <w:lsdException w:unhideWhenUsed="0" w:uiPriority="0" w:semiHidden="0" w:name="E-mail Signature"/>
+    <w:lsdException w:qFormat="1" w:unhideWhenUsed="0" w:uiPriority="0" w:semiHidden="0" w:name="Normal (Web)"/>
+    <w:lsdException w:unhideWhenUsed="0" w:uiPriority="0" w:semiHidden="0" w:name="HTML Acronym"/>
+    <w:lsdException w:unhideWhenUsed="0" w:uiPriority="0" w:semiHidden="0" w:name="HTML Address"/>
+    <w:lsdException w:unhideWhenUsed="0" w:uiPriority="0" w:semiHidden="0" w:name="HTML Cite"/>
+    <w:lsdException w:unhideWhenUsed="0" w:uiPriority="0" w:semiHidden="0" w:name="HTML Code"/>
+    <w:lsdException w:unhideWhenUsed="0" w:uiPriority="0" w:semiHidden="0" w:name="HTML Definition"/>
+    <w:lsdException w:unhideWhenUsed="0" w:uiPriority="0" w:semiHidden="0" w:name="HTML Keyboard"/>
+    <w:lsdException w:unhideWhenUsed="0" w:uiPriority="0" w:semiHidden="0" w:name="HTML Preformatted"/>
+    <w:lsdException w:unhideWhenUsed="0" w:uiPriority="0" w:semiHidden="0" w:name="HTML Sample"/>
+    <w:lsdException w:unhideWhenUsed="0" w:uiPriority="0" w:semiHidden="0" w:name="HTML Typewriter"/>
+    <w:lsdException w:unhideWhenUsed="0" w:uiPriority="0" w:semiHidden="0" w:name="HTML Variable"/>
+    <w:lsdException w:qFormat="1" w:unhideWhenUsed="0" w:uiPriority="0" w:name="Normal Table"/>
+    <w:lsdException w:unhideWhenUsed="0" w:uiPriority="0" w:semiHidden="0" w:name="annotation subject"/>
+    <w:lsdException w:unhideWhenUsed="0" w:uiPriority="0" w:semiHidden="0" w:name="Table Simple 1"/>
+    <w:lsdException w:unhideWhenUsed="0" w:uiPriority="0" w:semiHidden="0" w:name="Table Simple 2"/>
+    <w:lsdException w:unhideWhenUsed="0" w:uiPriority="0" w:semiHidden="0" w:name="Table Simple 3"/>
+    <w:lsdException w:unhideWhenUsed="0" w:uiPriority="0" w:semiHidden="0" w:name="Table Classic 1"/>
+    <w:lsdException w:unhideWhenUsed="0" w:uiPriority="0" w:semiHidden="0" w:name="Table Classic 2"/>
+    <w:lsdException w:unhideWhenUsed="0" w:uiPriority="0" w:semiHidden="0" w:name="Table Classic 3"/>
+    <w:lsdException w:unhideWhenUsed="0" w:uiPriority="0" w:semiHidden="0" w:name="Table Classic 4"/>
+    <w:lsdException w:unhideWhenUsed="0" w:uiPriority="0" w:semiHidden="0" w:name="Table Colorful 1"/>
+    <w:lsdException w:unhideWhenUsed="0" w:uiPriority="0" w:semiHidden="0" w:name="Table Colorful 2"/>
+    <w:lsdException w:unhideWhenUsed="0" w:uiPriority="0" w:semiHidden="0" w:name="Table Colorful 3"/>
+    <w:lsdException w:unhideWhenUsed="0" w:uiPriority="0" w:semiHidden="0" w:name="Table Columns 1"/>
+    <w:lsdException w:unhideWhenUsed="0" w:uiPriority="0" w:semiHidden="0" w:name="Table Columns 2"/>
+    <w:lsdException w:unhideWhenUsed="0" w:uiPriority="0" w:semiHidden="0" w:name="Table Columns 3"/>
+    <w:lsdException w:unhideWhenUsed="0" w:uiPriority="0" w:semiHidden="0" w:name="Table Columns 4"/>
+    <w:lsdException w:unhideWhenUsed="0" w:uiPriority="0" w:semiHidden="0" w:name="Table Columns 5"/>
+    <w:lsdException w:unhideWhenUsed="0" w:uiPriority="0" w:semiHidden="0" w:name="Table Grid 1"/>
+    <w:lsdException w:unhideWhenUsed="0" w:uiPriority="0" w:semiHidden="0" w:name="Table Grid 2"/>
+    <w:lsdException w:unhideWhenUsed="0" w:uiPriority="0" w:semiHidden="0" w:name="Table Grid 3"/>
+    <w:lsdException w:unhideWhenUsed="0" w:uiPriority="0" w:semiHidden="0" w:name="Table Grid 4"/>
+    <w:lsdException w:unhideWhenUsed="0" w:uiPriority="0" w:semiHidden="0" w:name="Table Grid 5"/>
+    <w:lsdException w:unhideWhenUsed="0" w:uiPriority="0" w:semiHidden="0" w:name="Table Grid 6"/>
+    <w:lsdException w:unhideWhenUsed="0" w:uiPriority="0" w:semiHidden="0" w:name="Table Grid 7"/>
+    <w:lsdException w:unhideWhenUsed="0" w:uiPriority="0" w:semiHidden="0" w:name="Table Grid 8"/>
+    <w:lsdException w:unhideWhenUsed="0" w:uiPriority="0" w:semiHidden="0" w:name="Table List 1"/>
+    <w:lsdException w:unhideWhenUsed="0" w:uiPriority="0" w:semiHidden="0" w:name="Table List 2"/>
+    <w:lsdException w:unhideWhenUsed="0" w:uiPriority="0" w:semiHidden="0" w:name="Table List 3"/>
+    <w:lsdException w:unhideWhenUsed="0" w:uiPriority="0" w:semiHidden="0" w:name="Table List 4"/>
+    <w:lsdException w:unhideWhenUsed="0" w:uiPriority="0" w:semiHidden="0" w:name="Table List 5"/>
+    <w:lsdException w:unhideWhenUsed="0" w:uiPriority="0" w:semiHidden="0" w:name="Table List 6"/>
+    <w:lsdException w:unhideWhenUsed="0" w:uiPriority="0" w:semiHidden="0" w:name="Table List 7"/>
+    <w:lsdException w:unhideWhenUsed="0" w:uiPriority="0" w:semiHidden="0" w:name="Table List 8"/>
+    <w:lsdException w:unhideWhenUsed="0" w:uiPriority="0" w:semiHidden="0" w:name="Table 3D effects 1"/>
+    <w:lsdException w:unhideWhenUsed="0" w:uiPriority="0" w:semiHidden="0" w:name="Table 3D effects 2"/>
+    <w:lsdException w:unhideWhenUsed="0" w:uiPriority="0" w:semiHidden="0" w:name="Table 3D effects 3"/>
+    <w:lsdException w:unhideWhenUsed="0" w:uiPriority="0" w:semiHidden="0" w:name="Table Contemporary"/>
+    <w:lsdException w:unhideWhenUsed="0" w:uiPriority="0" w:semiHidden="0" w:name="Table Elegant"/>
+    <w:lsdException w:unhideWhenUsed="0" w:uiPriority="0" w:semiHidden="0" w:name="Table Professional"/>
+    <w:lsdException w:unhideWhenUsed="0" w:uiPriority="0" w:semiHidden="0" w:name="Table Subtle 1"/>
+    <w:lsdException w:unhideWhenUsed="0" w:uiPriority="0" w:semiHidden="0" w:name="Table Subtle 2"/>
+    <w:lsdException w:unhideWhenUsed="0" w:uiPriority="0" w:semiHidden="0" w:name="Table Web 1"/>
+    <w:lsdException w:unhideWhenUsed="0" w:uiPriority="0" w:semiHidden="0" w:name="Table Web 2"/>
+    <w:lsdException w:unhideWhenUsed="0" w:uiPriority="0" w:semiHidden="0" w:name="Table Web 3"/>
+    <w:lsdException w:unhideWhenUsed="0" w:uiPriority="0" w:semiHidden="0" w:name="Balloon Text"/>
+    <w:lsdException w:qFormat="1" w:unhideWhenUsed="0" w:uiPriority="0" w:semiHidden="0" w:name="Table Grid"/>
+    <w:lsdException w:unhideWhenUsed="0" w:uiPriority="0" w:semiHidden="0" w:name="Table Theme"/>
+    <w:lsdException w:unhideWhenUsed="0" w:uiPriority="60" w:semiHidden="0" w:name="Light Shading"/>
+    <w:lsdException w:unhideWhenUsed="0" w:uiPriority="61" w:semiHidden="0" w:name="Light List"/>
+    <w:lsdException w:unhideWhenUsed="0" w:uiPriority="62" w:semiHidden="0" w:name="Light Grid"/>
+    <w:lsdException w:unhideWhenUsed="0" w:uiPriority="63" w:semiHidden="0" w:name="Medium Shading 1"/>
+    <w:lsdException w:unhideWhenUsed="0" w:uiPriority="64" w:semiHidden="0" w:name="Medium Shading 2"/>
+    <w:lsdException w:unhideWhenUsed="0" w:uiPriority="65" w:semiHidden="0" w:name="Medium List 1"/>
+    <w:lsdException w:unhideWhenUsed="0" w:uiPriority="66" w:semiHidden="0" w:name="Medium List 2"/>
+    <w:lsdException w:unhideWhenUsed="0" w:uiPriority="67" w:semiHidden="0" w:name="Medium Grid 1"/>
+    <w:lsdException w:unhideWhenUsed="0" w:uiPriority="68" w:semiHidden="0" w:name="Medium Grid 2"/>
+    <w:lsdException w:unhideWhenUsed="0" w:uiPriority="69" w:semiHidden="0" w:name="Medium Grid 3"/>
+    <w:lsdException w:unhideWhenUsed="0" w:uiPriority="70" w:semiHidden="0" w:name="Dark List"/>
+    <w:lsdException w:unhideWhenUsed="0" w:uiPriority="71" w:semiHidden="0" w:name="Colorful Shading"/>
+    <w:lsdException w:unhideWhenUsed="0" w:uiPriority="72" w:semiHidden="0" w:name="Colorful List"/>
+    <w:lsdException w:unhideWhenUsed="0" w:uiPriority="73" w:semiHidden="0" w:name="Colorful Grid"/>
+    <w:lsdException w:unhideWhenUsed="0" w:uiPriority="60" w:semiHidden="0" w:name="Light Shading Accent 1"/>
+    <w:lsdException w:unhideWhenUsed="0" w:uiPriority="61" w:semiHidden="0" w:name="Light List Accent 1"/>
+    <w:lsdException w:unhideWhenUsed="0" w:uiPriority="62" w:semiHidden="0" w:name="Light Grid Accent 1"/>
+    <w:lsdException w:unhideWhenUsed="0" w:uiPriority="63" w:semiHidden="0" w:name="Medium Shading 1 Accent 1"/>
+    <w:lsdException w:unhideWhenUsed="0" w:uiPriority="64" w:semiHidden="0" w:name="Medium Shading 2 Accent 1"/>
+    <w:lsdException w:unhideWhenUsed="0" w:uiPriority="65" w:semiHidden="0" w:name="Medium List 1 Accent 1"/>
+    <w:lsdException w:unhideWhenUsed="0" w:uiPriority="66" w:semiHidden="0" w:name="Medium List 2 Accent 1"/>
+    <w:lsdException w:unhideWhenUsed="0" w:uiPriority="67" w:semiHidden="0" w:name="Medium Grid 1 Accent 1"/>
+    <w:lsdException w:unhideWhenUsed="0" w:uiPriority="68" w:semiHidden="0" w:name="Medium Grid 2 Accent 1"/>
+    <w:lsdException w:unhideWhenUsed="0" w:uiPriority="69" w:semiHidden="0" w:name="Medium Grid 3 Accent 1"/>
+    <w:lsdException w:unhideWhenUsed="0" w:uiPriority="70" w:semiHidden="0" w:name="Dark List Accent 1"/>
+    <w:lsdException w:unhideWhenUsed="0" w:uiPriority="71" w:semiHidden="0" w:name="Colorful Shading Accent 1"/>
+    <w:lsdException w:unhideWhenUsed="0" w:uiPriority="72" w:semiHidden="0" w:name="Colorful List Accent 1"/>
+    <w:lsdException w:unhideWhenUsed="0" w:uiPriority="73" w:semiHidden="0" w:name="Colorful Grid Accent 1"/>
+    <w:lsdException w:unhideWhenUsed="0" w:uiPriority="60" w:semiHidden="0" w:name="Light Shading Accent 2"/>
+    <w:lsdException w:unhideWhenUsed="0" w:uiPriority="61" w:semiHidden="0" w:name="Light List Accent 2"/>
+    <w:lsdException w:unhideWhenUsed="0" w:uiPriority="62" w:semiHidden="0" w:name="Light Grid Accent 2"/>
+    <w:lsdException w:unhideWhenUsed="0" w:uiPriority="63" w:semiHidden="0" w:name="Medium Shading 1 Accent 2"/>
+    <w:lsdException w:unhideWhenUsed="0" w:uiPriority="64" w:semiHidden="0" w:name="Medium Shading 2 Accent 2"/>
+    <w:lsdException w:unhideWhenUsed="0" w:uiPriority="65" w:semiHidden="0" w:name="Medium List 1 Accent 2"/>
+    <w:lsdException w:unhideWhenUsed="0" w:uiPriority="66" w:semiHidden="0" w:name="Medium List 2 Accent 2"/>
+    <w:lsdException w:unhideWhenUsed="0" w:uiPriority="67" w:semiHidden="0" w:name="Medium Grid 1 Accent 2"/>
+    <w:lsdException w:unhideWhenUsed="0" w:uiPriority="68" w:semiHidden="0" w:name="Medium Grid 2 Accent 2"/>
+    <w:lsdException w:unhideWhenUsed="0" w:uiPriority="69" w:semiHidden="0" w:name="Medium Grid 3 Accent 2"/>
+    <w:lsdException w:unhideWhenUsed="0" w:uiPriority="70" w:semiHidden="0" w:name="Dark List Accent 2"/>
+    <w:lsdException w:unhideWhenUsed="0" w:uiPriority="71" w:semiHidden="0" w:name="Colorful Shading Accent 2"/>
+    <w:lsdException w:unhideWhenUsed="0" w:uiPriority="72" w:semiHidden="0" w:name="Colorful List Accent 2"/>
+    <w:lsdException w:unhideWhenUsed="0" w:uiPriority="73" w:semiHidden="0" w:name="Colorful Grid Accent 2"/>
+    <w:lsdException w:unhideWhenUsed="0" w:uiPriority="60" w:semiHidden="0" w:name="Light Shading Accent 3"/>
+    <w:lsdException w:unhideWhenUsed="0" w:uiPriority="61" w:semiHidden="0" w:name="Light List Accent 3"/>
+    <w:lsdException w:unhideWhenUsed="0" w:uiPriority="62" w:semiHidden="0" w:name="Light Grid Accent 3"/>
+    <w:lsdException w:unhideWhenUsed="0" w:uiPriority="63" w:semiHidden="0" w:name="Medium Shading 1 Accent 3"/>
+    <w:lsdException w:unhideWhenUsed="0" w:uiPriority="64" w:semiHidden="0" w:name="Medium Shading 2 Accent 3"/>
+    <w:lsdException w:unhideWhenUsed="0" w:uiPriority="65" w:semiHidden="0" w:name="Medium List 1 Accent 3"/>
+    <w:lsdException w:unhideWhenUsed="0" w:uiPriority="66" w:semiHidden="0" w:name="Medium List 2 Accent 3"/>
+    <w:lsdException w:unhideWhenUsed="0" w:uiPriority="67" w:semiHidden="0" w:name="Medium Grid 1 Accent 3"/>
+    <w:lsdException w:unhideWhenUsed="0" w:uiPriority="68" w:semiHidden="0" w:name="Medium Grid 2 Accent 3"/>
+    <w:lsdException w:unhideWhenUsed="0" w:uiPriority="69" w:semiHidden="0" w:name="Medium Grid 3 Accent 3"/>
+    <w:lsdException w:unhideWhenUsed="0" w:uiPriority="70" w:semiHidden="0" w:name="Dark List Accent 3"/>
+    <w:lsdException w:unhideWhenUsed="0" w:uiPriority="71" w:semiHidden="0" w:name="Colorful Shading Accent 3"/>
+    <w:lsdException w:unhideWhenUsed="0" w:uiPriority="72" w:semiHidden="0" w:name="Colorful List Accent 3"/>
+    <w:lsdException w:unhideWhenUsed="0" w:uiPriority="73" w:semiHidden="0" w:name="Colorful Grid Accent 3"/>
+    <w:lsdException w:unhideWhenUsed="0" w:uiPriority="60" w:semiHidden="0" w:name="Light Shading Accent 4"/>
+    <w:lsdException w:unhideWhenUsed="0" w:uiPriority="61" w:semiHidden="0" w:name="Light List Accent 4"/>
+    <w:lsdException w:unhideWhenUsed="0" w:uiPriority="62" w:semiHidden="0" w:name="Light Grid Accent 4"/>
+    <w:lsdException w:unhideWhenUsed="0" w:uiPriority="63" w:semiHidden="0" w:name="Medium Shading 1 Accent 4"/>
+    <w:lsdException w:unhideWhenUsed="0" w:uiPriority="64" w:semiHidden="0" w:name="Medium Shading 2 Accent 4"/>
+    <w:lsdException w:unhideWhenUsed="0" w:uiPriority="65" w:semiHidden="0" w:name="Medium List 1 Accent 4"/>
+    <w:lsdException w:unhideWhenUsed="0" w:uiPriority="66" w:semiHidden="0" w:name="Medium List 2 Accent 4"/>
+    <w:lsdException w:unhideWhenUsed="0" w:uiPriority="67" w:semiHidden="0" w:name="Medium Grid 1 Accent 4"/>
+    <w:lsdException w:unhideWhenUsed="0" w:uiPriority="68" w:semiHidden="0" w:name="Medium Grid 2 Accent 4"/>
+    <w:lsdException w:unhideWhenUsed="0" w:uiPriority="69" w:semiHidden="0" w:name="Medium Grid 3 Accent 4"/>
+    <w:lsdException w:unhideWhenUsed="0" w:uiPriority="70" w:semiHidden="0" w:name="Dark List Accent 4"/>
+    <w:lsdException w:unhideWhenUsed="0" w:uiPriority="71" w:semiHidden="0" w:name="Colorful Shading Accent 4"/>
+    <w:lsdException w:unhideWhenUsed="0" w:uiPriority="72" w:semiHidden="0" w:name="Colorful List Accent 4"/>
+    <w:lsdException w:unhideWhenUsed="0" w:uiPriority="73" w:semiHidden="0" w:name="Colorful Grid Accent 4"/>
+    <w:lsdException w:unhideWhenUsed="0" w:uiPriority="60" w:semiHidden="0" w:name="Light Shading Accent 5"/>
+    <w:lsdException w:unhideWhenUsed="0" w:uiPriority="61" w:semiHidden="0" w:name="Light List Accent 5"/>
+    <w:lsdException w:unhideWhenUsed="0" w:uiPriority="62" w:semiHidden="0" w:name="Light Grid Accent 5"/>
+    <w:lsdException w:unhideWhenUsed="0" w:uiPriority="63" w:semiHidden="0" w:name="Medium Shading 1 Accent 5"/>
+    <w:lsdException w:unhideWhenUsed="0" w:uiPriority="64" w:semiHidden="0" w:name="Medium Shading 2 Accent 5"/>
+    <w:lsdException w:unhideWhenUsed="0" w:uiPriority="65" w:semiHidden="0" w:name="Medium List 1 Accent 5"/>
+    <w:lsdException w:unhideWhenUsed="0" w:uiPriority="66" w:semiHidden="0" w:name="Medium List 2 Accent 5"/>
+    <w:lsdException w:unhideWhenUsed="0" w:uiPriority="67" w:semiHidden="0" w:name="Medium Grid 1 Accent 5"/>
+    <w:lsdException w:unhideWhenUsed="0" w:uiPriority="68" w:semiHidden="0" w:name="Medium Grid 2 Accent 5"/>
+    <w:lsdException w:unhideWhenUsed="0" w:uiPriority="69" w:semiHidden="0" w:name="Medium Grid 3 Accent 5"/>
+    <w:lsdException w:unhideWhenUsed="0" w:uiPriority="70" w:semiHidden="0" w:name="Dark List Accent 5"/>
+    <w:lsdException w:unhideWhenUsed="0" w:uiPriority="71" w:semiHidden="0" w:name="Colorful Shading Accent 5"/>
+    <w:lsdException w:unhideWhenUsed="0" w:uiPriority="72" w:semiHidden="0" w:name="Colorful List Accent 5"/>
+    <w:lsdException w:unhideWhenUsed="0" w:uiPriority="73" w:semiHidden="0" w:name="Colorful Grid Accent 5"/>
+    <w:lsdException w:unhideWhenUsed="0" w:uiPriority="60" w:semiHidden="0" w:name="Light Shading Accent 6"/>
+    <w:lsdException w:unhideWhenUsed="0" w:uiPriority="61" w:semiHidden="0" w:name="Light List Accent 6"/>
+    <w:lsdException w:unhideWhenUsed="0" w:uiPriority="62" w:semiHidden="0" w:name="Light Grid Accent 6"/>
+    <w:lsdException w:unhideWhenUsed="0" w:uiPriority="63" w:semiHidden="0" w:name="Medium Shading 1 Accent 6"/>
+    <w:lsdException w:unhideWhenUsed="0" w:uiPriority="64" w:semiHidden="0" w:name="Medium Shading 2 Accent 6"/>
+    <w:lsdException w:unhideWhenUsed="0" w:uiPriority="65" w:semiHidden="0" w:name="Medium List 1 Accent 6"/>
+    <w:lsdException w:unhideWhenUsed="0" w:uiPriority="66" w:semiHidden="0" w:name="Medium List 2 Accent 6"/>
+    <w:lsdException w:unhideWhenUsed="0" w:uiPriority="67" w:semiHidden="0" w:name="Medium Grid 1 Accent 6"/>
+    <w:lsdException w:unhideWhenUsed="0" w:uiPriority="68" w:semiHidden="0" w:name="Medium Grid 2 Accent 6"/>
+    <w:lsdException w:unhideWhenUsed="0" w:uiPriority="69" w:semiHidden="0" w:name="Medium Grid 3 Accent 6"/>
+    <w:lsdException w:unhideWhenUsed="0" w:uiPriority="70" w:semiHidden="0" w:name="Dark List Accent 6"/>
+    <w:lsdException w:unhideWhenUsed="0" w:uiPriority="71" w:semiHidden="0" w:name="Colorful Shading Accent 6"/>
+    <w:lsdException w:unhideWhenUsed="0" w:uiPriority="72" w:semiHidden="0" w:name="Colorful List Accent 6"/>
+    <w:lsdException w:unhideWhenUsed="0" w:uiPriority="73" w:semiHidden="0" w:name="Colorful Grid Accent 6"/>
   </w:latentStyles>
-  <w:style w:type="paragraph" w:default="1" w:styleId="Normal">
+  <w:style w:type="paragraph" w:default="1" w:styleId="1">
     <w:name w:val="Normal"/>
     <w:qFormat/>
+    <w:uiPriority w:val="0"/>
     <w:pPr>
       <w:kinsoku w:val="0"/>
       <w:autoSpaceDE w:val="0"/>
@@ -5786,7 +5981,7 @@
       <w:textAlignment w:val="baseline"/>
     </w:pPr>
     <w:rPr>
-      <w:rFonts w:ascii="Arial" w:eastAsia="宋体" w:hAnsi="Arial" w:cs="Arial"/>
+      <w:rFonts w:ascii="Arial" w:hAnsi="Arial" w:eastAsia="宋体" w:cs="Arial"/>
       <w:snapToGrid w:val="0"/>
       <w:color w:val="000000"/>
       <w:kern w:val="0"/>
@@ -5795,11 +5990,12 @@
       <w:lang w:val="en-US" w:eastAsia="en-US" w:bidi="ar-SA"/>
     </w:rPr>
   </w:style>
-  <w:style w:type="paragraph" w:styleId="Heading1">
+  <w:style w:type="paragraph" w:styleId="2">
     <w:name w:val="heading 1"/>
-    <w:basedOn w:val="Normal"/>
-    <w:next w:val="Normal"/>
+    <w:basedOn w:val="1"/>
+    <w:next w:val="1"/>
     <w:qFormat/>
+    <w:uiPriority w:val="0"/>
     <w:pPr>
       <w:keepNext/>
       <w:keepLines/>
@@ -5817,12 +6013,13 @@
       <w:sz w:val="44"/>
     </w:rPr>
   </w:style>
-  <w:style w:type="paragraph" w:styleId="Heading2">
+  <w:style w:type="paragraph" w:styleId="3">
     <w:name w:val="heading 2"/>
-    <w:basedOn w:val="Normal"/>
-    <w:next w:val="Normal"/>
+    <w:basedOn w:val="1"/>
+    <w:next w:val="1"/>
     <w:unhideWhenUsed/>
     <w:qFormat/>
+    <w:uiPriority w:val="0"/>
     <w:pPr>
       <w:keepNext/>
       <w:keepLines/>
@@ -5835,18 +6032,19 @@
       <w:outlineLvl w:val="1"/>
     </w:pPr>
     <w:rPr>
-      <w:rFonts w:ascii="Arial" w:eastAsia="黑体" w:hAnsi="Arial"/>
+      <w:rFonts w:ascii="Arial" w:hAnsi="Arial" w:eastAsia="黑体"/>
       <w:b/>
       <w:sz w:val="32"/>
     </w:rPr>
   </w:style>
-  <w:style w:type="paragraph" w:styleId="Heading3">
+  <w:style w:type="paragraph" w:styleId="4">
     <w:name w:val="heading 3"/>
-    <w:basedOn w:val="Normal"/>
-    <w:next w:val="Normal"/>
+    <w:basedOn w:val="1"/>
+    <w:next w:val="1"/>
     <w:semiHidden/>
     <w:unhideWhenUsed/>
     <w:qFormat/>
+    <w:uiPriority w:val="0"/>
     <w:pPr>
       <w:keepNext/>
       <w:keepLines/>
@@ -5863,12 +6061,13 @@
       <w:sz w:val="32"/>
     </w:rPr>
   </w:style>
-  <w:style w:type="paragraph" w:styleId="Heading4">
+  <w:style w:type="paragraph" w:styleId="5">
     <w:name w:val="heading 4"/>
-    <w:basedOn w:val="Normal"/>
-    <w:next w:val="Normal"/>
+    <w:basedOn w:val="1"/>
+    <w:next w:val="1"/>
     <w:unhideWhenUsed/>
     <w:qFormat/>
+    <w:uiPriority w:val="0"/>
     <w:pPr>
       <w:keepNext/>
       <w:keepLines/>
@@ -5881,18 +6080,19 @@
       <w:outlineLvl w:val="3"/>
     </w:pPr>
     <w:rPr>
-      <w:rFonts w:ascii="Arial" w:eastAsia="黑体" w:hAnsi="Arial"/>
+      <w:rFonts w:ascii="Arial" w:hAnsi="Arial" w:eastAsia="黑体"/>
       <w:b/>
       <w:sz w:val="28"/>
     </w:rPr>
   </w:style>
-  <w:style w:type="paragraph" w:styleId="Heading5">
+  <w:style w:type="paragraph" w:styleId="6">
     <w:name w:val="heading 5"/>
-    <w:basedOn w:val="Normal"/>
-    <w:next w:val="Normal"/>
+    <w:basedOn w:val="1"/>
+    <w:next w:val="1"/>
     <w:semiHidden/>
     <w:unhideWhenUsed/>
     <w:qFormat/>
+    <w:uiPriority w:val="0"/>
     <w:pPr>
       <w:keepNext/>
       <w:keepLines/>
@@ -5909,13 +6109,14 @@
       <w:sz w:val="28"/>
     </w:rPr>
   </w:style>
-  <w:style w:type="paragraph" w:styleId="Heading6">
+  <w:style w:type="paragraph" w:styleId="7">
     <w:name w:val="heading 6"/>
-    <w:basedOn w:val="Normal"/>
-    <w:next w:val="Normal"/>
+    <w:basedOn w:val="1"/>
+    <w:next w:val="1"/>
     <w:semiHidden/>
     <w:unhideWhenUsed/>
     <w:qFormat/>
+    <w:uiPriority w:val="0"/>
     <w:pPr>
       <w:keepNext/>
       <w:keepLines/>
@@ -5928,18 +6129,19 @@
       <w:outlineLvl w:val="5"/>
     </w:pPr>
     <w:rPr>
-      <w:rFonts w:ascii="Arial" w:eastAsia="黑体" w:hAnsi="Arial"/>
+      <w:rFonts w:ascii="Arial" w:hAnsi="Arial" w:eastAsia="黑体"/>
       <w:b/>
       <w:sz w:val="24"/>
     </w:rPr>
   </w:style>
-  <w:style w:type="paragraph" w:styleId="Heading7">
+  <w:style w:type="paragraph" w:styleId="8">
     <w:name w:val="heading 7"/>
-    <w:basedOn w:val="Normal"/>
-    <w:next w:val="Normal"/>
+    <w:basedOn w:val="1"/>
+    <w:next w:val="1"/>
     <w:semiHidden/>
     <w:unhideWhenUsed/>
     <w:qFormat/>
+    <w:uiPriority w:val="0"/>
     <w:pPr>
       <w:keepNext/>
       <w:keepLines/>
@@ -5956,13 +6158,14 @@
       <w:sz w:val="24"/>
     </w:rPr>
   </w:style>
-  <w:style w:type="paragraph" w:styleId="Heading8">
+  <w:style w:type="paragraph" w:styleId="9">
     <w:name w:val="heading 8"/>
-    <w:basedOn w:val="Normal"/>
-    <w:next w:val="Normal"/>
+    <w:basedOn w:val="1"/>
+    <w:next w:val="1"/>
     <w:semiHidden/>
     <w:unhideWhenUsed/>
     <w:qFormat/>
+    <w:uiPriority w:val="0"/>
     <w:pPr>
       <w:keepNext/>
       <w:keepLines/>
@@ -5975,17 +6178,18 @@
       <w:outlineLvl w:val="7"/>
     </w:pPr>
     <w:rPr>
-      <w:rFonts w:ascii="Arial" w:eastAsia="黑体" w:hAnsi="Arial"/>
+      <w:rFonts w:ascii="Arial" w:hAnsi="Arial" w:eastAsia="黑体"/>
       <w:sz w:val="24"/>
     </w:rPr>
   </w:style>
-  <w:style w:type="paragraph" w:styleId="Heading9">
+  <w:style w:type="paragraph" w:styleId="10">
     <w:name w:val="heading 9"/>
-    <w:basedOn w:val="Normal"/>
-    <w:next w:val="Normal"/>
+    <w:basedOn w:val="1"/>
+    <w:next w:val="1"/>
     <w:semiHidden/>
     <w:unhideWhenUsed/>
     <w:qFormat/>
+    <w:uiPriority w:val="0"/>
     <w:pPr>
       <w:keepNext/>
       <w:keepLines/>
@@ -5998,19 +6202,21 @@
       <w:outlineLvl w:val="8"/>
     </w:pPr>
     <w:rPr>
-      <w:rFonts w:ascii="Arial" w:eastAsia="黑体" w:hAnsi="Arial"/>
+      <w:rFonts w:ascii="Arial" w:hAnsi="Arial" w:eastAsia="黑体"/>
       <w:sz w:val="21"/>
     </w:rPr>
   </w:style>
-  <w:style w:type="character" w:default="1" w:styleId="DefaultParagraphFont">
+  <w:style w:type="character" w:default="1" w:styleId="22">
     <w:name w:val="Default Paragraph Font"/>
     <w:semiHidden/>
     <w:qFormat/>
+    <w:uiPriority w:val="0"/>
   </w:style>
-  <w:style w:type="table" w:default="1" w:styleId="TableNormal">
+  <w:style w:type="table" w:default="1" w:styleId="20">
     <w:name w:val="Normal Table"/>
     <w:semiHidden/>
     <w:qFormat/>
+    <w:uiPriority w:val="0"/>
     <w:tblPr>
       <w:tblCellMar>
         <w:top w:w="0" w:type="dxa"/>
@@ -6020,39 +6226,43 @@
       </w:tblCellMar>
     </w:tblPr>
   </w:style>
-  <w:style w:type="paragraph" w:styleId="CommentText">
+  <w:style w:type="paragraph" w:styleId="11">
     <w:name w:val="annotation text"/>
-    <w:basedOn w:val="Normal"/>
+    <w:basedOn w:val="1"/>
     <w:qFormat/>
+    <w:uiPriority w:val="0"/>
     <w:pPr>
       <w:jc w:val="left"/>
     </w:pPr>
   </w:style>
-  <w:style w:type="paragraph" w:styleId="BodyText">
+  <w:style w:type="paragraph" w:styleId="12">
     <w:name w:val="Body Text"/>
-    <w:basedOn w:val="Normal"/>
+    <w:basedOn w:val="1"/>
     <w:semiHidden/>
     <w:qFormat/>
+    <w:uiPriority w:val="0"/>
     <w:rPr>
-      <w:rFonts w:ascii="Arial" w:eastAsia="Arial" w:hAnsi="Arial" w:cs="Arial"/>
+      <w:rFonts w:ascii="Arial" w:hAnsi="Arial" w:eastAsia="Arial" w:cs="Arial"/>
       <w:sz w:val="21"/>
       <w:szCs w:val="21"/>
       <w:lang w:val="en-US" w:eastAsia="en-US" w:bidi="ar-SA"/>
     </w:rPr>
   </w:style>
-  <w:style w:type="paragraph" w:styleId="TOC3">
+  <w:style w:type="paragraph" w:styleId="13">
     <w:name w:val="toc 3"/>
-    <w:basedOn w:val="Normal"/>
-    <w:next w:val="Normal"/>
+    <w:basedOn w:val="1"/>
+    <w:next w:val="1"/>
     <w:qFormat/>
+    <w:uiPriority w:val="0"/>
     <w:pPr>
       <w:ind w:left="840" w:leftChars="400"/>
     </w:pPr>
   </w:style>
-  <w:style w:type="paragraph" w:styleId="Footer">
+  <w:style w:type="paragraph" w:styleId="14">
     <w:name w:val="footer"/>
-    <w:basedOn w:val="Normal"/>
+    <w:basedOn w:val="1"/>
     <w:qFormat/>
+    <w:uiPriority w:val="0"/>
     <w:pPr>
       <w:tabs>
         <w:tab w:val="center" w:pos="4153"/>
@@ -6065,16 +6275,17 @@
       <w:sz w:val="18"/>
     </w:rPr>
   </w:style>
-  <w:style w:type="paragraph" w:styleId="Header">
+  <w:style w:type="paragraph" w:styleId="15">
     <w:name w:val="header"/>
-    <w:basedOn w:val="Normal"/>
+    <w:basedOn w:val="1"/>
     <w:qFormat/>
+    <w:uiPriority w:val="0"/>
     <w:pPr>
       <w:pBdr>
-        <w:top w:val="nil"/>
-        <w:left w:val="nil"/>
-        <w:bottom w:val="nil"/>
-        <w:right w:val="nil"/>
+        <w:top w:val="none" w:color="auto" w:sz="0" w:space="0"/>
+        <w:left w:val="none" w:color="auto" w:sz="0" w:space="0"/>
+        <w:bottom w:val="none" w:color="auto" w:sz="0" w:space="0"/>
+        <w:right w:val="none" w:color="auto" w:sz="0" w:space="0"/>
       </w:pBdr>
       <w:tabs>
         <w:tab w:val="center" w:pos="4153"/>
@@ -6089,37 +6300,41 @@
       <w:sz w:val="18"/>
     </w:rPr>
   </w:style>
-  <w:style w:type="paragraph" w:styleId="TOC1">
+  <w:style w:type="paragraph" w:styleId="16">
     <w:name w:val="toc 1"/>
-    <w:basedOn w:val="Normal"/>
-    <w:next w:val="Normal"/>
+    <w:basedOn w:val="1"/>
+    <w:next w:val="1"/>
     <w:qFormat/>
+    <w:uiPriority w:val="0"/>
     <w:rPr>
-      <w:rFonts w:ascii="Arial" w:eastAsia="Microsoft JhengHei" w:hAnsi="Arial"/>
+      <w:rFonts w:ascii="Arial" w:hAnsi="Arial" w:eastAsia="Microsoft JhengHei"/>
       <w:sz w:val="24"/>
     </w:rPr>
   </w:style>
-  <w:style w:type="paragraph" w:styleId="TOC2">
+  <w:style w:type="paragraph" w:styleId="17">
     <w:name w:val="toc 2"/>
-    <w:basedOn w:val="Normal"/>
-    <w:next w:val="Normal"/>
+    <w:basedOn w:val="1"/>
+    <w:next w:val="1"/>
     <w:qFormat/>
+    <w:uiPriority w:val="0"/>
     <w:pPr>
       <w:ind w:left="420" w:leftChars="200"/>
     </w:pPr>
   </w:style>
-  <w:style w:type="paragraph" w:styleId="NormalWeb">
+  <w:style w:type="paragraph" w:styleId="18">
     <w:name w:val="Normal (Web)"/>
-    <w:basedOn w:val="Normal"/>
+    <w:basedOn w:val="1"/>
     <w:qFormat/>
+    <w:uiPriority w:val="0"/>
     <w:rPr>
       <w:sz w:val="24"/>
     </w:rPr>
   </w:style>
-  <w:style w:type="paragraph" w:styleId="Title">
+  <w:style w:type="paragraph" w:styleId="19">
     <w:name w:val="Title"/>
-    <w:basedOn w:val="Normal"/>
+    <w:basedOn w:val="1"/>
     <w:qFormat/>
+    <w:uiPriority w:val="0"/>
     <w:pPr>
       <w:spacing w:before="240" w:beforeLines="0" w:beforeAutospacing="0" w:after="60" w:afterLines="0" w:afterAutospacing="0"/>
       <w:jc w:val="center"/>
@@ -6131,68 +6346,73 @@
       <w:sz w:val="32"/>
     </w:rPr>
   </w:style>
-  <w:style w:type="table" w:styleId="TableGrid">
+  <w:style w:type="table" w:styleId="21">
     <w:name w:val="Table Grid"/>
-    <w:basedOn w:val="TableNormal"/>
+    <w:basedOn w:val="20"/>
     <w:qFormat/>
+    <w:uiPriority w:val="0"/>
     <w:pPr>
       <w:widowControl w:val="0"/>
       <w:jc w:val="both"/>
     </w:pPr>
     <w:tblPr>
       <w:tblBorders>
-        <w:top w:val="single" w:sz="4" w:space="0" w:color="auto"/>
-        <w:left w:val="single" w:sz="4" w:space="0" w:color="auto"/>
-        <w:bottom w:val="single" w:sz="4" w:space="0" w:color="auto"/>
-        <w:right w:val="single" w:sz="4" w:space="0" w:color="auto"/>
-        <w:insideH w:val="single" w:sz="4" w:space="0" w:color="auto"/>
-        <w:insideV w:val="single" w:sz="4" w:space="0" w:color="auto"/>
+        <w:top w:val="single" w:color="auto" w:sz="4" w:space="0"/>
+        <w:left w:val="single" w:color="auto" w:sz="4" w:space="0"/>
+        <w:bottom w:val="single" w:color="auto" w:sz="4" w:space="0"/>
+        <w:right w:val="single" w:color="auto" w:sz="4" w:space="0"/>
+        <w:insideH w:val="single" w:color="auto" w:sz="4" w:space="0"/>
+        <w:insideV w:val="single" w:color="auto" w:sz="4" w:space="0"/>
       </w:tblBorders>
     </w:tblPr>
   </w:style>
-  <w:style w:type="character" w:styleId="Strong">
+  <w:style w:type="character" w:styleId="23">
     <w:name w:val="Strong"/>
-    <w:basedOn w:val="DefaultParagraphFont"/>
+    <w:basedOn w:val="22"/>
     <w:qFormat/>
+    <w:uiPriority w:val="0"/>
     <w:rPr>
       <w:b/>
     </w:rPr>
   </w:style>
-  <w:style w:type="paragraph" w:customStyle="1" w:styleId="a">
+  <w:style w:type="paragraph" w:customStyle="1" w:styleId="24">
     <w:name w:val="柴_公司名"/>
-    <w:basedOn w:val="Title"/>
+    <w:basedOn w:val="19"/>
     <w:qFormat/>
+    <w:uiPriority w:val="0"/>
     <w:pPr>
       <w:spacing w:after="600" w:afterLines="600"/>
     </w:pPr>
     <w:rPr>
-      <w:rFonts w:ascii="宋体" w:eastAsia="宋体" w:hAnsi="宋体" w:cs="宋体" w:hint="eastAsia"/>
+      <w:rFonts w:hint="eastAsia" w:ascii="宋体" w:hAnsi="宋体" w:eastAsia="宋体" w:cs="宋体"/>
       <w:bCs/>
       <w:spacing w:val="-6"/>
       <w:sz w:val="52"/>
       <w:szCs w:val="52"/>
     </w:rPr>
   </w:style>
-  <w:style w:type="paragraph" w:customStyle="1" w:styleId="a0">
+  <w:style w:type="paragraph" w:customStyle="1" w:styleId="25">
     <w:name w:val="柴_文档名"/>
-    <w:basedOn w:val="Title"/>
+    <w:basedOn w:val="19"/>
     <w:qFormat/>
+    <w:uiPriority w:val="0"/>
     <w:pPr>
       <w:spacing w:after="900" w:afterLines="900"/>
     </w:pPr>
     <w:rPr>
-      <w:rFonts w:ascii="黑体" w:eastAsia="黑体" w:hAnsi="黑体" w:cs="黑体"/>
+      <w:rFonts w:ascii="黑体" w:hAnsi="黑体" w:eastAsia="黑体" w:cs="黑体"/>
       <w:bCs/>
       <w:spacing w:val="-7"/>
       <w:sz w:val="52"/>
       <w:szCs w:val="52"/>
     </w:rPr>
   </w:style>
-  <w:style w:type="table" w:customStyle="1" w:styleId="TableNormal0">
+  <w:style w:type="table" w:customStyle="1" w:styleId="26">
     <w:name w:val="Table Normal_0"/>
     <w:semiHidden/>
     <w:unhideWhenUsed/>
     <w:qFormat/>
+    <w:uiPriority w:val="0"/>
     <w:tblPr>
       <w:tblCellMar>
         <w:top w:w="0" w:type="dxa"/>
@@ -6202,81 +6422,87 @@
       </w:tblCellMar>
     </w:tblPr>
   </w:style>
-  <w:style w:type="paragraph" w:customStyle="1" w:styleId="TableText">
+  <w:style w:type="paragraph" w:customStyle="1" w:styleId="27">
     <w:name w:val="Table Text"/>
-    <w:basedOn w:val="Normal"/>
+    <w:basedOn w:val="1"/>
     <w:semiHidden/>
     <w:qFormat/>
+    <w:uiPriority w:val="0"/>
     <w:rPr>
-      <w:rFonts w:ascii="宋体" w:eastAsia="宋体" w:hAnsi="宋体" w:cs="宋体"/>
+      <w:rFonts w:ascii="宋体" w:hAnsi="宋体" w:eastAsia="宋体" w:cs="宋体"/>
       <w:sz w:val="21"/>
       <w:szCs w:val="21"/>
       <w:lang w:val="en-US" w:eastAsia="en-US" w:bidi="ar-SA"/>
     </w:rPr>
   </w:style>
-  <w:style w:type="paragraph" w:customStyle="1" w:styleId="1">
+  <w:style w:type="paragraph" w:customStyle="1" w:styleId="28">
     <w:name w:val="柴_标题1"/>
-    <w:basedOn w:val="Heading1"/>
-    <w:next w:val="a1"/>
-    <w:link w:val="1Char"/>
+    <w:basedOn w:val="2"/>
+    <w:next w:val="29"/>
+    <w:link w:val="38"/>
     <w:qFormat/>
+    <w:uiPriority w:val="0"/>
     <w:pPr>
       <w:spacing w:before="100" w:after="90" w:line="360" w:lineRule="auto"/>
     </w:pPr>
     <w:rPr>
-      <w:rFonts w:ascii="Arial" w:eastAsia="宋体" w:hAnsi="Arial"/>
+      <w:rFonts w:ascii="Arial" w:hAnsi="Arial" w:eastAsia="宋体"/>
       <w:sz w:val="32"/>
     </w:rPr>
   </w:style>
-  <w:style w:type="paragraph" w:customStyle="1" w:styleId="a1">
+  <w:style w:type="paragraph" w:customStyle="1" w:styleId="29">
     <w:name w:val="柴_正文"/>
-    <w:basedOn w:val="BodyText"/>
-    <w:link w:val="Char"/>
+    <w:basedOn w:val="12"/>
+    <w:link w:val="42"/>
     <w:qFormat/>
+    <w:uiPriority w:val="0"/>
     <w:pPr>
       <w:spacing w:line="360" w:lineRule="auto"/>
       <w:ind w:firstLine="470" w:firstLineChars="200"/>
     </w:pPr>
     <w:rPr>
-      <w:rFonts w:ascii="Arial" w:eastAsia="宋体" w:hAnsi="Arial"/>
+      <w:rFonts w:ascii="Arial" w:hAnsi="Arial" w:eastAsia="宋体"/>
       <w:sz w:val="24"/>
       <w:lang w:eastAsia="zh-CN"/>
     </w:rPr>
   </w:style>
-  <w:style w:type="paragraph" w:customStyle="1" w:styleId="2">
+  <w:style w:type="paragraph" w:customStyle="1" w:styleId="30">
     <w:name w:val="柴_标题2"/>
-    <w:basedOn w:val="Heading2"/>
-    <w:next w:val="a1"/>
+    <w:basedOn w:val="3"/>
+    <w:next w:val="29"/>
     <w:qFormat/>
+    <w:uiPriority w:val="0"/>
     <w:pPr>
       <w:spacing w:line="360" w:lineRule="auto"/>
     </w:pPr>
     <w:rPr>
-      <w:rFonts w:ascii="Arial" w:eastAsia="宋体" w:hAnsi="Arial"/>
+      <w:rFonts w:ascii="Arial" w:hAnsi="Arial" w:eastAsia="宋体"/>
       <w:sz w:val="28"/>
     </w:rPr>
   </w:style>
-  <w:style w:type="paragraph" w:customStyle="1" w:styleId="3">
+  <w:style w:type="paragraph" w:customStyle="1" w:styleId="31">
     <w:name w:val="柴_标题3"/>
-    <w:basedOn w:val="Heading3"/>
-    <w:next w:val="a1"/>
+    <w:basedOn w:val="4"/>
+    <w:next w:val="29"/>
     <w:qFormat/>
+    <w:uiPriority w:val="0"/>
     <w:pPr>
       <w:spacing w:line="360" w:lineRule="auto"/>
       <w:ind w:left="0" w:firstLine="472" w:firstLineChars="200"/>
     </w:pPr>
     <w:rPr>
-      <w:rFonts w:ascii="宋体" w:eastAsia="宋体" w:hAnsi="宋体" w:cs="宋体"/>
+      <w:rFonts w:ascii="宋体" w:hAnsi="宋体" w:eastAsia="宋体" w:cs="宋体"/>
       <w:spacing w:val="-2"/>
       <w:sz w:val="24"/>
       <w:szCs w:val="24"/>
     </w:rPr>
   </w:style>
-  <w:style w:type="paragraph" w:customStyle="1" w:styleId="a2">
+  <w:style w:type="paragraph" w:customStyle="1" w:styleId="32">
     <w:name w:val="柴_目录"/>
-    <w:basedOn w:val="Normal"/>
-    <w:next w:val="BodyText"/>
+    <w:basedOn w:val="1"/>
+    <w:next w:val="12"/>
     <w:qFormat/>
+    <w:uiPriority w:val="0"/>
     <w:pPr>
       <w:tabs>
         <w:tab w:val="right" w:leader="dot" w:pos="8442"/>
@@ -6284,59 +6510,64 @@
       <w:ind w:left="0" w:leftChars="0"/>
     </w:pPr>
     <w:rPr>
-      <w:rFonts w:ascii="Arial" w:eastAsia="Microsoft JhengHei" w:hAnsi="Arial"/>
+      <w:rFonts w:ascii="Arial" w:hAnsi="Arial" w:eastAsia="Microsoft JhengHei"/>
       <w:sz w:val="24"/>
     </w:rPr>
   </w:style>
-  <w:style w:type="paragraph" w:customStyle="1" w:styleId="WPSOffice1">
+  <w:style w:type="paragraph" w:customStyle="1" w:styleId="33">
     <w:name w:val="WPSOffice手动目录 1"/>
     <w:qFormat/>
+    <w:uiPriority w:val="0"/>
     <w:pPr>
       <w:ind w:leftChars="0"/>
     </w:pPr>
     <w:rPr>
-      <w:rFonts w:ascii="Times New Roman" w:eastAsia="宋体" w:hAnsi="Times New Roman" w:cs="Times New Roman"/>
+      <w:rFonts w:ascii="Times New Roman" w:hAnsi="Times New Roman" w:eastAsia="宋体" w:cs="Times New Roman"/>
       <w:sz w:val="20"/>
       <w:szCs w:val="20"/>
     </w:rPr>
   </w:style>
-  <w:style w:type="paragraph" w:customStyle="1" w:styleId="WPSOffice2">
+  <w:style w:type="paragraph" w:customStyle="1" w:styleId="34">
     <w:name w:val="WPSOffice手动目录 2"/>
     <w:qFormat/>
+    <w:uiPriority w:val="0"/>
     <w:pPr>
       <w:ind w:leftChars="200"/>
     </w:pPr>
     <w:rPr>
-      <w:rFonts w:ascii="Times New Roman" w:eastAsia="宋体" w:hAnsi="Times New Roman" w:cs="Times New Roman"/>
+      <w:rFonts w:ascii="Times New Roman" w:hAnsi="Times New Roman" w:eastAsia="宋体" w:cs="Times New Roman"/>
       <w:sz w:val="20"/>
       <w:szCs w:val="20"/>
     </w:rPr>
   </w:style>
-  <w:style w:type="paragraph" w:customStyle="1" w:styleId="WPSOffice3">
+  <w:style w:type="paragraph" w:customStyle="1" w:styleId="35">
     <w:name w:val="WPSOffice手动目录 3"/>
     <w:qFormat/>
+    <w:uiPriority w:val="0"/>
     <w:pPr>
       <w:ind w:leftChars="400"/>
     </w:pPr>
     <w:rPr>
-      <w:rFonts w:ascii="Times New Roman" w:eastAsia="宋体" w:hAnsi="Times New Roman" w:cs="Times New Roman"/>
+      <w:rFonts w:ascii="Times New Roman" w:hAnsi="Times New Roman" w:eastAsia="宋体" w:cs="Times New Roman"/>
       <w:sz w:val="20"/>
       <w:szCs w:val="20"/>
     </w:rPr>
   </w:style>
-  <w:style w:type="paragraph" w:customStyle="1" w:styleId="Compact">
+  <w:style w:type="paragraph" w:customStyle="1" w:styleId="36">
     <w:name w:val="Compact"/>
-    <w:basedOn w:val="BodyText"/>
+    <w:basedOn w:val="12"/>
     <w:qFormat/>
+    <w:uiPriority w:val="0"/>
     <w:pPr>
       <w:spacing w:before="36" w:after="36"/>
     </w:pPr>
   </w:style>
-  <w:style w:type="table" w:customStyle="1" w:styleId="Table">
+  <w:style w:type="table" w:customStyle="1" w:styleId="37">
     <w:name w:val="Table"/>
     <w:semiHidden/>
     <w:unhideWhenUsed/>
     <w:qFormat/>
+    <w:uiPriority w:val="0"/>
     <w:tblPr>
       <w:tblCellMar>
         <w:top w:w="0" w:type="dxa"/>
@@ -6348,26 +6579,28 @@
     <w:tblStylePr w:type="firstRow">
       <w:tcPr>
         <w:tcBorders>
-          <w:bottom w:val="single" w:sz="0" w:space="0" w:color="auto"/>
+          <w:bottom w:val="single" w:color="auto" w:sz="0" w:space="0"/>
         </w:tcBorders>
         <w:vAlign w:val="bottom"/>
       </w:tcPr>
     </w:tblStylePr>
   </w:style>
-  <w:style w:type="character" w:customStyle="1" w:styleId="1Char">
+  <w:style w:type="character" w:customStyle="1" w:styleId="38">
     <w:name w:val="柴_标题1 Char"/>
-    <w:link w:val="1"/>
+    <w:link w:val="28"/>
     <w:qFormat/>
+    <w:uiPriority w:val="0"/>
     <w:rPr>
-      <w:rFonts w:ascii="Arial" w:eastAsia="宋体" w:hAnsi="Arial"/>
+      <w:rFonts w:ascii="Arial" w:hAnsi="Arial" w:eastAsia="宋体"/>
       <w:sz w:val="32"/>
     </w:rPr>
   </w:style>
-  <w:style w:type="table" w:customStyle="1" w:styleId="TableNormal1">
+  <w:style w:type="table" w:customStyle="1" w:styleId="39">
     <w:name w:val="Table Normal_1"/>
     <w:semiHidden/>
     <w:unhideWhenUsed/>
     <w:qFormat/>
+    <w:uiPriority w:val="0"/>
     <w:tblPr>
       <w:tblCellMar>
         <w:top w:w="0" w:type="dxa"/>
@@ -6377,10 +6610,11 @@
       </w:tblCellMar>
     </w:tblPr>
   </w:style>
-  <w:style w:type="paragraph" w:customStyle="1" w:styleId="a3">
+  <w:style w:type="paragraph" w:customStyle="1" w:styleId="40">
     <w:name w:val="柴_正文_无缩进"/>
-    <w:basedOn w:val="Normal"/>
+    <w:basedOn w:val="1"/>
     <w:qFormat/>
+    <w:uiPriority w:val="0"/>
     <w:pPr>
       <w:ind w:firstLine="0" w:firstLineChars="0"/>
     </w:pPr>
@@ -6390,29 +6624,31 @@
       <w:lang w:eastAsia="zh-CN"/>
     </w:rPr>
   </w:style>
-  <w:style w:type="paragraph" w:customStyle="1" w:styleId="4">
+  <w:style w:type="paragraph" w:customStyle="1" w:styleId="41">
     <w:name w:val="柴_标题4"/>
-    <w:basedOn w:val="Heading4"/>
-    <w:next w:val="Normal"/>
+    <w:basedOn w:val="5"/>
+    <w:next w:val="1"/>
     <w:qFormat/>
+    <w:uiPriority w:val="0"/>
     <w:pPr>
       <w:widowControl w:val="0"/>
       <w:spacing w:before="160" w:line="360" w:lineRule="auto"/>
-      <w:ind w:left="981" w:hanging="862" w:leftChars="300"/>
+      <w:ind w:left="981" w:leftChars="300" w:hanging="862"/>
     </w:pPr>
     <w:rPr>
-      <w:rFonts w:ascii="Calibri" w:eastAsia="宋体" w:hAnsi="Calibri" w:cs="宋体" w:hint="eastAsia"/>
+      <w:rFonts w:hint="eastAsia" w:ascii="Calibri" w:hAnsi="Calibri" w:eastAsia="宋体" w:cs="宋体"/>
       <w:sz w:val="24"/>
       <w:szCs w:val="24"/>
       <w:lang w:eastAsia="zh-CN" w:bidi="zh-CN"/>
     </w:rPr>
   </w:style>
-  <w:style w:type="character" w:customStyle="1" w:styleId="Char">
+  <w:style w:type="character" w:customStyle="1" w:styleId="42">
     <w:name w:val="柴_正文 Char"/>
-    <w:link w:val="a1"/>
+    <w:link w:val="29"/>
     <w:qFormat/>
+    <w:uiPriority w:val="0"/>
     <w:rPr>
-      <w:rFonts w:ascii="Arial" w:eastAsia="宋体" w:hAnsi="Arial"/>
+      <w:rFonts w:ascii="Arial" w:hAnsi="Arial" w:eastAsia="宋体"/>
       <w:sz w:val="24"/>
       <w:lang w:eastAsia="zh-CN"/>
     </w:rPr>
